--- a/자료/중간보고서_1_최현호.docx
+++ b/자료/중간보고서_1_최현호.docx
@@ -4913,8 +4913,6 @@
         <w:jc w:val="center"/>
         <w:rPr>
           <w:rFonts w:hint="eastAsia"/>
-          <w:b/>
-          <w:bCs/>
           <w:sz w:val="18"/>
           <w:szCs w:val="18"/>
         </w:rPr>
@@ -4922,8 +4920,6 @@
       <w:r>
         <w:rPr>
           <w:rFonts w:hint="eastAsia"/>
-          <w:b/>
-          <w:bCs/>
           <w:sz w:val="18"/>
           <w:szCs w:val="18"/>
         </w:rPr>
@@ -6892,7 +6888,7 @@
     </w:p>
     <w:p>
       <w:pPr>
-        <w:ind w:left="800"/>
+        <w:ind w:left="800" w:firstLineChars="100" w:firstLine="200"/>
         <w:rPr>
           <w:sz w:val="20"/>
           <w:szCs w:val="20"/>
@@ -6908,7 +6904,7 @@
     </w:p>
     <w:p>
       <w:pPr>
-        <w:ind w:left="800"/>
+        <w:ind w:left="800" w:firstLineChars="100" w:firstLine="200"/>
         <w:rPr>
           <w:sz w:val="20"/>
           <w:szCs w:val="20"/>
@@ -6941,7 +6937,7 @@
     </w:p>
     <w:p>
       <w:pPr>
-        <w:ind w:left="800"/>
+        <w:ind w:left="800" w:firstLineChars="100" w:firstLine="200"/>
         <w:rPr>
           <w:sz w:val="20"/>
           <w:szCs w:val="20"/>
@@ -6976,7 +6972,7 @@
     </w:p>
     <w:p>
       <w:pPr>
-        <w:ind w:left="800"/>
+        <w:ind w:left="800" w:firstLineChars="100" w:firstLine="200"/>
         <w:rPr>
           <w:sz w:val="20"/>
           <w:szCs w:val="20"/>
@@ -7441,13 +7437,12 @@
           <w:sz w:val="20"/>
           <w:szCs w:val="20"/>
         </w:rPr>
-        <w:lastRenderedPageBreak/>
         <w:t>2) 차량 대수</w:t>
       </w:r>
     </w:p>
     <w:p>
       <w:pPr>
-        <w:ind w:left="800"/>
+        <w:ind w:left="800" w:firstLineChars="100" w:firstLine="200"/>
         <w:rPr>
           <w:sz w:val="20"/>
           <w:szCs w:val="20"/>
@@ -7834,7 +7829,7 @@
     </w:p>
     <w:p>
       <w:pPr>
-        <w:ind w:left="800"/>
+        <w:ind w:left="800" w:firstLineChars="100" w:firstLine="200"/>
         <w:rPr>
           <w:sz w:val="20"/>
           <w:szCs w:val="20"/>
@@ -7865,6 +7860,42 @@
           <w:szCs w:val="20"/>
         </w:rPr>
         <w:t>과 총 40가지 경우의 차량 대수를 분석해야 하므로 각 차량 대수 당 약 1100초의 분석 시간을 설정해 보다 원활한 분석을 진행하고자 한다.</w:t>
+      </w:r>
+    </w:p>
+    <w:p>
+      <w:pPr>
+        <w:ind w:left="800" w:firstLineChars="100" w:firstLine="200"/>
+        <w:rPr>
+          <w:rFonts w:hint="eastAsia"/>
+          <w:sz w:val="20"/>
+          <w:szCs w:val="20"/>
+        </w:rPr>
+      </w:pPr>
+      <w:r>
+        <w:rPr>
+          <w:rFonts w:hint="eastAsia"/>
+          <w:sz w:val="20"/>
+          <w:szCs w:val="20"/>
+        </w:rPr>
+        <w:t xml:space="preserve">이후, </w:t>
+      </w:r>
+      <w:proofErr w:type="spellStart"/>
+      <w:r>
+        <w:rPr>
+          <w:rFonts w:hint="eastAsia"/>
+          <w:sz w:val="20"/>
+          <w:szCs w:val="20"/>
+        </w:rPr>
+        <w:t>의미있는</w:t>
+      </w:r>
+      <w:proofErr w:type="spellEnd"/>
+      <w:r>
+        <w:rPr>
+          <w:rFonts w:hint="eastAsia"/>
+          <w:sz w:val="20"/>
+          <w:szCs w:val="20"/>
+        </w:rPr>
+        <w:t xml:space="preserve"> 차량 대수가 출력된다면 그 차량대수 구간으로 심층적인 분석을 진행할 예정이다.</w:t>
       </w:r>
     </w:p>
     <w:p>
@@ -7892,8 +7923,7 @@
           <w:rFonts w:hint="eastAsia"/>
           <w:b/>
           <w:bCs/>
-          <w:sz w:val="20"/>
-          <w:szCs w:val="20"/>
+          <w:szCs w:val="22"/>
         </w:rPr>
       </w:pPr>
       <w:r>
@@ -7924,8 +7954,1018 @@
       </w:r>
       <w:proofErr w:type="spellEnd"/>
     </w:p>
+    <w:tbl>
+      <w:tblPr>
+        <w:tblStyle w:val="af0"/>
+        <w:tblW w:w="0" w:type="auto"/>
+        <w:tblLook w:val="04A0" w:firstRow="1" w:lastRow="0" w:firstColumn="1" w:lastColumn="0" w:noHBand="0" w:noVBand="1"/>
+      </w:tblPr>
+      <w:tblGrid>
+        <w:gridCol w:w="4290"/>
+      </w:tblGrid>
+      <w:tr>
+        <w:tc>
+          <w:tcPr>
+            <w:tcW w:w="4290" w:type="dxa"/>
+          </w:tcPr>
+          <w:p>
+            <w:pPr>
+              <w:jc w:val="center"/>
+              <w:rPr>
+                <w:rFonts w:hint="eastAsia"/>
+                <w:sz w:val="20"/>
+                <w:szCs w:val="20"/>
+              </w:rPr>
+            </w:pPr>
+            <w:r>
+              <w:rPr>
+                <w:rFonts w:hint="eastAsia"/>
+                <w:noProof/>
+                <w:sz w:val="20"/>
+                <w:szCs w:val="20"/>
+              </w:rPr>
+              <w:drawing>
+                <wp:inline distT="0" distB="0" distL="0" distR="0" wp14:anchorId="015BE0C0" wp14:editId="4DF0CFF2">
+                  <wp:extent cx="2447305" cy="1403350"/>
+                  <wp:effectExtent l="0" t="0" r="0" b="6350"/>
+                  <wp:docPr id="91583467" name="그림 8"/>
+                  <wp:cNvGraphicFramePr>
+                    <a:graphicFrameLocks xmlns:a="http://schemas.openxmlformats.org/drawingml/2006/main" noChangeAspect="1"/>
+                  </wp:cNvGraphicFramePr>
+                  <a:graphic xmlns:a="http://schemas.openxmlformats.org/drawingml/2006/main">
+                    <a:graphicData uri="http://schemas.openxmlformats.org/drawingml/2006/picture">
+                      <pic:pic xmlns:pic="http://schemas.openxmlformats.org/drawingml/2006/picture">
+                        <pic:nvPicPr>
+                          <pic:cNvPr id="0" name="Picture 24"/>
+                          <pic:cNvPicPr>
+                            <a:picLocks noChangeAspect="1" noChangeArrowheads="1"/>
+                          </pic:cNvPicPr>
+                        </pic:nvPicPr>
+                        <pic:blipFill>
+                          <a:blip r:embed="rId11" cstate="print">
+                            <a:extLst>
+                              <a:ext uri="{28A0092B-C50C-407E-A947-70E740481C1C}">
+                                <a14:useLocalDpi xmlns:a14="http://schemas.microsoft.com/office/drawing/2010/main" val="0"/>
+                              </a:ext>
+                            </a:extLst>
+                          </a:blip>
+                          <a:srcRect/>
+                          <a:stretch>
+                            <a:fillRect/>
+                          </a:stretch>
+                        </pic:blipFill>
+                        <pic:spPr bwMode="auto">
+                          <a:xfrm>
+                            <a:off x="0" y="0"/>
+                            <a:ext cx="2452670" cy="1406426"/>
+                          </a:xfrm>
+                          <a:prstGeom prst="rect">
+                            <a:avLst/>
+                          </a:prstGeom>
+                          <a:noFill/>
+                          <a:ln>
+                            <a:noFill/>
+                          </a:ln>
+                        </pic:spPr>
+                      </pic:pic>
+                    </a:graphicData>
+                  </a:graphic>
+                </wp:inline>
+              </w:drawing>
+            </w:r>
+          </w:p>
+        </w:tc>
+      </w:tr>
+      <w:tr>
+        <w:tc>
+          <w:tcPr>
+            <w:tcW w:w="4290" w:type="dxa"/>
+          </w:tcPr>
+          <w:p>
+            <w:pPr>
+              <w:jc w:val="center"/>
+              <w:rPr>
+                <w:rFonts w:hint="eastAsia"/>
+                <w:sz w:val="20"/>
+                <w:szCs w:val="20"/>
+              </w:rPr>
+            </w:pPr>
+            <w:r>
+              <w:rPr>
+                <w:rFonts w:hint="eastAsia"/>
+                <w:sz w:val="20"/>
+                <w:szCs w:val="20"/>
+              </w:rPr>
+              <w:t>Pending 有, Depot 有</w:t>
+            </w:r>
+          </w:p>
+        </w:tc>
+      </w:tr>
+      <w:tr>
+        <w:tc>
+          <w:tcPr>
+            <w:tcW w:w="4290" w:type="dxa"/>
+          </w:tcPr>
+          <w:p>
+            <w:pPr>
+              <w:jc w:val="center"/>
+              <w:rPr>
+                <w:rFonts w:hint="eastAsia"/>
+                <w:sz w:val="20"/>
+                <w:szCs w:val="20"/>
+              </w:rPr>
+            </w:pPr>
+            <w:r>
+              <w:rPr>
+                <w:rFonts w:hint="eastAsia"/>
+                <w:noProof/>
+                <w:sz w:val="20"/>
+                <w:szCs w:val="20"/>
+              </w:rPr>
+              <w:drawing>
+                <wp:inline distT="0" distB="0" distL="0" distR="0" wp14:anchorId="7AB8E3A7" wp14:editId="05F2C80A">
+                  <wp:extent cx="2603500" cy="1492916"/>
+                  <wp:effectExtent l="0" t="0" r="6350" b="0"/>
+                  <wp:docPr id="769792391" name="그림 9"/>
+                  <wp:cNvGraphicFramePr>
+                    <a:graphicFrameLocks xmlns:a="http://schemas.openxmlformats.org/drawingml/2006/main" noChangeAspect="1"/>
+                  </wp:cNvGraphicFramePr>
+                  <a:graphic xmlns:a="http://schemas.openxmlformats.org/drawingml/2006/main">
+                    <a:graphicData uri="http://schemas.openxmlformats.org/drawingml/2006/picture">
+                      <pic:pic xmlns:pic="http://schemas.openxmlformats.org/drawingml/2006/picture">
+                        <pic:nvPicPr>
+                          <pic:cNvPr id="0" name="Picture 25"/>
+                          <pic:cNvPicPr>
+                            <a:picLocks noChangeAspect="1" noChangeArrowheads="1"/>
+                          </pic:cNvPicPr>
+                        </pic:nvPicPr>
+                        <pic:blipFill>
+                          <a:blip r:embed="rId12" cstate="print">
+                            <a:extLst>
+                              <a:ext uri="{28A0092B-C50C-407E-A947-70E740481C1C}">
+                                <a14:useLocalDpi xmlns:a14="http://schemas.microsoft.com/office/drawing/2010/main" val="0"/>
+                              </a:ext>
+                            </a:extLst>
+                          </a:blip>
+                          <a:srcRect/>
+                          <a:stretch>
+                            <a:fillRect/>
+                          </a:stretch>
+                        </pic:blipFill>
+                        <pic:spPr bwMode="auto">
+                          <a:xfrm>
+                            <a:off x="0" y="0"/>
+                            <a:ext cx="2604975" cy="1493762"/>
+                          </a:xfrm>
+                          <a:prstGeom prst="rect">
+                            <a:avLst/>
+                          </a:prstGeom>
+                          <a:noFill/>
+                          <a:ln>
+                            <a:noFill/>
+                          </a:ln>
+                        </pic:spPr>
+                      </pic:pic>
+                    </a:graphicData>
+                  </a:graphic>
+                </wp:inline>
+              </w:drawing>
+            </w:r>
+          </w:p>
+        </w:tc>
+      </w:tr>
+      <w:tr>
+        <w:tc>
+          <w:tcPr>
+            <w:tcW w:w="4290" w:type="dxa"/>
+          </w:tcPr>
+          <w:p>
+            <w:pPr>
+              <w:jc w:val="center"/>
+              <w:rPr>
+                <w:rFonts w:hint="eastAsia"/>
+                <w:sz w:val="20"/>
+                <w:szCs w:val="20"/>
+              </w:rPr>
+            </w:pPr>
+            <w:r>
+              <w:rPr>
+                <w:rFonts w:hint="eastAsia"/>
+                <w:sz w:val="20"/>
+                <w:szCs w:val="20"/>
+              </w:rPr>
+              <w:t>Pending 有, Depot 無</w:t>
+            </w:r>
+          </w:p>
+        </w:tc>
+      </w:tr>
+      <w:tr>
+        <w:tc>
+          <w:tcPr>
+            <w:tcW w:w="4290" w:type="dxa"/>
+          </w:tcPr>
+          <w:p>
+            <w:pPr>
+              <w:jc w:val="center"/>
+              <w:rPr>
+                <w:rFonts w:hint="eastAsia"/>
+                <w:sz w:val="20"/>
+                <w:szCs w:val="20"/>
+              </w:rPr>
+            </w:pPr>
+            <w:r>
+              <w:rPr>
+                <w:rFonts w:hint="eastAsia"/>
+                <w:noProof/>
+                <w:sz w:val="20"/>
+                <w:szCs w:val="20"/>
+              </w:rPr>
+              <w:drawing>
+                <wp:inline distT="0" distB="0" distL="0" distR="0" wp14:anchorId="7372F21A" wp14:editId="5E127A82">
+                  <wp:extent cx="2558043" cy="1466850"/>
+                  <wp:effectExtent l="0" t="0" r="0" b="0"/>
+                  <wp:docPr id="1867646634" name="그림 10"/>
+                  <wp:cNvGraphicFramePr>
+                    <a:graphicFrameLocks xmlns:a="http://schemas.openxmlformats.org/drawingml/2006/main" noChangeAspect="1"/>
+                  </wp:cNvGraphicFramePr>
+                  <a:graphic xmlns:a="http://schemas.openxmlformats.org/drawingml/2006/main">
+                    <a:graphicData uri="http://schemas.openxmlformats.org/drawingml/2006/picture">
+                      <pic:pic xmlns:pic="http://schemas.openxmlformats.org/drawingml/2006/picture">
+                        <pic:nvPicPr>
+                          <pic:cNvPr id="0" name="Picture 26"/>
+                          <pic:cNvPicPr>
+                            <a:picLocks noChangeAspect="1" noChangeArrowheads="1"/>
+                          </pic:cNvPicPr>
+                        </pic:nvPicPr>
+                        <pic:blipFill>
+                          <a:blip r:embed="rId13" cstate="print">
+                            <a:extLst>
+                              <a:ext uri="{28A0092B-C50C-407E-A947-70E740481C1C}">
+                                <a14:useLocalDpi xmlns:a14="http://schemas.microsoft.com/office/drawing/2010/main" val="0"/>
+                              </a:ext>
+                            </a:extLst>
+                          </a:blip>
+                          <a:srcRect/>
+                          <a:stretch>
+                            <a:fillRect/>
+                          </a:stretch>
+                        </pic:blipFill>
+                        <pic:spPr bwMode="auto">
+                          <a:xfrm>
+                            <a:off x="0" y="0"/>
+                            <a:ext cx="2560358" cy="1468178"/>
+                          </a:xfrm>
+                          <a:prstGeom prst="rect">
+                            <a:avLst/>
+                          </a:prstGeom>
+                          <a:noFill/>
+                          <a:ln>
+                            <a:noFill/>
+                          </a:ln>
+                        </pic:spPr>
+                      </pic:pic>
+                    </a:graphicData>
+                  </a:graphic>
+                </wp:inline>
+              </w:drawing>
+            </w:r>
+          </w:p>
+        </w:tc>
+      </w:tr>
+      <w:tr>
+        <w:tc>
+          <w:tcPr>
+            <w:tcW w:w="4290" w:type="dxa"/>
+          </w:tcPr>
+          <w:p>
+            <w:pPr>
+              <w:jc w:val="center"/>
+              <w:rPr>
+                <w:rFonts w:hint="eastAsia"/>
+                <w:sz w:val="20"/>
+                <w:szCs w:val="20"/>
+              </w:rPr>
+            </w:pPr>
+            <w:r>
+              <w:rPr>
+                <w:rFonts w:hint="eastAsia"/>
+                <w:sz w:val="20"/>
+                <w:szCs w:val="20"/>
+              </w:rPr>
+              <w:t>Pending 無, Depot 有</w:t>
+            </w:r>
+          </w:p>
+        </w:tc>
+      </w:tr>
+      <w:tr>
+        <w:tc>
+          <w:tcPr>
+            <w:tcW w:w="4290" w:type="dxa"/>
+          </w:tcPr>
+          <w:p>
+            <w:pPr>
+              <w:jc w:val="center"/>
+              <w:rPr>
+                <w:rFonts w:hint="eastAsia"/>
+                <w:sz w:val="20"/>
+                <w:szCs w:val="20"/>
+              </w:rPr>
+            </w:pPr>
+            <w:r>
+              <w:rPr>
+                <w:rFonts w:hint="eastAsia"/>
+                <w:noProof/>
+                <w:sz w:val="20"/>
+                <w:szCs w:val="20"/>
+              </w:rPr>
+              <w:drawing>
+                <wp:inline distT="0" distB="0" distL="0" distR="0" wp14:anchorId="11145B35" wp14:editId="10531327">
+                  <wp:extent cx="2535896" cy="1454150"/>
+                  <wp:effectExtent l="0" t="0" r="0" b="0"/>
+                  <wp:docPr id="618776996" name="그림 12"/>
+                  <wp:cNvGraphicFramePr>
+                    <a:graphicFrameLocks xmlns:a="http://schemas.openxmlformats.org/drawingml/2006/main" noChangeAspect="1"/>
+                  </wp:cNvGraphicFramePr>
+                  <a:graphic xmlns:a="http://schemas.openxmlformats.org/drawingml/2006/main">
+                    <a:graphicData uri="http://schemas.openxmlformats.org/drawingml/2006/picture">
+                      <pic:pic xmlns:pic="http://schemas.openxmlformats.org/drawingml/2006/picture">
+                        <pic:nvPicPr>
+                          <pic:cNvPr id="0" name="Picture 28"/>
+                          <pic:cNvPicPr>
+                            <a:picLocks noChangeAspect="1" noChangeArrowheads="1"/>
+                          </pic:cNvPicPr>
+                        </pic:nvPicPr>
+                        <pic:blipFill>
+                          <a:blip r:embed="rId14" cstate="print">
+                            <a:extLst>
+                              <a:ext uri="{28A0092B-C50C-407E-A947-70E740481C1C}">
+                                <a14:useLocalDpi xmlns:a14="http://schemas.microsoft.com/office/drawing/2010/main" val="0"/>
+                              </a:ext>
+                            </a:extLst>
+                          </a:blip>
+                          <a:srcRect/>
+                          <a:stretch>
+                            <a:fillRect/>
+                          </a:stretch>
+                        </pic:blipFill>
+                        <pic:spPr bwMode="auto">
+                          <a:xfrm>
+                            <a:off x="0" y="0"/>
+                            <a:ext cx="2537873" cy="1455284"/>
+                          </a:xfrm>
+                          <a:prstGeom prst="rect">
+                            <a:avLst/>
+                          </a:prstGeom>
+                          <a:noFill/>
+                          <a:ln>
+                            <a:noFill/>
+                          </a:ln>
+                        </pic:spPr>
+                      </pic:pic>
+                    </a:graphicData>
+                  </a:graphic>
+                </wp:inline>
+              </w:drawing>
+            </w:r>
+          </w:p>
+        </w:tc>
+      </w:tr>
+      <w:tr>
+        <w:tc>
+          <w:tcPr>
+            <w:tcW w:w="4290" w:type="dxa"/>
+          </w:tcPr>
+          <w:p>
+            <w:pPr>
+              <w:jc w:val="center"/>
+              <w:rPr>
+                <w:rFonts w:hint="eastAsia"/>
+                <w:sz w:val="20"/>
+                <w:szCs w:val="20"/>
+              </w:rPr>
+            </w:pPr>
+            <w:r>
+              <w:rPr>
+                <w:rFonts w:hint="eastAsia"/>
+                <w:sz w:val="20"/>
+                <w:szCs w:val="20"/>
+              </w:rPr>
+              <w:t>Pending 無, Depot</w:t>
+            </w:r>
+            <w:r>
+              <w:rPr>
+                <w:rFonts w:hint="eastAsia"/>
+                <w:sz w:val="20"/>
+                <w:szCs w:val="20"/>
+              </w:rPr>
+              <w:t xml:space="preserve"> </w:t>
+            </w:r>
+            <w:r>
+              <w:rPr>
+                <w:rFonts w:hint="eastAsia"/>
+                <w:sz w:val="20"/>
+                <w:szCs w:val="20"/>
+              </w:rPr>
+              <w:t>無</w:t>
+            </w:r>
+          </w:p>
+        </w:tc>
+      </w:tr>
+    </w:tbl>
+    <w:p>
+      <w:pPr>
+        <w:rPr>
+          <w:rFonts w:hint="eastAsia"/>
+          <w:sz w:val="20"/>
+          <w:szCs w:val="20"/>
+        </w:rPr>
+      </w:pPr>
+      <w:r>
+        <w:rPr>
+          <w:rFonts w:hint="eastAsia"/>
+          <w:sz w:val="20"/>
+          <w:szCs w:val="20"/>
+        </w:rPr>
+        <w:t>-</w:t>
+      </w:r>
+      <w:r>
+        <w:rPr>
+          <w:rFonts w:hint="eastAsia"/>
+          <w:sz w:val="20"/>
+          <w:szCs w:val="20"/>
+        </w:rPr>
+        <w:t xml:space="preserve"> </w:t>
+      </w:r>
+      <w:r>
+        <w:rPr>
+          <w:sz w:val="20"/>
+          <w:szCs w:val="20"/>
+        </w:rPr>
+        <w:t>95% 실용적 수렴 기준 차량 수</w:t>
+      </w:r>
+    </w:p>
+    <w:tbl>
+      <w:tblPr>
+        <w:tblStyle w:val="af0"/>
+        <w:tblW w:w="0" w:type="auto"/>
+        <w:tblLook w:val="04A0" w:firstRow="1" w:lastRow="0" w:firstColumn="1" w:lastColumn="0" w:noHBand="0" w:noVBand="1"/>
+      </w:tblPr>
+      <w:tblGrid>
+        <w:gridCol w:w="1489"/>
+        <w:gridCol w:w="1577"/>
+        <w:gridCol w:w="1224"/>
+      </w:tblGrid>
+      <w:tr>
+        <w:tc>
+          <w:tcPr>
+            <w:tcW w:w="1489" w:type="dxa"/>
+            <w:shd w:val="clear" w:color="auto" w:fill="F2F2F2" w:themeFill="background1" w:themeFillShade="F2"/>
+          </w:tcPr>
+          <w:p>
+            <w:pPr>
+              <w:jc w:val="center"/>
+              <w:rPr>
+                <w:rFonts w:hint="eastAsia"/>
+                <w:sz w:val="18"/>
+                <w:szCs w:val="18"/>
+              </w:rPr>
+            </w:pPr>
+          </w:p>
+        </w:tc>
+        <w:tc>
+          <w:tcPr>
+            <w:tcW w:w="1577" w:type="dxa"/>
+            <w:shd w:val="clear" w:color="auto" w:fill="F2F2F2" w:themeFill="background1" w:themeFillShade="F2"/>
+          </w:tcPr>
+          <w:p>
+            <w:pPr>
+              <w:jc w:val="center"/>
+              <w:rPr>
+                <w:rFonts w:hint="eastAsia"/>
+                <w:sz w:val="18"/>
+                <w:szCs w:val="18"/>
+              </w:rPr>
+            </w:pPr>
+            <w:r>
+              <w:rPr>
+                <w:rFonts w:hint="eastAsia"/>
+                <w:sz w:val="18"/>
+                <w:szCs w:val="18"/>
+              </w:rPr>
+              <w:t>Pending</w:t>
+            </w:r>
+            <w:r>
+              <w:rPr>
+                <w:rFonts w:hint="eastAsia"/>
+                <w:sz w:val="18"/>
+                <w:szCs w:val="18"/>
+              </w:rPr>
+              <w:t xml:space="preserve"> </w:t>
+            </w:r>
+            <w:r>
+              <w:rPr>
+                <w:rFonts w:hint="eastAsia"/>
+                <w:sz w:val="18"/>
+                <w:szCs w:val="18"/>
+              </w:rPr>
+              <w:t>有</w:t>
+            </w:r>
+          </w:p>
+        </w:tc>
+        <w:tc>
+          <w:tcPr>
+            <w:tcW w:w="1224" w:type="dxa"/>
+            <w:shd w:val="clear" w:color="auto" w:fill="F2F2F2" w:themeFill="background1" w:themeFillShade="F2"/>
+          </w:tcPr>
+          <w:p>
+            <w:pPr>
+              <w:jc w:val="center"/>
+              <w:rPr>
+                <w:rFonts w:hint="eastAsia"/>
+                <w:sz w:val="18"/>
+                <w:szCs w:val="18"/>
+              </w:rPr>
+            </w:pPr>
+            <w:r>
+              <w:rPr>
+                <w:rFonts w:hint="eastAsia"/>
+                <w:sz w:val="18"/>
+                <w:szCs w:val="18"/>
+              </w:rPr>
+              <w:t>Pending</w:t>
+            </w:r>
+            <w:r>
+              <w:rPr>
+                <w:rFonts w:hint="eastAsia"/>
+                <w:sz w:val="18"/>
+                <w:szCs w:val="18"/>
+              </w:rPr>
+              <w:t xml:space="preserve"> </w:t>
+            </w:r>
+            <w:r>
+              <w:rPr>
+                <w:rFonts w:hint="eastAsia"/>
+                <w:sz w:val="18"/>
+                <w:szCs w:val="18"/>
+              </w:rPr>
+              <w:t>無</w:t>
+            </w:r>
+          </w:p>
+        </w:tc>
+      </w:tr>
+      <w:tr>
+        <w:tc>
+          <w:tcPr>
+            <w:tcW w:w="1489" w:type="dxa"/>
+            <w:shd w:val="clear" w:color="auto" w:fill="F2F2F2" w:themeFill="background1" w:themeFillShade="F2"/>
+          </w:tcPr>
+          <w:p>
+            <w:pPr>
+              <w:jc w:val="center"/>
+              <w:rPr>
+                <w:rFonts w:hint="eastAsia"/>
+                <w:sz w:val="18"/>
+                <w:szCs w:val="18"/>
+              </w:rPr>
+            </w:pPr>
+            <w:r>
+              <w:rPr>
+                <w:rFonts w:hint="eastAsia"/>
+                <w:sz w:val="18"/>
+                <w:szCs w:val="18"/>
+              </w:rPr>
+              <w:t>Depot</w:t>
+            </w:r>
+            <w:r>
+              <w:rPr>
+                <w:rFonts w:hint="eastAsia"/>
+                <w:sz w:val="18"/>
+                <w:szCs w:val="18"/>
+              </w:rPr>
+              <w:t xml:space="preserve"> </w:t>
+            </w:r>
+            <w:r>
+              <w:rPr>
+                <w:rFonts w:hint="eastAsia"/>
+                <w:sz w:val="18"/>
+                <w:szCs w:val="18"/>
+              </w:rPr>
+              <w:t>有</w:t>
+            </w:r>
+          </w:p>
+        </w:tc>
+        <w:tc>
+          <w:tcPr>
+            <w:tcW w:w="1577" w:type="dxa"/>
+          </w:tcPr>
+          <w:p>
+            <w:pPr>
+              <w:jc w:val="center"/>
+              <w:rPr>
+                <w:rFonts w:hint="eastAsia"/>
+                <w:sz w:val="18"/>
+                <w:szCs w:val="18"/>
+              </w:rPr>
+            </w:pPr>
+            <w:r>
+              <w:rPr>
+                <w:rFonts w:hint="eastAsia"/>
+                <w:sz w:val="18"/>
+                <w:szCs w:val="18"/>
+              </w:rPr>
+              <w:t>176대</w:t>
+            </w:r>
+          </w:p>
+        </w:tc>
+        <w:tc>
+          <w:tcPr>
+            <w:tcW w:w="1224" w:type="dxa"/>
+          </w:tcPr>
+          <w:p>
+            <w:pPr>
+              <w:jc w:val="center"/>
+              <w:rPr>
+                <w:rFonts w:hint="eastAsia"/>
+                <w:sz w:val="18"/>
+                <w:szCs w:val="18"/>
+              </w:rPr>
+            </w:pPr>
+            <w:r>
+              <w:rPr>
+                <w:rFonts w:hint="eastAsia"/>
+                <w:sz w:val="18"/>
+                <w:szCs w:val="18"/>
+              </w:rPr>
+              <w:t>177대</w:t>
+            </w:r>
+          </w:p>
+        </w:tc>
+      </w:tr>
+      <w:tr>
+        <w:tc>
+          <w:tcPr>
+            <w:tcW w:w="1489" w:type="dxa"/>
+            <w:shd w:val="clear" w:color="auto" w:fill="F2F2F2" w:themeFill="background1" w:themeFillShade="F2"/>
+          </w:tcPr>
+          <w:p>
+            <w:pPr>
+              <w:jc w:val="center"/>
+              <w:rPr>
+                <w:rFonts w:hint="eastAsia"/>
+                <w:sz w:val="18"/>
+                <w:szCs w:val="18"/>
+              </w:rPr>
+            </w:pPr>
+            <w:r>
+              <w:rPr>
+                <w:rFonts w:hint="eastAsia"/>
+                <w:sz w:val="18"/>
+                <w:szCs w:val="18"/>
+              </w:rPr>
+              <w:t>Depot</w:t>
+            </w:r>
+            <w:r>
+              <w:rPr>
+                <w:rFonts w:hint="eastAsia"/>
+                <w:sz w:val="18"/>
+                <w:szCs w:val="18"/>
+              </w:rPr>
+              <w:t xml:space="preserve"> </w:t>
+            </w:r>
+            <w:r>
+              <w:rPr>
+                <w:rFonts w:hint="eastAsia"/>
+                <w:sz w:val="18"/>
+                <w:szCs w:val="18"/>
+              </w:rPr>
+              <w:t>無</w:t>
+            </w:r>
+          </w:p>
+        </w:tc>
+        <w:tc>
+          <w:tcPr>
+            <w:tcW w:w="1577" w:type="dxa"/>
+          </w:tcPr>
+          <w:p>
+            <w:pPr>
+              <w:jc w:val="center"/>
+              <w:rPr>
+                <w:rFonts w:hint="eastAsia"/>
+                <w:sz w:val="18"/>
+                <w:szCs w:val="18"/>
+              </w:rPr>
+            </w:pPr>
+            <w:r>
+              <w:rPr>
+                <w:rFonts w:hint="eastAsia"/>
+                <w:sz w:val="18"/>
+                <w:szCs w:val="18"/>
+              </w:rPr>
+              <w:t>174대</w:t>
+            </w:r>
+          </w:p>
+        </w:tc>
+        <w:tc>
+          <w:tcPr>
+            <w:tcW w:w="1224" w:type="dxa"/>
+          </w:tcPr>
+          <w:p>
+            <w:pPr>
+              <w:jc w:val="center"/>
+              <w:rPr>
+                <w:rFonts w:hint="eastAsia"/>
+                <w:sz w:val="18"/>
+                <w:szCs w:val="18"/>
+              </w:rPr>
+            </w:pPr>
+            <w:r>
+              <w:rPr>
+                <w:rFonts w:hint="eastAsia"/>
+                <w:sz w:val="18"/>
+                <w:szCs w:val="18"/>
+              </w:rPr>
+              <w:t>180대</w:t>
+            </w:r>
+          </w:p>
+        </w:tc>
+      </w:tr>
+    </w:tbl>
+    <w:p>
+      <w:pPr>
+        <w:rPr>
+          <w:sz w:val="20"/>
+          <w:szCs w:val="20"/>
+        </w:rPr>
+      </w:pPr>
+    </w:p>
+    <w:p>
+      <w:pPr>
+        <w:rPr>
+          <w:rFonts w:hint="eastAsia"/>
+          <w:sz w:val="20"/>
+          <w:szCs w:val="20"/>
+        </w:rPr>
+      </w:pPr>
+      <w:r>
+        <w:rPr>
+          <w:rFonts w:hint="eastAsia"/>
+          <w:sz w:val="20"/>
+          <w:szCs w:val="20"/>
+        </w:rPr>
+        <w:t>- Overdue 횟수(</w:t>
+      </w:r>
+      <w:proofErr w:type="spellStart"/>
+      <w:r>
+        <w:rPr>
+          <w:rFonts w:hint="eastAsia"/>
+          <w:sz w:val="20"/>
+          <w:szCs w:val="20"/>
+        </w:rPr>
+        <w:t>Best_Penalty</w:t>
+      </w:r>
+      <w:proofErr w:type="spellEnd"/>
+      <w:r>
+        <w:rPr>
+          <w:rFonts w:hint="eastAsia"/>
+          <w:sz w:val="20"/>
+          <w:szCs w:val="20"/>
+        </w:rPr>
+        <w:t xml:space="preserve"> 기준, 200대)</w:t>
+      </w:r>
+    </w:p>
+    <w:tbl>
+      <w:tblPr>
+        <w:tblStyle w:val="af0"/>
+        <w:tblW w:w="0" w:type="auto"/>
+        <w:tblLook w:val="04A0" w:firstRow="1" w:lastRow="0" w:firstColumn="1" w:lastColumn="0" w:noHBand="0" w:noVBand="1"/>
+      </w:tblPr>
+      <w:tblGrid>
+        <w:gridCol w:w="1489"/>
+        <w:gridCol w:w="1577"/>
+        <w:gridCol w:w="1224"/>
+      </w:tblGrid>
+      <w:tr>
+        <w:tc>
+          <w:tcPr>
+            <w:tcW w:w="1489" w:type="dxa"/>
+            <w:shd w:val="clear" w:color="auto" w:fill="F2F2F2" w:themeFill="background1" w:themeFillShade="F2"/>
+          </w:tcPr>
+          <w:p>
+            <w:pPr>
+              <w:jc w:val="center"/>
+              <w:rPr>
+                <w:rFonts w:hint="eastAsia"/>
+                <w:sz w:val="18"/>
+                <w:szCs w:val="18"/>
+              </w:rPr>
+            </w:pPr>
+          </w:p>
+        </w:tc>
+        <w:tc>
+          <w:tcPr>
+            <w:tcW w:w="1577" w:type="dxa"/>
+            <w:shd w:val="clear" w:color="auto" w:fill="F2F2F2" w:themeFill="background1" w:themeFillShade="F2"/>
+          </w:tcPr>
+          <w:p>
+            <w:pPr>
+              <w:jc w:val="center"/>
+              <w:rPr>
+                <w:rFonts w:hint="eastAsia"/>
+                <w:sz w:val="18"/>
+                <w:szCs w:val="18"/>
+              </w:rPr>
+            </w:pPr>
+            <w:r>
+              <w:rPr>
+                <w:rFonts w:hint="eastAsia"/>
+                <w:sz w:val="18"/>
+                <w:szCs w:val="18"/>
+              </w:rPr>
+              <w:t>Pending 有</w:t>
+            </w:r>
+          </w:p>
+        </w:tc>
+        <w:tc>
+          <w:tcPr>
+            <w:tcW w:w="1224" w:type="dxa"/>
+            <w:shd w:val="clear" w:color="auto" w:fill="F2F2F2" w:themeFill="background1" w:themeFillShade="F2"/>
+          </w:tcPr>
+          <w:p>
+            <w:pPr>
+              <w:jc w:val="center"/>
+              <w:rPr>
+                <w:rFonts w:hint="eastAsia"/>
+                <w:sz w:val="18"/>
+                <w:szCs w:val="18"/>
+              </w:rPr>
+            </w:pPr>
+            <w:r>
+              <w:rPr>
+                <w:rFonts w:hint="eastAsia"/>
+                <w:sz w:val="18"/>
+                <w:szCs w:val="18"/>
+              </w:rPr>
+              <w:t>Pending 無</w:t>
+            </w:r>
+          </w:p>
+        </w:tc>
+      </w:tr>
+      <w:tr>
+        <w:tc>
+          <w:tcPr>
+            <w:tcW w:w="1489" w:type="dxa"/>
+            <w:shd w:val="clear" w:color="auto" w:fill="F2F2F2" w:themeFill="background1" w:themeFillShade="F2"/>
+          </w:tcPr>
+          <w:p>
+            <w:pPr>
+              <w:jc w:val="center"/>
+              <w:rPr>
+                <w:rFonts w:hint="eastAsia"/>
+                <w:sz w:val="18"/>
+                <w:szCs w:val="18"/>
+              </w:rPr>
+            </w:pPr>
+            <w:r>
+              <w:rPr>
+                <w:rFonts w:hint="eastAsia"/>
+                <w:sz w:val="18"/>
+                <w:szCs w:val="18"/>
+              </w:rPr>
+              <w:t>Depot 有</w:t>
+            </w:r>
+          </w:p>
+        </w:tc>
+        <w:tc>
+          <w:tcPr>
+            <w:tcW w:w="1577" w:type="dxa"/>
+          </w:tcPr>
+          <w:p>
+            <w:pPr>
+              <w:jc w:val="center"/>
+              <w:rPr>
+                <w:rFonts w:hint="eastAsia"/>
+                <w:sz w:val="18"/>
+                <w:szCs w:val="18"/>
+              </w:rPr>
+            </w:pPr>
+            <w:r>
+              <w:rPr>
+                <w:rFonts w:hint="eastAsia"/>
+                <w:sz w:val="18"/>
+                <w:szCs w:val="18"/>
+              </w:rPr>
+              <w:t>156개</w:t>
+            </w:r>
+          </w:p>
+        </w:tc>
+        <w:tc>
+          <w:tcPr>
+            <w:tcW w:w="1224" w:type="dxa"/>
+          </w:tcPr>
+          <w:p>
+            <w:pPr>
+              <w:jc w:val="center"/>
+              <w:rPr>
+                <w:rFonts w:hint="eastAsia"/>
+                <w:sz w:val="18"/>
+                <w:szCs w:val="18"/>
+              </w:rPr>
+            </w:pPr>
+            <w:r>
+              <w:rPr>
+                <w:rFonts w:hint="eastAsia"/>
+                <w:sz w:val="18"/>
+                <w:szCs w:val="18"/>
+              </w:rPr>
+              <w:t>167개</w:t>
+            </w:r>
+          </w:p>
+        </w:tc>
+      </w:tr>
+      <w:tr>
+        <w:tc>
+          <w:tcPr>
+            <w:tcW w:w="1489" w:type="dxa"/>
+            <w:shd w:val="clear" w:color="auto" w:fill="F2F2F2" w:themeFill="background1" w:themeFillShade="F2"/>
+          </w:tcPr>
+          <w:p>
+            <w:pPr>
+              <w:jc w:val="center"/>
+              <w:rPr>
+                <w:rFonts w:hint="eastAsia"/>
+                <w:sz w:val="18"/>
+                <w:szCs w:val="18"/>
+              </w:rPr>
+            </w:pPr>
+            <w:r>
+              <w:rPr>
+                <w:rFonts w:hint="eastAsia"/>
+                <w:sz w:val="18"/>
+                <w:szCs w:val="18"/>
+              </w:rPr>
+              <w:t>Depot 無</w:t>
+            </w:r>
+          </w:p>
+        </w:tc>
+        <w:tc>
+          <w:tcPr>
+            <w:tcW w:w="1577" w:type="dxa"/>
+          </w:tcPr>
+          <w:p>
+            <w:pPr>
+              <w:jc w:val="center"/>
+              <w:rPr>
+                <w:rFonts w:hint="eastAsia"/>
+                <w:sz w:val="18"/>
+                <w:szCs w:val="18"/>
+              </w:rPr>
+            </w:pPr>
+            <w:r>
+              <w:rPr>
+                <w:rFonts w:hint="eastAsia"/>
+                <w:sz w:val="18"/>
+                <w:szCs w:val="18"/>
+              </w:rPr>
+              <w:t>152개</w:t>
+            </w:r>
+          </w:p>
+        </w:tc>
+        <w:tc>
+          <w:tcPr>
+            <w:tcW w:w="1224" w:type="dxa"/>
+          </w:tcPr>
+          <w:p>
+            <w:pPr>
+              <w:jc w:val="center"/>
+              <w:rPr>
+                <w:rFonts w:hint="eastAsia"/>
+                <w:sz w:val="18"/>
+                <w:szCs w:val="18"/>
+              </w:rPr>
+            </w:pPr>
+            <w:r>
+              <w:rPr>
+                <w:rFonts w:hint="eastAsia"/>
+                <w:sz w:val="18"/>
+                <w:szCs w:val="18"/>
+              </w:rPr>
+              <w:t>163개</w:t>
+            </w:r>
+          </w:p>
+        </w:tc>
+      </w:tr>
+    </w:tbl>
+    <w:p>
+      <w:pPr>
+        <w:rPr>
+          <w:rFonts w:hint="eastAsia"/>
+          <w:sz w:val="20"/>
+          <w:szCs w:val="20"/>
+        </w:rPr>
+      </w:pPr>
+    </w:p>
     <w:sectPr>
-      <w:headerReference w:type="default" r:id="rId11"/>
+      <w:headerReference w:type="default" r:id="rId15"/>
       <w:pgSz w:w="11906" w:h="16838"/>
       <w:pgMar w:top="1701" w:right="1440" w:bottom="1440" w:left="1440" w:header="851" w:footer="992" w:gutter="0"/>
       <w:cols w:num="2" w:space="425"/>
@@ -9453,7 +10493,7 @@
   <w:style w:type="paragraph" w:default="1" w:styleId="a">
     <w:name w:val="Normal"/>
     <w:qFormat/>
-    <w:rsid w:val="00A7576A"/>
+    <w:rsid w:val="00433636"/>
     <w:pPr>
       <w:widowControl w:val="0"/>
       <w:wordWrap w:val="0"/>

--- a/자료/중간보고서_1_최현호.docx
+++ b/자료/중간보고서_1_최현호.docx
@@ -1,12 +1,11 @@
 
 <file path=word/document.xml><?xml version="1.0" encoding="utf-8"?>
-<w:document xmlns:wpc="http://schemas.microsoft.com/office/word/2010/wordprocessingCanvas" xmlns:cx="http://schemas.microsoft.com/office/drawing/2014/chartex" xmlns:cx1="http://schemas.microsoft.com/office/drawing/2015/9/8/chartex" xmlns:cx2="http://schemas.microsoft.com/office/drawing/2015/10/21/chartex" xmlns:cx3="http://schemas.microsoft.com/office/drawing/2016/5/9/chartex" xmlns:cx4="http://schemas.microsoft.com/office/drawing/2016/5/10/chartex" xmlns:cx5="http://schemas.microsoft.com/office/drawing/2016/5/11/chartex" xmlns:cx6="http://schemas.microsoft.com/office/drawing/2016/5/12/chartex" xmlns:cx7="http://schemas.microsoft.com/office/drawing/2016/5/13/chartex" xmlns:cx8="http://schemas.microsoft.com/office/drawing/2016/5/14/chartex" xmlns:mc="http://schemas.openxmlformats.org/markup-compatibility/2006" xmlns:aink="http://schemas.microsoft.com/office/drawing/2016/ink" xmlns:am3d="http://schemas.microsoft.com/office/drawing/2017/model3d" xmlns:o="urn:schemas-microsoft-com:office:office" xmlns:oel="http://schemas.microsoft.com/office/2019/extlst" xmlns:r="http://schemas.openxmlformats.org/officeDocument/2006/relationships" xmlns:m="http://schemas.openxmlformats.org/officeDocument/2006/math" xmlns:v="urn:schemas-microsoft-com:vml" xmlns:wp14="http://schemas.microsoft.com/office/word/2010/wordprocessingDrawing" xmlns:wp="http://schemas.openxmlformats.org/drawingml/2006/wordprocessingDrawing" xmlns:w10="urn:schemas-microsoft-com:office:word" xmlns:w="http://schemas.openxmlformats.org/wordprocessingml/2006/main" xmlns:w14="http://schemas.microsoft.com/office/word/2010/wordml" xmlns:w15="http://schemas.microsoft.com/office/word/2012/wordml" xmlns:w16cei="http://schemas.microsoft.com/office/word/2026/wordml/cei" xmlns:w16cex="http://schemas.microsoft.com/office/word/2018/wordml/cex" xmlns:w16cid="http://schemas.microsoft.com/office/word/2016/wordml/cid" xmlns:w16="http://schemas.microsoft.com/office/word/2018/wordml" xmlns:w16du="http://schemas.microsoft.com/office/word/2023/wordml/word16du" xmlns:w16sdtdh="http://schemas.microsoft.com/office/word/2020/wordml/sdtdatahash" xmlns:w16sdtfl="http://schemas.microsoft.com/office/word/2024/wordml/sdtformatlock" xmlns:w16se="http://schemas.microsoft.com/office/word/2015/wordml/symex" xmlns:wpg="http://schemas.microsoft.com/office/word/2010/wordprocessingGroup" xmlns:wpi="http://schemas.microsoft.com/office/word/2010/wordprocessingInk" xmlns:wne="http://schemas.microsoft.com/office/word/2006/wordml" xmlns:wps="http://schemas.microsoft.com/office/word/2010/wordprocessingShape" mc:Ignorable="w14 w15 w16se w16cid w16 w16cex w16sdtdh w16sdtfl w16du wp14">
+<w:document xmlns:wpc="http://schemas.microsoft.com/office/word/2010/wordprocessingCanvas" xmlns:cx="http://schemas.microsoft.com/office/drawing/2014/chartex" xmlns:cx1="http://schemas.microsoft.com/office/drawing/2015/9/8/chartex" xmlns:cx2="http://schemas.microsoft.com/office/drawing/2015/10/21/chartex" xmlns:cx3="http://schemas.microsoft.com/office/drawing/2016/5/9/chartex" xmlns:cx4="http://schemas.microsoft.com/office/drawing/2016/5/10/chartex" xmlns:cx5="http://schemas.microsoft.com/office/drawing/2016/5/11/chartex" xmlns:cx6="http://schemas.microsoft.com/office/drawing/2016/5/12/chartex" xmlns:cx7="http://schemas.microsoft.com/office/drawing/2016/5/13/chartex" xmlns:cx8="http://schemas.microsoft.com/office/drawing/2016/5/14/chartex" xmlns:mc="http://schemas.openxmlformats.org/markup-compatibility/2006" xmlns:aink="http://schemas.microsoft.com/office/drawing/2016/ink" xmlns:am3d="http://schemas.microsoft.com/office/drawing/2017/model3d" xmlns:o="urn:schemas-microsoft-com:office:office" xmlns:oel="http://schemas.microsoft.com/office/2019/extlst" xmlns:r="http://schemas.openxmlformats.org/officeDocument/2006/relationships" xmlns:m="http://schemas.openxmlformats.org/officeDocument/2006/math" xmlns:v="urn:schemas-microsoft-com:vml" xmlns:wp14="http://schemas.microsoft.com/office/word/2010/wordprocessingDrawing" xmlns:wp="http://schemas.openxmlformats.org/drawingml/2006/wordprocessingDrawing" xmlns:w10="urn:schemas-microsoft-com:office:word" xmlns:w="http://schemas.openxmlformats.org/wordprocessingml/2006/main" xmlns:w14="http://schemas.microsoft.com/office/word/2010/wordml" xmlns:w15="http://schemas.microsoft.com/office/word/2012/wordml" xmlns:w16cex="http://schemas.microsoft.com/office/word/2018/wordml/cex" xmlns:w16cid="http://schemas.microsoft.com/office/word/2016/wordml/cid" xmlns:w16="http://schemas.microsoft.com/office/word/2018/wordml" xmlns:w16du="http://schemas.microsoft.com/office/word/2023/wordml/word16du" xmlns:w16sdtdh="http://schemas.microsoft.com/office/word/2020/wordml/sdtdatahash" xmlns:w16sdtfl="http://schemas.microsoft.com/office/word/2024/wordml/sdtformatlock" xmlns:w16se="http://schemas.microsoft.com/office/word/2015/wordml/symex" xmlns:wpg="http://schemas.microsoft.com/office/word/2010/wordprocessingGroup" xmlns:wpi="http://schemas.microsoft.com/office/word/2010/wordprocessingInk" xmlns:wne="http://schemas.microsoft.com/office/word/2006/wordml" xmlns:wps="http://schemas.microsoft.com/office/word/2010/wordprocessingShape" mc:Ignorable="w14 w15 w16se w16cid w16 w16cex w16sdtdh w16sdtfl w16du wp14">
   <w:body>
     <w:p>
       <w:pPr>
         <w:jc w:val="center"/>
         <w:rPr>
-          <w:rFonts w:hint="eastAsia"/>
           <w:b/>
           <w:bCs/>
           <w:sz w:val="24"/>
@@ -212,7 +211,6 @@
       <w:pPr>
         <w:ind w:firstLineChars="100" w:firstLine="200"/>
         <w:rPr>
-          <w:rFonts w:hint="eastAsia"/>
           <w:sz w:val="20"/>
           <w:szCs w:val="20"/>
         </w:rPr>
@@ -321,16 +319,7 @@
           <w:sz w:val="20"/>
           <w:szCs w:val="20"/>
         </w:rPr>
-        <w:t xml:space="preserve">2028년을 상용화로 목표하고 있는 요즘, </w:t>
-      </w:r>
-      <w:proofErr w:type="spellStart"/>
-      <w:r>
-        <w:rPr>
-          <w:rFonts w:hint="eastAsia"/>
-          <w:sz w:val="20"/>
-          <w:szCs w:val="20"/>
-        </w:rPr>
-        <w:t>정부</w:t>
+        <w:t>2028년을 상용화로 목표하고 있는 요즘, 정부</w:t>
       </w:r>
       <w:r>
         <w:rPr>
@@ -339,7 +328,6 @@
         </w:rPr>
         <w:t>뿐만</w:t>
       </w:r>
-      <w:proofErr w:type="spellEnd"/>
       <w:r>
         <w:rPr>
           <w:rFonts w:hint="eastAsia"/>
@@ -1417,6 +1405,7 @@
       </w:pPr>
       <w:r>
         <w:rPr>
+          <w:noProof/>
           <w:sz w:val="20"/>
           <w:szCs w:val="20"/>
         </w:rPr>
@@ -1466,7 +1455,6 @@
     <w:p>
       <w:pPr>
         <w:rPr>
-          <w:rFonts w:hint="eastAsia"/>
           <w:sz w:val="20"/>
           <w:szCs w:val="20"/>
         </w:rPr>
@@ -1509,7 +1497,6 @@
       <w:pPr>
         <w:ind w:left="800" w:firstLineChars="100" w:firstLine="200"/>
         <w:rPr>
-          <w:rFonts w:hint="eastAsia"/>
           <w:sz w:val="20"/>
           <w:szCs w:val="20"/>
         </w:rPr>
@@ -1639,7 +1626,6 @@
             <w:pPr>
               <w:jc w:val="center"/>
               <w:rPr>
-                <w:rFonts w:hint="eastAsia"/>
                 <w:sz w:val="20"/>
                 <w:szCs w:val="20"/>
               </w:rPr>
@@ -1663,7 +1649,6 @@
           <w:p>
             <w:pPr>
               <w:rPr>
-                <w:rFonts w:hint="eastAsia"/>
                 <w:sz w:val="20"/>
                 <w:szCs w:val="20"/>
               </w:rPr>
@@ -1688,7 +1673,6 @@
             <w:pPr>
               <w:jc w:val="center"/>
               <w:rPr>
-                <w:rFonts w:hint="eastAsia"/>
                 <w:sz w:val="20"/>
                 <w:szCs w:val="20"/>
               </w:rPr>
@@ -1712,7 +1696,6 @@
           <w:p>
             <w:pPr>
               <w:rPr>
-                <w:rFonts w:hint="eastAsia"/>
                 <w:sz w:val="20"/>
                 <w:szCs w:val="20"/>
               </w:rPr>
@@ -1839,7 +1822,6 @@
             <w:pPr>
               <w:jc w:val="center"/>
               <w:rPr>
-                <w:rFonts w:hint="eastAsia"/>
                 <w:sz w:val="20"/>
                 <w:szCs w:val="20"/>
               </w:rPr>
@@ -1861,7 +1843,6 @@
           <w:p>
             <w:pPr>
               <w:rPr>
-                <w:rFonts w:hint="eastAsia"/>
                 <w:sz w:val="20"/>
                 <w:szCs w:val="20"/>
               </w:rPr>
@@ -1889,7 +1870,6 @@
             <w:pPr>
               <w:jc w:val="center"/>
               <w:rPr>
-                <w:rFonts w:hint="eastAsia"/>
                 <w:sz w:val="20"/>
                 <w:szCs w:val="20"/>
               </w:rPr>
@@ -1911,7 +1891,6 @@
           <w:p>
             <w:pPr>
               <w:rPr>
-                <w:rFonts w:hint="eastAsia"/>
                 <w:sz w:val="20"/>
                 <w:szCs w:val="20"/>
               </w:rPr>
@@ -1937,7 +1916,6 @@
             <w:pPr>
               <w:jc w:val="center"/>
               <w:rPr>
-                <w:rFonts w:hint="eastAsia"/>
                 <w:sz w:val="20"/>
                 <w:szCs w:val="20"/>
               </w:rPr>
@@ -1959,7 +1937,6 @@
           <w:p>
             <w:pPr>
               <w:rPr>
-                <w:rFonts w:hint="eastAsia"/>
                 <w:sz w:val="20"/>
                 <w:szCs w:val="20"/>
               </w:rPr>
@@ -1985,7 +1962,6 @@
             <w:pPr>
               <w:jc w:val="center"/>
               <w:rPr>
-                <w:rFonts w:hint="eastAsia"/>
                 <w:sz w:val="20"/>
                 <w:szCs w:val="20"/>
               </w:rPr>
@@ -2007,7 +1983,6 @@
           <w:p>
             <w:pPr>
               <w:rPr>
-                <w:rFonts w:hint="eastAsia"/>
                 <w:sz w:val="20"/>
                 <w:szCs w:val="20"/>
               </w:rPr>
@@ -2264,7 +2239,6 @@
       <w:pPr>
         <w:ind w:left="800" w:firstLineChars="100" w:firstLine="200"/>
         <w:rPr>
-          <w:rFonts w:hint="eastAsia"/>
           <w:sz w:val="20"/>
           <w:szCs w:val="20"/>
         </w:rPr>
@@ -2351,17 +2325,7 @@
           <w:sz w:val="20"/>
           <w:szCs w:val="20"/>
         </w:rPr>
-        <w:t xml:space="preserve"> </w:t>
-      </w:r>
-      <w:r>
-        <w:rPr>
-          <w:rFonts w:hint="eastAsia"/>
-          <w:b/>
-          <w:bCs/>
-          <w:sz w:val="20"/>
-          <w:szCs w:val="20"/>
-        </w:rPr>
-        <w:t>대중교통 시간 차이</w:t>
+        <w:t xml:space="preserve"> 대중교통 시간 차이</w:t>
       </w:r>
     </w:p>
     <w:p>
@@ -2451,24 +2415,16 @@
       <w:pPr>
         <w:ind w:left="800"/>
         <w:rPr>
-          <w:rFonts w:hint="eastAsia"/>
-          <w:sz w:val="20"/>
-          <w:szCs w:val="20"/>
-        </w:rPr>
-      </w:pPr>
-      <w:r>
-        <w:rPr>
-          <w:sz w:val="20"/>
-          <w:szCs w:val="20"/>
-        </w:rPr>
-        <w:t>※</w:t>
-      </w:r>
-      <w:r>
-        <w:rPr>
-          <w:sz w:val="20"/>
-          <w:szCs w:val="20"/>
-        </w:rPr>
-        <w:t xml:space="preserve"> </w:t>
+          <w:sz w:val="20"/>
+          <w:szCs w:val="20"/>
+        </w:rPr>
+      </w:pPr>
+      <w:r>
+        <w:rPr>
+          <w:sz w:val="20"/>
+          <w:szCs w:val="20"/>
+        </w:rPr>
+        <w:t xml:space="preserve">※ </w:t>
       </w:r>
       <w:r>
         <w:rPr>
@@ -2722,7 +2678,6 @@
             <w:pPr>
               <w:jc w:val="center"/>
               <w:rPr>
-                <w:rFonts w:hint="eastAsia"/>
                 <w:sz w:val="20"/>
                 <w:szCs w:val="20"/>
               </w:rPr>
@@ -2746,7 +2701,6 @@
             <w:pPr>
               <w:jc w:val="center"/>
               <w:rPr>
-                <w:rFonts w:hint="eastAsia"/>
                 <w:sz w:val="20"/>
                 <w:szCs w:val="20"/>
               </w:rPr>
@@ -2771,7 +2725,6 @@
             <w:pPr>
               <w:jc w:val="center"/>
               <w:rPr>
-                <w:rFonts w:hint="eastAsia"/>
                 <w:sz w:val="20"/>
                 <w:szCs w:val="20"/>
               </w:rPr>
@@ -2853,7 +2806,6 @@
             <w:pPr>
               <w:jc w:val="center"/>
               <w:rPr>
-                <w:rFonts w:hint="eastAsia"/>
                 <w:sz w:val="20"/>
                 <w:szCs w:val="20"/>
               </w:rPr>
@@ -2900,7 +2852,6 @@
             <w:pPr>
               <w:jc w:val="center"/>
               <w:rPr>
-                <w:rFonts w:hint="eastAsia"/>
                 <w:sz w:val="20"/>
                 <w:szCs w:val="20"/>
               </w:rPr>
@@ -2956,7 +2907,6 @@
             <w:pPr>
               <w:jc w:val="center"/>
               <w:rPr>
-                <w:rFonts w:hint="eastAsia"/>
                 <w:sz w:val="20"/>
                 <w:szCs w:val="20"/>
               </w:rPr>
@@ -2980,7 +2930,6 @@
             <w:pPr>
               <w:jc w:val="center"/>
               <w:rPr>
-                <w:rFonts w:hint="eastAsia"/>
                 <w:sz w:val="20"/>
                 <w:szCs w:val="20"/>
               </w:rPr>
@@ -3042,7 +2991,6 @@
             <w:pPr>
               <w:jc w:val="center"/>
               <w:rPr>
-                <w:rFonts w:hint="eastAsia"/>
                 <w:sz w:val="14"/>
                 <w:szCs w:val="14"/>
               </w:rPr>
@@ -3082,7 +3030,6 @@
             <w:pPr>
               <w:jc w:val="center"/>
               <w:rPr>
-                <w:rFonts w:hint="eastAsia"/>
                 <w:sz w:val="20"/>
                 <w:szCs w:val="20"/>
               </w:rPr>
@@ -3129,7 +3076,6 @@
           <w:p>
             <w:pPr>
               <w:rPr>
-                <w:rFonts w:hint="eastAsia"/>
                 <w:sz w:val="20"/>
                 <w:szCs w:val="20"/>
               </w:rPr>
@@ -3331,31 +3277,7 @@
                 <w:sz w:val="20"/>
                 <w:szCs w:val="20"/>
               </w:rPr>
-              <m:t>P</m:t>
-            </m:r>
-            <m:r>
-              <w:rPr>
-                <w:rFonts w:ascii="Cambria Math" w:hAnsi="Cambria Math"/>
-                <w:sz w:val="20"/>
-                <w:szCs w:val="20"/>
-              </w:rPr>
-              <m:t>ublic_</m:t>
-            </m:r>
-            <m:r>
-              <w:rPr>
-                <w:rFonts w:ascii="Cambria Math" w:hAnsi="Cambria Math"/>
-                <w:sz w:val="20"/>
-                <w:szCs w:val="20"/>
-              </w:rPr>
-              <m:t>T</m:t>
-            </m:r>
-            <m:r>
-              <w:rPr>
-                <w:rFonts w:ascii="Cambria Math" w:hAnsi="Cambria Math"/>
-                <w:sz w:val="20"/>
-                <w:szCs w:val="20"/>
-              </w:rPr>
-              <m:t>ransportation</m:t>
+              <m:t>Public_Transportation</m:t>
             </m:r>
           </m:sub>
         </m:sSub>
@@ -3638,7 +3560,6 @@
             <w:pPr>
               <w:jc w:val="center"/>
               <w:rPr>
-                <w:rFonts w:hint="eastAsia"/>
                 <w:sz w:val="16"/>
                 <w:szCs w:val="16"/>
               </w:rPr>
@@ -3661,7 +3582,6 @@
             <w:pPr>
               <w:jc w:val="center"/>
               <w:rPr>
-                <w:rFonts w:hint="eastAsia"/>
                 <w:sz w:val="16"/>
                 <w:szCs w:val="16"/>
               </w:rPr>
@@ -3771,7 +3691,6 @@
             <w:pPr>
               <w:jc w:val="center"/>
               <w:rPr>
-                <w:rFonts w:hint="eastAsia"/>
                 <w:sz w:val="16"/>
                 <w:szCs w:val="16"/>
               </w:rPr>
@@ -3794,7 +3713,6 @@
             <w:pPr>
               <w:jc w:val="center"/>
               <w:rPr>
-                <w:rFonts w:hint="eastAsia"/>
                 <w:sz w:val="16"/>
                 <w:szCs w:val="16"/>
               </w:rPr>
@@ -3939,7 +3857,6 @@
           <w:numId w:val="6"/>
         </w:numPr>
         <w:rPr>
-          <w:rFonts w:hint="eastAsia"/>
           <w:sz w:val="20"/>
           <w:szCs w:val="20"/>
         </w:rPr>
@@ -4115,6 +4032,7 @@
       </w:pPr>
       <w:r>
         <w:rPr>
+          <w:noProof/>
           <w:sz w:val="20"/>
           <w:szCs w:val="20"/>
         </w:rPr>
@@ -4165,7 +4083,6 @@
         <w:ind w:firstLine="800"/>
         <w:jc w:val="center"/>
         <w:rPr>
-          <w:rFonts w:hint="eastAsia"/>
           <w:sz w:val="20"/>
           <w:szCs w:val="20"/>
         </w:rPr>
@@ -4312,7 +4229,6 @@
             <w:pPr>
               <w:jc w:val="center"/>
               <w:rPr>
-                <w:rFonts w:hint="eastAsia"/>
                 <w:sz w:val="14"/>
                 <w:szCs w:val="14"/>
               </w:rPr>
@@ -4343,7 +4259,6 @@
             <w:pPr>
               <w:jc w:val="center"/>
               <w:rPr>
-                <w:rFonts w:hint="eastAsia"/>
                 <w:sz w:val="14"/>
                 <w:szCs w:val="14"/>
               </w:rPr>
@@ -4369,7 +4284,6 @@
             <w:pPr>
               <w:jc w:val="center"/>
               <w:rPr>
-                <w:rFonts w:hint="eastAsia"/>
                 <w:sz w:val="14"/>
                 <w:szCs w:val="14"/>
               </w:rPr>
@@ -4394,7 +4308,6 @@
             <w:pPr>
               <w:jc w:val="center"/>
               <w:rPr>
-                <w:rFonts w:hint="eastAsia"/>
                 <w:sz w:val="14"/>
                 <w:szCs w:val="14"/>
               </w:rPr>
@@ -4465,7 +4378,6 @@
             <w:pPr>
               <w:jc w:val="center"/>
               <w:rPr>
-                <w:rFonts w:hint="eastAsia"/>
                 <w:sz w:val="12"/>
                 <w:szCs w:val="12"/>
               </w:rPr>
@@ -4488,7 +4400,6 @@
             <w:pPr>
               <w:jc w:val="center"/>
               <w:rPr>
-                <w:rFonts w:hint="eastAsia"/>
                 <w:sz w:val="12"/>
                 <w:szCs w:val="12"/>
               </w:rPr>
@@ -4514,7 +4425,6 @@
             <w:pPr>
               <w:jc w:val="center"/>
               <w:rPr>
-                <w:rFonts w:hint="eastAsia"/>
                 <w:sz w:val="12"/>
                 <w:szCs w:val="12"/>
               </w:rPr>
@@ -4537,7 +4447,6 @@
             <w:pPr>
               <w:jc w:val="center"/>
               <w:rPr>
-                <w:rFonts w:hint="eastAsia"/>
                 <w:sz w:val="12"/>
                 <w:szCs w:val="12"/>
               </w:rPr>
@@ -4563,7 +4472,6 @@
             <w:pPr>
               <w:jc w:val="center"/>
               <w:rPr>
-                <w:rFonts w:hint="eastAsia"/>
                 <w:sz w:val="12"/>
                 <w:szCs w:val="12"/>
               </w:rPr>
@@ -4596,7 +4504,6 @@
             <w:pPr>
               <w:jc w:val="center"/>
               <w:rPr>
-                <w:rFonts w:hint="eastAsia"/>
                 <w:sz w:val="12"/>
                 <w:szCs w:val="12"/>
               </w:rPr>
@@ -4622,7 +4529,6 @@
             <w:pPr>
               <w:jc w:val="center"/>
               <w:rPr>
-                <w:rFonts w:hint="eastAsia"/>
                 <w:sz w:val="12"/>
                 <w:szCs w:val="12"/>
               </w:rPr>
@@ -4663,7 +4569,6 @@
             <w:pPr>
               <w:jc w:val="center"/>
               <w:rPr>
-                <w:rFonts w:hint="eastAsia"/>
                 <w:sz w:val="12"/>
                 <w:szCs w:val="12"/>
               </w:rPr>
@@ -4736,7 +4641,6 @@
       <w:pPr>
         <w:ind w:left="800" w:firstLineChars="100" w:firstLine="180"/>
         <w:rPr>
-          <w:rFonts w:hint="eastAsia"/>
           <w:sz w:val="18"/>
           <w:szCs w:val="18"/>
         </w:rPr>
@@ -4862,6 +4766,7 @@
       </w:pPr>
       <w:r>
         <w:rPr>
+          <w:noProof/>
           <w:sz w:val="18"/>
           <w:szCs w:val="18"/>
         </w:rPr>
@@ -4912,7 +4817,6 @@
         <w:ind w:left="800"/>
         <w:jc w:val="center"/>
         <w:rPr>
-          <w:rFonts w:hint="eastAsia"/>
           <w:sz w:val="18"/>
           <w:szCs w:val="18"/>
         </w:rPr>
@@ -4997,7 +4901,6 @@
             <w:pPr>
               <w:jc w:val="center"/>
               <w:rPr>
-                <w:rFonts w:hint="eastAsia"/>
                 <w:sz w:val="18"/>
                 <w:szCs w:val="18"/>
               </w:rPr>
@@ -5020,7 +4923,6 @@
             <w:pPr>
               <w:jc w:val="center"/>
               <w:rPr>
-                <w:rFonts w:hint="eastAsia"/>
                 <w:sz w:val="18"/>
                 <w:szCs w:val="18"/>
               </w:rPr>
@@ -5046,7 +4948,6 @@
             <w:pPr>
               <w:jc w:val="center"/>
               <w:rPr>
-                <w:rFonts w:hint="eastAsia"/>
                 <w:sz w:val="18"/>
                 <w:szCs w:val="18"/>
               </w:rPr>
@@ -5069,7 +4970,6 @@
             <w:pPr>
               <w:jc w:val="center"/>
               <w:rPr>
-                <w:rFonts w:hint="eastAsia"/>
                 <w:sz w:val="18"/>
                 <w:szCs w:val="18"/>
               </w:rPr>
@@ -5095,7 +4995,6 @@
             <w:pPr>
               <w:jc w:val="center"/>
               <w:rPr>
-                <w:rFonts w:hint="eastAsia"/>
                 <w:sz w:val="18"/>
                 <w:szCs w:val="18"/>
               </w:rPr>
@@ -5128,7 +5027,6 @@
             <w:pPr>
               <w:jc w:val="center"/>
               <w:rPr>
-                <w:rFonts w:hint="eastAsia"/>
                 <w:sz w:val="18"/>
                 <w:szCs w:val="18"/>
               </w:rPr>
@@ -5154,7 +5052,6 @@
             <w:pPr>
               <w:jc w:val="center"/>
               <w:rPr>
-                <w:rFonts w:hint="eastAsia"/>
                 <w:sz w:val="18"/>
                 <w:szCs w:val="18"/>
               </w:rPr>
@@ -5177,7 +5074,6 @@
             <w:pPr>
               <w:jc w:val="center"/>
               <w:rPr>
-                <w:rFonts w:hint="eastAsia"/>
                 <w:sz w:val="18"/>
                 <w:szCs w:val="18"/>
               </w:rPr>
@@ -5344,7 +5240,6 @@
         <w:pStyle w:val="a6"/>
         <w:ind w:left="1160"/>
         <w:rPr>
-          <w:rFonts w:hint="eastAsia"/>
           <w:sz w:val="20"/>
           <w:szCs w:val="20"/>
         </w:rPr>
@@ -5436,7 +5331,6 @@
             <w:pPr>
               <w:jc w:val="center"/>
               <w:rPr>
-                <w:rFonts w:hint="eastAsia"/>
                 <w:sz w:val="20"/>
                 <w:szCs w:val="20"/>
               </w:rPr>
@@ -5461,7 +5355,6 @@
             <w:pPr>
               <w:jc w:val="center"/>
               <w:rPr>
-                <w:rFonts w:hint="eastAsia"/>
                 <w:sz w:val="20"/>
                 <w:szCs w:val="20"/>
               </w:rPr>
@@ -5509,7 +5402,6 @@
             <w:pPr>
               <w:jc w:val="center"/>
               <w:rPr>
-                <w:rFonts w:hint="eastAsia"/>
                 <w:sz w:val="20"/>
                 <w:szCs w:val="20"/>
               </w:rPr>
@@ -5534,7 +5426,6 @@
           <w:numId w:val="8"/>
         </w:numPr>
         <w:rPr>
-          <w:rFonts w:hint="eastAsia"/>
           <w:b/>
           <w:bCs/>
           <w:sz w:val="20"/>
@@ -5590,7 +5481,6 @@
             <w:pPr>
               <w:jc w:val="center"/>
               <w:rPr>
-                <w:rFonts w:hint="eastAsia"/>
                 <w:b/>
                 <w:bCs/>
                 <w:sz w:val="16"/>
@@ -5626,7 +5516,6 @@
             <w:pPr>
               <w:jc w:val="center"/>
               <w:rPr>
-                <w:rFonts w:hint="eastAsia"/>
                 <w:sz w:val="16"/>
                 <w:szCs w:val="16"/>
               </w:rPr>
@@ -5670,7 +5559,6 @@
             <w:pPr>
               <w:jc w:val="center"/>
               <w:rPr>
-                <w:rFonts w:hint="eastAsia"/>
                 <w:b/>
                 <w:bCs/>
                 <w:sz w:val="16"/>
@@ -5706,7 +5594,6 @@
             <w:pPr>
               <w:jc w:val="center"/>
               <w:rPr>
-                <w:rFonts w:hint="eastAsia"/>
                 <w:sz w:val="16"/>
                 <w:szCs w:val="16"/>
               </w:rPr>
@@ -5732,7 +5619,6 @@
             <w:pPr>
               <w:jc w:val="center"/>
               <w:rPr>
-                <w:rFonts w:hint="eastAsia"/>
                 <w:b/>
                 <w:bCs/>
                 <w:sz w:val="16"/>
@@ -5778,7 +5664,6 @@
             <w:pPr>
               <w:jc w:val="center"/>
               <w:rPr>
-                <w:rFonts w:hint="eastAsia"/>
                 <w:sz w:val="16"/>
                 <w:szCs w:val="16"/>
               </w:rPr>
@@ -5875,7 +5760,6 @@
           <w:numId w:val="9"/>
         </w:numPr>
         <w:rPr>
-          <w:rFonts w:hint="eastAsia"/>
           <w:sz w:val="20"/>
           <w:szCs w:val="20"/>
         </w:rPr>
@@ -5951,7 +5835,6 @@
             <w:pPr>
               <w:jc w:val="center"/>
               <w:rPr>
-                <w:rFonts w:hint="eastAsia"/>
                 <w:b/>
                 <w:bCs/>
                 <w:sz w:val="20"/>
@@ -5981,7 +5864,6 @@
             <w:pPr>
               <w:jc w:val="center"/>
               <w:rPr>
-                <w:rFonts w:hint="eastAsia"/>
                 <w:b/>
                 <w:bCs/>
                 <w:sz w:val="20"/>
@@ -6012,7 +5894,6 @@
             <w:pPr>
               <w:jc w:val="center"/>
               <w:rPr>
-                <w:rFonts w:hint="eastAsia"/>
                 <w:sz w:val="20"/>
                 <w:szCs w:val="20"/>
               </w:rPr>
@@ -6035,7 +5916,6 @@
             <w:pPr>
               <w:jc w:val="center"/>
               <w:rPr>
-                <w:rFonts w:hint="eastAsia"/>
                 <w:sz w:val="20"/>
                 <w:szCs w:val="20"/>
               </w:rPr>
@@ -6060,7 +5940,6 @@
             <w:pPr>
               <w:jc w:val="center"/>
               <w:rPr>
-                <w:rFonts w:hint="eastAsia"/>
                 <w:sz w:val="20"/>
                 <w:szCs w:val="20"/>
               </w:rPr>
@@ -6083,7 +5962,6 @@
             <w:pPr>
               <w:jc w:val="center"/>
               <w:rPr>
-                <w:rFonts w:hint="eastAsia"/>
                 <w:sz w:val="20"/>
                 <w:szCs w:val="20"/>
               </w:rPr>
@@ -6108,7 +5986,6 @@
             <w:pPr>
               <w:jc w:val="center"/>
               <w:rPr>
-                <w:rFonts w:hint="eastAsia"/>
                 <w:sz w:val="20"/>
                 <w:szCs w:val="20"/>
               </w:rPr>
@@ -6131,7 +6008,6 @@
             <w:pPr>
               <w:jc w:val="center"/>
               <w:rPr>
-                <w:rFonts w:hint="eastAsia"/>
                 <w:sz w:val="20"/>
                 <w:szCs w:val="20"/>
               </w:rPr>
@@ -6156,7 +6032,6 @@
             <w:pPr>
               <w:jc w:val="center"/>
               <w:rPr>
-                <w:rFonts w:hint="eastAsia"/>
                 <w:sz w:val="20"/>
                 <w:szCs w:val="20"/>
               </w:rPr>
@@ -6179,7 +6054,6 @@
             <w:pPr>
               <w:jc w:val="center"/>
               <w:rPr>
-                <w:rFonts w:hint="eastAsia"/>
                 <w:sz w:val="20"/>
                 <w:szCs w:val="20"/>
               </w:rPr>
@@ -6204,7 +6078,6 @@
             <w:pPr>
               <w:jc w:val="center"/>
               <w:rPr>
-                <w:rFonts w:hint="eastAsia"/>
                 <w:sz w:val="20"/>
                 <w:szCs w:val="20"/>
               </w:rPr>
@@ -6227,7 +6100,6 @@
             <w:pPr>
               <w:jc w:val="center"/>
               <w:rPr>
-                <w:rFonts w:hint="eastAsia"/>
                 <w:sz w:val="20"/>
                 <w:szCs w:val="20"/>
               </w:rPr>
@@ -6252,7 +6124,6 @@
             <w:pPr>
               <w:jc w:val="center"/>
               <w:rPr>
-                <w:rFonts w:hint="eastAsia"/>
                 <w:sz w:val="20"/>
                 <w:szCs w:val="20"/>
               </w:rPr>
@@ -6275,7 +6146,6 @@
             <w:pPr>
               <w:jc w:val="center"/>
               <w:rPr>
-                <w:rFonts w:hint="eastAsia"/>
                 <w:sz w:val="20"/>
                 <w:szCs w:val="20"/>
               </w:rPr>
@@ -6300,7 +6170,6 @@
             <w:pPr>
               <w:jc w:val="center"/>
               <w:rPr>
-                <w:rFonts w:hint="eastAsia"/>
                 <w:sz w:val="20"/>
                 <w:szCs w:val="20"/>
               </w:rPr>
@@ -6323,7 +6192,6 @@
             <w:pPr>
               <w:jc w:val="center"/>
               <w:rPr>
-                <w:rFonts w:hint="eastAsia"/>
                 <w:sz w:val="20"/>
                 <w:szCs w:val="20"/>
               </w:rPr>
@@ -6348,7 +6216,6 @@
             <w:pPr>
               <w:jc w:val="center"/>
               <w:rPr>
-                <w:rFonts w:hint="eastAsia"/>
                 <w:sz w:val="20"/>
                 <w:szCs w:val="20"/>
               </w:rPr>
@@ -6371,7 +6238,6 @@
             <w:pPr>
               <w:jc w:val="center"/>
               <w:rPr>
-                <w:rFonts w:hint="eastAsia"/>
                 <w:sz w:val="20"/>
                 <w:szCs w:val="20"/>
               </w:rPr>
@@ -6396,7 +6262,6 @@
             <w:pPr>
               <w:jc w:val="center"/>
               <w:rPr>
-                <w:rFonts w:hint="eastAsia"/>
                 <w:sz w:val="20"/>
                 <w:szCs w:val="20"/>
               </w:rPr>
@@ -6419,7 +6284,6 @@
             <w:pPr>
               <w:jc w:val="center"/>
               <w:rPr>
-                <w:rFonts w:hint="eastAsia"/>
                 <w:sz w:val="20"/>
                 <w:szCs w:val="20"/>
               </w:rPr>
@@ -6444,7 +6308,6 @@
             <w:pPr>
               <w:jc w:val="center"/>
               <w:rPr>
-                <w:rFonts w:hint="eastAsia"/>
                 <w:sz w:val="20"/>
                 <w:szCs w:val="20"/>
               </w:rPr>
@@ -6467,7 +6330,6 @@
             <w:pPr>
               <w:jc w:val="center"/>
               <w:rPr>
-                <w:rFonts w:hint="eastAsia"/>
                 <w:sz w:val="20"/>
                 <w:szCs w:val="20"/>
               </w:rPr>
@@ -6488,7 +6350,6 @@
       <w:pPr>
         <w:ind w:left="800"/>
         <w:rPr>
-          <w:rFonts w:hint="eastAsia"/>
           <w:sz w:val="20"/>
           <w:szCs w:val="20"/>
         </w:rPr>
@@ -6519,7 +6380,6 @@
       <w:pPr>
         <w:ind w:left="800"/>
         <w:rPr>
-          <w:rFonts w:hint="eastAsia"/>
           <w:sz w:val="20"/>
           <w:szCs w:val="20"/>
         </w:rPr>
@@ -6554,7 +6414,6 @@
             <w:pPr>
               <w:jc w:val="center"/>
               <w:rPr>
-                <w:rFonts w:hint="eastAsia"/>
                 <w:b/>
                 <w:bCs/>
                 <w:sz w:val="20"/>
@@ -6581,7 +6440,6 @@
             <w:pPr>
               <w:jc w:val="center"/>
               <w:rPr>
-                <w:rFonts w:hint="eastAsia"/>
                 <w:sz w:val="20"/>
                 <w:szCs w:val="20"/>
               </w:rPr>
@@ -6607,7 +6465,6 @@
             <w:pPr>
               <w:jc w:val="center"/>
               <w:rPr>
-                <w:rFonts w:hint="eastAsia"/>
                 <w:b/>
                 <w:bCs/>
                 <w:sz w:val="20"/>
@@ -6634,7 +6491,6 @@
             <w:pPr>
               <w:jc w:val="center"/>
               <w:rPr>
-                <w:rFonts w:hint="eastAsia"/>
                 <w:sz w:val="20"/>
                 <w:szCs w:val="20"/>
               </w:rPr>
@@ -6656,7 +6512,6 @@
         <w:pStyle w:val="a6"/>
         <w:ind w:left="800"/>
         <w:rPr>
-          <w:rFonts w:hint="eastAsia"/>
           <w:b/>
           <w:bCs/>
           <w:szCs w:val="22"/>
@@ -6763,7 +6618,6 @@
             <w:pPr>
               <w:jc w:val="center"/>
               <w:rPr>
-                <w:rFonts w:hint="eastAsia"/>
                 <w:b/>
                 <w:bCs/>
                 <w:sz w:val="20"/>
@@ -6790,7 +6644,6 @@
             <w:pPr>
               <w:jc w:val="center"/>
               <w:rPr>
-                <w:rFonts w:hint="eastAsia"/>
                 <w:sz w:val="20"/>
                 <w:szCs w:val="20"/>
               </w:rPr>
@@ -6816,7 +6669,6 @@
             <w:pPr>
               <w:jc w:val="center"/>
               <w:rPr>
-                <w:rFonts w:hint="eastAsia"/>
                 <w:b/>
                 <w:bCs/>
                 <w:sz w:val="20"/>
@@ -6843,7 +6695,6 @@
             <w:pPr>
               <w:jc w:val="center"/>
               <w:rPr>
-                <w:rFonts w:hint="eastAsia"/>
                 <w:sz w:val="20"/>
                 <w:szCs w:val="20"/>
               </w:rPr>
@@ -7009,7 +6860,6 @@
             <w:pPr>
               <w:jc w:val="center"/>
               <w:rPr>
-                <w:rFonts w:hint="eastAsia"/>
                 <w:b/>
                 <w:bCs/>
                 <w:sz w:val="20"/>
@@ -7027,7 +6877,6 @@
             <w:pPr>
               <w:jc w:val="center"/>
               <w:rPr>
-                <w:rFonts w:hint="eastAsia"/>
                 <w:b/>
                 <w:bCs/>
                 <w:sz w:val="20"/>
@@ -7055,7 +6904,6 @@
             <w:pPr>
               <w:jc w:val="center"/>
               <w:rPr>
-                <w:rFonts w:hint="eastAsia"/>
                 <w:b/>
                 <w:bCs/>
                 <w:sz w:val="20"/>
@@ -7087,7 +6935,6 @@
             <w:pPr>
               <w:jc w:val="center"/>
               <w:rPr>
-                <w:rFonts w:hint="eastAsia"/>
                 <w:b/>
                 <w:bCs/>
                 <w:sz w:val="20"/>
@@ -7114,7 +6961,6 @@
             <w:pPr>
               <w:jc w:val="center"/>
               <w:rPr>
-                <w:rFonts w:hint="eastAsia"/>
                 <w:b/>
                 <w:bCs/>
                 <w:sz w:val="20"/>
@@ -7141,7 +6987,6 @@
             <w:pPr>
               <w:jc w:val="center"/>
               <w:rPr>
-                <w:rFonts w:hint="eastAsia"/>
                 <w:b/>
                 <w:bCs/>
                 <w:sz w:val="20"/>
@@ -7171,7 +7016,6 @@
             <w:pPr>
               <w:jc w:val="center"/>
               <w:rPr>
-                <w:rFonts w:hint="eastAsia"/>
                 <w:b/>
                 <w:bCs/>
                 <w:sz w:val="20"/>
@@ -7198,7 +7042,6 @@
             <w:pPr>
               <w:jc w:val="center"/>
               <w:rPr>
-                <w:rFonts w:hint="eastAsia"/>
                 <w:b/>
                 <w:bCs/>
                 <w:sz w:val="20"/>
@@ -7225,7 +7068,6 @@
             <w:pPr>
               <w:jc w:val="center"/>
               <w:rPr>
-                <w:rFonts w:hint="eastAsia"/>
                 <w:b/>
                 <w:bCs/>
                 <w:sz w:val="20"/>
@@ -7255,7 +7097,6 @@
             <w:pPr>
               <w:jc w:val="center"/>
               <w:rPr>
-                <w:rFonts w:hint="eastAsia"/>
                 <w:b/>
                 <w:bCs/>
                 <w:sz w:val="20"/>
@@ -7282,7 +7123,6 @@
             <w:pPr>
               <w:jc w:val="center"/>
               <w:rPr>
-                <w:rFonts w:hint="eastAsia"/>
                 <w:b/>
                 <w:bCs/>
                 <w:sz w:val="20"/>
@@ -7309,7 +7149,6 @@
             <w:pPr>
               <w:jc w:val="center"/>
               <w:rPr>
-                <w:rFonts w:hint="eastAsia"/>
                 <w:b/>
                 <w:bCs/>
                 <w:sz w:val="20"/>
@@ -7339,7 +7178,6 @@
             <w:pPr>
               <w:jc w:val="center"/>
               <w:rPr>
-                <w:rFonts w:hint="eastAsia"/>
                 <w:b/>
                 <w:bCs/>
                 <w:sz w:val="20"/>
@@ -7366,7 +7204,6 @@
             <w:pPr>
               <w:jc w:val="center"/>
               <w:rPr>
-                <w:rFonts w:hint="eastAsia"/>
                 <w:b/>
                 <w:bCs/>
                 <w:sz w:val="20"/>
@@ -7393,7 +7230,6 @@
             <w:pPr>
               <w:jc w:val="center"/>
               <w:rPr>
-                <w:rFonts w:hint="eastAsia"/>
                 <w:b/>
                 <w:bCs/>
                 <w:sz w:val="20"/>
@@ -7478,7 +7314,6 @@
             <w:pPr>
               <w:jc w:val="center"/>
               <w:rPr>
-                <w:rFonts w:hint="eastAsia"/>
                 <w:b/>
                 <w:bCs/>
                 <w:sz w:val="20"/>
@@ -7508,7 +7343,6 @@
             <w:pPr>
               <w:jc w:val="center"/>
               <w:rPr>
-                <w:rFonts w:hint="eastAsia"/>
                 <w:b/>
                 <w:bCs/>
                 <w:sz w:val="20"/>
@@ -7537,7 +7371,6 @@
             <w:pPr>
               <w:jc w:val="center"/>
               <w:rPr>
-                <w:rFonts w:hint="eastAsia"/>
                 <w:sz w:val="20"/>
                 <w:szCs w:val="20"/>
               </w:rPr>
@@ -7560,7 +7393,6 @@
             <w:pPr>
               <w:jc w:val="center"/>
               <w:rPr>
-                <w:rFonts w:hint="eastAsia"/>
                 <w:sz w:val="20"/>
                 <w:szCs w:val="20"/>
               </w:rPr>
@@ -7584,7 +7416,6 @@
             <w:pPr>
               <w:jc w:val="center"/>
               <w:rPr>
-                <w:rFonts w:hint="eastAsia"/>
                 <w:sz w:val="20"/>
                 <w:szCs w:val="20"/>
               </w:rPr>
@@ -7607,7 +7438,6 @@
             <w:pPr>
               <w:jc w:val="center"/>
               <w:rPr>
-                <w:rFonts w:hint="eastAsia"/>
                 <w:sz w:val="20"/>
                 <w:szCs w:val="20"/>
               </w:rPr>
@@ -7631,7 +7461,6 @@
             <w:pPr>
               <w:jc w:val="center"/>
               <w:rPr>
-                <w:rFonts w:hint="eastAsia"/>
                 <w:sz w:val="20"/>
                 <w:szCs w:val="20"/>
               </w:rPr>
@@ -7654,7 +7483,6 @@
             <w:pPr>
               <w:jc w:val="center"/>
               <w:rPr>
-                <w:rFonts w:hint="eastAsia"/>
                 <w:sz w:val="20"/>
                 <w:szCs w:val="20"/>
               </w:rPr>
@@ -7678,7 +7506,6 @@
             <w:pPr>
               <w:jc w:val="center"/>
               <w:rPr>
-                <w:rFonts w:hint="eastAsia"/>
                 <w:sz w:val="20"/>
                 <w:szCs w:val="20"/>
               </w:rPr>
@@ -7708,7 +7535,6 @@
             <w:pPr>
               <w:jc w:val="center"/>
               <w:rPr>
-                <w:rFonts w:hint="eastAsia"/>
                 <w:sz w:val="20"/>
                 <w:szCs w:val="20"/>
               </w:rPr>
@@ -7732,7 +7558,6 @@
             <w:pPr>
               <w:jc w:val="center"/>
               <w:rPr>
-                <w:rFonts w:hint="eastAsia"/>
                 <w:sz w:val="20"/>
                 <w:szCs w:val="20"/>
               </w:rPr>
@@ -7755,7 +7580,6 @@
             <w:pPr>
               <w:jc w:val="center"/>
               <w:rPr>
-                <w:rFonts w:hint="eastAsia"/>
                 <w:sz w:val="20"/>
                 <w:szCs w:val="20"/>
               </w:rPr>
@@ -7779,7 +7603,6 @@
             <w:pPr>
               <w:jc w:val="center"/>
               <w:rPr>
-                <w:rFonts w:hint="eastAsia"/>
                 <w:sz w:val="20"/>
                 <w:szCs w:val="20"/>
               </w:rPr>
@@ -7802,7 +7625,6 @@
             <w:pPr>
               <w:jc w:val="center"/>
               <w:rPr>
-                <w:rFonts w:hint="eastAsia"/>
                 <w:sz w:val="20"/>
                 <w:szCs w:val="20"/>
               </w:rPr>
@@ -7859,14 +7681,13 @@
           <w:sz w:val="20"/>
           <w:szCs w:val="20"/>
         </w:rPr>
-        <w:t>과 총 40가지 경우의 차량 대수를 분석해야 하므로 각 차량 대수 당 약 1100초의 분석 시간을 설정해 보다 원활한 분석을 진행하고자 한다.</w:t>
+        <w:t>과 총 40가지 경우의 차량 대수를 분석해야 하므로 각 차량 대수 당 약 1100초의 분석 시간을 설정해 보다 원활한 분석을 진행한다.</w:t>
       </w:r>
     </w:p>
     <w:p>
       <w:pPr>
         <w:ind w:left="800" w:firstLineChars="100" w:firstLine="200"/>
         <w:rPr>
-          <w:rFonts w:hint="eastAsia"/>
           <w:sz w:val="20"/>
           <w:szCs w:val="20"/>
         </w:rPr>
@@ -7879,23 +7700,13 @@
         </w:rPr>
         <w:t xml:space="preserve">이후, </w:t>
       </w:r>
-      <w:proofErr w:type="spellStart"/>
-      <w:r>
-        <w:rPr>
-          <w:rFonts w:hint="eastAsia"/>
-          <w:sz w:val="20"/>
-          <w:szCs w:val="20"/>
-        </w:rPr>
-        <w:t>의미있는</w:t>
-      </w:r>
-      <w:proofErr w:type="spellEnd"/>
-      <w:r>
-        <w:rPr>
-          <w:rFonts w:hint="eastAsia"/>
-          <w:sz w:val="20"/>
-          <w:szCs w:val="20"/>
-        </w:rPr>
-        <w:t xml:space="preserve"> 차량 대수가 출력된다면 그 차량대수 구간으로 심층적인 분석을 진행할 예정이다.</w:t>
+      <w:r>
+        <w:rPr>
+          <w:rFonts w:hint="eastAsia"/>
+          <w:sz w:val="20"/>
+          <w:szCs w:val="20"/>
+        </w:rPr>
+        <w:t>최저 Penalty 기준 95% Convergence에 속하는 차량을 기준으로 Rolling Horizon 당 120초의 분석을 진행한다.</w:t>
       </w:r>
     </w:p>
     <w:p>
@@ -7920,7 +7731,6 @@
     <w:p>
       <w:pPr>
         <w:rPr>
-          <w:rFonts w:hint="eastAsia"/>
           <w:b/>
           <w:bCs/>
           <w:szCs w:val="22"/>
@@ -7972,7 +7782,6 @@
             <w:pPr>
               <w:jc w:val="center"/>
               <w:rPr>
-                <w:rFonts w:hint="eastAsia"/>
                 <w:sz w:val="20"/>
                 <w:szCs w:val="20"/>
               </w:rPr>
@@ -7985,10 +7794,10 @@
                 <w:szCs w:val="20"/>
               </w:rPr>
               <w:drawing>
-                <wp:inline distT="0" distB="0" distL="0" distR="0" wp14:anchorId="015BE0C0" wp14:editId="4DF0CFF2">
-                  <wp:extent cx="2447305" cy="1403350"/>
-                  <wp:effectExtent l="0" t="0" r="0" b="6350"/>
-                  <wp:docPr id="91583467" name="그림 8"/>
+                <wp:inline distT="0" distB="0" distL="0" distR="0" wp14:anchorId="4C6D9640" wp14:editId="50128829">
+                  <wp:extent cx="2495550" cy="1431015"/>
+                  <wp:effectExtent l="0" t="0" r="0" b="0"/>
+                  <wp:docPr id="484283821" name="그림 1"/>
                   <wp:cNvGraphicFramePr>
                     <a:graphicFrameLocks xmlns:a="http://schemas.openxmlformats.org/drawingml/2006/main" noChangeAspect="1"/>
                   </wp:cNvGraphicFramePr>
@@ -7996,7 +7805,7 @@
                     <a:graphicData uri="http://schemas.openxmlformats.org/drawingml/2006/picture">
                       <pic:pic xmlns:pic="http://schemas.openxmlformats.org/drawingml/2006/picture">
                         <pic:nvPicPr>
-                          <pic:cNvPr id="0" name="Picture 24"/>
+                          <pic:cNvPr id="0" name="Picture 1"/>
                           <pic:cNvPicPr>
                             <a:picLocks noChangeAspect="1" noChangeArrowheads="1"/>
                           </pic:cNvPicPr>
@@ -8017,7 +7826,7 @@
                         <pic:spPr bwMode="auto">
                           <a:xfrm>
                             <a:off x="0" y="0"/>
-                            <a:ext cx="2452670" cy="1406426"/>
+                            <a:ext cx="2510344" cy="1439498"/>
                           </a:xfrm>
                           <a:prstGeom prst="rect">
                             <a:avLst/>
@@ -8045,7 +7854,6 @@
             <w:pPr>
               <w:jc w:val="center"/>
               <w:rPr>
-                <w:rFonts w:hint="eastAsia"/>
                 <w:sz w:val="20"/>
                 <w:szCs w:val="20"/>
               </w:rPr>
@@ -8070,7 +7878,6 @@
             <w:pPr>
               <w:jc w:val="center"/>
               <w:rPr>
-                <w:rFonts w:hint="eastAsia"/>
                 <w:sz w:val="20"/>
                 <w:szCs w:val="20"/>
               </w:rPr>
@@ -8083,10 +7890,10 @@
                 <w:szCs w:val="20"/>
               </w:rPr>
               <w:drawing>
-                <wp:inline distT="0" distB="0" distL="0" distR="0" wp14:anchorId="7AB8E3A7" wp14:editId="05F2C80A">
-                  <wp:extent cx="2603500" cy="1492916"/>
-                  <wp:effectExtent l="0" t="0" r="6350" b="0"/>
-                  <wp:docPr id="769792391" name="그림 9"/>
+                <wp:inline distT="0" distB="0" distL="0" distR="0" wp14:anchorId="33F6587D" wp14:editId="24404136">
+                  <wp:extent cx="2580191" cy="1479550"/>
+                  <wp:effectExtent l="0" t="0" r="0" b="6350"/>
+                  <wp:docPr id="927007659" name="그림 2"/>
                   <wp:cNvGraphicFramePr>
                     <a:graphicFrameLocks xmlns:a="http://schemas.openxmlformats.org/drawingml/2006/main" noChangeAspect="1"/>
                   </wp:cNvGraphicFramePr>
@@ -8094,7 +7901,7 @@
                     <a:graphicData uri="http://schemas.openxmlformats.org/drawingml/2006/picture">
                       <pic:pic xmlns:pic="http://schemas.openxmlformats.org/drawingml/2006/picture">
                         <pic:nvPicPr>
-                          <pic:cNvPr id="0" name="Picture 25"/>
+                          <pic:cNvPr id="0" name="Picture 2"/>
                           <pic:cNvPicPr>
                             <a:picLocks noChangeAspect="1" noChangeArrowheads="1"/>
                           </pic:cNvPicPr>
@@ -8115,7 +7922,7 @@
                         <pic:spPr bwMode="auto">
                           <a:xfrm>
                             <a:off x="0" y="0"/>
-                            <a:ext cx="2604975" cy="1493762"/>
+                            <a:ext cx="2582679" cy="1480977"/>
                           </a:xfrm>
                           <a:prstGeom prst="rect">
                             <a:avLst/>
@@ -8143,7 +7950,6 @@
             <w:pPr>
               <w:jc w:val="center"/>
               <w:rPr>
-                <w:rFonts w:hint="eastAsia"/>
                 <w:sz w:val="20"/>
                 <w:szCs w:val="20"/>
               </w:rPr>
@@ -8168,7 +7974,6 @@
             <w:pPr>
               <w:jc w:val="center"/>
               <w:rPr>
-                <w:rFonts w:hint="eastAsia"/>
                 <w:sz w:val="20"/>
                 <w:szCs w:val="20"/>
               </w:rPr>
@@ -8181,10 +7986,10 @@
                 <w:szCs w:val="20"/>
               </w:rPr>
               <w:drawing>
-                <wp:inline distT="0" distB="0" distL="0" distR="0" wp14:anchorId="7372F21A" wp14:editId="5E127A82">
-                  <wp:extent cx="2558043" cy="1466850"/>
+                <wp:inline distT="0" distB="0" distL="0" distR="0" wp14:anchorId="618A1C9C" wp14:editId="45067841">
+                  <wp:extent cx="2463800" cy="1412808"/>
                   <wp:effectExtent l="0" t="0" r="0" b="0"/>
-                  <wp:docPr id="1867646634" name="그림 10"/>
+                  <wp:docPr id="1634268072" name="그림 3"/>
                   <wp:cNvGraphicFramePr>
                     <a:graphicFrameLocks xmlns:a="http://schemas.openxmlformats.org/drawingml/2006/main" noChangeAspect="1"/>
                   </wp:cNvGraphicFramePr>
@@ -8192,7 +7997,7 @@
                     <a:graphicData uri="http://schemas.openxmlformats.org/drawingml/2006/picture">
                       <pic:pic xmlns:pic="http://schemas.openxmlformats.org/drawingml/2006/picture">
                         <pic:nvPicPr>
-                          <pic:cNvPr id="0" name="Picture 26"/>
+                          <pic:cNvPr id="0" name="Picture 3"/>
                           <pic:cNvPicPr>
                             <a:picLocks noChangeAspect="1" noChangeArrowheads="1"/>
                           </pic:cNvPicPr>
@@ -8213,7 +8018,7 @@
                         <pic:spPr bwMode="auto">
                           <a:xfrm>
                             <a:off x="0" y="0"/>
-                            <a:ext cx="2560358" cy="1468178"/>
+                            <a:ext cx="2471091" cy="1416989"/>
                           </a:xfrm>
                           <a:prstGeom prst="rect">
                             <a:avLst/>
@@ -8241,7 +8046,6 @@
             <w:pPr>
               <w:jc w:val="center"/>
               <w:rPr>
-                <w:rFonts w:hint="eastAsia"/>
                 <w:sz w:val="20"/>
                 <w:szCs w:val="20"/>
               </w:rPr>
@@ -8266,7 +8070,6 @@
             <w:pPr>
               <w:jc w:val="center"/>
               <w:rPr>
-                <w:rFonts w:hint="eastAsia"/>
                 <w:sz w:val="20"/>
                 <w:szCs w:val="20"/>
               </w:rPr>
@@ -8279,10 +8082,10 @@
                 <w:szCs w:val="20"/>
               </w:rPr>
               <w:drawing>
-                <wp:inline distT="0" distB="0" distL="0" distR="0" wp14:anchorId="11145B35" wp14:editId="10531327">
-                  <wp:extent cx="2535896" cy="1454150"/>
-                  <wp:effectExtent l="0" t="0" r="0" b="0"/>
-                  <wp:docPr id="618776996" name="그림 12"/>
+                <wp:inline distT="0" distB="0" distL="0" distR="0" wp14:anchorId="38903B42" wp14:editId="497FC071">
+                  <wp:extent cx="2565400" cy="1471069"/>
+                  <wp:effectExtent l="0" t="0" r="6350" b="0"/>
+                  <wp:docPr id="1688646609" name="그림 4"/>
                   <wp:cNvGraphicFramePr>
                     <a:graphicFrameLocks xmlns:a="http://schemas.openxmlformats.org/drawingml/2006/main" noChangeAspect="1"/>
                   </wp:cNvGraphicFramePr>
@@ -8290,7 +8093,7 @@
                     <a:graphicData uri="http://schemas.openxmlformats.org/drawingml/2006/picture">
                       <pic:pic xmlns:pic="http://schemas.openxmlformats.org/drawingml/2006/picture">
                         <pic:nvPicPr>
-                          <pic:cNvPr id="0" name="Picture 28"/>
+                          <pic:cNvPr id="0" name="Picture 4"/>
                           <pic:cNvPicPr>
                             <a:picLocks noChangeAspect="1" noChangeArrowheads="1"/>
                           </pic:cNvPicPr>
@@ -8311,7 +8114,7 @@
                         <pic:spPr bwMode="auto">
                           <a:xfrm>
                             <a:off x="0" y="0"/>
-                            <a:ext cx="2537873" cy="1455284"/>
+                            <a:ext cx="2570192" cy="1473817"/>
                           </a:xfrm>
                           <a:prstGeom prst="rect">
                             <a:avLst/>
@@ -8339,34 +8142,17 @@
             <w:pPr>
               <w:jc w:val="center"/>
               <w:rPr>
-                <w:rFonts w:hint="eastAsia"/>
-                <w:sz w:val="20"/>
-                <w:szCs w:val="20"/>
-              </w:rPr>
-            </w:pPr>
-            <w:r>
-              <w:rPr>
-                <w:rFonts w:hint="eastAsia"/>
-                <w:sz w:val="20"/>
-                <w:szCs w:val="20"/>
-              </w:rPr>
-              <w:t>Pending 無, Depot</w:t>
-            </w:r>
-            <w:r>
-              <w:rPr>
-                <w:rFonts w:hint="eastAsia"/>
-                <w:sz w:val="20"/>
-                <w:szCs w:val="20"/>
-              </w:rPr>
-              <w:t xml:space="preserve"> </w:t>
-            </w:r>
-            <w:r>
-              <w:rPr>
-                <w:rFonts w:hint="eastAsia"/>
-                <w:sz w:val="20"/>
-                <w:szCs w:val="20"/>
-              </w:rPr>
-              <w:t>無</w:t>
+                <w:sz w:val="20"/>
+                <w:szCs w:val="20"/>
+              </w:rPr>
+            </w:pPr>
+            <w:r>
+              <w:rPr>
+                <w:rFonts w:hint="eastAsia"/>
+                <w:sz w:val="20"/>
+                <w:szCs w:val="20"/>
+              </w:rPr>
+              <w:t>Pending 無, Depot 無</w:t>
             </w:r>
           </w:p>
         </w:tc>
@@ -8375,7 +8161,6 @@
     <w:p>
       <w:pPr>
         <w:rPr>
-          <w:rFonts w:hint="eastAsia"/>
           <w:sz w:val="20"/>
           <w:szCs w:val="20"/>
         </w:rPr>
@@ -8425,7 +8210,6 @@
             <w:pPr>
               <w:jc w:val="center"/>
               <w:rPr>
-                <w:rFonts w:hint="eastAsia"/>
                 <w:sz w:val="18"/>
                 <w:szCs w:val="18"/>
               </w:rPr>
@@ -8441,7 +8225,6 @@
             <w:pPr>
               <w:jc w:val="center"/>
               <w:rPr>
-                <w:rFonts w:hint="eastAsia"/>
                 <w:sz w:val="18"/>
                 <w:szCs w:val="18"/>
               </w:rPr>
@@ -8452,36 +8235,44 @@
                 <w:sz w:val="18"/>
                 <w:szCs w:val="18"/>
               </w:rPr>
-              <w:t>Pending</w:t>
-            </w:r>
-            <w:r>
-              <w:rPr>
-                <w:rFonts w:hint="eastAsia"/>
+              <w:t>Pending 有</w:t>
+            </w:r>
+          </w:p>
+        </w:tc>
+        <w:tc>
+          <w:tcPr>
+            <w:tcW w:w="1224" w:type="dxa"/>
+            <w:shd w:val="clear" w:color="auto" w:fill="F2F2F2" w:themeFill="background1" w:themeFillShade="F2"/>
+          </w:tcPr>
+          <w:p>
+            <w:pPr>
+              <w:jc w:val="center"/>
+              <w:rPr>
                 <w:sz w:val="18"/>
                 <w:szCs w:val="18"/>
               </w:rPr>
-              <w:t xml:space="preserve"> </w:t>
-            </w:r>
+            </w:pPr>
             <w:r>
               <w:rPr>
                 <w:rFonts w:hint="eastAsia"/>
                 <w:sz w:val="18"/>
                 <w:szCs w:val="18"/>
               </w:rPr>
-              <w:t>有</w:t>
-            </w:r>
-          </w:p>
-        </w:tc>
-        <w:tc>
-          <w:tcPr>
-            <w:tcW w:w="1224" w:type="dxa"/>
+              <w:t>Pending 無</w:t>
+            </w:r>
+          </w:p>
+        </w:tc>
+      </w:tr>
+      <w:tr>
+        <w:tc>
+          <w:tcPr>
+            <w:tcW w:w="1489" w:type="dxa"/>
             <w:shd w:val="clear" w:color="auto" w:fill="F2F2F2" w:themeFill="background1" w:themeFillShade="F2"/>
           </w:tcPr>
           <w:p>
             <w:pPr>
               <w:jc w:val="center"/>
               <w:rPr>
-                <w:rFonts w:hint="eastAsia"/>
                 <w:sz w:val="18"/>
                 <w:szCs w:val="18"/>
               </w:rPr>
@@ -8492,23 +8283,67 @@
                 <w:sz w:val="18"/>
                 <w:szCs w:val="18"/>
               </w:rPr>
-              <w:t>Pending</w:t>
-            </w:r>
-            <w:r>
-              <w:rPr>
-                <w:rFonts w:hint="eastAsia"/>
+              <w:t>Depot 有</w:t>
+            </w:r>
+          </w:p>
+        </w:tc>
+        <w:tc>
+          <w:tcPr>
+            <w:tcW w:w="1577" w:type="dxa"/>
+          </w:tcPr>
+          <w:p>
+            <w:pPr>
+              <w:jc w:val="center"/>
+              <w:rPr>
                 <w:sz w:val="18"/>
                 <w:szCs w:val="18"/>
               </w:rPr>
-              <w:t xml:space="preserve"> </w:t>
-            </w:r>
+            </w:pPr>
             <w:r>
               <w:rPr>
                 <w:rFonts w:hint="eastAsia"/>
                 <w:sz w:val="18"/>
                 <w:szCs w:val="18"/>
               </w:rPr>
-              <w:t>無</w:t>
+              <w:t>175.62대</w:t>
+            </w:r>
+          </w:p>
+        </w:tc>
+        <w:tc>
+          <w:tcPr>
+            <w:tcW w:w="1224" w:type="dxa"/>
+          </w:tcPr>
+          <w:p>
+            <w:pPr>
+              <w:jc w:val="center"/>
+              <w:rPr>
+                <w:sz w:val="18"/>
+                <w:szCs w:val="18"/>
+              </w:rPr>
+            </w:pPr>
+            <w:r>
+              <w:rPr>
+                <w:rFonts w:hint="eastAsia"/>
+                <w:sz w:val="18"/>
+                <w:szCs w:val="18"/>
+              </w:rPr>
+              <w:t>177</w:t>
+            </w:r>
+            <w:r>
+              <w:rPr>
+                <w:rFonts w:hint="eastAsia"/>
+                <w:sz w:val="18"/>
+                <w:szCs w:val="18"/>
+              </w:rPr>
+              <w:t>.62</w:t>
+            </w:r>
+            <w:r>
+              <w:rPr>
+                <w:rFonts w:hint="eastAsia"/>
+                <w:sz w:val="18"/>
+                <w:szCs w:val="18"/>
+              </w:rPr>
+              <w:t>대</w:t>
             </w:r>
           </w:p>
         </w:tc>
@@ -8523,7 +8358,6 @@
             <w:pPr>
               <w:jc w:val="center"/>
               <w:rPr>
-                <w:rFonts w:hint="eastAsia"/>
                 <w:sz w:val="18"/>
                 <w:szCs w:val="18"/>
               </w:rPr>
@@ -8534,46 +8368,45 @@
                 <w:sz w:val="18"/>
                 <w:szCs w:val="18"/>
               </w:rPr>
-              <w:t>Depot</w:t>
-            </w:r>
-            <w:r>
-              <w:rPr>
-                <w:rFonts w:hint="eastAsia"/>
+              <w:t>Depot 無</w:t>
+            </w:r>
+          </w:p>
+        </w:tc>
+        <w:tc>
+          <w:tcPr>
+            <w:tcW w:w="1577" w:type="dxa"/>
+          </w:tcPr>
+          <w:p>
+            <w:pPr>
+              <w:jc w:val="center"/>
+              <w:rPr>
                 <w:sz w:val="18"/>
                 <w:szCs w:val="18"/>
               </w:rPr>
-              <w:t xml:space="preserve"> </w:t>
-            </w:r>
+            </w:pPr>
             <w:r>
               <w:rPr>
                 <w:rFonts w:hint="eastAsia"/>
                 <w:sz w:val="18"/>
                 <w:szCs w:val="18"/>
               </w:rPr>
-              <w:t>有</w:t>
-            </w:r>
-          </w:p>
-        </w:tc>
-        <w:tc>
-          <w:tcPr>
-            <w:tcW w:w="1577" w:type="dxa"/>
-          </w:tcPr>
-          <w:p>
-            <w:pPr>
-              <w:jc w:val="center"/>
+              <w:t>174</w:t>
+            </w:r>
+            <w:r>
               <w:rPr>
                 <w:rFonts w:hint="eastAsia"/>
                 <w:sz w:val="18"/>
                 <w:szCs w:val="18"/>
               </w:rPr>
-            </w:pPr>
+              <w:t>.44</w:t>
+            </w:r>
             <w:r>
               <w:rPr>
                 <w:rFonts w:hint="eastAsia"/>
                 <w:sz w:val="18"/>
                 <w:szCs w:val="18"/>
               </w:rPr>
-              <w:t>176대</w:t>
+              <w:t>대</w:t>
             </w:r>
           </w:p>
         </w:tc>
@@ -8585,7 +8418,6 @@
             <w:pPr>
               <w:jc w:val="center"/>
               <w:rPr>
-                <w:rFonts w:hint="eastAsia"/>
                 <w:sz w:val="18"/>
                 <w:szCs w:val="18"/>
               </w:rPr>
@@ -8596,95 +8428,23 @@
                 <w:sz w:val="18"/>
                 <w:szCs w:val="18"/>
               </w:rPr>
-              <w:t>177대</w:t>
-            </w:r>
-          </w:p>
-        </w:tc>
-      </w:tr>
-      <w:tr>
-        <w:tc>
-          <w:tcPr>
-            <w:tcW w:w="1489" w:type="dxa"/>
-            <w:shd w:val="clear" w:color="auto" w:fill="F2F2F2" w:themeFill="background1" w:themeFillShade="F2"/>
-          </w:tcPr>
-          <w:p>
-            <w:pPr>
-              <w:jc w:val="center"/>
+              <w:t>180</w:t>
+            </w:r>
+            <w:r>
               <w:rPr>
                 <w:rFonts w:hint="eastAsia"/>
                 <w:sz w:val="18"/>
                 <w:szCs w:val="18"/>
               </w:rPr>
-            </w:pPr>
+              <w:t>.08</w:t>
+            </w:r>
             <w:r>
               <w:rPr>
                 <w:rFonts w:hint="eastAsia"/>
                 <w:sz w:val="18"/>
                 <w:szCs w:val="18"/>
               </w:rPr>
-              <w:t>Depot</w:t>
-            </w:r>
-            <w:r>
-              <w:rPr>
-                <w:rFonts w:hint="eastAsia"/>
-                <w:sz w:val="18"/>
-                <w:szCs w:val="18"/>
-              </w:rPr>
-              <w:t xml:space="preserve"> </w:t>
-            </w:r>
-            <w:r>
-              <w:rPr>
-                <w:rFonts w:hint="eastAsia"/>
-                <w:sz w:val="18"/>
-                <w:szCs w:val="18"/>
-              </w:rPr>
-              <w:t>無</w:t>
-            </w:r>
-          </w:p>
-        </w:tc>
-        <w:tc>
-          <w:tcPr>
-            <w:tcW w:w="1577" w:type="dxa"/>
-          </w:tcPr>
-          <w:p>
-            <w:pPr>
-              <w:jc w:val="center"/>
-              <w:rPr>
-                <w:rFonts w:hint="eastAsia"/>
-                <w:sz w:val="18"/>
-                <w:szCs w:val="18"/>
-              </w:rPr>
-            </w:pPr>
-            <w:r>
-              <w:rPr>
-                <w:rFonts w:hint="eastAsia"/>
-                <w:sz w:val="18"/>
-                <w:szCs w:val="18"/>
-              </w:rPr>
-              <w:t>174대</w:t>
-            </w:r>
-          </w:p>
-        </w:tc>
-        <w:tc>
-          <w:tcPr>
-            <w:tcW w:w="1224" w:type="dxa"/>
-          </w:tcPr>
-          <w:p>
-            <w:pPr>
-              <w:jc w:val="center"/>
-              <w:rPr>
-                <w:rFonts w:hint="eastAsia"/>
-                <w:sz w:val="18"/>
-                <w:szCs w:val="18"/>
-              </w:rPr>
-            </w:pPr>
-            <w:r>
-              <w:rPr>
-                <w:rFonts w:hint="eastAsia"/>
-                <w:sz w:val="18"/>
-                <w:szCs w:val="18"/>
-              </w:rPr>
-              <w:t>180대</w:t>
+              <w:t>대</w:t>
             </w:r>
           </w:p>
         </w:tc>
@@ -8701,18 +8461,1193 @@
     <w:p>
       <w:pPr>
         <w:rPr>
-          <w:rFonts w:hint="eastAsia"/>
-          <w:sz w:val="20"/>
-          <w:szCs w:val="20"/>
-        </w:rPr>
-      </w:pPr>
-      <w:r>
-        <w:rPr>
-          <w:rFonts w:hint="eastAsia"/>
-          <w:sz w:val="20"/>
-          <w:szCs w:val="20"/>
-        </w:rPr>
-        <w:t>- Overdue 횟수(</w:t>
+          <w:sz w:val="20"/>
+          <w:szCs w:val="20"/>
+        </w:rPr>
+      </w:pPr>
+      <w:r>
+        <w:rPr>
+          <w:rFonts w:hint="eastAsia"/>
+          <w:sz w:val="20"/>
+          <w:szCs w:val="20"/>
+        </w:rPr>
+        <w:t>-최소 Penalty</w:t>
+      </w:r>
+    </w:p>
+    <w:tbl>
+      <w:tblPr>
+        <w:tblStyle w:val="af0"/>
+        <w:tblW w:w="0" w:type="auto"/>
+        <w:tblLook w:val="04A0" w:firstRow="1" w:lastRow="0" w:firstColumn="1" w:lastColumn="0" w:noHBand="0" w:noVBand="1"/>
+      </w:tblPr>
+      <w:tblGrid>
+        <w:gridCol w:w="1213"/>
+        <w:gridCol w:w="1227"/>
+        <w:gridCol w:w="1082"/>
+        <w:gridCol w:w="768"/>
+      </w:tblGrid>
+      <w:tr>
+        <w:tc>
+          <w:tcPr>
+            <w:tcW w:w="1213" w:type="dxa"/>
+            <w:shd w:val="clear" w:color="auto" w:fill="F2F2F2" w:themeFill="background1" w:themeFillShade="F2"/>
+          </w:tcPr>
+          <w:p>
+            <w:pPr>
+              <w:jc w:val="center"/>
+              <w:rPr>
+                <w:sz w:val="14"/>
+                <w:szCs w:val="14"/>
+              </w:rPr>
+            </w:pPr>
+          </w:p>
+        </w:tc>
+        <w:tc>
+          <w:tcPr>
+            <w:tcW w:w="1227" w:type="dxa"/>
+            <w:shd w:val="clear" w:color="auto" w:fill="F2F2F2" w:themeFill="background1" w:themeFillShade="F2"/>
+          </w:tcPr>
+          <w:p>
+            <w:pPr>
+              <w:jc w:val="center"/>
+              <w:rPr>
+                <w:sz w:val="14"/>
+                <w:szCs w:val="14"/>
+              </w:rPr>
+            </w:pPr>
+            <w:r>
+              <w:rPr>
+                <w:rFonts w:hint="eastAsia"/>
+                <w:sz w:val="14"/>
+                <w:szCs w:val="14"/>
+              </w:rPr>
+              <w:t>Penalty</w:t>
+            </w:r>
+          </w:p>
+        </w:tc>
+        <w:tc>
+          <w:tcPr>
+            <w:tcW w:w="1082" w:type="dxa"/>
+            <w:shd w:val="clear" w:color="auto" w:fill="F2F2F2" w:themeFill="background1" w:themeFillShade="F2"/>
+          </w:tcPr>
+          <w:p>
+            <w:pPr>
+              <w:jc w:val="center"/>
+              <w:rPr>
+                <w:sz w:val="14"/>
+                <w:szCs w:val="14"/>
+              </w:rPr>
+            </w:pPr>
+            <w:r>
+              <w:rPr>
+                <w:rFonts w:hint="eastAsia"/>
+                <w:sz w:val="14"/>
+                <w:szCs w:val="14"/>
+              </w:rPr>
+              <w:t>Overdue</w:t>
+            </w:r>
+          </w:p>
+        </w:tc>
+        <w:tc>
+          <w:tcPr>
+            <w:tcW w:w="768" w:type="dxa"/>
+            <w:shd w:val="clear" w:color="auto" w:fill="F2F2F2" w:themeFill="background1" w:themeFillShade="F2"/>
+          </w:tcPr>
+          <w:p>
+            <w:pPr>
+              <w:jc w:val="center"/>
+              <w:rPr>
+                <w:sz w:val="14"/>
+                <w:szCs w:val="14"/>
+              </w:rPr>
+            </w:pPr>
+            <w:r>
+              <w:rPr>
+                <w:rFonts w:hint="eastAsia"/>
+                <w:sz w:val="14"/>
+                <w:szCs w:val="14"/>
+              </w:rPr>
+              <w:t>차량 수</w:t>
+            </w:r>
+          </w:p>
+        </w:tc>
+      </w:tr>
+      <w:tr>
+        <w:tc>
+          <w:tcPr>
+            <w:tcW w:w="1213" w:type="dxa"/>
+            <w:shd w:val="clear" w:color="auto" w:fill="F2F2F2" w:themeFill="background1" w:themeFillShade="F2"/>
+          </w:tcPr>
+          <w:p>
+            <w:pPr>
+              <w:jc w:val="center"/>
+              <w:rPr>
+                <w:sz w:val="14"/>
+                <w:szCs w:val="14"/>
+              </w:rPr>
+            </w:pPr>
+            <w:r>
+              <w:rPr>
+                <w:rFonts w:hint="eastAsia"/>
+                <w:sz w:val="14"/>
+                <w:szCs w:val="14"/>
+              </w:rPr>
+              <w:t>Depot 有, Pending 有</w:t>
+            </w:r>
+          </w:p>
+        </w:tc>
+        <w:tc>
+          <w:tcPr>
+            <w:tcW w:w="1227" w:type="dxa"/>
+          </w:tcPr>
+          <w:p>
+            <w:pPr>
+              <w:jc w:val="center"/>
+              <w:rPr>
+                <w:sz w:val="14"/>
+                <w:szCs w:val="14"/>
+              </w:rPr>
+            </w:pPr>
+            <w:r>
+              <w:rPr>
+                <w:sz w:val="14"/>
+                <w:szCs w:val="14"/>
+              </w:rPr>
+              <w:t>185</w:t>
+            </w:r>
+            <w:r>
+              <w:rPr>
+                <w:rFonts w:hint="eastAsia"/>
+                <w:sz w:val="14"/>
+                <w:szCs w:val="14"/>
+              </w:rPr>
+              <w:t>,</w:t>
+            </w:r>
+            <w:r>
+              <w:rPr>
+                <w:sz w:val="14"/>
+                <w:szCs w:val="14"/>
+              </w:rPr>
+              <w:t>923</w:t>
+            </w:r>
+            <w:r>
+              <w:rPr>
+                <w:rFonts w:hint="eastAsia"/>
+                <w:sz w:val="14"/>
+                <w:szCs w:val="14"/>
+              </w:rPr>
+              <w:t>,</w:t>
+            </w:r>
+            <w:r>
+              <w:rPr>
+                <w:sz w:val="14"/>
+                <w:szCs w:val="14"/>
+              </w:rPr>
+              <w:t>500</w:t>
+            </w:r>
+          </w:p>
+        </w:tc>
+        <w:tc>
+          <w:tcPr>
+            <w:tcW w:w="1082" w:type="dxa"/>
+          </w:tcPr>
+          <w:p>
+            <w:pPr>
+              <w:jc w:val="center"/>
+              <w:rPr>
+                <w:sz w:val="14"/>
+                <w:szCs w:val="14"/>
+              </w:rPr>
+            </w:pPr>
+            <w:r>
+              <w:rPr>
+                <w:rFonts w:hint="eastAsia"/>
+                <w:sz w:val="14"/>
+                <w:szCs w:val="14"/>
+              </w:rPr>
+              <w:t>1</w:t>
+            </w:r>
+            <w:r>
+              <w:rPr>
+                <w:rFonts w:hint="eastAsia"/>
+                <w:sz w:val="14"/>
+                <w:szCs w:val="14"/>
+              </w:rPr>
+              <w:t>24</w:t>
+            </w:r>
+            <w:r>
+              <w:rPr>
+                <w:rFonts w:hint="eastAsia"/>
+                <w:sz w:val="14"/>
+                <w:szCs w:val="14"/>
+              </w:rPr>
+              <w:t>개</w:t>
+            </w:r>
+          </w:p>
+        </w:tc>
+        <w:tc>
+          <w:tcPr>
+            <w:tcW w:w="768" w:type="dxa"/>
+          </w:tcPr>
+          <w:p>
+            <w:pPr>
+              <w:jc w:val="center"/>
+              <w:rPr>
+                <w:sz w:val="14"/>
+                <w:szCs w:val="14"/>
+              </w:rPr>
+            </w:pPr>
+            <w:r>
+              <w:rPr>
+                <w:rFonts w:hint="eastAsia"/>
+                <w:sz w:val="14"/>
+                <w:szCs w:val="14"/>
+              </w:rPr>
+              <w:t>225대</w:t>
+            </w:r>
+          </w:p>
+        </w:tc>
+      </w:tr>
+      <w:tr>
+        <w:tc>
+          <w:tcPr>
+            <w:tcW w:w="1213" w:type="dxa"/>
+            <w:shd w:val="clear" w:color="auto" w:fill="F2F2F2" w:themeFill="background1" w:themeFillShade="F2"/>
+          </w:tcPr>
+          <w:p>
+            <w:pPr>
+              <w:jc w:val="center"/>
+              <w:rPr>
+                <w:sz w:val="14"/>
+                <w:szCs w:val="14"/>
+              </w:rPr>
+            </w:pPr>
+            <w:r>
+              <w:rPr>
+                <w:rFonts w:hint="eastAsia"/>
+                <w:sz w:val="14"/>
+                <w:szCs w:val="14"/>
+              </w:rPr>
+              <w:t>Depot 有, Pending 無</w:t>
+            </w:r>
+          </w:p>
+        </w:tc>
+        <w:tc>
+          <w:tcPr>
+            <w:tcW w:w="1227" w:type="dxa"/>
+          </w:tcPr>
+          <w:p>
+            <w:pPr>
+              <w:jc w:val="center"/>
+              <w:rPr>
+                <w:sz w:val="14"/>
+                <w:szCs w:val="14"/>
+              </w:rPr>
+            </w:pPr>
+            <w:r>
+              <w:rPr>
+                <w:sz w:val="14"/>
+                <w:szCs w:val="14"/>
+              </w:rPr>
+              <w:t>181</w:t>
+            </w:r>
+            <w:r>
+              <w:rPr>
+                <w:rFonts w:hint="eastAsia"/>
+                <w:sz w:val="14"/>
+                <w:szCs w:val="14"/>
+              </w:rPr>
+              <w:t>,</w:t>
+            </w:r>
+            <w:r>
+              <w:rPr>
+                <w:sz w:val="14"/>
+                <w:szCs w:val="14"/>
+              </w:rPr>
+              <w:t>642</w:t>
+            </w:r>
+            <w:r>
+              <w:rPr>
+                <w:rFonts w:hint="eastAsia"/>
+                <w:sz w:val="14"/>
+                <w:szCs w:val="14"/>
+              </w:rPr>
+              <w:t>,</w:t>
+            </w:r>
+            <w:r>
+              <w:rPr>
+                <w:sz w:val="14"/>
+                <w:szCs w:val="14"/>
+              </w:rPr>
+              <w:t>900</w:t>
+            </w:r>
+          </w:p>
+        </w:tc>
+        <w:tc>
+          <w:tcPr>
+            <w:tcW w:w="1082" w:type="dxa"/>
+          </w:tcPr>
+          <w:p>
+            <w:pPr>
+              <w:jc w:val="center"/>
+              <w:rPr>
+                <w:sz w:val="14"/>
+                <w:szCs w:val="14"/>
+              </w:rPr>
+            </w:pPr>
+            <w:r>
+              <w:rPr>
+                <w:rFonts w:hint="eastAsia"/>
+                <w:sz w:val="14"/>
+                <w:szCs w:val="14"/>
+              </w:rPr>
+              <w:t>123개</w:t>
+            </w:r>
+          </w:p>
+        </w:tc>
+        <w:tc>
+          <w:tcPr>
+            <w:tcW w:w="768" w:type="dxa"/>
+          </w:tcPr>
+          <w:p>
+            <w:pPr>
+              <w:jc w:val="center"/>
+              <w:rPr>
+                <w:sz w:val="14"/>
+                <w:szCs w:val="14"/>
+              </w:rPr>
+            </w:pPr>
+            <w:r>
+              <w:rPr>
+                <w:rFonts w:hint="eastAsia"/>
+                <w:sz w:val="14"/>
+                <w:szCs w:val="14"/>
+              </w:rPr>
+              <w:t>230대</w:t>
+            </w:r>
+          </w:p>
+        </w:tc>
+      </w:tr>
+      <w:tr>
+        <w:tc>
+          <w:tcPr>
+            <w:tcW w:w="1213" w:type="dxa"/>
+            <w:shd w:val="clear" w:color="auto" w:fill="F2F2F2" w:themeFill="background1" w:themeFillShade="F2"/>
+          </w:tcPr>
+          <w:p>
+            <w:pPr>
+              <w:jc w:val="center"/>
+              <w:rPr>
+                <w:sz w:val="14"/>
+                <w:szCs w:val="14"/>
+              </w:rPr>
+            </w:pPr>
+            <w:r>
+              <w:rPr>
+                <w:rFonts w:hint="eastAsia"/>
+                <w:sz w:val="14"/>
+                <w:szCs w:val="14"/>
+              </w:rPr>
+              <w:t>Depot 無, Pending 有</w:t>
+            </w:r>
+          </w:p>
+        </w:tc>
+        <w:tc>
+          <w:tcPr>
+            <w:tcW w:w="1227" w:type="dxa"/>
+          </w:tcPr>
+          <w:p>
+            <w:pPr>
+              <w:jc w:val="center"/>
+              <w:rPr>
+                <w:sz w:val="14"/>
+                <w:szCs w:val="14"/>
+              </w:rPr>
+            </w:pPr>
+            <w:r>
+              <w:rPr>
+                <w:sz w:val="14"/>
+                <w:szCs w:val="14"/>
+              </w:rPr>
+              <w:t>180</w:t>
+            </w:r>
+            <w:r>
+              <w:rPr>
+                <w:rFonts w:hint="eastAsia"/>
+                <w:sz w:val="14"/>
+                <w:szCs w:val="14"/>
+              </w:rPr>
+              <w:t>,</w:t>
+            </w:r>
+            <w:r>
+              <w:rPr>
+                <w:sz w:val="14"/>
+                <w:szCs w:val="14"/>
+              </w:rPr>
+              <w:t>900</w:t>
+            </w:r>
+            <w:r>
+              <w:rPr>
+                <w:rFonts w:hint="eastAsia"/>
+                <w:sz w:val="14"/>
+                <w:szCs w:val="14"/>
+              </w:rPr>
+              <w:t>,</w:t>
+            </w:r>
+            <w:r>
+              <w:rPr>
+                <w:sz w:val="14"/>
+                <w:szCs w:val="14"/>
+              </w:rPr>
+              <w:t>900</w:t>
+            </w:r>
+          </w:p>
+        </w:tc>
+        <w:tc>
+          <w:tcPr>
+            <w:tcW w:w="1082" w:type="dxa"/>
+          </w:tcPr>
+          <w:p>
+            <w:pPr>
+              <w:jc w:val="center"/>
+              <w:rPr>
+                <w:sz w:val="14"/>
+                <w:szCs w:val="14"/>
+              </w:rPr>
+            </w:pPr>
+            <w:r>
+              <w:rPr>
+                <w:rFonts w:hint="eastAsia"/>
+                <w:sz w:val="14"/>
+                <w:szCs w:val="14"/>
+              </w:rPr>
+              <w:t>122개</w:t>
+            </w:r>
+          </w:p>
+        </w:tc>
+        <w:tc>
+          <w:tcPr>
+            <w:tcW w:w="768" w:type="dxa"/>
+          </w:tcPr>
+          <w:p>
+            <w:pPr>
+              <w:jc w:val="center"/>
+              <w:rPr>
+                <w:sz w:val="14"/>
+                <w:szCs w:val="14"/>
+              </w:rPr>
+            </w:pPr>
+            <w:r>
+              <w:rPr>
+                <w:rFonts w:hint="eastAsia"/>
+                <w:sz w:val="14"/>
+                <w:szCs w:val="14"/>
+              </w:rPr>
+              <w:t>230대</w:t>
+            </w:r>
+          </w:p>
+        </w:tc>
+      </w:tr>
+      <w:tr>
+        <w:tc>
+          <w:tcPr>
+            <w:tcW w:w="1213" w:type="dxa"/>
+            <w:shd w:val="clear" w:color="auto" w:fill="F2F2F2" w:themeFill="background1" w:themeFillShade="F2"/>
+          </w:tcPr>
+          <w:p>
+            <w:pPr>
+              <w:jc w:val="center"/>
+              <w:rPr>
+                <w:sz w:val="14"/>
+                <w:szCs w:val="14"/>
+              </w:rPr>
+            </w:pPr>
+            <w:r>
+              <w:rPr>
+                <w:rFonts w:hint="eastAsia"/>
+                <w:sz w:val="14"/>
+                <w:szCs w:val="14"/>
+              </w:rPr>
+              <w:t>Depot 無, Pending 無</w:t>
+            </w:r>
+          </w:p>
+        </w:tc>
+        <w:tc>
+          <w:tcPr>
+            <w:tcW w:w="1227" w:type="dxa"/>
+          </w:tcPr>
+          <w:p>
+            <w:pPr>
+              <w:jc w:val="center"/>
+              <w:rPr>
+                <w:sz w:val="14"/>
+                <w:szCs w:val="14"/>
+              </w:rPr>
+            </w:pPr>
+            <w:r>
+              <w:rPr>
+                <w:sz w:val="14"/>
+                <w:szCs w:val="14"/>
+              </w:rPr>
+              <w:t>178</w:t>
+            </w:r>
+            <w:r>
+              <w:rPr>
+                <w:rFonts w:hint="eastAsia"/>
+                <w:sz w:val="14"/>
+                <w:szCs w:val="14"/>
+              </w:rPr>
+              <w:t>,</w:t>
+            </w:r>
+            <w:r>
+              <w:rPr>
+                <w:sz w:val="14"/>
+                <w:szCs w:val="14"/>
+              </w:rPr>
+              <w:t>901</w:t>
+            </w:r>
+            <w:r>
+              <w:rPr>
+                <w:rFonts w:hint="eastAsia"/>
+                <w:sz w:val="14"/>
+                <w:szCs w:val="14"/>
+              </w:rPr>
+              <w:t>,</w:t>
+            </w:r>
+            <w:r>
+              <w:rPr>
+                <w:sz w:val="14"/>
+                <w:szCs w:val="14"/>
+              </w:rPr>
+              <w:t>200</w:t>
+            </w:r>
+          </w:p>
+        </w:tc>
+        <w:tc>
+          <w:tcPr>
+            <w:tcW w:w="1082" w:type="dxa"/>
+          </w:tcPr>
+          <w:p>
+            <w:pPr>
+              <w:jc w:val="center"/>
+              <w:rPr>
+                <w:sz w:val="14"/>
+                <w:szCs w:val="14"/>
+              </w:rPr>
+            </w:pPr>
+            <w:r>
+              <w:rPr>
+                <w:rFonts w:hint="eastAsia"/>
+                <w:sz w:val="14"/>
+                <w:szCs w:val="14"/>
+              </w:rPr>
+              <w:t>122개</w:t>
+            </w:r>
+          </w:p>
+        </w:tc>
+        <w:tc>
+          <w:tcPr>
+            <w:tcW w:w="768" w:type="dxa"/>
+          </w:tcPr>
+          <w:p>
+            <w:pPr>
+              <w:jc w:val="center"/>
+              <w:rPr>
+                <w:sz w:val="14"/>
+                <w:szCs w:val="14"/>
+              </w:rPr>
+            </w:pPr>
+            <w:r>
+              <w:rPr>
+                <w:rFonts w:hint="eastAsia"/>
+                <w:sz w:val="14"/>
+                <w:szCs w:val="14"/>
+              </w:rPr>
+              <w:t>250대</w:t>
+            </w:r>
+          </w:p>
+        </w:tc>
+      </w:tr>
+    </w:tbl>
+    <w:p>
+      <w:pPr>
+        <w:rPr>
+          <w:sz w:val="20"/>
+          <w:szCs w:val="20"/>
+        </w:rPr>
+      </w:pPr>
+    </w:p>
+    <w:p>
+      <w:pPr>
+        <w:rPr>
+          <w:sz w:val="20"/>
+          <w:szCs w:val="20"/>
+        </w:rPr>
+      </w:pPr>
+    </w:p>
+    <w:p>
+      <w:pPr>
+        <w:rPr>
+          <w:rFonts w:hint="eastAsia"/>
+          <w:sz w:val="20"/>
+          <w:szCs w:val="20"/>
+        </w:rPr>
+      </w:pPr>
+      <w:r>
+        <w:rPr>
+          <w:rFonts w:hint="eastAsia"/>
+          <w:sz w:val="20"/>
+          <w:szCs w:val="20"/>
+        </w:rPr>
+        <w:lastRenderedPageBreak/>
+        <w:t>- Knee Point</w:t>
+      </w:r>
+      <w:r>
+        <w:rPr>
+          <w:rFonts w:hint="eastAsia"/>
+          <w:sz w:val="20"/>
+          <w:szCs w:val="20"/>
+        </w:rPr>
+        <w:t xml:space="preserve">: </w:t>
+      </w:r>
+      <w:r>
+        <w:rPr>
+          <w:sz w:val="20"/>
+          <w:szCs w:val="20"/>
+        </w:rPr>
+        <w:t>기울기가</w:t>
+      </w:r>
+      <w:r>
+        <w:rPr>
+          <w:rFonts w:hint="eastAsia"/>
+          <w:sz w:val="20"/>
+          <w:szCs w:val="20"/>
+        </w:rPr>
+        <w:t xml:space="preserve"> 다시 완만해지는 시점</w:t>
+      </w:r>
+    </w:p>
+    <w:tbl>
+      <w:tblPr>
+        <w:tblStyle w:val="af0"/>
+        <w:tblW w:w="0" w:type="auto"/>
+        <w:jc w:val="center"/>
+        <w:tblLook w:val="04A0" w:firstRow="1" w:lastRow="0" w:firstColumn="1" w:lastColumn="0" w:noHBand="0" w:noVBand="1"/>
+      </w:tblPr>
+      <w:tblGrid>
+        <w:gridCol w:w="1213"/>
+        <w:gridCol w:w="1227"/>
+        <w:gridCol w:w="1082"/>
+      </w:tblGrid>
+      <w:tr>
+        <w:trPr>
+          <w:jc w:val="center"/>
+        </w:trPr>
+        <w:tc>
+          <w:tcPr>
+            <w:tcW w:w="1213" w:type="dxa"/>
+            <w:shd w:val="clear" w:color="auto" w:fill="F2F2F2" w:themeFill="background1" w:themeFillShade="F2"/>
+          </w:tcPr>
+          <w:p>
+            <w:pPr>
+              <w:jc w:val="center"/>
+              <w:rPr>
+                <w:sz w:val="14"/>
+                <w:szCs w:val="14"/>
+              </w:rPr>
+            </w:pPr>
+          </w:p>
+        </w:tc>
+        <w:tc>
+          <w:tcPr>
+            <w:tcW w:w="1227" w:type="dxa"/>
+            <w:shd w:val="clear" w:color="auto" w:fill="F2F2F2" w:themeFill="background1" w:themeFillShade="F2"/>
+          </w:tcPr>
+          <w:p>
+            <w:pPr>
+              <w:jc w:val="center"/>
+              <w:rPr>
+                <w:sz w:val="14"/>
+                <w:szCs w:val="14"/>
+              </w:rPr>
+            </w:pPr>
+            <w:r>
+              <w:rPr>
+                <w:rFonts w:hint="eastAsia"/>
+                <w:sz w:val="14"/>
+                <w:szCs w:val="14"/>
+              </w:rPr>
+              <w:t>Knee point</w:t>
+            </w:r>
+          </w:p>
+        </w:tc>
+        <w:tc>
+          <w:tcPr>
+            <w:tcW w:w="1082" w:type="dxa"/>
+            <w:shd w:val="clear" w:color="auto" w:fill="F2F2F2" w:themeFill="background1" w:themeFillShade="F2"/>
+          </w:tcPr>
+          <w:p>
+            <w:pPr>
+              <w:jc w:val="center"/>
+              <w:rPr>
+                <w:sz w:val="14"/>
+                <w:szCs w:val="14"/>
+              </w:rPr>
+            </w:pPr>
+            <w:r>
+              <w:rPr>
+                <w:rFonts w:hint="eastAsia"/>
+                <w:sz w:val="14"/>
+                <w:szCs w:val="14"/>
+              </w:rPr>
+              <w:t>반올림</w:t>
+            </w:r>
+          </w:p>
+        </w:tc>
+      </w:tr>
+      <w:tr>
+        <w:trPr>
+          <w:jc w:val="center"/>
+        </w:trPr>
+        <w:tc>
+          <w:tcPr>
+            <w:tcW w:w="1213" w:type="dxa"/>
+            <w:shd w:val="clear" w:color="auto" w:fill="F2F2F2" w:themeFill="background1" w:themeFillShade="F2"/>
+          </w:tcPr>
+          <w:p>
+            <w:pPr>
+              <w:jc w:val="center"/>
+              <w:rPr>
+                <w:sz w:val="14"/>
+                <w:szCs w:val="14"/>
+              </w:rPr>
+            </w:pPr>
+            <w:r>
+              <w:rPr>
+                <w:rFonts w:hint="eastAsia"/>
+                <w:sz w:val="14"/>
+                <w:szCs w:val="14"/>
+              </w:rPr>
+              <w:t>Depot 有, Pending 有</w:t>
+            </w:r>
+          </w:p>
+        </w:tc>
+        <w:tc>
+          <w:tcPr>
+            <w:tcW w:w="1227" w:type="dxa"/>
+          </w:tcPr>
+          <w:p>
+            <w:pPr>
+              <w:jc w:val="center"/>
+              <w:rPr>
+                <w:sz w:val="14"/>
+                <w:szCs w:val="14"/>
+              </w:rPr>
+            </w:pPr>
+            <w:r>
+              <w:rPr>
+                <w:sz w:val="14"/>
+                <w:szCs w:val="14"/>
+              </w:rPr>
+              <w:t>185</w:t>
+            </w:r>
+            <w:r>
+              <w:rPr>
+                <w:rFonts w:hint="eastAsia"/>
+                <w:sz w:val="14"/>
+                <w:szCs w:val="14"/>
+              </w:rPr>
+              <w:t>,</w:t>
+            </w:r>
+            <w:r>
+              <w:rPr>
+                <w:sz w:val="14"/>
+                <w:szCs w:val="14"/>
+              </w:rPr>
+              <w:t>923</w:t>
+            </w:r>
+            <w:r>
+              <w:rPr>
+                <w:rFonts w:hint="eastAsia"/>
+                <w:sz w:val="14"/>
+                <w:szCs w:val="14"/>
+              </w:rPr>
+              <w:t>,</w:t>
+            </w:r>
+            <w:r>
+              <w:rPr>
+                <w:sz w:val="14"/>
+                <w:szCs w:val="14"/>
+              </w:rPr>
+              <w:t>500</w:t>
+            </w:r>
+          </w:p>
+        </w:tc>
+        <w:tc>
+          <w:tcPr>
+            <w:tcW w:w="1082" w:type="dxa"/>
+          </w:tcPr>
+          <w:p>
+            <w:pPr>
+              <w:jc w:val="center"/>
+              <w:rPr>
+                <w:sz w:val="14"/>
+                <w:szCs w:val="14"/>
+              </w:rPr>
+            </w:pPr>
+            <w:r>
+              <w:rPr>
+                <w:rFonts w:hint="eastAsia"/>
+                <w:sz w:val="14"/>
+                <w:szCs w:val="14"/>
+              </w:rPr>
+              <w:t>1</w:t>
+            </w:r>
+            <w:r>
+              <w:rPr>
+                <w:rFonts w:hint="eastAsia"/>
+                <w:sz w:val="14"/>
+                <w:szCs w:val="14"/>
+              </w:rPr>
+              <w:t>24</w:t>
+            </w:r>
+            <w:r>
+              <w:rPr>
+                <w:rFonts w:hint="eastAsia"/>
+                <w:sz w:val="14"/>
+                <w:szCs w:val="14"/>
+              </w:rPr>
+              <w:t>개</w:t>
+            </w:r>
+          </w:p>
+        </w:tc>
+      </w:tr>
+      <w:tr>
+        <w:trPr>
+          <w:jc w:val="center"/>
+        </w:trPr>
+        <w:tc>
+          <w:tcPr>
+            <w:tcW w:w="1213" w:type="dxa"/>
+            <w:shd w:val="clear" w:color="auto" w:fill="F2F2F2" w:themeFill="background1" w:themeFillShade="F2"/>
+          </w:tcPr>
+          <w:p>
+            <w:pPr>
+              <w:jc w:val="center"/>
+              <w:rPr>
+                <w:sz w:val="14"/>
+                <w:szCs w:val="14"/>
+              </w:rPr>
+            </w:pPr>
+            <w:r>
+              <w:rPr>
+                <w:rFonts w:hint="eastAsia"/>
+                <w:sz w:val="14"/>
+                <w:szCs w:val="14"/>
+              </w:rPr>
+              <w:t>Depot 有, Pending 無</w:t>
+            </w:r>
+          </w:p>
+        </w:tc>
+        <w:tc>
+          <w:tcPr>
+            <w:tcW w:w="1227" w:type="dxa"/>
+          </w:tcPr>
+          <w:p>
+            <w:pPr>
+              <w:jc w:val="center"/>
+              <w:rPr>
+                <w:sz w:val="14"/>
+                <w:szCs w:val="14"/>
+              </w:rPr>
+            </w:pPr>
+            <w:r>
+              <w:rPr>
+                <w:sz w:val="14"/>
+                <w:szCs w:val="14"/>
+              </w:rPr>
+              <w:t>181</w:t>
+            </w:r>
+            <w:r>
+              <w:rPr>
+                <w:rFonts w:hint="eastAsia"/>
+                <w:sz w:val="14"/>
+                <w:szCs w:val="14"/>
+              </w:rPr>
+              <w:t>,</w:t>
+            </w:r>
+            <w:r>
+              <w:rPr>
+                <w:sz w:val="14"/>
+                <w:szCs w:val="14"/>
+              </w:rPr>
+              <w:t>642</w:t>
+            </w:r>
+            <w:r>
+              <w:rPr>
+                <w:rFonts w:hint="eastAsia"/>
+                <w:sz w:val="14"/>
+                <w:szCs w:val="14"/>
+              </w:rPr>
+              <w:t>,</w:t>
+            </w:r>
+            <w:r>
+              <w:rPr>
+                <w:sz w:val="14"/>
+                <w:szCs w:val="14"/>
+              </w:rPr>
+              <w:t>900</w:t>
+            </w:r>
+          </w:p>
+        </w:tc>
+        <w:tc>
+          <w:tcPr>
+            <w:tcW w:w="1082" w:type="dxa"/>
+          </w:tcPr>
+          <w:p>
+            <w:pPr>
+              <w:jc w:val="center"/>
+              <w:rPr>
+                <w:sz w:val="14"/>
+                <w:szCs w:val="14"/>
+              </w:rPr>
+            </w:pPr>
+            <w:r>
+              <w:rPr>
+                <w:rFonts w:hint="eastAsia"/>
+                <w:sz w:val="14"/>
+                <w:szCs w:val="14"/>
+              </w:rPr>
+              <w:t>123개</w:t>
+            </w:r>
+          </w:p>
+        </w:tc>
+      </w:tr>
+      <w:tr>
+        <w:trPr>
+          <w:jc w:val="center"/>
+        </w:trPr>
+        <w:tc>
+          <w:tcPr>
+            <w:tcW w:w="1213" w:type="dxa"/>
+            <w:shd w:val="clear" w:color="auto" w:fill="F2F2F2" w:themeFill="background1" w:themeFillShade="F2"/>
+          </w:tcPr>
+          <w:p>
+            <w:pPr>
+              <w:jc w:val="center"/>
+              <w:rPr>
+                <w:sz w:val="14"/>
+                <w:szCs w:val="14"/>
+              </w:rPr>
+            </w:pPr>
+            <w:r>
+              <w:rPr>
+                <w:rFonts w:hint="eastAsia"/>
+                <w:sz w:val="14"/>
+                <w:szCs w:val="14"/>
+              </w:rPr>
+              <w:t>Depot 無, Pending 有</w:t>
+            </w:r>
+          </w:p>
+        </w:tc>
+        <w:tc>
+          <w:tcPr>
+            <w:tcW w:w="1227" w:type="dxa"/>
+          </w:tcPr>
+          <w:p>
+            <w:pPr>
+              <w:jc w:val="center"/>
+              <w:rPr>
+                <w:sz w:val="14"/>
+                <w:szCs w:val="14"/>
+              </w:rPr>
+            </w:pPr>
+            <w:r>
+              <w:rPr>
+                <w:sz w:val="14"/>
+                <w:szCs w:val="14"/>
+              </w:rPr>
+              <w:t>180</w:t>
+            </w:r>
+            <w:r>
+              <w:rPr>
+                <w:rFonts w:hint="eastAsia"/>
+                <w:sz w:val="14"/>
+                <w:szCs w:val="14"/>
+              </w:rPr>
+              <w:t>,</w:t>
+            </w:r>
+            <w:r>
+              <w:rPr>
+                <w:sz w:val="14"/>
+                <w:szCs w:val="14"/>
+              </w:rPr>
+              <w:t>900</w:t>
+            </w:r>
+            <w:r>
+              <w:rPr>
+                <w:rFonts w:hint="eastAsia"/>
+                <w:sz w:val="14"/>
+                <w:szCs w:val="14"/>
+              </w:rPr>
+              <w:t>,</w:t>
+            </w:r>
+            <w:r>
+              <w:rPr>
+                <w:sz w:val="14"/>
+                <w:szCs w:val="14"/>
+              </w:rPr>
+              <w:t>900</w:t>
+            </w:r>
+          </w:p>
+        </w:tc>
+        <w:tc>
+          <w:tcPr>
+            <w:tcW w:w="1082" w:type="dxa"/>
+          </w:tcPr>
+          <w:p>
+            <w:pPr>
+              <w:jc w:val="center"/>
+              <w:rPr>
+                <w:sz w:val="14"/>
+                <w:szCs w:val="14"/>
+              </w:rPr>
+            </w:pPr>
+            <w:r>
+              <w:rPr>
+                <w:rFonts w:hint="eastAsia"/>
+                <w:sz w:val="14"/>
+                <w:szCs w:val="14"/>
+              </w:rPr>
+              <w:t>122개</w:t>
+            </w:r>
+          </w:p>
+        </w:tc>
+      </w:tr>
+      <w:tr>
+        <w:trPr>
+          <w:jc w:val="center"/>
+        </w:trPr>
+        <w:tc>
+          <w:tcPr>
+            <w:tcW w:w="1213" w:type="dxa"/>
+            <w:shd w:val="clear" w:color="auto" w:fill="F2F2F2" w:themeFill="background1" w:themeFillShade="F2"/>
+          </w:tcPr>
+          <w:p>
+            <w:pPr>
+              <w:jc w:val="center"/>
+              <w:rPr>
+                <w:sz w:val="14"/>
+                <w:szCs w:val="14"/>
+              </w:rPr>
+            </w:pPr>
+            <w:r>
+              <w:rPr>
+                <w:rFonts w:hint="eastAsia"/>
+                <w:sz w:val="14"/>
+                <w:szCs w:val="14"/>
+              </w:rPr>
+              <w:t>Depot 無, Pending 無</w:t>
+            </w:r>
+          </w:p>
+        </w:tc>
+        <w:tc>
+          <w:tcPr>
+            <w:tcW w:w="1227" w:type="dxa"/>
+          </w:tcPr>
+          <w:p>
+            <w:pPr>
+              <w:jc w:val="center"/>
+              <w:rPr>
+                <w:sz w:val="14"/>
+                <w:szCs w:val="14"/>
+              </w:rPr>
+            </w:pPr>
+            <w:r>
+              <w:rPr>
+                <w:sz w:val="14"/>
+                <w:szCs w:val="14"/>
+              </w:rPr>
+              <w:t>178</w:t>
+            </w:r>
+            <w:r>
+              <w:rPr>
+                <w:rFonts w:hint="eastAsia"/>
+                <w:sz w:val="14"/>
+                <w:szCs w:val="14"/>
+              </w:rPr>
+              <w:t>,</w:t>
+            </w:r>
+            <w:r>
+              <w:rPr>
+                <w:sz w:val="14"/>
+                <w:szCs w:val="14"/>
+              </w:rPr>
+              <w:t>901</w:t>
+            </w:r>
+            <w:r>
+              <w:rPr>
+                <w:rFonts w:hint="eastAsia"/>
+                <w:sz w:val="14"/>
+                <w:szCs w:val="14"/>
+              </w:rPr>
+              <w:t>,</w:t>
+            </w:r>
+            <w:r>
+              <w:rPr>
+                <w:sz w:val="14"/>
+                <w:szCs w:val="14"/>
+              </w:rPr>
+              <w:t>200</w:t>
+            </w:r>
+          </w:p>
+        </w:tc>
+        <w:tc>
+          <w:tcPr>
+            <w:tcW w:w="1082" w:type="dxa"/>
+          </w:tcPr>
+          <w:p>
+            <w:pPr>
+              <w:jc w:val="center"/>
+              <w:rPr>
+                <w:sz w:val="14"/>
+                <w:szCs w:val="14"/>
+              </w:rPr>
+            </w:pPr>
+            <w:r>
+              <w:rPr>
+                <w:rFonts w:hint="eastAsia"/>
+                <w:sz w:val="14"/>
+                <w:szCs w:val="14"/>
+              </w:rPr>
+              <w:t>122개</w:t>
+            </w:r>
+          </w:p>
+        </w:tc>
+      </w:tr>
+    </w:tbl>
+    <w:p>
+      <w:pPr>
+        <w:rPr>
+          <w:sz w:val="20"/>
+          <w:szCs w:val="20"/>
+        </w:rPr>
+      </w:pPr>
+    </w:p>
+    <w:p>
+      <w:pPr>
+        <w:ind w:firstLineChars="100" w:firstLine="200"/>
+        <w:rPr>
+          <w:sz w:val="20"/>
+          <w:szCs w:val="20"/>
+        </w:rPr>
+      </w:pPr>
+      <w:r>
+        <w:rPr>
+          <w:rFonts w:hint="eastAsia"/>
+          <w:sz w:val="20"/>
+          <w:szCs w:val="20"/>
+        </w:rPr>
+        <w:t xml:space="preserve">위의 결과를 통해서 모든 상황에 대해 비슷한 Penalty 수치를 얻게 되었다. 이와 같은 이유가 발생한 이유는 </w:t>
       </w:r>
       <w:proofErr w:type="spellStart"/>
       <w:r>
@@ -8721,7 +9656,7 @@
           <w:sz w:val="20"/>
           <w:szCs w:val="20"/>
         </w:rPr>
-        <w:t>Best_Penalty</w:t>
+        <w:t>Dropped_Penalty</w:t>
       </w:r>
       <w:proofErr w:type="spellEnd"/>
       <w:r>
@@ -8730,7 +9665,438 @@
           <w:sz w:val="20"/>
           <w:szCs w:val="20"/>
         </w:rPr>
-        <w:t xml:space="preserve"> 기준, 200대)</w:t>
+        <w:t xml:space="preserve">의 가중치가 다른 Penalty에 비해 훨씬 큰 비중을 차지하고 있기 때문으로 파악한다. </w:t>
+      </w:r>
+    </w:p>
+    <w:p>
+      <w:pPr>
+        <w:rPr>
+          <w:sz w:val="20"/>
+          <w:szCs w:val="20"/>
+        </w:rPr>
+      </w:pPr>
+      <w:r>
+        <w:rPr>
+          <w:rFonts w:hint="eastAsia"/>
+          <w:sz w:val="20"/>
+          <w:szCs w:val="20"/>
+        </w:rPr>
+        <w:t>따라서, Pending에 대한 Penalty를 더 크게 부여하고 기존 방식을 적용해 변화를 관찰하고자 한다.</w:t>
+      </w:r>
+    </w:p>
+    <w:p>
+      <w:pPr>
+        <w:rPr>
+          <w:rFonts w:hint="eastAsia"/>
+          <w:sz w:val="20"/>
+          <w:szCs w:val="20"/>
+        </w:rPr>
+      </w:pPr>
+    </w:p>
+    <w:tbl>
+      <w:tblPr>
+        <w:tblStyle w:val="af0"/>
+        <w:tblW w:w="0" w:type="auto"/>
+        <w:tblLook w:val="04A0" w:firstRow="1" w:lastRow="0" w:firstColumn="1" w:lastColumn="0" w:noHBand="0" w:noVBand="1"/>
+      </w:tblPr>
+      <w:tblGrid>
+        <w:gridCol w:w="2145"/>
+        <w:gridCol w:w="2145"/>
+      </w:tblGrid>
+      <w:tr>
+        <w:tc>
+          <w:tcPr>
+            <w:tcW w:w="2145" w:type="dxa"/>
+            <w:shd w:val="clear" w:color="auto" w:fill="D9D9D9" w:themeFill="background1" w:themeFillShade="D9"/>
+          </w:tcPr>
+          <w:p>
+            <w:pPr>
+              <w:jc w:val="center"/>
+              <w:rPr>
+                <w:sz w:val="20"/>
+                <w:szCs w:val="20"/>
+              </w:rPr>
+            </w:pPr>
+            <w:r>
+              <w:rPr>
+                <w:rFonts w:hint="eastAsia"/>
+                <w:sz w:val="20"/>
+                <w:szCs w:val="20"/>
+              </w:rPr>
+              <w:t>초기</w:t>
+            </w:r>
+            <w:r>
+              <w:rPr>
+                <w:rFonts w:hint="eastAsia"/>
+                <w:sz w:val="20"/>
+                <w:szCs w:val="20"/>
+              </w:rPr>
+              <w:t>_Penalty</w:t>
+            </w:r>
+          </w:p>
+        </w:tc>
+        <w:tc>
+          <w:tcPr>
+            <w:tcW w:w="2145" w:type="dxa"/>
+          </w:tcPr>
+          <w:p>
+            <w:pPr>
+              <w:jc w:val="center"/>
+              <w:rPr>
+                <w:sz w:val="20"/>
+                <w:szCs w:val="20"/>
+              </w:rPr>
+            </w:pPr>
+            <w:r>
+              <w:rPr>
+                <w:rFonts w:hint="eastAsia"/>
+                <w:sz w:val="20"/>
+                <w:szCs w:val="20"/>
+              </w:rPr>
+              <w:t>10,000</w:t>
+            </w:r>
+          </w:p>
+        </w:tc>
+      </w:tr>
+      <w:tr>
+        <w:tc>
+          <w:tcPr>
+            <w:tcW w:w="2145" w:type="dxa"/>
+            <w:shd w:val="clear" w:color="auto" w:fill="D9D9D9" w:themeFill="background1" w:themeFillShade="D9"/>
+          </w:tcPr>
+          <w:p>
+            <w:pPr>
+              <w:jc w:val="center"/>
+              <w:rPr>
+                <w:sz w:val="20"/>
+                <w:szCs w:val="20"/>
+              </w:rPr>
+            </w:pPr>
+            <w:r>
+              <w:rPr>
+                <w:rFonts w:hint="eastAsia"/>
+                <w:sz w:val="20"/>
+                <w:szCs w:val="20"/>
+              </w:rPr>
+              <w:t>이후</w:t>
+            </w:r>
+            <w:r>
+              <w:rPr>
+                <w:rFonts w:hint="eastAsia"/>
+                <w:sz w:val="20"/>
+                <w:szCs w:val="20"/>
+              </w:rPr>
+              <w:t>_Penalty</w:t>
+            </w:r>
+          </w:p>
+        </w:tc>
+        <w:tc>
+          <w:tcPr>
+            <w:tcW w:w="2145" w:type="dxa"/>
+          </w:tcPr>
+          <w:p>
+            <w:pPr>
+              <w:jc w:val="center"/>
+              <w:rPr>
+                <w:sz w:val="20"/>
+                <w:szCs w:val="20"/>
+              </w:rPr>
+            </w:pPr>
+            <w:r>
+              <w:rPr>
+                <w:rFonts w:hint="eastAsia"/>
+                <w:sz w:val="20"/>
+                <w:szCs w:val="20"/>
+              </w:rPr>
+              <w:t>100,000</w:t>
+            </w:r>
+          </w:p>
+        </w:tc>
+      </w:tr>
+    </w:tbl>
+    <w:p>
+      <w:pPr>
+        <w:rPr>
+          <w:sz w:val="20"/>
+          <w:szCs w:val="20"/>
+        </w:rPr>
+      </w:pPr>
+      <w:r>
+        <w:rPr>
+          <w:rFonts w:hint="eastAsia"/>
+          <w:sz w:val="20"/>
+          <w:szCs w:val="20"/>
+        </w:rPr>
+        <w:t>※ 이 외의 설정은 그대로 유지</w:t>
+      </w:r>
+    </w:p>
+    <w:p>
+      <w:pPr>
+        <w:rPr>
+          <w:sz w:val="20"/>
+          <w:szCs w:val="20"/>
+        </w:rPr>
+      </w:pPr>
+    </w:p>
+    <w:p>
+      <w:pPr>
+        <w:rPr>
+          <w:sz w:val="20"/>
+          <w:szCs w:val="20"/>
+        </w:rPr>
+      </w:pPr>
+      <w:r>
+        <w:rPr>
+          <w:rFonts w:hint="eastAsia"/>
+          <w:sz w:val="20"/>
+          <w:szCs w:val="20"/>
+        </w:rPr>
+        <w:t>결과는 아래와 같았다.</w:t>
+      </w:r>
+    </w:p>
+    <w:tbl>
+      <w:tblPr>
+        <w:tblStyle w:val="af0"/>
+        <w:tblW w:w="0" w:type="auto"/>
+        <w:tblLook w:val="04A0" w:firstRow="1" w:lastRow="0" w:firstColumn="1" w:lastColumn="0" w:noHBand="0" w:noVBand="1"/>
+      </w:tblPr>
+      <w:tblGrid>
+        <w:gridCol w:w="4290"/>
+      </w:tblGrid>
+      <w:tr>
+        <w:tc>
+          <w:tcPr>
+            <w:tcW w:w="4290" w:type="dxa"/>
+          </w:tcPr>
+          <w:p>
+            <w:pPr>
+              <w:jc w:val="center"/>
+              <w:rPr>
+                <w:rFonts w:hint="eastAsia"/>
+                <w:sz w:val="20"/>
+                <w:szCs w:val="20"/>
+              </w:rPr>
+            </w:pPr>
+            <w:r>
+              <w:rPr>
+                <w:rFonts w:hint="eastAsia"/>
+                <w:noProof/>
+                <w:sz w:val="20"/>
+                <w:szCs w:val="20"/>
+              </w:rPr>
+              <w:drawing>
+                <wp:inline distT="0" distB="0" distL="0" distR="0" wp14:anchorId="047E1D8F" wp14:editId="0D4D8F0D">
+                  <wp:extent cx="2569117" cy="1473200"/>
+                  <wp:effectExtent l="0" t="0" r="3175" b="0"/>
+                  <wp:docPr id="1774692251" name="그림 3"/>
+                  <wp:cNvGraphicFramePr>
+                    <a:graphicFrameLocks xmlns:a="http://schemas.openxmlformats.org/drawingml/2006/main" noChangeAspect="1"/>
+                  </wp:cNvGraphicFramePr>
+                  <a:graphic xmlns:a="http://schemas.openxmlformats.org/drawingml/2006/main">
+                    <a:graphicData uri="http://schemas.openxmlformats.org/drawingml/2006/picture">
+                      <pic:pic xmlns:pic="http://schemas.openxmlformats.org/drawingml/2006/picture">
+                        <pic:nvPicPr>
+                          <pic:cNvPr id="0" name="Picture 3"/>
+                          <pic:cNvPicPr>
+                            <a:picLocks noChangeAspect="1" noChangeArrowheads="1"/>
+                          </pic:cNvPicPr>
+                        </pic:nvPicPr>
+                        <pic:blipFill>
+                          <a:blip r:embed="rId15" cstate="print">
+                            <a:extLst>
+                              <a:ext uri="{28A0092B-C50C-407E-A947-70E740481C1C}">
+                                <a14:useLocalDpi xmlns:a14="http://schemas.microsoft.com/office/drawing/2010/main" val="0"/>
+                              </a:ext>
+                            </a:extLst>
+                          </a:blip>
+                          <a:srcRect/>
+                          <a:stretch>
+                            <a:fillRect/>
+                          </a:stretch>
+                        </pic:blipFill>
+                        <pic:spPr bwMode="auto">
+                          <a:xfrm>
+                            <a:off x="0" y="0"/>
+                            <a:ext cx="2570883" cy="1474213"/>
+                          </a:xfrm>
+                          <a:prstGeom prst="rect">
+                            <a:avLst/>
+                          </a:prstGeom>
+                          <a:noFill/>
+                          <a:ln>
+                            <a:noFill/>
+                          </a:ln>
+                        </pic:spPr>
+                      </pic:pic>
+                    </a:graphicData>
+                  </a:graphic>
+                </wp:inline>
+              </w:drawing>
+            </w:r>
+          </w:p>
+        </w:tc>
+      </w:tr>
+      <w:tr>
+        <w:tc>
+          <w:tcPr>
+            <w:tcW w:w="4290" w:type="dxa"/>
+          </w:tcPr>
+          <w:p>
+            <w:pPr>
+              <w:jc w:val="center"/>
+              <w:rPr>
+                <w:rFonts w:hint="eastAsia"/>
+                <w:sz w:val="20"/>
+                <w:szCs w:val="20"/>
+              </w:rPr>
+            </w:pPr>
+            <w:r>
+              <w:rPr>
+                <w:rFonts w:hint="eastAsia"/>
+                <w:sz w:val="20"/>
+                <w:szCs w:val="20"/>
+              </w:rPr>
+              <w:t>Pending 有, Depot 有</w:t>
+            </w:r>
+          </w:p>
+        </w:tc>
+      </w:tr>
+      <w:tr>
+        <w:tc>
+          <w:tcPr>
+            <w:tcW w:w="4290" w:type="dxa"/>
+          </w:tcPr>
+          <w:p>
+            <w:pPr>
+              <w:jc w:val="center"/>
+              <w:rPr>
+                <w:rFonts w:hint="eastAsia"/>
+                <w:sz w:val="20"/>
+                <w:szCs w:val="20"/>
+              </w:rPr>
+            </w:pPr>
+            <w:r>
+              <w:rPr>
+                <w:rFonts w:hint="eastAsia"/>
+                <w:noProof/>
+                <w:sz w:val="20"/>
+                <w:szCs w:val="20"/>
+              </w:rPr>
+              <w:drawing>
+                <wp:inline distT="0" distB="0" distL="0" distR="0" wp14:anchorId="76245485" wp14:editId="213F1D23">
+                  <wp:extent cx="2613412" cy="1498600"/>
+                  <wp:effectExtent l="0" t="0" r="0" b="6350"/>
+                  <wp:docPr id="1472117623" name="그림 1"/>
+                  <wp:cNvGraphicFramePr>
+                    <a:graphicFrameLocks xmlns:a="http://schemas.openxmlformats.org/drawingml/2006/main" noChangeAspect="1"/>
+                  </wp:cNvGraphicFramePr>
+                  <a:graphic xmlns:a="http://schemas.openxmlformats.org/drawingml/2006/main">
+                    <a:graphicData uri="http://schemas.openxmlformats.org/drawingml/2006/picture">
+                      <pic:pic xmlns:pic="http://schemas.openxmlformats.org/drawingml/2006/picture">
+                        <pic:nvPicPr>
+                          <pic:cNvPr id="0" name="Picture 1"/>
+                          <pic:cNvPicPr>
+                            <a:picLocks noChangeAspect="1" noChangeArrowheads="1"/>
+                          </pic:cNvPicPr>
+                        </pic:nvPicPr>
+                        <pic:blipFill>
+                          <a:blip r:embed="rId16" cstate="print">
+                            <a:extLst>
+                              <a:ext uri="{28A0092B-C50C-407E-A947-70E740481C1C}">
+                                <a14:useLocalDpi xmlns:a14="http://schemas.microsoft.com/office/drawing/2010/main" val="0"/>
+                              </a:ext>
+                            </a:extLst>
+                          </a:blip>
+                          <a:srcRect/>
+                          <a:stretch>
+                            <a:fillRect/>
+                          </a:stretch>
+                        </pic:blipFill>
+                        <pic:spPr bwMode="auto">
+                          <a:xfrm>
+                            <a:off x="0" y="0"/>
+                            <a:ext cx="2620960" cy="1502928"/>
+                          </a:xfrm>
+                          <a:prstGeom prst="rect">
+                            <a:avLst/>
+                          </a:prstGeom>
+                          <a:noFill/>
+                          <a:ln>
+                            <a:noFill/>
+                          </a:ln>
+                        </pic:spPr>
+                      </pic:pic>
+                    </a:graphicData>
+                  </a:graphic>
+                </wp:inline>
+              </w:drawing>
+            </w:r>
+          </w:p>
+        </w:tc>
+      </w:tr>
+      <w:tr>
+        <w:tc>
+          <w:tcPr>
+            <w:tcW w:w="4290" w:type="dxa"/>
+          </w:tcPr>
+          <w:p>
+            <w:pPr>
+              <w:jc w:val="center"/>
+              <w:rPr>
+                <w:rFonts w:hint="eastAsia"/>
+                <w:sz w:val="20"/>
+                <w:szCs w:val="20"/>
+              </w:rPr>
+            </w:pPr>
+            <w:r>
+              <w:rPr>
+                <w:rFonts w:hint="eastAsia"/>
+                <w:sz w:val="20"/>
+                <w:szCs w:val="20"/>
+              </w:rPr>
+              <w:t>Pending 有, Depot 無</w:t>
+            </w:r>
+          </w:p>
+        </w:tc>
+      </w:tr>
+    </w:tbl>
+    <w:p>
+      <w:pPr>
+        <w:rPr>
+          <w:sz w:val="20"/>
+          <w:szCs w:val="20"/>
+        </w:rPr>
+      </w:pPr>
+    </w:p>
+    <w:p>
+      <w:pPr>
+        <w:rPr>
+          <w:sz w:val="20"/>
+          <w:szCs w:val="20"/>
+        </w:rPr>
+      </w:pPr>
+      <w:r>
+        <w:rPr>
+          <w:rFonts w:hint="eastAsia"/>
+          <w:sz w:val="20"/>
+          <w:szCs w:val="20"/>
+        </w:rPr>
+        <w:t>-</w:t>
+      </w:r>
+      <w:r>
+        <w:rPr>
+          <w:rFonts w:hint="eastAsia"/>
+          <w:sz w:val="20"/>
+          <w:szCs w:val="20"/>
+        </w:rPr>
+        <w:t xml:space="preserve"> </w:t>
+      </w:r>
+      <w:r>
+        <w:rPr>
+          <w:sz w:val="20"/>
+          <w:szCs w:val="20"/>
+        </w:rPr>
+        <w:t>95% 실용적 수렴 기준 차량 수</w:t>
       </w:r>
     </w:p>
     <w:tbl>
@@ -8754,7 +10120,6 @@
             <w:pPr>
               <w:jc w:val="center"/>
               <w:rPr>
-                <w:rFonts w:hint="eastAsia"/>
                 <w:sz w:val="18"/>
                 <w:szCs w:val="18"/>
               </w:rPr>
@@ -8781,7 +10146,7 @@
                 <w:sz w:val="18"/>
                 <w:szCs w:val="18"/>
               </w:rPr>
-              <w:t>Pending 有</w:t>
+              <w:t>10,000</w:t>
             </w:r>
           </w:p>
         </w:tc>
@@ -8805,7 +10170,7 @@
                 <w:sz w:val="18"/>
                 <w:szCs w:val="18"/>
               </w:rPr>
-              <w:t>Pending 無</w:t>
+              <w:t>100,000</w:t>
             </w:r>
           </w:p>
         </w:tc>
@@ -8820,7 +10185,6 @@
             <w:pPr>
               <w:jc w:val="center"/>
               <w:rPr>
-                <w:rFonts w:hint="eastAsia"/>
                 <w:sz w:val="18"/>
                 <w:szCs w:val="18"/>
               </w:rPr>
@@ -8831,42 +10195,34 @@
                 <w:sz w:val="18"/>
                 <w:szCs w:val="18"/>
               </w:rPr>
-              <w:t>Depot 有</w:t>
-            </w:r>
-          </w:p>
-        </w:tc>
-        <w:tc>
-          <w:tcPr>
-            <w:tcW w:w="1577" w:type="dxa"/>
-          </w:tcPr>
-          <w:p>
-            <w:pPr>
-              <w:jc w:val="center"/>
+              <w:t>Pending 有</w:t>
+            </w:r>
+            <w:r>
               <w:rPr>
                 <w:rFonts w:hint="eastAsia"/>
                 <w:sz w:val="18"/>
                 <w:szCs w:val="18"/>
               </w:rPr>
-            </w:pPr>
+              <w:t xml:space="preserve"> </w:t>
+            </w:r>
             <w:r>
               <w:rPr>
                 <w:rFonts w:hint="eastAsia"/>
                 <w:sz w:val="18"/>
                 <w:szCs w:val="18"/>
               </w:rPr>
-              <w:t>156개</w:t>
-            </w:r>
-          </w:p>
-        </w:tc>
-        <w:tc>
-          <w:tcPr>
-            <w:tcW w:w="1224" w:type="dxa"/>
-          </w:tcPr>
-          <w:p>
-            <w:pPr>
-              <w:jc w:val="center"/>
-              <w:rPr>
-                <w:rFonts w:hint="eastAsia"/>
+              <w:t>Depot 有</w:t>
+            </w:r>
+          </w:p>
+        </w:tc>
+        <w:tc>
+          <w:tcPr>
+            <w:tcW w:w="1577" w:type="dxa"/>
+          </w:tcPr>
+          <w:p>
+            <w:pPr>
+              <w:jc w:val="center"/>
+              <w:rPr>
                 <w:sz w:val="18"/>
                 <w:szCs w:val="18"/>
               </w:rPr>
@@ -8877,7 +10233,30 @@
                 <w:sz w:val="18"/>
                 <w:szCs w:val="18"/>
               </w:rPr>
-              <w:t>167개</w:t>
+              <w:t>175.62대</w:t>
+            </w:r>
+          </w:p>
+        </w:tc>
+        <w:tc>
+          <w:tcPr>
+            <w:tcW w:w="1224" w:type="dxa"/>
+          </w:tcPr>
+          <w:p>
+            <w:pPr>
+              <w:jc w:val="center"/>
+              <w:rPr>
+                <w:rFonts w:hint="eastAsia"/>
+                <w:sz w:val="18"/>
+                <w:szCs w:val="18"/>
+              </w:rPr>
+            </w:pPr>
+            <w:r>
+              <w:rPr>
+                <w:rFonts w:hint="eastAsia"/>
+                <w:sz w:val="18"/>
+                <w:szCs w:val="18"/>
+              </w:rPr>
+              <w:t>170.14대</w:t>
             </w:r>
           </w:p>
         </w:tc>
@@ -8892,7 +10271,6 @@
             <w:pPr>
               <w:jc w:val="center"/>
               <w:rPr>
-                <w:rFonts w:hint="eastAsia"/>
                 <w:sz w:val="18"/>
                 <w:szCs w:val="18"/>
               </w:rPr>
@@ -8903,42 +10281,34 @@
                 <w:sz w:val="18"/>
                 <w:szCs w:val="18"/>
               </w:rPr>
-              <w:t>Depot 無</w:t>
-            </w:r>
-          </w:p>
-        </w:tc>
-        <w:tc>
-          <w:tcPr>
-            <w:tcW w:w="1577" w:type="dxa"/>
-          </w:tcPr>
-          <w:p>
-            <w:pPr>
-              <w:jc w:val="center"/>
+              <w:t>Pending 有</w:t>
+            </w:r>
+            <w:r>
               <w:rPr>
                 <w:rFonts w:hint="eastAsia"/>
                 <w:sz w:val="18"/>
                 <w:szCs w:val="18"/>
               </w:rPr>
-            </w:pPr>
+              <w:t xml:space="preserve"> </w:t>
+            </w:r>
             <w:r>
               <w:rPr>
                 <w:rFonts w:hint="eastAsia"/>
                 <w:sz w:val="18"/>
                 <w:szCs w:val="18"/>
               </w:rPr>
-              <w:t>152개</w:t>
-            </w:r>
-          </w:p>
-        </w:tc>
-        <w:tc>
-          <w:tcPr>
-            <w:tcW w:w="1224" w:type="dxa"/>
-          </w:tcPr>
-          <w:p>
-            <w:pPr>
-              <w:jc w:val="center"/>
-              <w:rPr>
-                <w:rFonts w:hint="eastAsia"/>
+              <w:t>Depot 無</w:t>
+            </w:r>
+          </w:p>
+        </w:tc>
+        <w:tc>
+          <w:tcPr>
+            <w:tcW w:w="1577" w:type="dxa"/>
+          </w:tcPr>
+          <w:p>
+            <w:pPr>
+              <w:jc w:val="center"/>
+              <w:rPr>
                 <w:sz w:val="18"/>
                 <w:szCs w:val="18"/>
               </w:rPr>
@@ -8949,7 +10319,46 @@
                 <w:sz w:val="18"/>
                 <w:szCs w:val="18"/>
               </w:rPr>
-              <w:t>163개</w:t>
+              <w:t>174</w:t>
+            </w:r>
+            <w:r>
+              <w:rPr>
+                <w:rFonts w:hint="eastAsia"/>
+                <w:sz w:val="18"/>
+                <w:szCs w:val="18"/>
+              </w:rPr>
+              <w:t>.44</w:t>
+            </w:r>
+            <w:r>
+              <w:rPr>
+                <w:rFonts w:hint="eastAsia"/>
+                <w:sz w:val="18"/>
+                <w:szCs w:val="18"/>
+              </w:rPr>
+              <w:t>대</w:t>
+            </w:r>
+          </w:p>
+        </w:tc>
+        <w:tc>
+          <w:tcPr>
+            <w:tcW w:w="1224" w:type="dxa"/>
+          </w:tcPr>
+          <w:p>
+            <w:pPr>
+              <w:jc w:val="center"/>
+              <w:rPr>
+                <w:rFonts w:hint="eastAsia"/>
+                <w:sz w:val="18"/>
+                <w:szCs w:val="18"/>
+              </w:rPr>
+            </w:pPr>
+            <w:r>
+              <w:rPr>
+                <w:rFonts w:hint="eastAsia"/>
+                <w:sz w:val="18"/>
+                <w:szCs w:val="18"/>
+              </w:rPr>
+              <w:t>170.55대</w:t>
             </w:r>
           </w:p>
         </w:tc>
@@ -8958,14 +10367,769 @@
     <w:p>
       <w:pPr>
         <w:rPr>
-          <w:rFonts w:hint="eastAsia"/>
-          <w:sz w:val="20"/>
-          <w:szCs w:val="20"/>
-        </w:rPr>
-      </w:pPr>
+          <w:sz w:val="20"/>
+          <w:szCs w:val="20"/>
+        </w:rPr>
+      </w:pPr>
+    </w:p>
+    <w:p>
+      <w:pPr>
+        <w:rPr>
+          <w:sz w:val="20"/>
+          <w:szCs w:val="20"/>
+        </w:rPr>
+      </w:pPr>
+      <w:r>
+        <w:rPr>
+          <w:rFonts w:hint="eastAsia"/>
+          <w:sz w:val="20"/>
+          <w:szCs w:val="20"/>
+        </w:rPr>
+        <w:t>- Penalty가 최소일 때, Overdue</w:t>
+      </w:r>
+    </w:p>
+    <w:tbl>
+      <w:tblPr>
+        <w:tblStyle w:val="af0"/>
+        <w:tblW w:w="0" w:type="auto"/>
+        <w:tblLook w:val="04A0" w:firstRow="1" w:lastRow="0" w:firstColumn="1" w:lastColumn="0" w:noHBand="0" w:noVBand="1"/>
+      </w:tblPr>
+      <w:tblGrid>
+        <w:gridCol w:w="1489"/>
+        <w:gridCol w:w="1577"/>
+        <w:gridCol w:w="1224"/>
+      </w:tblGrid>
+      <w:tr>
+        <w:tc>
+          <w:tcPr>
+            <w:tcW w:w="1489" w:type="dxa"/>
+            <w:shd w:val="clear" w:color="auto" w:fill="F2F2F2" w:themeFill="background1" w:themeFillShade="F2"/>
+          </w:tcPr>
+          <w:p>
+            <w:pPr>
+              <w:jc w:val="center"/>
+              <w:rPr>
+                <w:rFonts w:hint="eastAsia"/>
+                <w:b/>
+                <w:bCs/>
+                <w:sz w:val="12"/>
+                <w:szCs w:val="12"/>
+              </w:rPr>
+            </w:pPr>
+            <w:r>
+              <w:rPr>
+                <w:rFonts w:hint="eastAsia"/>
+                <w:b/>
+                <w:bCs/>
+                <w:sz w:val="12"/>
+                <w:szCs w:val="12"/>
+              </w:rPr>
+              <w:t>Penalty</w:t>
+            </w:r>
+          </w:p>
+        </w:tc>
+        <w:tc>
+          <w:tcPr>
+            <w:tcW w:w="1577" w:type="dxa"/>
+            <w:shd w:val="clear" w:color="auto" w:fill="F2F2F2" w:themeFill="background1" w:themeFillShade="F2"/>
+          </w:tcPr>
+          <w:p>
+            <w:pPr>
+              <w:jc w:val="center"/>
+              <w:rPr>
+                <w:rFonts w:hint="eastAsia"/>
+                <w:b/>
+                <w:bCs/>
+                <w:sz w:val="12"/>
+                <w:szCs w:val="12"/>
+              </w:rPr>
+            </w:pPr>
+            <w:r>
+              <w:rPr>
+                <w:rFonts w:hint="eastAsia"/>
+                <w:b/>
+                <w:bCs/>
+                <w:sz w:val="12"/>
+                <w:szCs w:val="12"/>
+              </w:rPr>
+              <w:t>10,000</w:t>
+            </w:r>
+          </w:p>
+        </w:tc>
+        <w:tc>
+          <w:tcPr>
+            <w:tcW w:w="1224" w:type="dxa"/>
+            <w:shd w:val="clear" w:color="auto" w:fill="F2F2F2" w:themeFill="background1" w:themeFillShade="F2"/>
+          </w:tcPr>
+          <w:p>
+            <w:pPr>
+              <w:jc w:val="center"/>
+              <w:rPr>
+                <w:rFonts w:hint="eastAsia"/>
+                <w:b/>
+                <w:bCs/>
+                <w:sz w:val="12"/>
+                <w:szCs w:val="12"/>
+              </w:rPr>
+            </w:pPr>
+            <w:r>
+              <w:rPr>
+                <w:rFonts w:hint="eastAsia"/>
+                <w:b/>
+                <w:bCs/>
+                <w:sz w:val="12"/>
+                <w:szCs w:val="12"/>
+              </w:rPr>
+              <w:t>100,000</w:t>
+            </w:r>
+          </w:p>
+        </w:tc>
+      </w:tr>
+      <w:tr>
+        <w:tc>
+          <w:tcPr>
+            <w:tcW w:w="1489" w:type="dxa"/>
+            <w:shd w:val="clear" w:color="auto" w:fill="F2F2F2" w:themeFill="background1" w:themeFillShade="F2"/>
+          </w:tcPr>
+          <w:p>
+            <w:pPr>
+              <w:jc w:val="center"/>
+              <w:rPr>
+                <w:b/>
+                <w:bCs/>
+                <w:sz w:val="12"/>
+                <w:szCs w:val="12"/>
+              </w:rPr>
+            </w:pPr>
+            <w:r>
+              <w:rPr>
+                <w:rFonts w:hint="eastAsia"/>
+                <w:b/>
+                <w:bCs/>
+                <w:sz w:val="12"/>
+                <w:szCs w:val="12"/>
+              </w:rPr>
+              <w:t>Pending 有 Depot 有</w:t>
+            </w:r>
+          </w:p>
+        </w:tc>
+        <w:tc>
+          <w:tcPr>
+            <w:tcW w:w="1577" w:type="dxa"/>
+          </w:tcPr>
+          <w:p>
+            <w:pPr>
+              <w:jc w:val="center"/>
+              <w:rPr>
+                <w:b/>
+                <w:bCs/>
+                <w:sz w:val="12"/>
+                <w:szCs w:val="12"/>
+              </w:rPr>
+            </w:pPr>
+            <w:r>
+              <w:rPr>
+                <w:rFonts w:hint="eastAsia"/>
+                <w:b/>
+                <w:bCs/>
+                <w:sz w:val="12"/>
+                <w:szCs w:val="12"/>
+              </w:rPr>
+              <w:t>127개</w:t>
+            </w:r>
+          </w:p>
+          <w:p>
+            <w:pPr>
+              <w:jc w:val="center"/>
+              <w:rPr>
+                <w:rFonts w:hint="eastAsia"/>
+                <w:b/>
+                <w:bCs/>
+                <w:sz w:val="12"/>
+                <w:szCs w:val="12"/>
+              </w:rPr>
+            </w:pPr>
+            <w:r>
+              <w:rPr>
+                <w:rFonts w:hint="eastAsia"/>
+                <w:b/>
+                <w:bCs/>
+                <w:sz w:val="12"/>
+                <w:szCs w:val="12"/>
+              </w:rPr>
+              <w:t>(Vehicles = 2</w:t>
+            </w:r>
+            <w:r>
+              <w:rPr>
+                <w:rFonts w:hint="eastAsia"/>
+                <w:b/>
+                <w:bCs/>
+                <w:sz w:val="12"/>
+                <w:szCs w:val="12"/>
+              </w:rPr>
+              <w:t>50</w:t>
+            </w:r>
+            <w:r>
+              <w:rPr>
+                <w:rFonts w:hint="eastAsia"/>
+                <w:b/>
+                <w:bCs/>
+                <w:sz w:val="12"/>
+                <w:szCs w:val="12"/>
+              </w:rPr>
+              <w:t>)</w:t>
+            </w:r>
+          </w:p>
+        </w:tc>
+        <w:tc>
+          <w:tcPr>
+            <w:tcW w:w="1224" w:type="dxa"/>
+          </w:tcPr>
+          <w:p>
+            <w:pPr>
+              <w:jc w:val="center"/>
+              <w:rPr>
+                <w:b/>
+                <w:bCs/>
+                <w:sz w:val="12"/>
+                <w:szCs w:val="12"/>
+              </w:rPr>
+            </w:pPr>
+            <w:r>
+              <w:rPr>
+                <w:rFonts w:hint="eastAsia"/>
+                <w:b/>
+                <w:bCs/>
+                <w:sz w:val="12"/>
+                <w:szCs w:val="12"/>
+              </w:rPr>
+              <w:t>105개</w:t>
+            </w:r>
+          </w:p>
+          <w:p>
+            <w:pPr>
+              <w:jc w:val="center"/>
+              <w:rPr>
+                <w:rFonts w:hint="eastAsia"/>
+                <w:b/>
+                <w:bCs/>
+                <w:sz w:val="12"/>
+                <w:szCs w:val="12"/>
+              </w:rPr>
+            </w:pPr>
+            <w:r>
+              <w:rPr>
+                <w:rFonts w:hint="eastAsia"/>
+                <w:b/>
+                <w:bCs/>
+                <w:sz w:val="12"/>
+                <w:szCs w:val="12"/>
+              </w:rPr>
+              <w:t>(Vehicles = 245)</w:t>
+            </w:r>
+          </w:p>
+        </w:tc>
+      </w:tr>
+      <w:tr>
+        <w:tc>
+          <w:tcPr>
+            <w:tcW w:w="1489" w:type="dxa"/>
+            <w:shd w:val="clear" w:color="auto" w:fill="F2F2F2" w:themeFill="background1" w:themeFillShade="F2"/>
+          </w:tcPr>
+          <w:p>
+            <w:pPr>
+              <w:jc w:val="center"/>
+              <w:rPr>
+                <w:b/>
+                <w:bCs/>
+                <w:sz w:val="12"/>
+                <w:szCs w:val="12"/>
+              </w:rPr>
+            </w:pPr>
+            <w:r>
+              <w:rPr>
+                <w:rFonts w:hint="eastAsia"/>
+                <w:b/>
+                <w:bCs/>
+                <w:sz w:val="12"/>
+                <w:szCs w:val="12"/>
+              </w:rPr>
+              <w:t>Pending 有 Depot 無</w:t>
+            </w:r>
+          </w:p>
+        </w:tc>
+        <w:tc>
+          <w:tcPr>
+            <w:tcW w:w="1577" w:type="dxa"/>
+          </w:tcPr>
+          <w:p>
+            <w:pPr>
+              <w:jc w:val="center"/>
+              <w:rPr>
+                <w:b/>
+                <w:bCs/>
+                <w:sz w:val="12"/>
+                <w:szCs w:val="12"/>
+              </w:rPr>
+            </w:pPr>
+            <w:r>
+              <w:rPr>
+                <w:rFonts w:hint="eastAsia"/>
+                <w:b/>
+                <w:bCs/>
+                <w:sz w:val="12"/>
+                <w:szCs w:val="12"/>
+              </w:rPr>
+              <w:t>127개</w:t>
+            </w:r>
+          </w:p>
+          <w:p>
+            <w:pPr>
+              <w:jc w:val="center"/>
+              <w:rPr>
+                <w:rFonts w:hint="eastAsia"/>
+                <w:b/>
+                <w:bCs/>
+                <w:sz w:val="12"/>
+                <w:szCs w:val="12"/>
+              </w:rPr>
+            </w:pPr>
+            <w:r>
+              <w:rPr>
+                <w:rFonts w:hint="eastAsia"/>
+                <w:b/>
+                <w:bCs/>
+                <w:sz w:val="12"/>
+                <w:szCs w:val="12"/>
+              </w:rPr>
+              <w:t>(Vehicles = 250)</w:t>
+            </w:r>
+          </w:p>
+        </w:tc>
+        <w:tc>
+          <w:tcPr>
+            <w:tcW w:w="1224" w:type="dxa"/>
+          </w:tcPr>
+          <w:p>
+            <w:pPr>
+              <w:jc w:val="center"/>
+              <w:rPr>
+                <w:rFonts w:hint="eastAsia"/>
+                <w:b/>
+                <w:bCs/>
+                <w:sz w:val="12"/>
+                <w:szCs w:val="12"/>
+              </w:rPr>
+            </w:pPr>
+            <w:r>
+              <w:rPr>
+                <w:rFonts w:hint="eastAsia"/>
+                <w:b/>
+                <w:bCs/>
+                <w:sz w:val="12"/>
+                <w:szCs w:val="12"/>
+              </w:rPr>
+              <w:t>1</w:t>
+            </w:r>
+            <w:r>
+              <w:rPr>
+                <w:rFonts w:hint="eastAsia"/>
+                <w:b/>
+                <w:bCs/>
+                <w:sz w:val="12"/>
+                <w:szCs w:val="12"/>
+              </w:rPr>
+              <w:t>05</w:t>
+            </w:r>
+            <w:r>
+              <w:rPr>
+                <w:rFonts w:hint="eastAsia"/>
+                <w:b/>
+                <w:bCs/>
+                <w:sz w:val="12"/>
+                <w:szCs w:val="12"/>
+              </w:rPr>
+              <w:t>개</w:t>
+            </w:r>
+          </w:p>
+          <w:p>
+            <w:pPr>
+              <w:jc w:val="center"/>
+              <w:rPr>
+                <w:rFonts w:hint="eastAsia"/>
+                <w:b/>
+                <w:bCs/>
+                <w:sz w:val="12"/>
+                <w:szCs w:val="12"/>
+              </w:rPr>
+            </w:pPr>
+            <w:r>
+              <w:rPr>
+                <w:rFonts w:hint="eastAsia"/>
+                <w:b/>
+                <w:bCs/>
+                <w:sz w:val="12"/>
+                <w:szCs w:val="12"/>
+              </w:rPr>
+              <w:t xml:space="preserve">(Vehicles = </w:t>
+            </w:r>
+            <w:r>
+              <w:rPr>
+                <w:rFonts w:hint="eastAsia"/>
+                <w:b/>
+                <w:bCs/>
+                <w:sz w:val="12"/>
+                <w:szCs w:val="12"/>
+              </w:rPr>
+              <w:t>245</w:t>
+            </w:r>
+            <w:r>
+              <w:rPr>
+                <w:rFonts w:hint="eastAsia"/>
+                <w:b/>
+                <w:bCs/>
+                <w:sz w:val="12"/>
+                <w:szCs w:val="12"/>
+              </w:rPr>
+              <w:t>)</w:t>
+            </w:r>
+          </w:p>
+        </w:tc>
+      </w:tr>
+    </w:tbl>
+    <w:p>
+      <w:pPr>
+        <w:rPr>
+          <w:sz w:val="20"/>
+          <w:szCs w:val="20"/>
+        </w:rPr>
+      </w:pPr>
+    </w:p>
+    <w:p>
+      <w:pPr>
+        <w:rPr>
+          <w:sz w:val="20"/>
+          <w:szCs w:val="20"/>
+        </w:rPr>
+      </w:pPr>
+      <w:r>
+        <w:rPr>
+          <w:rFonts w:hint="eastAsia"/>
+          <w:sz w:val="20"/>
+          <w:szCs w:val="20"/>
+        </w:rPr>
+        <w:t>- Knee point</w:t>
+      </w:r>
+    </w:p>
+    <w:tbl>
+      <w:tblPr>
+        <w:tblStyle w:val="af0"/>
+        <w:tblW w:w="0" w:type="auto"/>
+        <w:tblLook w:val="04A0" w:firstRow="1" w:lastRow="0" w:firstColumn="1" w:lastColumn="0" w:noHBand="0" w:noVBand="1"/>
+      </w:tblPr>
+      <w:tblGrid>
+        <w:gridCol w:w="1489"/>
+        <w:gridCol w:w="1577"/>
+        <w:gridCol w:w="1224"/>
+      </w:tblGrid>
+      <w:tr>
+        <w:tc>
+          <w:tcPr>
+            <w:tcW w:w="1489" w:type="dxa"/>
+            <w:shd w:val="clear" w:color="auto" w:fill="F2F2F2" w:themeFill="background1" w:themeFillShade="F2"/>
+          </w:tcPr>
+          <w:p>
+            <w:pPr>
+              <w:jc w:val="center"/>
+              <w:rPr>
+                <w:sz w:val="18"/>
+                <w:szCs w:val="18"/>
+              </w:rPr>
+            </w:pPr>
+          </w:p>
+        </w:tc>
+        <w:tc>
+          <w:tcPr>
+            <w:tcW w:w="1577" w:type="dxa"/>
+            <w:shd w:val="clear" w:color="auto" w:fill="F2F2F2" w:themeFill="background1" w:themeFillShade="F2"/>
+          </w:tcPr>
+          <w:p>
+            <w:pPr>
+              <w:jc w:val="center"/>
+              <w:rPr>
+                <w:rFonts w:hint="eastAsia"/>
+                <w:sz w:val="18"/>
+                <w:szCs w:val="18"/>
+              </w:rPr>
+            </w:pPr>
+            <w:r>
+              <w:rPr>
+                <w:rFonts w:hint="eastAsia"/>
+                <w:sz w:val="18"/>
+                <w:szCs w:val="18"/>
+              </w:rPr>
+              <w:t>10,000</w:t>
+            </w:r>
+          </w:p>
+        </w:tc>
+        <w:tc>
+          <w:tcPr>
+            <w:tcW w:w="1224" w:type="dxa"/>
+            <w:shd w:val="clear" w:color="auto" w:fill="F2F2F2" w:themeFill="background1" w:themeFillShade="F2"/>
+          </w:tcPr>
+          <w:p>
+            <w:pPr>
+              <w:jc w:val="center"/>
+              <w:rPr>
+                <w:rFonts w:hint="eastAsia"/>
+                <w:sz w:val="18"/>
+                <w:szCs w:val="18"/>
+              </w:rPr>
+            </w:pPr>
+            <w:r>
+              <w:rPr>
+                <w:rFonts w:hint="eastAsia"/>
+                <w:sz w:val="18"/>
+                <w:szCs w:val="18"/>
+              </w:rPr>
+              <w:t>100,000</w:t>
+            </w:r>
+          </w:p>
+        </w:tc>
+      </w:tr>
+      <w:tr>
+        <w:tc>
+          <w:tcPr>
+            <w:tcW w:w="1489" w:type="dxa"/>
+            <w:shd w:val="clear" w:color="auto" w:fill="F2F2F2" w:themeFill="background1" w:themeFillShade="F2"/>
+          </w:tcPr>
+          <w:p>
+            <w:pPr>
+              <w:jc w:val="center"/>
+              <w:rPr>
+                <w:sz w:val="18"/>
+                <w:szCs w:val="18"/>
+              </w:rPr>
+            </w:pPr>
+            <w:r>
+              <w:rPr>
+                <w:rFonts w:hint="eastAsia"/>
+                <w:sz w:val="18"/>
+                <w:szCs w:val="18"/>
+              </w:rPr>
+              <w:t>Pending 有 Depot 有</w:t>
+            </w:r>
+          </w:p>
+        </w:tc>
+        <w:tc>
+          <w:tcPr>
+            <w:tcW w:w="1577" w:type="dxa"/>
+          </w:tcPr>
+          <w:p>
+            <w:pPr>
+              <w:jc w:val="center"/>
+              <w:rPr>
+                <w:sz w:val="18"/>
+                <w:szCs w:val="18"/>
+              </w:rPr>
+            </w:pPr>
+            <w:r>
+              <w:rPr>
+                <w:rFonts w:hint="eastAsia"/>
+                <w:sz w:val="18"/>
+                <w:szCs w:val="18"/>
+              </w:rPr>
+              <w:t>1</w:t>
+            </w:r>
+            <w:r>
+              <w:rPr>
+                <w:rFonts w:hint="eastAsia"/>
+                <w:sz w:val="18"/>
+                <w:szCs w:val="18"/>
+              </w:rPr>
+              <w:t>15.85</w:t>
+            </w:r>
+            <w:r>
+              <w:rPr>
+                <w:rFonts w:hint="eastAsia"/>
+                <w:sz w:val="18"/>
+                <w:szCs w:val="18"/>
+              </w:rPr>
+              <w:t>대</w:t>
+            </w:r>
+          </w:p>
+        </w:tc>
+        <w:tc>
+          <w:tcPr>
+            <w:tcW w:w="1224" w:type="dxa"/>
+          </w:tcPr>
+          <w:p>
+            <w:pPr>
+              <w:jc w:val="center"/>
+              <w:rPr>
+                <w:rFonts w:hint="eastAsia"/>
+                <w:sz w:val="18"/>
+                <w:szCs w:val="18"/>
+              </w:rPr>
+            </w:pPr>
+            <w:r>
+              <w:rPr>
+                <w:rFonts w:hint="eastAsia"/>
+                <w:sz w:val="18"/>
+                <w:szCs w:val="18"/>
+              </w:rPr>
+              <w:t>1</w:t>
+            </w:r>
+            <w:r>
+              <w:rPr>
+                <w:rFonts w:hint="eastAsia"/>
+                <w:sz w:val="18"/>
+                <w:szCs w:val="18"/>
+              </w:rPr>
+              <w:t>15.61</w:t>
+            </w:r>
+            <w:r>
+              <w:rPr>
+                <w:rFonts w:hint="eastAsia"/>
+                <w:sz w:val="18"/>
+                <w:szCs w:val="18"/>
+              </w:rPr>
+              <w:t>대</w:t>
+            </w:r>
+          </w:p>
+        </w:tc>
+      </w:tr>
+      <w:tr>
+        <w:tc>
+          <w:tcPr>
+            <w:tcW w:w="1489" w:type="dxa"/>
+            <w:shd w:val="clear" w:color="auto" w:fill="F2F2F2" w:themeFill="background1" w:themeFillShade="F2"/>
+          </w:tcPr>
+          <w:p>
+            <w:pPr>
+              <w:jc w:val="center"/>
+              <w:rPr>
+                <w:sz w:val="18"/>
+                <w:szCs w:val="18"/>
+              </w:rPr>
+            </w:pPr>
+            <w:r>
+              <w:rPr>
+                <w:rFonts w:hint="eastAsia"/>
+                <w:sz w:val="18"/>
+                <w:szCs w:val="18"/>
+              </w:rPr>
+              <w:t>Pending 有 Depot 無</w:t>
+            </w:r>
+          </w:p>
+        </w:tc>
+        <w:tc>
+          <w:tcPr>
+            <w:tcW w:w="1577" w:type="dxa"/>
+          </w:tcPr>
+          <w:p>
+            <w:pPr>
+              <w:jc w:val="center"/>
+              <w:rPr>
+                <w:sz w:val="18"/>
+                <w:szCs w:val="18"/>
+              </w:rPr>
+            </w:pPr>
+            <w:r>
+              <w:rPr>
+                <w:rFonts w:hint="eastAsia"/>
+                <w:sz w:val="18"/>
+                <w:szCs w:val="18"/>
+              </w:rPr>
+              <w:t>1</w:t>
+            </w:r>
+            <w:r>
+              <w:rPr>
+                <w:rFonts w:hint="eastAsia"/>
+                <w:sz w:val="18"/>
+                <w:szCs w:val="18"/>
+              </w:rPr>
+              <w:t>15.61</w:t>
+            </w:r>
+            <w:r>
+              <w:rPr>
+                <w:rFonts w:hint="eastAsia"/>
+                <w:sz w:val="18"/>
+                <w:szCs w:val="18"/>
+              </w:rPr>
+              <w:t>대</w:t>
+            </w:r>
+          </w:p>
+        </w:tc>
+        <w:tc>
+          <w:tcPr>
+            <w:tcW w:w="1224" w:type="dxa"/>
+          </w:tcPr>
+          <w:p>
+            <w:pPr>
+              <w:jc w:val="center"/>
+              <w:rPr>
+                <w:rFonts w:hint="eastAsia"/>
+                <w:sz w:val="18"/>
+                <w:szCs w:val="18"/>
+              </w:rPr>
+            </w:pPr>
+            <w:r>
+              <w:rPr>
+                <w:rFonts w:hint="eastAsia"/>
+                <w:sz w:val="18"/>
+                <w:szCs w:val="18"/>
+              </w:rPr>
+              <w:t>114.81</w:t>
+            </w:r>
+            <w:r>
+              <w:rPr>
+                <w:rFonts w:hint="eastAsia"/>
+                <w:sz w:val="18"/>
+                <w:szCs w:val="18"/>
+              </w:rPr>
+              <w:t>대</w:t>
+            </w:r>
+          </w:p>
+        </w:tc>
+      </w:tr>
+    </w:tbl>
+    <w:p>
+      <w:pPr>
+        <w:rPr>
+          <w:sz w:val="20"/>
+          <w:szCs w:val="20"/>
+        </w:rPr>
+      </w:pPr>
+    </w:p>
+    <w:p>
+      <w:pPr>
+        <w:rPr>
+          <w:rFonts w:hint="eastAsia"/>
+          <w:sz w:val="20"/>
+          <w:szCs w:val="20"/>
+        </w:rPr>
+      </w:pPr>
+    </w:p>
+    <w:p>
+      <w:pPr>
+        <w:rPr>
+          <w:rFonts w:hint="eastAsia"/>
+          <w:sz w:val="20"/>
+          <w:szCs w:val="20"/>
+        </w:rPr>
+      </w:pPr>
+      <w:r>
+        <w:rPr>
+          <w:rFonts w:hint="eastAsia"/>
+          <w:sz w:val="20"/>
+          <w:szCs w:val="20"/>
+        </w:rPr>
+        <w:t xml:space="preserve">위의 결과를 통해 Pending에 대한 기능을 부여하면 </w:t>
+      </w:r>
     </w:p>
     <w:sectPr>
-      <w:headerReference w:type="default" r:id="rId15"/>
+      <w:headerReference w:type="default" r:id="rId17"/>
       <w:pgSz w:w="11906" w:h="16838"/>
       <w:pgMar w:top="1701" w:right="1440" w:bottom="1440" w:left="1440" w:header="851" w:footer="992" w:gutter="0"/>
       <w:cols w:num="2" w:space="425"/>
@@ -8977,7 +11141,7 @@
 </file>
 
 <file path=word/endnotes.xml><?xml version="1.0" encoding="utf-8"?>
-<w:endnotes xmlns:wpc="http://schemas.microsoft.com/office/word/2010/wordprocessingCanvas" xmlns:cx="http://schemas.microsoft.com/office/drawing/2014/chartex" xmlns:cx1="http://schemas.microsoft.com/office/drawing/2015/9/8/chartex" xmlns:cx2="http://schemas.microsoft.com/office/drawing/2015/10/21/chartex" xmlns:cx3="http://schemas.microsoft.com/office/drawing/2016/5/9/chartex" xmlns:cx4="http://schemas.microsoft.com/office/drawing/2016/5/10/chartex" xmlns:cx5="http://schemas.microsoft.com/office/drawing/2016/5/11/chartex" xmlns:cx6="http://schemas.microsoft.com/office/drawing/2016/5/12/chartex" xmlns:cx7="http://schemas.microsoft.com/office/drawing/2016/5/13/chartex" xmlns:cx8="http://schemas.microsoft.com/office/drawing/2016/5/14/chartex" xmlns:mc="http://schemas.openxmlformats.org/markup-compatibility/2006" xmlns:aink="http://schemas.microsoft.com/office/drawing/2016/ink" xmlns:am3d="http://schemas.microsoft.com/office/drawing/2017/model3d" xmlns:o="urn:schemas-microsoft-com:office:office" xmlns:oel="http://schemas.microsoft.com/office/2019/extlst" xmlns:r="http://schemas.openxmlformats.org/officeDocument/2006/relationships" xmlns:m="http://schemas.openxmlformats.org/officeDocument/2006/math" xmlns:v="urn:schemas-microsoft-com:vml" xmlns:wp14="http://schemas.microsoft.com/office/word/2010/wordprocessingDrawing" xmlns:wp="http://schemas.openxmlformats.org/drawingml/2006/wordprocessingDrawing" xmlns:w10="urn:schemas-microsoft-com:office:word" xmlns:w="http://schemas.openxmlformats.org/wordprocessingml/2006/main" xmlns:w14="http://schemas.microsoft.com/office/word/2010/wordml" xmlns:w15="http://schemas.microsoft.com/office/word/2012/wordml" xmlns:w16cei="http://schemas.microsoft.com/office/word/2026/wordml/cei" xmlns:w16cex="http://schemas.microsoft.com/office/word/2018/wordml/cex" xmlns:w16cid="http://schemas.microsoft.com/office/word/2016/wordml/cid" xmlns:w16="http://schemas.microsoft.com/office/word/2018/wordml" xmlns:w16du="http://schemas.microsoft.com/office/word/2023/wordml/word16du" xmlns:w16sdtdh="http://schemas.microsoft.com/office/word/2020/wordml/sdtdatahash" xmlns:w16sdtfl="http://schemas.microsoft.com/office/word/2024/wordml/sdtformatlock" xmlns:w16se="http://schemas.microsoft.com/office/word/2015/wordml/symex" xmlns:wpg="http://schemas.microsoft.com/office/word/2010/wordprocessingGroup" xmlns:wpi="http://schemas.microsoft.com/office/word/2010/wordprocessingInk" xmlns:wne="http://schemas.microsoft.com/office/word/2006/wordml" xmlns:wps="http://schemas.microsoft.com/office/word/2010/wordprocessingShape" mc:Ignorable="w14 w15 w16se w16cid w16 w16cex w16sdtdh w16sdtfl w16du wp14">
+<w:endnotes xmlns:wpc="http://schemas.microsoft.com/office/word/2010/wordprocessingCanvas" xmlns:cx="http://schemas.microsoft.com/office/drawing/2014/chartex" xmlns:cx1="http://schemas.microsoft.com/office/drawing/2015/9/8/chartex" xmlns:cx2="http://schemas.microsoft.com/office/drawing/2015/10/21/chartex" xmlns:cx3="http://schemas.microsoft.com/office/drawing/2016/5/9/chartex" xmlns:cx4="http://schemas.microsoft.com/office/drawing/2016/5/10/chartex" xmlns:cx5="http://schemas.microsoft.com/office/drawing/2016/5/11/chartex" xmlns:cx6="http://schemas.microsoft.com/office/drawing/2016/5/12/chartex" xmlns:cx7="http://schemas.microsoft.com/office/drawing/2016/5/13/chartex" xmlns:cx8="http://schemas.microsoft.com/office/drawing/2016/5/14/chartex" xmlns:mc="http://schemas.openxmlformats.org/markup-compatibility/2006" xmlns:aink="http://schemas.microsoft.com/office/drawing/2016/ink" xmlns:am3d="http://schemas.microsoft.com/office/drawing/2017/model3d" xmlns:o="urn:schemas-microsoft-com:office:office" xmlns:oel="http://schemas.microsoft.com/office/2019/extlst" xmlns:r="http://schemas.openxmlformats.org/officeDocument/2006/relationships" xmlns:m="http://schemas.openxmlformats.org/officeDocument/2006/math" xmlns:v="urn:schemas-microsoft-com:vml" xmlns:wp14="http://schemas.microsoft.com/office/word/2010/wordprocessingDrawing" xmlns:wp="http://schemas.openxmlformats.org/drawingml/2006/wordprocessingDrawing" xmlns:w10="urn:schemas-microsoft-com:office:word" xmlns:w="http://schemas.openxmlformats.org/wordprocessingml/2006/main" xmlns:w14="http://schemas.microsoft.com/office/word/2010/wordml" xmlns:w15="http://schemas.microsoft.com/office/word/2012/wordml" xmlns:w16cex="http://schemas.microsoft.com/office/word/2018/wordml/cex" xmlns:w16cid="http://schemas.microsoft.com/office/word/2016/wordml/cid" xmlns:w16="http://schemas.microsoft.com/office/word/2018/wordml" xmlns:w16du="http://schemas.microsoft.com/office/word/2023/wordml/word16du" xmlns:w16sdtdh="http://schemas.microsoft.com/office/word/2020/wordml/sdtdatahash" xmlns:w16sdtfl="http://schemas.microsoft.com/office/word/2024/wordml/sdtformatlock" xmlns:w16se="http://schemas.microsoft.com/office/word/2015/wordml/symex" xmlns:wpg="http://schemas.microsoft.com/office/word/2010/wordprocessingGroup" xmlns:wpi="http://schemas.microsoft.com/office/word/2010/wordprocessingInk" xmlns:wne="http://schemas.microsoft.com/office/word/2006/wordml" xmlns:wps="http://schemas.microsoft.com/office/word/2010/wordprocessingShape" mc:Ignorable="w14 w15 w16se w16cid w16 w16cex w16sdtdh w16sdtfl w16du wp14">
   <w:endnote w:type="separator" w:id="-1">
     <w:p>
       <w:pPr>
@@ -9002,7 +11166,7 @@
 </file>
 
 <file path=word/footnotes.xml><?xml version="1.0" encoding="utf-8"?>
-<w:footnotes xmlns:wpc="http://schemas.microsoft.com/office/word/2010/wordprocessingCanvas" xmlns:cx="http://schemas.microsoft.com/office/drawing/2014/chartex" xmlns:cx1="http://schemas.microsoft.com/office/drawing/2015/9/8/chartex" xmlns:cx2="http://schemas.microsoft.com/office/drawing/2015/10/21/chartex" xmlns:cx3="http://schemas.microsoft.com/office/drawing/2016/5/9/chartex" xmlns:cx4="http://schemas.microsoft.com/office/drawing/2016/5/10/chartex" xmlns:cx5="http://schemas.microsoft.com/office/drawing/2016/5/11/chartex" xmlns:cx6="http://schemas.microsoft.com/office/drawing/2016/5/12/chartex" xmlns:cx7="http://schemas.microsoft.com/office/drawing/2016/5/13/chartex" xmlns:cx8="http://schemas.microsoft.com/office/drawing/2016/5/14/chartex" xmlns:mc="http://schemas.openxmlformats.org/markup-compatibility/2006" xmlns:aink="http://schemas.microsoft.com/office/drawing/2016/ink" xmlns:am3d="http://schemas.microsoft.com/office/drawing/2017/model3d" xmlns:o="urn:schemas-microsoft-com:office:office" xmlns:oel="http://schemas.microsoft.com/office/2019/extlst" xmlns:r="http://schemas.openxmlformats.org/officeDocument/2006/relationships" xmlns:m="http://schemas.openxmlformats.org/officeDocument/2006/math" xmlns:v="urn:schemas-microsoft-com:vml" xmlns:wp14="http://schemas.microsoft.com/office/word/2010/wordprocessingDrawing" xmlns:wp="http://schemas.openxmlformats.org/drawingml/2006/wordprocessingDrawing" xmlns:w10="urn:schemas-microsoft-com:office:word" xmlns:w="http://schemas.openxmlformats.org/wordprocessingml/2006/main" xmlns:w14="http://schemas.microsoft.com/office/word/2010/wordml" xmlns:w15="http://schemas.microsoft.com/office/word/2012/wordml" xmlns:w16cei="http://schemas.microsoft.com/office/word/2026/wordml/cei" xmlns:w16cex="http://schemas.microsoft.com/office/word/2018/wordml/cex" xmlns:w16cid="http://schemas.microsoft.com/office/word/2016/wordml/cid" xmlns:w16="http://schemas.microsoft.com/office/word/2018/wordml" xmlns:w16du="http://schemas.microsoft.com/office/word/2023/wordml/word16du" xmlns:w16sdtdh="http://schemas.microsoft.com/office/word/2020/wordml/sdtdatahash" xmlns:w16sdtfl="http://schemas.microsoft.com/office/word/2024/wordml/sdtformatlock" xmlns:w16se="http://schemas.microsoft.com/office/word/2015/wordml/symex" xmlns:wpg="http://schemas.microsoft.com/office/word/2010/wordprocessingGroup" xmlns:wpi="http://schemas.microsoft.com/office/word/2010/wordprocessingInk" xmlns:wne="http://schemas.microsoft.com/office/word/2006/wordml" xmlns:wps="http://schemas.microsoft.com/office/word/2010/wordprocessingShape" mc:Ignorable="w14 w15 w16se w16cid w16 w16cex w16sdtdh w16sdtfl w16du wp14">
+<w:footnotes xmlns:wpc="http://schemas.microsoft.com/office/word/2010/wordprocessingCanvas" xmlns:cx="http://schemas.microsoft.com/office/drawing/2014/chartex" xmlns:cx1="http://schemas.microsoft.com/office/drawing/2015/9/8/chartex" xmlns:cx2="http://schemas.microsoft.com/office/drawing/2015/10/21/chartex" xmlns:cx3="http://schemas.microsoft.com/office/drawing/2016/5/9/chartex" xmlns:cx4="http://schemas.microsoft.com/office/drawing/2016/5/10/chartex" xmlns:cx5="http://schemas.microsoft.com/office/drawing/2016/5/11/chartex" xmlns:cx6="http://schemas.microsoft.com/office/drawing/2016/5/12/chartex" xmlns:cx7="http://schemas.microsoft.com/office/drawing/2016/5/13/chartex" xmlns:cx8="http://schemas.microsoft.com/office/drawing/2016/5/14/chartex" xmlns:mc="http://schemas.openxmlformats.org/markup-compatibility/2006" xmlns:aink="http://schemas.microsoft.com/office/drawing/2016/ink" xmlns:am3d="http://schemas.microsoft.com/office/drawing/2017/model3d" xmlns:o="urn:schemas-microsoft-com:office:office" xmlns:oel="http://schemas.microsoft.com/office/2019/extlst" xmlns:r="http://schemas.openxmlformats.org/officeDocument/2006/relationships" xmlns:m="http://schemas.openxmlformats.org/officeDocument/2006/math" xmlns:v="urn:schemas-microsoft-com:vml" xmlns:wp14="http://schemas.microsoft.com/office/word/2010/wordprocessingDrawing" xmlns:wp="http://schemas.openxmlformats.org/drawingml/2006/wordprocessingDrawing" xmlns:w10="urn:schemas-microsoft-com:office:word" xmlns:w="http://schemas.openxmlformats.org/wordprocessingml/2006/main" xmlns:w14="http://schemas.microsoft.com/office/word/2010/wordml" xmlns:w15="http://schemas.microsoft.com/office/word/2012/wordml" xmlns:w16cex="http://schemas.microsoft.com/office/word/2018/wordml/cex" xmlns:w16cid="http://schemas.microsoft.com/office/word/2016/wordml/cid" xmlns:w16="http://schemas.microsoft.com/office/word/2018/wordml" xmlns:w16du="http://schemas.microsoft.com/office/word/2023/wordml/word16du" xmlns:w16sdtdh="http://schemas.microsoft.com/office/word/2020/wordml/sdtdatahash" xmlns:w16sdtfl="http://schemas.microsoft.com/office/word/2024/wordml/sdtformatlock" xmlns:w16se="http://schemas.microsoft.com/office/word/2015/wordml/symex" xmlns:wpg="http://schemas.microsoft.com/office/word/2010/wordprocessingGroup" xmlns:wpi="http://schemas.microsoft.com/office/word/2010/wordprocessingInk" xmlns:wne="http://schemas.microsoft.com/office/word/2006/wordml" xmlns:wps="http://schemas.microsoft.com/office/word/2010/wordprocessingShape" mc:Ignorable="w14 w15 w16se w16cid w16 w16cex w16sdtdh w16sdtfl w16du wp14">
   <w:footnote w:type="separator" w:id="-1">
     <w:p>
       <w:pPr>
@@ -9028,7 +11192,6 @@
       <w:pPr>
         <w:pStyle w:val="ac"/>
         <w:rPr>
-          <w:rFonts w:hint="eastAsia"/>
           <w:sz w:val="12"/>
           <w:szCs w:val="12"/>
         </w:rPr>
@@ -9046,14 +11209,7 @@
           <w:sz w:val="12"/>
           <w:szCs w:val="12"/>
         </w:rPr>
-        <w:t xml:space="preserve"> </w:t>
-      </w:r>
-      <w:r>
-        <w:rPr>
-          <w:sz w:val="12"/>
-          <w:szCs w:val="12"/>
-        </w:rPr>
-        <w:t>통계청, 「최근 20년간 수도권 인구이동: 청년층(19~34세)과 중장년층(40~64세)을 중심으로」, 2025.</w:t>
+        <w:t xml:space="preserve"> 통계청, 「최근 20년간 수도권 인구이동: 청년층(19~34세)과 중장년층(40~64세)을 중심으로」, 2025.</w:t>
       </w:r>
     </w:p>
   </w:footnote>
@@ -9062,7 +11218,6 @@
       <w:pPr>
         <w:pStyle w:val="ac"/>
         <w:rPr>
-          <w:rFonts w:hint="eastAsia"/>
           <w:sz w:val="24"/>
           <w:szCs w:val="28"/>
         </w:rPr>
@@ -9120,9 +11275,6 @@
     <w:p>
       <w:pPr>
         <w:pStyle w:val="ac"/>
-        <w:rPr>
-          <w:rFonts w:hint="eastAsia"/>
-        </w:rPr>
       </w:pPr>
       <w:r>
         <w:rPr>
@@ -9165,13 +11317,12 @@
 </file>
 
 <file path=word/header1.xml><?xml version="1.0" encoding="utf-8"?>
-<w:hdr xmlns:wpc="http://schemas.microsoft.com/office/word/2010/wordprocessingCanvas" xmlns:cx="http://schemas.microsoft.com/office/drawing/2014/chartex" xmlns:cx1="http://schemas.microsoft.com/office/drawing/2015/9/8/chartex" xmlns:cx2="http://schemas.microsoft.com/office/drawing/2015/10/21/chartex" xmlns:cx3="http://schemas.microsoft.com/office/drawing/2016/5/9/chartex" xmlns:cx4="http://schemas.microsoft.com/office/drawing/2016/5/10/chartex" xmlns:cx5="http://schemas.microsoft.com/office/drawing/2016/5/11/chartex" xmlns:cx6="http://schemas.microsoft.com/office/drawing/2016/5/12/chartex" xmlns:cx7="http://schemas.microsoft.com/office/drawing/2016/5/13/chartex" xmlns:cx8="http://schemas.microsoft.com/office/drawing/2016/5/14/chartex" xmlns:mc="http://schemas.openxmlformats.org/markup-compatibility/2006" xmlns:aink="http://schemas.microsoft.com/office/drawing/2016/ink" xmlns:am3d="http://schemas.microsoft.com/office/drawing/2017/model3d" xmlns:o="urn:schemas-microsoft-com:office:office" xmlns:oel="http://schemas.microsoft.com/office/2019/extlst" xmlns:r="http://schemas.openxmlformats.org/officeDocument/2006/relationships" xmlns:m="http://schemas.openxmlformats.org/officeDocument/2006/math" xmlns:v="urn:schemas-microsoft-com:vml" xmlns:wp14="http://schemas.microsoft.com/office/word/2010/wordprocessingDrawing" xmlns:wp="http://schemas.openxmlformats.org/drawingml/2006/wordprocessingDrawing" xmlns:w10="urn:schemas-microsoft-com:office:word" xmlns:w="http://schemas.openxmlformats.org/wordprocessingml/2006/main" xmlns:w14="http://schemas.microsoft.com/office/word/2010/wordml" xmlns:w15="http://schemas.microsoft.com/office/word/2012/wordml" xmlns:w16cei="http://schemas.microsoft.com/office/word/2026/wordml/cei" xmlns:w16cex="http://schemas.microsoft.com/office/word/2018/wordml/cex" xmlns:w16cid="http://schemas.microsoft.com/office/word/2016/wordml/cid" xmlns:w16="http://schemas.microsoft.com/office/word/2018/wordml" xmlns:w16du="http://schemas.microsoft.com/office/word/2023/wordml/word16du" xmlns:w16sdtdh="http://schemas.microsoft.com/office/word/2020/wordml/sdtdatahash" xmlns:w16sdtfl="http://schemas.microsoft.com/office/word/2024/wordml/sdtformatlock" xmlns:w16se="http://schemas.microsoft.com/office/word/2015/wordml/symex" xmlns:wpg="http://schemas.microsoft.com/office/word/2010/wordprocessingGroup" xmlns:wpi="http://schemas.microsoft.com/office/word/2010/wordprocessingInk" xmlns:wne="http://schemas.microsoft.com/office/word/2006/wordml" xmlns:wps="http://schemas.microsoft.com/office/word/2010/wordprocessingShape" mc:Ignorable="w14 w15 w16se w16cid w16 w16cex w16sdtdh w16sdtfl w16du wp14">
+<w:hdr xmlns:wpc="http://schemas.microsoft.com/office/word/2010/wordprocessingCanvas" xmlns:cx="http://schemas.microsoft.com/office/drawing/2014/chartex" xmlns:cx1="http://schemas.microsoft.com/office/drawing/2015/9/8/chartex" xmlns:cx2="http://schemas.microsoft.com/office/drawing/2015/10/21/chartex" xmlns:cx3="http://schemas.microsoft.com/office/drawing/2016/5/9/chartex" xmlns:cx4="http://schemas.microsoft.com/office/drawing/2016/5/10/chartex" xmlns:cx5="http://schemas.microsoft.com/office/drawing/2016/5/11/chartex" xmlns:cx6="http://schemas.microsoft.com/office/drawing/2016/5/12/chartex" xmlns:cx7="http://schemas.microsoft.com/office/drawing/2016/5/13/chartex" xmlns:cx8="http://schemas.microsoft.com/office/drawing/2016/5/14/chartex" xmlns:mc="http://schemas.openxmlformats.org/markup-compatibility/2006" xmlns:aink="http://schemas.microsoft.com/office/drawing/2016/ink" xmlns:am3d="http://schemas.microsoft.com/office/drawing/2017/model3d" xmlns:o="urn:schemas-microsoft-com:office:office" xmlns:oel="http://schemas.microsoft.com/office/2019/extlst" xmlns:r="http://schemas.openxmlformats.org/officeDocument/2006/relationships" xmlns:m="http://schemas.openxmlformats.org/officeDocument/2006/math" xmlns:v="urn:schemas-microsoft-com:vml" xmlns:wp14="http://schemas.microsoft.com/office/word/2010/wordprocessingDrawing" xmlns:wp="http://schemas.openxmlformats.org/drawingml/2006/wordprocessingDrawing" xmlns:w10="urn:schemas-microsoft-com:office:word" xmlns:w="http://schemas.openxmlformats.org/wordprocessingml/2006/main" xmlns:w14="http://schemas.microsoft.com/office/word/2010/wordml" xmlns:w15="http://schemas.microsoft.com/office/word/2012/wordml" xmlns:w16cex="http://schemas.microsoft.com/office/word/2018/wordml/cex" xmlns:w16cid="http://schemas.microsoft.com/office/word/2016/wordml/cid" xmlns:w16="http://schemas.microsoft.com/office/word/2018/wordml" xmlns:w16du="http://schemas.microsoft.com/office/word/2023/wordml/word16du" xmlns:w16sdtdh="http://schemas.microsoft.com/office/word/2020/wordml/sdtdatahash" xmlns:w16sdtfl="http://schemas.microsoft.com/office/word/2024/wordml/sdtformatlock" xmlns:w16se="http://schemas.microsoft.com/office/word/2015/wordml/symex" xmlns:wpg="http://schemas.microsoft.com/office/word/2010/wordprocessingGroup" xmlns:wpi="http://schemas.microsoft.com/office/word/2010/wordprocessingInk" xmlns:wne="http://schemas.microsoft.com/office/word/2006/wordml" xmlns:wps="http://schemas.microsoft.com/office/word/2010/wordprocessingShape" mc:Ignorable="w14 w15 w16se w16cid w16 w16cex w16sdtdh w16sdtfl w16du wp14">
   <w:p>
     <w:pPr>
       <w:pStyle w:val="aa"/>
       <w:jc w:val="center"/>
       <w:rPr>
-        <w:rFonts w:hint="eastAsia"/>
         <w:sz w:val="36"/>
         <w:szCs w:val="40"/>
       </w:rPr>
@@ -9189,7 +11340,7 @@
 </file>
 
 <file path=word/numbering.xml><?xml version="1.0" encoding="utf-8"?>
-<w:numbering xmlns:wpc="http://schemas.microsoft.com/office/word/2010/wordprocessingCanvas" xmlns:cx="http://schemas.microsoft.com/office/drawing/2014/chartex" xmlns:cx1="http://schemas.microsoft.com/office/drawing/2015/9/8/chartex" xmlns:cx2="http://schemas.microsoft.com/office/drawing/2015/10/21/chartex" xmlns:cx3="http://schemas.microsoft.com/office/drawing/2016/5/9/chartex" xmlns:cx4="http://schemas.microsoft.com/office/drawing/2016/5/10/chartex" xmlns:cx5="http://schemas.microsoft.com/office/drawing/2016/5/11/chartex" xmlns:cx6="http://schemas.microsoft.com/office/drawing/2016/5/12/chartex" xmlns:cx7="http://schemas.microsoft.com/office/drawing/2016/5/13/chartex" xmlns:cx8="http://schemas.microsoft.com/office/drawing/2016/5/14/chartex" xmlns:mc="http://schemas.openxmlformats.org/markup-compatibility/2006" xmlns:aink="http://schemas.microsoft.com/office/drawing/2016/ink" xmlns:am3d="http://schemas.microsoft.com/office/drawing/2017/model3d" xmlns:o="urn:schemas-microsoft-com:office:office" xmlns:oel="http://schemas.microsoft.com/office/2019/extlst" xmlns:r="http://schemas.openxmlformats.org/officeDocument/2006/relationships" xmlns:m="http://schemas.openxmlformats.org/officeDocument/2006/math" xmlns:v="urn:schemas-microsoft-com:vml" xmlns:wp14="http://schemas.microsoft.com/office/word/2010/wordprocessingDrawing" xmlns:wp="http://schemas.openxmlformats.org/drawingml/2006/wordprocessingDrawing" xmlns:w10="urn:schemas-microsoft-com:office:word" xmlns:w="http://schemas.openxmlformats.org/wordprocessingml/2006/main" xmlns:w14="http://schemas.microsoft.com/office/word/2010/wordml" xmlns:w15="http://schemas.microsoft.com/office/word/2012/wordml" xmlns:w16cei="http://schemas.microsoft.com/office/word/2026/wordml/cei" xmlns:w16cex="http://schemas.microsoft.com/office/word/2018/wordml/cex" xmlns:w16cid="http://schemas.microsoft.com/office/word/2016/wordml/cid" xmlns:w16="http://schemas.microsoft.com/office/word/2018/wordml" xmlns:w16du="http://schemas.microsoft.com/office/word/2023/wordml/word16du" xmlns:w16sdtdh="http://schemas.microsoft.com/office/word/2020/wordml/sdtdatahash" xmlns:w16sdtfl="http://schemas.microsoft.com/office/word/2024/wordml/sdtformatlock" xmlns:w16se="http://schemas.microsoft.com/office/word/2015/wordml/symex" xmlns:wpg="http://schemas.microsoft.com/office/word/2010/wordprocessingGroup" xmlns:wpi="http://schemas.microsoft.com/office/word/2010/wordprocessingInk" xmlns:wne="http://schemas.microsoft.com/office/word/2006/wordml" xmlns:wps="http://schemas.microsoft.com/office/word/2010/wordprocessingShape" mc:Ignorable="w14 w15 w16se w16cid w16 w16cex w16sdtdh w16sdtfl w16du wp14">
+<w:numbering xmlns:wpc="http://schemas.microsoft.com/office/word/2010/wordprocessingCanvas" xmlns:cx="http://schemas.microsoft.com/office/drawing/2014/chartex" xmlns:cx1="http://schemas.microsoft.com/office/drawing/2015/9/8/chartex" xmlns:cx2="http://schemas.microsoft.com/office/drawing/2015/10/21/chartex" xmlns:cx3="http://schemas.microsoft.com/office/drawing/2016/5/9/chartex" xmlns:cx4="http://schemas.microsoft.com/office/drawing/2016/5/10/chartex" xmlns:cx5="http://schemas.microsoft.com/office/drawing/2016/5/11/chartex" xmlns:cx6="http://schemas.microsoft.com/office/drawing/2016/5/12/chartex" xmlns:cx7="http://schemas.microsoft.com/office/drawing/2016/5/13/chartex" xmlns:cx8="http://schemas.microsoft.com/office/drawing/2016/5/14/chartex" xmlns:mc="http://schemas.openxmlformats.org/markup-compatibility/2006" xmlns:aink="http://schemas.microsoft.com/office/drawing/2016/ink" xmlns:am3d="http://schemas.microsoft.com/office/drawing/2017/model3d" xmlns:o="urn:schemas-microsoft-com:office:office" xmlns:oel="http://schemas.microsoft.com/office/2019/extlst" xmlns:r="http://schemas.openxmlformats.org/officeDocument/2006/relationships" xmlns:m="http://schemas.openxmlformats.org/officeDocument/2006/math" xmlns:v="urn:schemas-microsoft-com:vml" xmlns:wp14="http://schemas.microsoft.com/office/word/2010/wordprocessingDrawing" xmlns:wp="http://schemas.openxmlformats.org/drawingml/2006/wordprocessingDrawing" xmlns:w10="urn:schemas-microsoft-com:office:word" xmlns:w="http://schemas.openxmlformats.org/wordprocessingml/2006/main" xmlns:w14="http://schemas.microsoft.com/office/word/2010/wordml" xmlns:w15="http://schemas.microsoft.com/office/word/2012/wordml" xmlns:w16cex="http://schemas.microsoft.com/office/word/2018/wordml/cex" xmlns:w16cid="http://schemas.microsoft.com/office/word/2016/wordml/cid" xmlns:w16="http://schemas.microsoft.com/office/word/2018/wordml" xmlns:w16du="http://schemas.microsoft.com/office/word/2023/wordml/word16du" xmlns:w16sdtdh="http://schemas.microsoft.com/office/word/2020/wordml/sdtdatahash" xmlns:w16sdtfl="http://schemas.microsoft.com/office/word/2024/wordml/sdtformatlock" xmlns:w16se="http://schemas.microsoft.com/office/word/2015/wordml/symex" xmlns:wpg="http://schemas.microsoft.com/office/word/2010/wordprocessingGroup" xmlns:wpi="http://schemas.microsoft.com/office/word/2010/wordprocessingInk" xmlns:wne="http://schemas.microsoft.com/office/word/2006/wordml" xmlns:wps="http://schemas.microsoft.com/office/word/2010/wordprocessingShape" mc:Ignorable="w14 w15 w16se w16cid w16 w16cex w16sdtdh w16sdtfl w16du wp14">
   <w:abstractNum w:abstractNumId="0" w15:restartNumberingAfterBreak="0">
     <w:nsid w:val="013635DD"/>
     <w:multiLevelType w:val="hybridMultilevel"/>
@@ -10493,7 +12644,7 @@
   <w:style w:type="paragraph" w:default="1" w:styleId="a">
     <w:name w:val="Normal"/>
     <w:qFormat/>
-    <w:rsid w:val="00433636"/>
+    <w:rsid w:val="00BB000F"/>
     <w:pPr>
       <w:widowControl w:val="0"/>
       <w:wordWrap w:val="0"/>
@@ -10701,6 +12852,7 @@
   <w:style w:type="character" w:default="1" w:styleId="a0">
     <w:name w:val="Default Paragraph Font"/>
     <w:uiPriority w:val="1"/>
+    <w:semiHidden/>
     <w:unhideWhenUsed/>
   </w:style>
   <w:style w:type="table" w:default="1" w:styleId="a1">

--- a/자료/중간보고서_1_최현호.docx
+++ b/자료/중간보고서_1_최현호.docx
@@ -7653,6 +7653,7 @@
       <w:pPr>
         <w:ind w:left="800" w:firstLineChars="100" w:firstLine="200"/>
         <w:rPr>
+          <w:rFonts w:hint="eastAsia"/>
           <w:sz w:val="20"/>
           <w:szCs w:val="20"/>
         </w:rPr>
@@ -7681,7 +7682,127 @@
           <w:sz w:val="20"/>
           <w:szCs w:val="20"/>
         </w:rPr>
-        <w:t>과 총 40가지 경우의 차량 대수를 분석해야 하므로 각 차량 대수 당 약 1100초의 분석 시간을 설정해 보다 원활한 분석을 진행한다.</w:t>
+        <w:t xml:space="preserve">과 총 40가지 경우의 차량 대수를 분석해야 하므로 </w:t>
+      </w:r>
+      <w:r>
+        <w:rPr>
+          <w:rFonts w:hint="eastAsia"/>
+          <w:sz w:val="20"/>
+          <w:szCs w:val="20"/>
+        </w:rPr>
+        <w:t>많은 분석시간이 소요</w:t>
+      </w:r>
+      <w:r>
+        <w:rPr>
+          <w:sz w:val="20"/>
+          <w:szCs w:val="20"/>
+        </w:rPr>
+        <w:t>된다</w:t>
+      </w:r>
+      <w:r>
+        <w:rPr>
+          <w:rFonts w:hint="eastAsia"/>
+          <w:sz w:val="20"/>
+          <w:szCs w:val="20"/>
+        </w:rPr>
+        <w:t xml:space="preserve">. 따라서 </w:t>
+      </w:r>
+      <w:r>
+        <w:rPr>
+          <w:rFonts w:hint="eastAsia"/>
+          <w:sz w:val="20"/>
+          <w:szCs w:val="20"/>
+        </w:rPr>
+        <w:t xml:space="preserve">각 </w:t>
+      </w:r>
+      <w:r>
+        <w:rPr>
+          <w:rFonts w:hint="eastAsia"/>
+          <w:sz w:val="20"/>
+          <w:szCs w:val="20"/>
+        </w:rPr>
+        <w:t>RH</w:t>
+      </w:r>
+      <w:r>
+        <w:rPr>
+          <w:rFonts w:hint="eastAsia"/>
+          <w:sz w:val="20"/>
+          <w:szCs w:val="20"/>
+        </w:rPr>
+        <w:t xml:space="preserve"> 당 </w:t>
+      </w:r>
+      <w:proofErr w:type="spellStart"/>
+      <w:r>
+        <w:rPr>
+          <w:rFonts w:hint="eastAsia"/>
+          <w:sz w:val="20"/>
+          <w:szCs w:val="20"/>
+        </w:rPr>
+        <w:t>solver_time</w:t>
+      </w:r>
+      <w:proofErr w:type="spellEnd"/>
+      <w:r>
+        <w:rPr>
+          <w:rFonts w:hint="eastAsia"/>
+          <w:sz w:val="20"/>
+          <w:szCs w:val="20"/>
+        </w:rPr>
+        <w:t xml:space="preserve">을 </w:t>
+      </w:r>
+      <w:r>
+        <w:rPr>
+          <w:rFonts w:hint="eastAsia"/>
+          <w:sz w:val="20"/>
+          <w:szCs w:val="20"/>
+        </w:rPr>
+        <w:t xml:space="preserve">약 </w:t>
+      </w:r>
+      <w:r>
+        <w:rPr>
+          <w:rFonts w:hint="eastAsia"/>
+          <w:sz w:val="20"/>
+          <w:szCs w:val="20"/>
+        </w:rPr>
+        <w:t>20</w:t>
+      </w:r>
+      <w:r>
+        <w:rPr>
+          <w:rFonts w:hint="eastAsia"/>
+          <w:sz w:val="20"/>
+          <w:szCs w:val="20"/>
+        </w:rPr>
+        <w:t>초</w:t>
+      </w:r>
+      <w:r>
+        <w:rPr>
+          <w:sz w:val="20"/>
+          <w:szCs w:val="20"/>
+        </w:rPr>
+        <w:t>로</w:t>
+      </w:r>
+      <w:r>
+        <w:rPr>
+          <w:rFonts w:hint="eastAsia"/>
+          <w:sz w:val="20"/>
+          <w:szCs w:val="20"/>
+        </w:rPr>
+        <w:t xml:space="preserve"> 설정하고 각 Vehicle 당 57*20 = 1140초의</w:t>
+      </w:r>
+      <w:r>
+        <w:rPr>
+          <w:rFonts w:hint="eastAsia"/>
+          <w:sz w:val="20"/>
+          <w:szCs w:val="20"/>
+        </w:rPr>
+        <w:t xml:space="preserve"> 분석 시간을 설정해 </w:t>
+      </w:r>
+      <w:r>
+        <w:rPr>
+          <w:rFonts w:hint="eastAsia"/>
+          <w:sz w:val="20"/>
+          <w:szCs w:val="20"/>
+        </w:rPr>
+        <w:t>전반적인 흐름을 보고자 한다.</w:t>
       </w:r>
     </w:p>
     <w:p>
@@ -7698,15 +7819,65 @@
           <w:sz w:val="20"/>
           <w:szCs w:val="20"/>
         </w:rPr>
-        <w:t xml:space="preserve">이후, </w:t>
-      </w:r>
-      <w:r>
-        <w:rPr>
-          <w:rFonts w:hint="eastAsia"/>
-          <w:sz w:val="20"/>
-          <w:szCs w:val="20"/>
-        </w:rPr>
-        <w:t>최저 Penalty 기준 95% Convergence에 속하는 차량을 기준으로 Rolling Horizon 당 120초의 분석을 진행한다.</w:t>
+        <w:t>이를 통해 도출된</w:t>
+      </w:r>
+      <w:r>
+        <w:rPr>
+          <w:rFonts w:hint="eastAsia"/>
+          <w:sz w:val="20"/>
+          <w:szCs w:val="20"/>
+        </w:rPr>
+        <w:t xml:space="preserve"> </w:t>
+      </w:r>
+      <w:r>
+        <w:rPr>
+          <w:rFonts w:hint="eastAsia"/>
+          <w:sz w:val="20"/>
+          <w:szCs w:val="20"/>
+        </w:rPr>
+        <w:t xml:space="preserve">최저 Penalty 기준 95% Convergence에 속하는 차량을 기준으로 Rolling Horizon 당 </w:t>
+      </w:r>
+      <w:proofErr w:type="spellStart"/>
+      <w:r>
+        <w:rPr>
+          <w:rFonts w:hint="eastAsia"/>
+          <w:sz w:val="20"/>
+          <w:szCs w:val="20"/>
+        </w:rPr>
+        <w:t>solver_time</w:t>
+      </w:r>
+      <w:proofErr w:type="spellEnd"/>
+      <w:r>
+        <w:rPr>
+          <w:rFonts w:hint="eastAsia"/>
+          <w:sz w:val="20"/>
+          <w:szCs w:val="20"/>
+        </w:rPr>
+        <w:t xml:space="preserve">을 약 </w:t>
+      </w:r>
+      <w:r>
+        <w:rPr>
+          <w:rFonts w:hint="eastAsia"/>
+          <w:sz w:val="20"/>
+          <w:szCs w:val="20"/>
+        </w:rPr>
+        <w:t>120초</w:t>
+      </w:r>
+      <w:r>
+        <w:rPr>
+          <w:rFonts w:hint="eastAsia"/>
+          <w:sz w:val="20"/>
+          <w:szCs w:val="20"/>
+        </w:rPr>
+        <w:t>로 설정해 보다 심층적인 분석을</w:t>
+      </w:r>
+      <w:r>
+        <w:rPr>
+          <w:rFonts w:hint="eastAsia"/>
+          <w:sz w:val="20"/>
+          <w:szCs w:val="20"/>
+        </w:rPr>
+        <w:t xml:space="preserve"> 진행한다.</w:t>
       </w:r>
     </w:p>
     <w:p>
@@ -7864,7 +8035,23 @@
                 <w:sz w:val="20"/>
                 <w:szCs w:val="20"/>
               </w:rPr>
-              <w:t>Pending 有, Depot 有</w:t>
+              <w:t>Pending 有, Depot</w:t>
+            </w:r>
+            <w:r>
+              <w:rPr>
+                <w:rFonts w:hint="eastAsia"/>
+                <w:sz w:val="20"/>
+                <w:szCs w:val="20"/>
+              </w:rPr>
+              <w:t xml:space="preserve"> 복귀</w:t>
+            </w:r>
+            <w:r>
+              <w:rPr>
+                <w:rFonts w:hint="eastAsia"/>
+                <w:sz w:val="20"/>
+                <w:szCs w:val="20"/>
+              </w:rPr>
+              <w:t xml:space="preserve"> 有</w:t>
             </w:r>
           </w:p>
         </w:tc>
@@ -7960,7 +8147,23 @@
                 <w:sz w:val="20"/>
                 <w:szCs w:val="20"/>
               </w:rPr>
-              <w:t>Pending 有, Depot 無</w:t>
+              <w:t xml:space="preserve">Pending 有, Depot </w:t>
+            </w:r>
+            <w:r>
+              <w:rPr>
+                <w:rFonts w:hint="eastAsia"/>
+                <w:sz w:val="20"/>
+                <w:szCs w:val="20"/>
+              </w:rPr>
+              <w:t xml:space="preserve">복귀 </w:t>
+            </w:r>
+            <w:r>
+              <w:rPr>
+                <w:rFonts w:hint="eastAsia"/>
+                <w:sz w:val="20"/>
+                <w:szCs w:val="20"/>
+              </w:rPr>
+              <w:t>無</w:t>
             </w:r>
           </w:p>
         </w:tc>
@@ -8056,7 +8259,23 @@
                 <w:sz w:val="20"/>
                 <w:szCs w:val="20"/>
               </w:rPr>
-              <w:t>Pending 無, Depot 有</w:t>
+              <w:t xml:space="preserve">Pending 無, Depot </w:t>
+            </w:r>
+            <w:r>
+              <w:rPr>
+                <w:rFonts w:hint="eastAsia"/>
+                <w:sz w:val="20"/>
+                <w:szCs w:val="20"/>
+              </w:rPr>
+              <w:t xml:space="preserve">복귀 </w:t>
+            </w:r>
+            <w:r>
+              <w:rPr>
+                <w:rFonts w:hint="eastAsia"/>
+                <w:sz w:val="20"/>
+                <w:szCs w:val="20"/>
+              </w:rPr>
+              <w:t>有</w:t>
             </w:r>
           </w:p>
         </w:tc>
@@ -8152,7 +8371,23 @@
                 <w:sz w:val="20"/>
                 <w:szCs w:val="20"/>
               </w:rPr>
-              <w:t>Pending 無, Depot 無</w:t>
+              <w:t xml:space="preserve">Pending 無, Depot </w:t>
+            </w:r>
+            <w:r>
+              <w:rPr>
+                <w:rFonts w:hint="eastAsia"/>
+                <w:sz w:val="20"/>
+                <w:szCs w:val="20"/>
+              </w:rPr>
+              <w:t xml:space="preserve">복귀 </w:t>
+            </w:r>
+            <w:r>
+              <w:rPr>
+                <w:rFonts w:hint="eastAsia"/>
+                <w:sz w:val="20"/>
+                <w:szCs w:val="20"/>
+              </w:rPr>
+              <w:t>無</w:t>
             </w:r>
           </w:p>
         </w:tc>
@@ -8283,35 +8518,29 @@
                 <w:sz w:val="18"/>
                 <w:szCs w:val="18"/>
               </w:rPr>
-              <w:t>Depot 有</w:t>
-            </w:r>
-          </w:p>
-        </w:tc>
-        <w:tc>
-          <w:tcPr>
-            <w:tcW w:w="1577" w:type="dxa"/>
-          </w:tcPr>
-          <w:p>
-            <w:pPr>
-              <w:jc w:val="center"/>
-              <w:rPr>
+              <w:t xml:space="preserve">Depot </w:t>
+            </w:r>
+            <w:r>
+              <w:rPr>
+                <w:rFonts w:hint="eastAsia"/>
                 <w:sz w:val="18"/>
                 <w:szCs w:val="18"/>
               </w:rPr>
-            </w:pPr>
+              <w:t xml:space="preserve">복귀 </w:t>
+            </w:r>
             <w:r>
               <w:rPr>
                 <w:rFonts w:hint="eastAsia"/>
                 <w:sz w:val="18"/>
                 <w:szCs w:val="18"/>
               </w:rPr>
-              <w:t>175.62대</w:t>
-            </w:r>
-          </w:p>
-        </w:tc>
-        <w:tc>
-          <w:tcPr>
-            <w:tcW w:w="1224" w:type="dxa"/>
+              <w:t>有</w:t>
+            </w:r>
+          </w:p>
+        </w:tc>
+        <w:tc>
+          <w:tcPr>
+            <w:tcW w:w="1577" w:type="dxa"/>
           </w:tcPr>
           <w:p>
             <w:pPr>
@@ -8327,22 +8556,44 @@
                 <w:sz w:val="18"/>
                 <w:szCs w:val="18"/>
               </w:rPr>
-              <w:t>177</w:t>
-            </w:r>
-            <w:r>
-              <w:rPr>
-                <w:rFonts w:hint="eastAsia"/>
+              <w:t>175.62대</w:t>
+            </w:r>
+          </w:p>
+        </w:tc>
+        <w:tc>
+          <w:tcPr>
+            <w:tcW w:w="1224" w:type="dxa"/>
+          </w:tcPr>
+          <w:p>
+            <w:pPr>
+              <w:jc w:val="center"/>
+              <w:rPr>
                 <w:sz w:val="18"/>
                 <w:szCs w:val="18"/>
               </w:rPr>
-              <w:t>.62</w:t>
-            </w:r>
+            </w:pPr>
             <w:r>
               <w:rPr>
                 <w:rFonts w:hint="eastAsia"/>
                 <w:sz w:val="18"/>
                 <w:szCs w:val="18"/>
               </w:rPr>
+              <w:t>177</w:t>
+            </w:r>
+            <w:r>
+              <w:rPr>
+                <w:rFonts w:hint="eastAsia"/>
+                <w:sz w:val="18"/>
+                <w:szCs w:val="18"/>
+              </w:rPr>
+              <w:t>.62</w:t>
+            </w:r>
+            <w:r>
+              <w:rPr>
+                <w:rFonts w:hint="eastAsia"/>
+                <w:sz w:val="18"/>
+                <w:szCs w:val="18"/>
+              </w:rPr>
               <w:t>대</w:t>
             </w:r>
           </w:p>
@@ -8368,7 +8619,23 @@
                 <w:sz w:val="18"/>
                 <w:szCs w:val="18"/>
               </w:rPr>
-              <w:t>Depot 無</w:t>
+              <w:t xml:space="preserve">Depot </w:t>
+            </w:r>
+            <w:r>
+              <w:rPr>
+                <w:rFonts w:hint="eastAsia"/>
+                <w:sz w:val="18"/>
+                <w:szCs w:val="18"/>
+              </w:rPr>
+              <w:t xml:space="preserve">복귀 </w:t>
+            </w:r>
+            <w:r>
+              <w:rPr>
+                <w:rFonts w:hint="eastAsia"/>
+                <w:sz w:val="18"/>
+                <w:szCs w:val="18"/>
+              </w:rPr>
+              <w:t>無</w:t>
             </w:r>
           </w:p>
         </w:tc>
@@ -9099,7 +9366,6 @@
           <w:sz w:val="20"/>
           <w:szCs w:val="20"/>
         </w:rPr>
-        <w:lastRenderedPageBreak/>
         <w:t>- Knee Point</w:t>
       </w:r>
       <w:r>
@@ -9134,9 +9400,8 @@
         <w:tblLook w:val="04A0" w:firstRow="1" w:lastRow="0" w:firstColumn="1" w:lastColumn="0" w:noHBand="0" w:noVBand="1"/>
       </w:tblPr>
       <w:tblGrid>
-        <w:gridCol w:w="1213"/>
-        <w:gridCol w:w="1227"/>
-        <w:gridCol w:w="1082"/>
+        <w:gridCol w:w="1555"/>
+        <w:gridCol w:w="1559"/>
       </w:tblGrid>
       <w:tr>
         <w:trPr>
@@ -9144,7 +9409,7 @@
         </w:trPr>
         <w:tc>
           <w:tcPr>
-            <w:tcW w:w="1213" w:type="dxa"/>
+            <w:tcW w:w="1555" w:type="dxa"/>
             <w:shd w:val="clear" w:color="auto" w:fill="F2F2F2" w:themeFill="background1" w:themeFillShade="F2"/>
           </w:tcPr>
           <w:p>
@@ -9159,7 +9424,7 @@
         </w:tc>
         <w:tc>
           <w:tcPr>
-            <w:tcW w:w="1227" w:type="dxa"/>
+            <w:tcW w:w="1559" w:type="dxa"/>
             <w:shd w:val="clear" w:color="auto" w:fill="F2F2F2" w:themeFill="background1" w:themeFillShade="F2"/>
           </w:tcPr>
           <w:p>
@@ -9177,29 +9442,6 @@
                 <w:szCs w:val="14"/>
               </w:rPr>
               <w:t>Knee point</w:t>
-            </w:r>
-          </w:p>
-        </w:tc>
-        <w:tc>
-          <w:tcPr>
-            <w:tcW w:w="1082" w:type="dxa"/>
-            <w:shd w:val="clear" w:color="auto" w:fill="F2F2F2" w:themeFill="background1" w:themeFillShade="F2"/>
-          </w:tcPr>
-          <w:p>
-            <w:pPr>
-              <w:jc w:val="center"/>
-              <w:rPr>
-                <w:sz w:val="14"/>
-                <w:szCs w:val="14"/>
-              </w:rPr>
-            </w:pPr>
-            <w:r>
-              <w:rPr>
-                <w:rFonts w:hint="eastAsia"/>
-                <w:sz w:val="14"/>
-                <w:szCs w:val="14"/>
-              </w:rPr>
-              <w:t>반올림</w:t>
             </w:r>
           </w:p>
         </w:tc>
@@ -9210,7 +9452,7 @@
         </w:trPr>
         <w:tc>
           <w:tcPr>
-            <w:tcW w:w="1213" w:type="dxa"/>
+            <w:tcW w:w="1555" w:type="dxa"/>
             <w:shd w:val="clear" w:color="auto" w:fill="F2F2F2" w:themeFill="background1" w:themeFillShade="F2"/>
           </w:tcPr>
           <w:p>
@@ -9227,96 +9469,46 @@
                 <w:sz w:val="14"/>
                 <w:szCs w:val="14"/>
               </w:rPr>
-              <w:t>Depot 有, Pending 有</w:t>
-            </w:r>
-          </w:p>
-        </w:tc>
-        <w:tc>
-          <w:tcPr>
-            <w:tcW w:w="1227" w:type="dxa"/>
-          </w:tcPr>
-          <w:p>
-            <w:pPr>
-              <w:jc w:val="center"/>
-              <w:rPr>
+              <w:t xml:space="preserve">Depot </w:t>
+            </w:r>
+            <w:r>
+              <w:rPr>
+                <w:rFonts w:hint="eastAsia"/>
                 <w:sz w:val="14"/>
                 <w:szCs w:val="14"/>
               </w:rPr>
-            </w:pPr>
-            <w:r>
-              <w:rPr>
+              <w:t xml:space="preserve">복귀 </w:t>
+            </w:r>
+            <w:r>
+              <w:rPr>
+                <w:rFonts w:hint="eastAsia"/>
                 <w:sz w:val="14"/>
                 <w:szCs w:val="14"/>
               </w:rPr>
-              <w:t>185</w:t>
-            </w:r>
-            <w:r>
+              <w:t>有, Pending 有</w:t>
+            </w:r>
+          </w:p>
+        </w:tc>
+        <w:tc>
+          <w:tcPr>
+            <w:tcW w:w="1559" w:type="dxa"/>
+          </w:tcPr>
+          <w:p>
+            <w:pPr>
+              <w:jc w:val="center"/>
               <w:rPr>
                 <w:rFonts w:hint="eastAsia"/>
                 <w:sz w:val="14"/>
                 <w:szCs w:val="14"/>
               </w:rPr>
-              <w:t>,</w:t>
-            </w:r>
-            <w:r>
-              <w:rPr>
+            </w:pPr>
+            <w:r>
+              <w:rPr>
+                <w:rFonts w:hint="eastAsia"/>
                 <w:sz w:val="14"/>
                 <w:szCs w:val="14"/>
               </w:rPr>
-              <w:t>923</w:t>
-            </w:r>
-            <w:r>
-              <w:rPr>
-                <w:rFonts w:hint="eastAsia"/>
-                <w:sz w:val="14"/>
-                <w:szCs w:val="14"/>
-              </w:rPr>
-              <w:t>,</w:t>
-            </w:r>
-            <w:r>
-              <w:rPr>
-                <w:sz w:val="14"/>
-                <w:szCs w:val="14"/>
-              </w:rPr>
-              <w:t>500</w:t>
-            </w:r>
-          </w:p>
-        </w:tc>
-        <w:tc>
-          <w:tcPr>
-            <w:tcW w:w="1082" w:type="dxa"/>
-          </w:tcPr>
-          <w:p>
-            <w:pPr>
-              <w:jc w:val="center"/>
-              <w:rPr>
-                <w:sz w:val="14"/>
-                <w:szCs w:val="14"/>
-              </w:rPr>
-            </w:pPr>
-            <w:r>
-              <w:rPr>
-                <w:rFonts w:hint="eastAsia"/>
-                <w:sz w:val="14"/>
-                <w:szCs w:val="14"/>
-              </w:rPr>
-              <w:t>1</w:t>
-            </w:r>
-            <w:r>
-              <w:rPr>
-                <w:rFonts w:hint="eastAsia"/>
-                <w:sz w:val="14"/>
-                <w:szCs w:val="14"/>
-              </w:rPr>
-              <w:t>24</w:t>
-            </w:r>
-            <w:r>
-              <w:rPr>
-                <w:rFonts w:hint="eastAsia"/>
-                <w:sz w:val="14"/>
-                <w:szCs w:val="14"/>
-              </w:rPr>
-              <w:t>개</w:t>
+              <w:t>115.85대</w:t>
             </w:r>
           </w:p>
         </w:tc>
@@ -9327,7 +9519,7 @@
         </w:trPr>
         <w:tc>
           <w:tcPr>
-            <w:tcW w:w="1213" w:type="dxa"/>
+            <w:tcW w:w="1555" w:type="dxa"/>
             <w:shd w:val="clear" w:color="auto" w:fill="F2F2F2" w:themeFill="background1" w:themeFillShade="F2"/>
           </w:tcPr>
           <w:p>
@@ -9344,80 +9536,46 @@
                 <w:sz w:val="14"/>
                 <w:szCs w:val="14"/>
               </w:rPr>
-              <w:t>Depot 有, Pending 無</w:t>
-            </w:r>
-          </w:p>
-        </w:tc>
-        <w:tc>
-          <w:tcPr>
-            <w:tcW w:w="1227" w:type="dxa"/>
-          </w:tcPr>
-          <w:p>
-            <w:pPr>
-              <w:jc w:val="center"/>
-              <w:rPr>
+              <w:t xml:space="preserve">Depot </w:t>
+            </w:r>
+            <w:r>
+              <w:rPr>
+                <w:rFonts w:hint="eastAsia"/>
                 <w:sz w:val="14"/>
                 <w:szCs w:val="14"/>
               </w:rPr>
-            </w:pPr>
-            <w:r>
-              <w:rPr>
+              <w:t xml:space="preserve">복귀 </w:t>
+            </w:r>
+            <w:r>
+              <w:rPr>
+                <w:rFonts w:hint="eastAsia"/>
                 <w:sz w:val="14"/>
                 <w:szCs w:val="14"/>
               </w:rPr>
-              <w:t>181</w:t>
-            </w:r>
-            <w:r>
+              <w:t>有, Pending 無</w:t>
+            </w:r>
+          </w:p>
+        </w:tc>
+        <w:tc>
+          <w:tcPr>
+            <w:tcW w:w="1559" w:type="dxa"/>
+          </w:tcPr>
+          <w:p>
+            <w:pPr>
+              <w:jc w:val="center"/>
               <w:rPr>
                 <w:rFonts w:hint="eastAsia"/>
                 <w:sz w:val="14"/>
                 <w:szCs w:val="14"/>
               </w:rPr>
-              <w:t>,</w:t>
-            </w:r>
-            <w:r>
-              <w:rPr>
+            </w:pPr>
+            <w:r>
+              <w:rPr>
+                <w:rFonts w:hint="eastAsia"/>
                 <w:sz w:val="14"/>
                 <w:szCs w:val="14"/>
               </w:rPr>
-              <w:t>642</w:t>
-            </w:r>
-            <w:r>
-              <w:rPr>
-                <w:rFonts w:hint="eastAsia"/>
-                <w:sz w:val="14"/>
-                <w:szCs w:val="14"/>
-              </w:rPr>
-              <w:t>,</w:t>
-            </w:r>
-            <w:r>
-              <w:rPr>
-                <w:sz w:val="14"/>
-                <w:szCs w:val="14"/>
-              </w:rPr>
-              <w:t>900</w:t>
-            </w:r>
-          </w:p>
-        </w:tc>
-        <w:tc>
-          <w:tcPr>
-            <w:tcW w:w="1082" w:type="dxa"/>
-          </w:tcPr>
-          <w:p>
-            <w:pPr>
-              <w:jc w:val="center"/>
-              <w:rPr>
-                <w:sz w:val="14"/>
-                <w:szCs w:val="14"/>
-              </w:rPr>
-            </w:pPr>
-            <w:r>
-              <w:rPr>
-                <w:rFonts w:hint="eastAsia"/>
-                <w:sz w:val="14"/>
-                <w:szCs w:val="14"/>
-              </w:rPr>
-              <w:t>123개</w:t>
+              <w:t>116.25대</w:t>
             </w:r>
           </w:p>
         </w:tc>
@@ -9428,7 +9586,7 @@
         </w:trPr>
         <w:tc>
           <w:tcPr>
-            <w:tcW w:w="1213" w:type="dxa"/>
+            <w:tcW w:w="1555" w:type="dxa"/>
             <w:shd w:val="clear" w:color="auto" w:fill="F2F2F2" w:themeFill="background1" w:themeFillShade="F2"/>
           </w:tcPr>
           <w:p>
@@ -9445,80 +9603,46 @@
                 <w:sz w:val="14"/>
                 <w:szCs w:val="14"/>
               </w:rPr>
-              <w:t>Depot 無, Pending 有</w:t>
-            </w:r>
-          </w:p>
-        </w:tc>
-        <w:tc>
-          <w:tcPr>
-            <w:tcW w:w="1227" w:type="dxa"/>
-          </w:tcPr>
-          <w:p>
-            <w:pPr>
-              <w:jc w:val="center"/>
-              <w:rPr>
+              <w:t xml:space="preserve">Depot </w:t>
+            </w:r>
+            <w:r>
+              <w:rPr>
+                <w:rFonts w:hint="eastAsia"/>
                 <w:sz w:val="14"/>
                 <w:szCs w:val="14"/>
               </w:rPr>
-            </w:pPr>
-            <w:r>
-              <w:rPr>
+              <w:t xml:space="preserve">복귀 </w:t>
+            </w:r>
+            <w:r>
+              <w:rPr>
+                <w:rFonts w:hint="eastAsia"/>
                 <w:sz w:val="14"/>
                 <w:szCs w:val="14"/>
               </w:rPr>
-              <w:t>180</w:t>
-            </w:r>
-            <w:r>
+              <w:t>無, Pending 有</w:t>
+            </w:r>
+          </w:p>
+        </w:tc>
+        <w:tc>
+          <w:tcPr>
+            <w:tcW w:w="1559" w:type="dxa"/>
+          </w:tcPr>
+          <w:p>
+            <w:pPr>
+              <w:jc w:val="center"/>
               <w:rPr>
                 <w:rFonts w:hint="eastAsia"/>
                 <w:sz w:val="14"/>
                 <w:szCs w:val="14"/>
               </w:rPr>
-              <w:t>,</w:t>
-            </w:r>
-            <w:r>
-              <w:rPr>
+            </w:pPr>
+            <w:r>
+              <w:rPr>
+                <w:rFonts w:hint="eastAsia"/>
                 <w:sz w:val="14"/>
                 <w:szCs w:val="14"/>
               </w:rPr>
-              <w:t>900</w:t>
-            </w:r>
-            <w:r>
-              <w:rPr>
-                <w:rFonts w:hint="eastAsia"/>
-                <w:sz w:val="14"/>
-                <w:szCs w:val="14"/>
-              </w:rPr>
-              <w:t>,</w:t>
-            </w:r>
-            <w:r>
-              <w:rPr>
-                <w:sz w:val="14"/>
-                <w:szCs w:val="14"/>
-              </w:rPr>
-              <w:t>900</w:t>
-            </w:r>
-          </w:p>
-        </w:tc>
-        <w:tc>
-          <w:tcPr>
-            <w:tcW w:w="1082" w:type="dxa"/>
-          </w:tcPr>
-          <w:p>
-            <w:pPr>
-              <w:jc w:val="center"/>
-              <w:rPr>
-                <w:sz w:val="14"/>
-                <w:szCs w:val="14"/>
-              </w:rPr>
-            </w:pPr>
-            <w:r>
-              <w:rPr>
-                <w:rFonts w:hint="eastAsia"/>
-                <w:sz w:val="14"/>
-                <w:szCs w:val="14"/>
-              </w:rPr>
-              <w:t>122개</w:t>
+              <w:t>115.61대</w:t>
             </w:r>
           </w:p>
         </w:tc>
@@ -9529,7 +9653,7 @@
         </w:trPr>
         <w:tc>
           <w:tcPr>
-            <w:tcW w:w="1213" w:type="dxa"/>
+            <w:tcW w:w="1555" w:type="dxa"/>
             <w:shd w:val="clear" w:color="auto" w:fill="F2F2F2" w:themeFill="background1" w:themeFillShade="F2"/>
           </w:tcPr>
           <w:p>
@@ -9546,80 +9670,46 @@
                 <w:sz w:val="14"/>
                 <w:szCs w:val="14"/>
               </w:rPr>
-              <w:t>Depot 無, Pending 無</w:t>
-            </w:r>
-          </w:p>
-        </w:tc>
-        <w:tc>
-          <w:tcPr>
-            <w:tcW w:w="1227" w:type="dxa"/>
-          </w:tcPr>
-          <w:p>
-            <w:pPr>
-              <w:jc w:val="center"/>
-              <w:rPr>
+              <w:t xml:space="preserve">Depot </w:t>
+            </w:r>
+            <w:r>
+              <w:rPr>
+                <w:rFonts w:hint="eastAsia"/>
                 <w:sz w:val="14"/>
                 <w:szCs w:val="14"/>
               </w:rPr>
-            </w:pPr>
-            <w:r>
-              <w:rPr>
+              <w:t xml:space="preserve">복귀 </w:t>
+            </w:r>
+            <w:r>
+              <w:rPr>
+                <w:rFonts w:hint="eastAsia"/>
                 <w:sz w:val="14"/>
                 <w:szCs w:val="14"/>
               </w:rPr>
-              <w:t>178</w:t>
-            </w:r>
-            <w:r>
+              <w:t>無, Pending 無</w:t>
+            </w:r>
+          </w:p>
+        </w:tc>
+        <w:tc>
+          <w:tcPr>
+            <w:tcW w:w="1559" w:type="dxa"/>
+          </w:tcPr>
+          <w:p>
+            <w:pPr>
+              <w:jc w:val="center"/>
               <w:rPr>
                 <w:rFonts w:hint="eastAsia"/>
                 <w:sz w:val="14"/>
                 <w:szCs w:val="14"/>
               </w:rPr>
-              <w:t>,</w:t>
-            </w:r>
-            <w:r>
-              <w:rPr>
+            </w:pPr>
+            <w:r>
+              <w:rPr>
+                <w:rFonts w:hint="eastAsia"/>
                 <w:sz w:val="14"/>
                 <w:szCs w:val="14"/>
               </w:rPr>
-              <w:t>901</w:t>
-            </w:r>
-            <w:r>
-              <w:rPr>
-                <w:rFonts w:hint="eastAsia"/>
-                <w:sz w:val="14"/>
-                <w:szCs w:val="14"/>
-              </w:rPr>
-              <w:t>,</w:t>
-            </w:r>
-            <w:r>
-              <w:rPr>
-                <w:sz w:val="14"/>
-                <w:szCs w:val="14"/>
-              </w:rPr>
-              <w:t>200</w:t>
-            </w:r>
-          </w:p>
-        </w:tc>
-        <w:tc>
-          <w:tcPr>
-            <w:tcW w:w="1082" w:type="dxa"/>
-          </w:tcPr>
-          <w:p>
-            <w:pPr>
-              <w:jc w:val="center"/>
-              <w:rPr>
-                <w:sz w:val="14"/>
-                <w:szCs w:val="14"/>
-              </w:rPr>
-            </w:pPr>
-            <w:r>
-              <w:rPr>
-                <w:rFonts w:hint="eastAsia"/>
-                <w:sz w:val="14"/>
-                <w:szCs w:val="14"/>
-              </w:rPr>
-              <w:t>122개</w:t>
+              <w:t>116.77대</w:t>
             </w:r>
           </w:p>
         </w:tc>
@@ -10120,8 +10210,8 @@
             <w:pPr>
               <w:jc w:val="center"/>
               <w:rPr>
-                <w:sz w:val="18"/>
-                <w:szCs w:val="18"/>
+                <w:sz w:val="14"/>
+                <w:szCs w:val="14"/>
               </w:rPr>
             </w:pPr>
           </w:p>
@@ -10136,15 +10226,15 @@
               <w:jc w:val="center"/>
               <w:rPr>
                 <w:rFonts w:hint="eastAsia"/>
-                <w:sz w:val="18"/>
-                <w:szCs w:val="18"/>
-              </w:rPr>
-            </w:pPr>
-            <w:r>
-              <w:rPr>
-                <w:rFonts w:hint="eastAsia"/>
-                <w:sz w:val="18"/>
-                <w:szCs w:val="18"/>
+                <w:sz w:val="14"/>
+                <w:szCs w:val="14"/>
+              </w:rPr>
+            </w:pPr>
+            <w:r>
+              <w:rPr>
+                <w:rFonts w:hint="eastAsia"/>
+                <w:sz w:val="14"/>
+                <w:szCs w:val="14"/>
               </w:rPr>
               <w:t>10,000</w:t>
             </w:r>
@@ -10160,15 +10250,15 @@
               <w:jc w:val="center"/>
               <w:rPr>
                 <w:rFonts w:hint="eastAsia"/>
-                <w:sz w:val="18"/>
-                <w:szCs w:val="18"/>
-              </w:rPr>
-            </w:pPr>
-            <w:r>
-              <w:rPr>
-                <w:rFonts w:hint="eastAsia"/>
-                <w:sz w:val="18"/>
-                <w:szCs w:val="18"/>
+                <w:sz w:val="14"/>
+                <w:szCs w:val="14"/>
+              </w:rPr>
+            </w:pPr>
+            <w:r>
+              <w:rPr>
+                <w:rFonts w:hint="eastAsia"/>
+                <w:sz w:val="14"/>
+                <w:szCs w:val="14"/>
               </w:rPr>
               <w:t>100,000</w:t>
             </w:r>
@@ -10185,33 +10275,49 @@
             <w:pPr>
               <w:jc w:val="center"/>
               <w:rPr>
-                <w:sz w:val="18"/>
-                <w:szCs w:val="18"/>
-              </w:rPr>
-            </w:pPr>
-            <w:r>
-              <w:rPr>
-                <w:rFonts w:hint="eastAsia"/>
-                <w:sz w:val="18"/>
-                <w:szCs w:val="18"/>
+                <w:sz w:val="14"/>
+                <w:szCs w:val="14"/>
+              </w:rPr>
+            </w:pPr>
+            <w:r>
+              <w:rPr>
+                <w:rFonts w:hint="eastAsia"/>
+                <w:sz w:val="14"/>
+                <w:szCs w:val="14"/>
               </w:rPr>
               <w:t>Pending 有</w:t>
             </w:r>
             <w:r>
               <w:rPr>
                 <w:rFonts w:hint="eastAsia"/>
-                <w:sz w:val="18"/>
-                <w:szCs w:val="18"/>
+                <w:sz w:val="14"/>
+                <w:szCs w:val="14"/>
               </w:rPr>
               <w:t xml:space="preserve"> </w:t>
             </w:r>
             <w:r>
               <w:rPr>
                 <w:rFonts w:hint="eastAsia"/>
-                <w:sz w:val="18"/>
-                <w:szCs w:val="18"/>
-              </w:rPr>
-              <w:t>Depot 有</w:t>
+                <w:sz w:val="14"/>
+                <w:szCs w:val="14"/>
+              </w:rPr>
+              <w:t xml:space="preserve">Depot </w:t>
+            </w:r>
+            <w:r>
+              <w:rPr>
+                <w:rFonts w:hint="eastAsia"/>
+                <w:sz w:val="14"/>
+                <w:szCs w:val="14"/>
+              </w:rPr>
+              <w:t xml:space="preserve">복귀 </w:t>
+            </w:r>
+            <w:r>
+              <w:rPr>
+                <w:rFonts w:hint="eastAsia"/>
+                <w:sz w:val="14"/>
+                <w:szCs w:val="14"/>
+              </w:rPr>
+              <w:t>有</w:t>
             </w:r>
           </w:p>
         </w:tc>
@@ -10223,15 +10329,15 @@
             <w:pPr>
               <w:jc w:val="center"/>
               <w:rPr>
-                <w:sz w:val="18"/>
-                <w:szCs w:val="18"/>
-              </w:rPr>
-            </w:pPr>
-            <w:r>
-              <w:rPr>
-                <w:rFonts w:hint="eastAsia"/>
-                <w:sz w:val="18"/>
-                <w:szCs w:val="18"/>
+                <w:sz w:val="14"/>
+                <w:szCs w:val="14"/>
+              </w:rPr>
+            </w:pPr>
+            <w:r>
+              <w:rPr>
+                <w:rFonts w:hint="eastAsia"/>
+                <w:sz w:val="14"/>
+                <w:szCs w:val="14"/>
               </w:rPr>
               <w:t>175.62대</w:t>
             </w:r>
@@ -10246,15 +10352,15 @@
               <w:jc w:val="center"/>
               <w:rPr>
                 <w:rFonts w:hint="eastAsia"/>
-                <w:sz w:val="18"/>
-                <w:szCs w:val="18"/>
-              </w:rPr>
-            </w:pPr>
-            <w:r>
-              <w:rPr>
-                <w:rFonts w:hint="eastAsia"/>
-                <w:sz w:val="18"/>
-                <w:szCs w:val="18"/>
+                <w:sz w:val="14"/>
+                <w:szCs w:val="14"/>
+              </w:rPr>
+            </w:pPr>
+            <w:r>
+              <w:rPr>
+                <w:rFonts w:hint="eastAsia"/>
+                <w:sz w:val="14"/>
+                <w:szCs w:val="14"/>
               </w:rPr>
               <w:t>170.14대</w:t>
             </w:r>
@@ -10271,33 +10377,49 @@
             <w:pPr>
               <w:jc w:val="center"/>
               <w:rPr>
-                <w:sz w:val="18"/>
-                <w:szCs w:val="18"/>
-              </w:rPr>
-            </w:pPr>
-            <w:r>
-              <w:rPr>
-                <w:rFonts w:hint="eastAsia"/>
-                <w:sz w:val="18"/>
-                <w:szCs w:val="18"/>
+                <w:sz w:val="14"/>
+                <w:szCs w:val="14"/>
+              </w:rPr>
+            </w:pPr>
+            <w:r>
+              <w:rPr>
+                <w:rFonts w:hint="eastAsia"/>
+                <w:sz w:val="14"/>
+                <w:szCs w:val="14"/>
               </w:rPr>
               <w:t>Pending 有</w:t>
             </w:r>
             <w:r>
               <w:rPr>
                 <w:rFonts w:hint="eastAsia"/>
-                <w:sz w:val="18"/>
-                <w:szCs w:val="18"/>
+                <w:sz w:val="14"/>
+                <w:szCs w:val="14"/>
               </w:rPr>
               <w:t xml:space="preserve"> </w:t>
             </w:r>
             <w:r>
               <w:rPr>
                 <w:rFonts w:hint="eastAsia"/>
-                <w:sz w:val="18"/>
-                <w:szCs w:val="18"/>
-              </w:rPr>
-              <w:t>Depot 無</w:t>
+                <w:sz w:val="14"/>
+                <w:szCs w:val="14"/>
+              </w:rPr>
+              <w:t xml:space="preserve">Depot </w:t>
+            </w:r>
+            <w:r>
+              <w:rPr>
+                <w:rFonts w:hint="eastAsia"/>
+                <w:sz w:val="14"/>
+                <w:szCs w:val="14"/>
+              </w:rPr>
+              <w:t xml:space="preserve">복귀 </w:t>
+            </w:r>
+            <w:r>
+              <w:rPr>
+                <w:rFonts w:hint="eastAsia"/>
+                <w:sz w:val="14"/>
+                <w:szCs w:val="14"/>
+              </w:rPr>
+              <w:t>無</w:t>
             </w:r>
           </w:p>
         </w:tc>
@@ -10309,33 +10431,17 @@
             <w:pPr>
               <w:jc w:val="center"/>
               <w:rPr>
-                <w:sz w:val="18"/>
-                <w:szCs w:val="18"/>
-              </w:rPr>
-            </w:pPr>
-            <w:r>
-              <w:rPr>
-                <w:rFonts w:hint="eastAsia"/>
-                <w:sz w:val="18"/>
-                <w:szCs w:val="18"/>
-              </w:rPr>
-              <w:t>174</w:t>
-            </w:r>
-            <w:r>
-              <w:rPr>
-                <w:rFonts w:hint="eastAsia"/>
-                <w:sz w:val="18"/>
-                <w:szCs w:val="18"/>
-              </w:rPr>
-              <w:t>.44</w:t>
-            </w:r>
-            <w:r>
-              <w:rPr>
-                <w:rFonts w:hint="eastAsia"/>
-                <w:sz w:val="18"/>
-                <w:szCs w:val="18"/>
-              </w:rPr>
-              <w:t>대</w:t>
+                <w:sz w:val="14"/>
+                <w:szCs w:val="14"/>
+              </w:rPr>
+            </w:pPr>
+            <w:r>
+              <w:rPr>
+                <w:rFonts w:hint="eastAsia"/>
+                <w:sz w:val="14"/>
+                <w:szCs w:val="14"/>
+              </w:rPr>
+              <w:t>174.44대</w:t>
             </w:r>
           </w:p>
         </w:tc>
@@ -10348,15 +10454,15 @@
               <w:jc w:val="center"/>
               <w:rPr>
                 <w:rFonts w:hint="eastAsia"/>
-                <w:sz w:val="18"/>
-                <w:szCs w:val="18"/>
-              </w:rPr>
-            </w:pPr>
-            <w:r>
-              <w:rPr>
-                <w:rFonts w:hint="eastAsia"/>
-                <w:sz w:val="18"/>
-                <w:szCs w:val="18"/>
+                <w:sz w:val="14"/>
+                <w:szCs w:val="14"/>
+              </w:rPr>
+            </w:pPr>
+            <w:r>
+              <w:rPr>
+                <w:rFonts w:hint="eastAsia"/>
+                <w:sz w:val="14"/>
+                <w:szCs w:val="14"/>
               </w:rPr>
               <w:t>170.55대</w:t>
             </w:r>
@@ -10509,14 +10615,9 @@
                 <w:sz w:val="12"/>
                 <w:szCs w:val="12"/>
               </w:rPr>
-              <w:t>Pending 有 Depot 有</w:t>
-            </w:r>
-          </w:p>
-        </w:tc>
-        <w:tc>
-          <w:tcPr>
-            <w:tcW w:w="1577" w:type="dxa"/>
-          </w:tcPr>
+              <w:t xml:space="preserve">Pending 有 </w:t>
+            </w:r>
+          </w:p>
           <w:p>
             <w:pPr>
               <w:jc w:val="center"/>
@@ -10535,12 +10636,9 @@
                 <w:sz w:val="12"/>
                 <w:szCs w:val="12"/>
               </w:rPr>
-              <w:t>127개</w:t>
-            </w:r>
-          </w:p>
-          <w:p>
-            <w:pPr>
-              <w:jc w:val="center"/>
+              <w:t xml:space="preserve">Depot </w:t>
+            </w:r>
+            <w:r>
               <w:rPr>
                 <w:rFonts w:hint="eastAsia"/>
                 <w:b/>
@@ -10548,7 +10646,8 @@
                 <w:sz w:val="12"/>
                 <w:szCs w:val="12"/>
               </w:rPr>
-            </w:pPr>
+              <w:t xml:space="preserve">복귀 </w:t>
+            </w:r>
             <w:r>
               <w:rPr>
                 <w:rFonts w:hint="eastAsia"/>
@@ -10557,18 +10656,24 @@
                 <w:sz w:val="12"/>
                 <w:szCs w:val="12"/>
               </w:rPr>
-              <w:t>(Vehicles = 2</w:t>
-            </w:r>
-            <w:r>
-              <w:rPr>
-                <w:rFonts w:hint="eastAsia"/>
+              <w:t>有</w:t>
+            </w:r>
+          </w:p>
+        </w:tc>
+        <w:tc>
+          <w:tcPr>
+            <w:tcW w:w="1577" w:type="dxa"/>
+          </w:tcPr>
+          <w:p>
+            <w:pPr>
+              <w:jc w:val="center"/>
+              <w:rPr>
                 <w:b/>
                 <w:bCs/>
                 <w:sz w:val="12"/>
                 <w:szCs w:val="12"/>
               </w:rPr>
-              <w:t>50</w:t>
-            </w:r>
+            </w:pPr>
             <w:r>
               <w:rPr>
                 <w:rFonts w:hint="eastAsia"/>
@@ -10577,18 +10682,14 @@
                 <w:sz w:val="12"/>
                 <w:szCs w:val="12"/>
               </w:rPr>
-              <w:t>)</w:t>
-            </w:r>
-          </w:p>
-        </w:tc>
-        <w:tc>
-          <w:tcPr>
-            <w:tcW w:w="1224" w:type="dxa"/>
-          </w:tcPr>
-          <w:p>
-            <w:pPr>
-              <w:jc w:val="center"/>
-              <w:rPr>
+              <w:t>127개</w:t>
+            </w:r>
+          </w:p>
+          <w:p>
+            <w:pPr>
+              <w:jc w:val="center"/>
+              <w:rPr>
+                <w:rFonts w:hint="eastAsia"/>
                 <w:b/>
                 <w:bCs/>
                 <w:sz w:val="12"/>
@@ -10603,12 +10704,9 @@
                 <w:sz w:val="12"/>
                 <w:szCs w:val="12"/>
               </w:rPr>
-              <w:t>105개</w:t>
-            </w:r>
-          </w:p>
-          <w:p>
-            <w:pPr>
-              <w:jc w:val="center"/>
+              <w:t>(Vehicles = 2</w:t>
+            </w:r>
+            <w:r>
               <w:rPr>
                 <w:rFonts w:hint="eastAsia"/>
                 <w:b/>
@@ -10616,7 +10714,8 @@
                 <w:sz w:val="12"/>
                 <w:szCs w:val="12"/>
               </w:rPr>
-            </w:pPr>
+              <w:t>50</w:t>
+            </w:r>
             <w:r>
               <w:rPr>
                 <w:rFonts w:hint="eastAsia"/>
@@ -10625,6 +10724,54 @@
                 <w:sz w:val="12"/>
                 <w:szCs w:val="12"/>
               </w:rPr>
+              <w:t>)</w:t>
+            </w:r>
+          </w:p>
+        </w:tc>
+        <w:tc>
+          <w:tcPr>
+            <w:tcW w:w="1224" w:type="dxa"/>
+          </w:tcPr>
+          <w:p>
+            <w:pPr>
+              <w:jc w:val="center"/>
+              <w:rPr>
+                <w:b/>
+                <w:bCs/>
+                <w:sz w:val="12"/>
+                <w:szCs w:val="12"/>
+              </w:rPr>
+            </w:pPr>
+            <w:r>
+              <w:rPr>
+                <w:rFonts w:hint="eastAsia"/>
+                <w:b/>
+                <w:bCs/>
+                <w:sz w:val="12"/>
+                <w:szCs w:val="12"/>
+              </w:rPr>
+              <w:t>105개</w:t>
+            </w:r>
+          </w:p>
+          <w:p>
+            <w:pPr>
+              <w:jc w:val="center"/>
+              <w:rPr>
+                <w:rFonts w:hint="eastAsia"/>
+                <w:b/>
+                <w:bCs/>
+                <w:sz w:val="12"/>
+                <w:szCs w:val="12"/>
+              </w:rPr>
+            </w:pPr>
+            <w:r>
+              <w:rPr>
+                <w:rFonts w:hint="eastAsia"/>
+                <w:b/>
+                <w:bCs/>
+                <w:sz w:val="12"/>
+                <w:szCs w:val="12"/>
+              </w:rPr>
               <w:t>(Vehicles = 245)</w:t>
             </w:r>
           </w:p>
@@ -10654,7 +10801,48 @@
                 <w:sz w:val="12"/>
                 <w:szCs w:val="12"/>
               </w:rPr>
-              <w:t>Pending 有 Depot 無</w:t>
+              <w:t xml:space="preserve">Pending 有 </w:t>
+            </w:r>
+          </w:p>
+          <w:p>
+            <w:pPr>
+              <w:jc w:val="center"/>
+              <w:rPr>
+                <w:b/>
+                <w:bCs/>
+                <w:sz w:val="12"/>
+                <w:szCs w:val="12"/>
+              </w:rPr>
+            </w:pPr>
+            <w:r>
+              <w:rPr>
+                <w:rFonts w:hint="eastAsia"/>
+                <w:b/>
+                <w:bCs/>
+                <w:sz w:val="12"/>
+                <w:szCs w:val="12"/>
+              </w:rPr>
+              <w:t xml:space="preserve">Depot </w:t>
+            </w:r>
+            <w:r>
+              <w:rPr>
+                <w:rFonts w:hint="eastAsia"/>
+                <w:b/>
+                <w:bCs/>
+                <w:sz w:val="12"/>
+                <w:szCs w:val="12"/>
+              </w:rPr>
+              <w:t xml:space="preserve">복귀 </w:t>
+            </w:r>
+            <w:r>
+              <w:rPr>
+                <w:rFonts w:hint="eastAsia"/>
+                <w:b/>
+                <w:bCs/>
+                <w:sz w:val="12"/>
+                <w:szCs w:val="12"/>
+              </w:rPr>
+              <w:t>無</w:t>
             </w:r>
           </w:p>
         </w:tc>
@@ -10842,8 +11030,10 @@
             <w:pPr>
               <w:jc w:val="center"/>
               <w:rPr>
-                <w:sz w:val="18"/>
-                <w:szCs w:val="18"/>
+                <w:b/>
+                <w:bCs/>
+                <w:sz w:val="14"/>
+                <w:szCs w:val="14"/>
               </w:rPr>
             </w:pPr>
           </w:p>
@@ -10858,15 +11048,19 @@
               <w:jc w:val="center"/>
               <w:rPr>
                 <w:rFonts w:hint="eastAsia"/>
-                <w:sz w:val="18"/>
-                <w:szCs w:val="18"/>
-              </w:rPr>
-            </w:pPr>
-            <w:r>
-              <w:rPr>
-                <w:rFonts w:hint="eastAsia"/>
-                <w:sz w:val="18"/>
-                <w:szCs w:val="18"/>
+                <w:b/>
+                <w:bCs/>
+                <w:sz w:val="14"/>
+                <w:szCs w:val="14"/>
+              </w:rPr>
+            </w:pPr>
+            <w:r>
+              <w:rPr>
+                <w:rFonts w:hint="eastAsia"/>
+                <w:b/>
+                <w:bCs/>
+                <w:sz w:val="14"/>
+                <w:szCs w:val="14"/>
               </w:rPr>
               <w:t>10,000</w:t>
             </w:r>
@@ -10882,15 +11076,19 @@
               <w:jc w:val="center"/>
               <w:rPr>
                 <w:rFonts w:hint="eastAsia"/>
-                <w:sz w:val="18"/>
-                <w:szCs w:val="18"/>
-              </w:rPr>
-            </w:pPr>
-            <w:r>
-              <w:rPr>
-                <w:rFonts w:hint="eastAsia"/>
-                <w:sz w:val="18"/>
-                <w:szCs w:val="18"/>
+                <w:b/>
+                <w:bCs/>
+                <w:sz w:val="14"/>
+                <w:szCs w:val="14"/>
+              </w:rPr>
+            </w:pPr>
+            <w:r>
+              <w:rPr>
+                <w:rFonts w:hint="eastAsia"/>
+                <w:b/>
+                <w:bCs/>
+                <w:sz w:val="14"/>
+                <w:szCs w:val="14"/>
               </w:rPr>
               <w:t>100,000</w:t>
             </w:r>
@@ -10907,17 +11105,41 @@
             <w:pPr>
               <w:jc w:val="center"/>
               <w:rPr>
-                <w:sz w:val="18"/>
-                <w:szCs w:val="18"/>
-              </w:rPr>
-            </w:pPr>
-            <w:r>
-              <w:rPr>
-                <w:rFonts w:hint="eastAsia"/>
-                <w:sz w:val="18"/>
-                <w:szCs w:val="18"/>
-              </w:rPr>
-              <w:t>Pending 有 Depot 有</w:t>
+                <w:b/>
+                <w:bCs/>
+                <w:sz w:val="14"/>
+                <w:szCs w:val="14"/>
+              </w:rPr>
+            </w:pPr>
+            <w:r>
+              <w:rPr>
+                <w:rFonts w:hint="eastAsia"/>
+                <w:b/>
+                <w:bCs/>
+                <w:sz w:val="14"/>
+                <w:szCs w:val="14"/>
+              </w:rPr>
+              <w:t xml:space="preserve">Pending 有 Depot </w:t>
+            </w:r>
+            <w:r>
+              <w:rPr>
+                <w:rFonts w:hint="eastAsia"/>
+                <w:b/>
+                <w:bCs/>
+                <w:sz w:val="14"/>
+                <w:szCs w:val="14"/>
+              </w:rPr>
+              <w:t xml:space="preserve">복귀 </w:t>
+            </w:r>
+            <w:r>
+              <w:rPr>
+                <w:rFonts w:hint="eastAsia"/>
+                <w:b/>
+                <w:bCs/>
+                <w:sz w:val="14"/>
+                <w:szCs w:val="14"/>
+              </w:rPr>
+              <w:t>有</w:t>
             </w:r>
           </w:p>
         </w:tc>
@@ -10929,31 +11151,39 @@
             <w:pPr>
               <w:jc w:val="center"/>
               <w:rPr>
-                <w:sz w:val="18"/>
-                <w:szCs w:val="18"/>
-              </w:rPr>
-            </w:pPr>
-            <w:r>
-              <w:rPr>
-                <w:rFonts w:hint="eastAsia"/>
-                <w:sz w:val="18"/>
-                <w:szCs w:val="18"/>
+                <w:b/>
+                <w:bCs/>
+                <w:sz w:val="14"/>
+                <w:szCs w:val="14"/>
+              </w:rPr>
+            </w:pPr>
+            <w:r>
+              <w:rPr>
+                <w:rFonts w:hint="eastAsia"/>
+                <w:b/>
+                <w:bCs/>
+                <w:sz w:val="14"/>
+                <w:szCs w:val="14"/>
               </w:rPr>
               <w:t>1</w:t>
             </w:r>
             <w:r>
               <w:rPr>
                 <w:rFonts w:hint="eastAsia"/>
-                <w:sz w:val="18"/>
-                <w:szCs w:val="18"/>
+                <w:b/>
+                <w:bCs/>
+                <w:sz w:val="14"/>
+                <w:szCs w:val="14"/>
               </w:rPr>
               <w:t>15.85</w:t>
             </w:r>
             <w:r>
               <w:rPr>
                 <w:rFonts w:hint="eastAsia"/>
-                <w:sz w:val="18"/>
-                <w:szCs w:val="18"/>
+                <w:b/>
+                <w:bCs/>
+                <w:sz w:val="14"/>
+                <w:szCs w:val="14"/>
               </w:rPr>
               <w:t>대</w:t>
             </w:r>
@@ -10968,31 +11198,39 @@
               <w:jc w:val="center"/>
               <w:rPr>
                 <w:rFonts w:hint="eastAsia"/>
-                <w:sz w:val="18"/>
-                <w:szCs w:val="18"/>
-              </w:rPr>
-            </w:pPr>
-            <w:r>
-              <w:rPr>
-                <w:rFonts w:hint="eastAsia"/>
-                <w:sz w:val="18"/>
-                <w:szCs w:val="18"/>
+                <w:b/>
+                <w:bCs/>
+                <w:sz w:val="14"/>
+                <w:szCs w:val="14"/>
+              </w:rPr>
+            </w:pPr>
+            <w:r>
+              <w:rPr>
+                <w:rFonts w:hint="eastAsia"/>
+                <w:b/>
+                <w:bCs/>
+                <w:sz w:val="14"/>
+                <w:szCs w:val="14"/>
               </w:rPr>
               <w:t>1</w:t>
             </w:r>
             <w:r>
               <w:rPr>
                 <w:rFonts w:hint="eastAsia"/>
-                <w:sz w:val="18"/>
-                <w:szCs w:val="18"/>
+                <w:b/>
+                <w:bCs/>
+                <w:sz w:val="14"/>
+                <w:szCs w:val="14"/>
               </w:rPr>
               <w:t>15.61</w:t>
             </w:r>
             <w:r>
               <w:rPr>
                 <w:rFonts w:hint="eastAsia"/>
-                <w:sz w:val="18"/>
-                <w:szCs w:val="18"/>
+                <w:b/>
+                <w:bCs/>
+                <w:sz w:val="14"/>
+                <w:szCs w:val="14"/>
               </w:rPr>
               <w:t>대</w:t>
             </w:r>
@@ -11009,17 +11247,41 @@
             <w:pPr>
               <w:jc w:val="center"/>
               <w:rPr>
-                <w:sz w:val="18"/>
-                <w:szCs w:val="18"/>
-              </w:rPr>
-            </w:pPr>
-            <w:r>
-              <w:rPr>
-                <w:rFonts w:hint="eastAsia"/>
-                <w:sz w:val="18"/>
-                <w:szCs w:val="18"/>
-              </w:rPr>
-              <w:t>Pending 有 Depot 無</w:t>
+                <w:b/>
+                <w:bCs/>
+                <w:sz w:val="14"/>
+                <w:szCs w:val="14"/>
+              </w:rPr>
+            </w:pPr>
+            <w:r>
+              <w:rPr>
+                <w:rFonts w:hint="eastAsia"/>
+                <w:b/>
+                <w:bCs/>
+                <w:sz w:val="14"/>
+                <w:szCs w:val="14"/>
+              </w:rPr>
+              <w:t xml:space="preserve">Pending 有 Depot </w:t>
+            </w:r>
+            <w:r>
+              <w:rPr>
+                <w:rFonts w:hint="eastAsia"/>
+                <w:b/>
+                <w:bCs/>
+                <w:sz w:val="14"/>
+                <w:szCs w:val="14"/>
+              </w:rPr>
+              <w:t xml:space="preserve">복귀 </w:t>
+            </w:r>
+            <w:r>
+              <w:rPr>
+                <w:rFonts w:hint="eastAsia"/>
+                <w:b/>
+                <w:bCs/>
+                <w:sz w:val="14"/>
+                <w:szCs w:val="14"/>
+              </w:rPr>
+              <w:t>無</w:t>
             </w:r>
           </w:p>
         </w:tc>
@@ -11031,31 +11293,39 @@
             <w:pPr>
               <w:jc w:val="center"/>
               <w:rPr>
-                <w:sz w:val="18"/>
-                <w:szCs w:val="18"/>
-              </w:rPr>
-            </w:pPr>
-            <w:r>
-              <w:rPr>
-                <w:rFonts w:hint="eastAsia"/>
-                <w:sz w:val="18"/>
-                <w:szCs w:val="18"/>
+                <w:b/>
+                <w:bCs/>
+                <w:sz w:val="14"/>
+                <w:szCs w:val="14"/>
+              </w:rPr>
+            </w:pPr>
+            <w:r>
+              <w:rPr>
+                <w:rFonts w:hint="eastAsia"/>
+                <w:b/>
+                <w:bCs/>
+                <w:sz w:val="14"/>
+                <w:szCs w:val="14"/>
               </w:rPr>
               <w:t>1</w:t>
             </w:r>
             <w:r>
               <w:rPr>
                 <w:rFonts w:hint="eastAsia"/>
-                <w:sz w:val="18"/>
-                <w:szCs w:val="18"/>
+                <w:b/>
+                <w:bCs/>
+                <w:sz w:val="14"/>
+                <w:szCs w:val="14"/>
               </w:rPr>
               <w:t>15.61</w:t>
             </w:r>
             <w:r>
               <w:rPr>
                 <w:rFonts w:hint="eastAsia"/>
-                <w:sz w:val="18"/>
-                <w:szCs w:val="18"/>
+                <w:b/>
+                <w:bCs/>
+                <w:sz w:val="14"/>
+                <w:szCs w:val="14"/>
               </w:rPr>
               <w:t>대</w:t>
             </w:r>
@@ -11070,23 +11340,29 @@
               <w:jc w:val="center"/>
               <w:rPr>
                 <w:rFonts w:hint="eastAsia"/>
-                <w:sz w:val="18"/>
-                <w:szCs w:val="18"/>
-              </w:rPr>
-            </w:pPr>
-            <w:r>
-              <w:rPr>
-                <w:rFonts w:hint="eastAsia"/>
-                <w:sz w:val="18"/>
-                <w:szCs w:val="18"/>
+                <w:b/>
+                <w:bCs/>
+                <w:sz w:val="14"/>
+                <w:szCs w:val="14"/>
+              </w:rPr>
+            </w:pPr>
+            <w:r>
+              <w:rPr>
+                <w:rFonts w:hint="eastAsia"/>
+                <w:b/>
+                <w:bCs/>
+                <w:sz w:val="14"/>
+                <w:szCs w:val="14"/>
               </w:rPr>
               <w:t>114.81</w:t>
             </w:r>
             <w:r>
               <w:rPr>
                 <w:rFonts w:hint="eastAsia"/>
-                <w:sz w:val="18"/>
-                <w:szCs w:val="18"/>
+                <w:b/>
+                <w:bCs/>
+                <w:sz w:val="14"/>
+                <w:szCs w:val="14"/>
               </w:rPr>
               <w:t>대</w:t>
             </w:r>
@@ -11097,6 +11373,7 @@
     <w:p>
       <w:pPr>
         <w:rPr>
+          <w:rFonts w:hint="eastAsia"/>
           <w:sz w:val="20"/>
           <w:szCs w:val="20"/>
         </w:rPr>
@@ -11104,32 +11381,3357 @@
     </w:p>
     <w:p>
       <w:pPr>
-        <w:rPr>
-          <w:rFonts w:hint="eastAsia"/>
-          <w:sz w:val="20"/>
-          <w:szCs w:val="20"/>
-        </w:rPr>
-      </w:pPr>
+        <w:ind w:firstLineChars="100" w:firstLine="200"/>
+        <w:rPr>
+          <w:sz w:val="20"/>
+          <w:szCs w:val="20"/>
+        </w:rPr>
+      </w:pPr>
+      <w:r>
+        <w:rPr>
+          <w:rFonts w:hint="eastAsia"/>
+          <w:sz w:val="20"/>
+          <w:szCs w:val="20"/>
+        </w:rPr>
+        <w:t xml:space="preserve">위의 결과를 통해 Pending에 대한 </w:t>
+      </w:r>
+      <w:r>
+        <w:rPr>
+          <w:rFonts w:hint="eastAsia"/>
+          <w:sz w:val="20"/>
+          <w:szCs w:val="20"/>
+        </w:rPr>
+        <w:t>가중치를 부여할 수록 OD demand를 놓치는 경우가 줄어드는 것을 확인할 수 있다.</w:t>
+      </w:r>
     </w:p>
     <w:p>
       <w:pPr>
-        <w:rPr>
-          <w:rFonts w:hint="eastAsia"/>
-          <w:sz w:val="20"/>
-          <w:szCs w:val="20"/>
-        </w:rPr>
-      </w:pPr>
-      <w:r>
-        <w:rPr>
-          <w:rFonts w:hint="eastAsia"/>
-          <w:sz w:val="20"/>
-          <w:szCs w:val="20"/>
-        </w:rPr>
-        <w:t xml:space="preserve">위의 결과를 통해 Pending에 대한 기능을 부여하면 </w:t>
+        <w:ind w:firstLineChars="100" w:firstLine="200"/>
+        <w:rPr>
+          <w:sz w:val="20"/>
+          <w:szCs w:val="20"/>
+        </w:rPr>
+      </w:pPr>
+      <w:r>
+        <w:rPr>
+          <w:rFonts w:hint="eastAsia"/>
+          <w:sz w:val="20"/>
+          <w:szCs w:val="20"/>
+        </w:rPr>
+        <w:t>하지만, Depot 복귀의 유무에 대해서 큰 변화를 나타내지 않는다.</w:t>
+      </w:r>
+      <w:r>
+        <w:rPr>
+          <w:rFonts w:hint="eastAsia"/>
+          <w:sz w:val="20"/>
+          <w:szCs w:val="20"/>
+        </w:rPr>
+        <w:t xml:space="preserve"> 이는 비행 마무리 시간을 설정하지 않아, Depot 복귀에 대한 우선순위가 가장 뒤로 밀려서 발생하게 된 것으로 판단된다.</w:t>
+      </w:r>
+    </w:p>
+    <w:p>
+      <w:pPr>
+        <w:ind w:firstLineChars="100" w:firstLine="200"/>
+        <w:rPr>
+          <w:sz w:val="20"/>
+          <w:szCs w:val="20"/>
+        </w:rPr>
+      </w:pPr>
+      <w:r>
+        <w:rPr>
+          <w:rFonts w:hint="eastAsia"/>
+          <w:sz w:val="20"/>
+          <w:szCs w:val="20"/>
+        </w:rPr>
+        <w:t xml:space="preserve">따라서, 초기에 VFR 기반의 운용 방식을 채택할 것으로 예상되는 만큼 비행 가능 시간을 </w:t>
+      </w:r>
+      <w:r>
+        <w:rPr>
+          <w:rFonts w:hint="eastAsia"/>
+          <w:sz w:val="20"/>
+          <w:szCs w:val="20"/>
+        </w:rPr>
+        <w:lastRenderedPageBreak/>
+        <w:t>일조시간 대(8월 24일 인천기준)인 [5:56, 19:14]으로 설정해 보다 큰 변화를 관찰하고자 한다.</w:t>
+      </w:r>
+    </w:p>
+    <w:p>
+      <w:pPr>
+        <w:rPr>
+          <w:sz w:val="20"/>
+          <w:szCs w:val="20"/>
+        </w:rPr>
+      </w:pPr>
+    </w:p>
+    <w:p>
+      <w:pPr>
+        <w:rPr>
+          <w:sz w:val="20"/>
+          <w:szCs w:val="20"/>
+        </w:rPr>
+      </w:pPr>
+      <w:r>
+        <w:rPr>
+          <w:rFonts w:hint="eastAsia"/>
+          <w:sz w:val="20"/>
+          <w:szCs w:val="20"/>
+        </w:rPr>
+        <w:t xml:space="preserve">2. </w:t>
+      </w:r>
+      <w:r>
+        <w:rPr>
+          <w:sz w:val="20"/>
+          <w:szCs w:val="20"/>
+        </w:rPr>
+        <w:t xml:space="preserve">95% </w:t>
+      </w:r>
+      <w:r>
+        <w:rPr>
+          <w:rFonts w:hint="eastAsia"/>
+          <w:sz w:val="20"/>
+          <w:szCs w:val="20"/>
+        </w:rPr>
+        <w:t>Convergence 심층 분석</w:t>
+      </w:r>
+    </w:p>
+    <w:p>
+      <w:pPr>
+        <w:ind w:firstLineChars="100" w:firstLine="200"/>
+        <w:rPr>
+          <w:sz w:val="20"/>
+          <w:szCs w:val="20"/>
+        </w:rPr>
+      </w:pPr>
+      <w:r>
+        <w:rPr>
+          <w:rFonts w:hint="eastAsia"/>
+          <w:sz w:val="20"/>
+          <w:szCs w:val="20"/>
+        </w:rPr>
+        <w:t>위의 자료를 토대로 실용적 수렴구간 95%</w:t>
+      </w:r>
+      <w:r>
+        <w:rPr>
+          <w:rFonts w:hint="eastAsia"/>
+          <w:sz w:val="20"/>
+          <w:szCs w:val="20"/>
+        </w:rPr>
+        <w:t>에서의 Vehicle의 수에</w:t>
+      </w:r>
+      <w:r>
+        <w:rPr>
+          <w:rFonts w:hint="eastAsia"/>
+          <w:sz w:val="20"/>
+          <w:szCs w:val="20"/>
+        </w:rPr>
+        <w:t xml:space="preserve"> 대하여 solver time을 </w:t>
+      </w:r>
+      <w:r>
+        <w:rPr>
+          <w:rFonts w:hint="eastAsia"/>
+          <w:sz w:val="20"/>
+          <w:szCs w:val="20"/>
+        </w:rPr>
+        <w:t>120초로 확장해 보다 심층적인 분석을 진행하였다.</w:t>
+      </w:r>
+    </w:p>
+    <w:p>
+      <w:pPr>
+        <w:rPr>
+          <w:sz w:val="20"/>
+          <w:szCs w:val="20"/>
+        </w:rPr>
+      </w:pPr>
+    </w:p>
+    <w:p>
+      <w:pPr>
+        <w:ind w:firstLineChars="100" w:firstLine="200"/>
+        <w:rPr>
+          <w:sz w:val="20"/>
+          <w:szCs w:val="20"/>
+        </w:rPr>
+      </w:pPr>
+      <w:r>
+        <w:rPr>
+          <w:rFonts w:hint="eastAsia"/>
+          <w:sz w:val="20"/>
+          <w:szCs w:val="20"/>
+        </w:rPr>
+        <w:t>이를 통해 전반적인 결과는 아래와 같다.</w:t>
+      </w:r>
+    </w:p>
+    <w:p>
+      <w:pPr>
+        <w:rPr>
+          <w:sz w:val="20"/>
+          <w:szCs w:val="20"/>
+        </w:rPr>
+      </w:pPr>
+      <w:r>
+        <w:rPr>
+          <w:rFonts w:hint="eastAsia"/>
+          <w:sz w:val="20"/>
+          <w:szCs w:val="20"/>
+        </w:rPr>
+        <w:t>- Depot 복귀 O, Pending 기능 X</w:t>
+      </w:r>
+    </w:p>
+    <w:tbl>
+      <w:tblPr>
+        <w:tblStyle w:val="af0"/>
+        <w:tblW w:w="0" w:type="auto"/>
+        <w:tblLayout w:type="fixed"/>
+        <w:tblLook w:val="04A0" w:firstRow="1" w:lastRow="0" w:firstColumn="1" w:lastColumn="0" w:noHBand="0" w:noVBand="1"/>
+      </w:tblPr>
+      <w:tblGrid>
+        <w:gridCol w:w="1172"/>
+        <w:gridCol w:w="1091"/>
+        <w:gridCol w:w="1134"/>
+        <w:gridCol w:w="893"/>
+      </w:tblGrid>
+      <w:tr>
+        <w:trPr>
+          <w:trHeight w:val="513"/>
+        </w:trPr>
+        <w:tc>
+          <w:tcPr>
+            <w:tcW w:w="1172" w:type="dxa"/>
+            <w:shd w:val="clear" w:color="auto" w:fill="D9D9D9" w:themeFill="background1" w:themeFillShade="D9"/>
+            <w:vAlign w:val="center"/>
+          </w:tcPr>
+          <w:p>
+            <w:pPr>
+              <w:jc w:val="center"/>
+              <w:rPr>
+                <w:rFonts w:hint="eastAsia"/>
+                <w:b/>
+                <w:bCs/>
+                <w:sz w:val="13"/>
+                <w:szCs w:val="13"/>
+              </w:rPr>
+            </w:pPr>
+            <w:r>
+              <w:rPr>
+                <w:rFonts w:ascii="맑은 고딕" w:eastAsia="맑은 고딕" w:hAnsi="맑은 고딕" w:hint="eastAsia"/>
+                <w:b/>
+                <w:bCs/>
+                <w:color w:val="000000"/>
+                <w:sz w:val="13"/>
+                <w:szCs w:val="13"/>
+              </w:rPr>
+              <w:t>Movement</w:t>
+            </w:r>
+          </w:p>
+        </w:tc>
+        <w:tc>
+          <w:tcPr>
+            <w:tcW w:w="1091" w:type="dxa"/>
+            <w:shd w:val="clear" w:color="auto" w:fill="D9D9D9" w:themeFill="background1" w:themeFillShade="D9"/>
+            <w:vAlign w:val="center"/>
+          </w:tcPr>
+          <w:p>
+            <w:pPr>
+              <w:jc w:val="center"/>
+              <w:rPr>
+                <w:rFonts w:hint="eastAsia"/>
+                <w:b/>
+                <w:bCs/>
+                <w:sz w:val="13"/>
+                <w:szCs w:val="13"/>
+              </w:rPr>
+            </w:pPr>
+            <w:r>
+              <w:rPr>
+                <w:rFonts w:ascii="맑은 고딕" w:eastAsia="맑은 고딕" w:hAnsi="맑은 고딕" w:hint="eastAsia"/>
+                <w:b/>
+                <w:bCs/>
+                <w:color w:val="000000"/>
+                <w:sz w:val="13"/>
+                <w:szCs w:val="13"/>
+              </w:rPr>
+              <w:t>Passenger</w:t>
+            </w:r>
+          </w:p>
+        </w:tc>
+        <w:tc>
+          <w:tcPr>
+            <w:tcW w:w="1134" w:type="dxa"/>
+            <w:shd w:val="clear" w:color="auto" w:fill="D9D9D9" w:themeFill="background1" w:themeFillShade="D9"/>
+            <w:vAlign w:val="center"/>
+          </w:tcPr>
+          <w:p>
+            <w:pPr>
+              <w:jc w:val="center"/>
+              <w:rPr>
+                <w:rFonts w:hint="eastAsia"/>
+                <w:b/>
+                <w:bCs/>
+                <w:sz w:val="13"/>
+                <w:szCs w:val="13"/>
+              </w:rPr>
+            </w:pPr>
+            <w:proofErr w:type="spellStart"/>
+            <w:r>
+              <w:rPr>
+                <w:rFonts w:ascii="맑은 고딕" w:eastAsia="맑은 고딕" w:hAnsi="맑은 고딕" w:hint="eastAsia"/>
+                <w:b/>
+                <w:bCs/>
+                <w:color w:val="000000"/>
+                <w:sz w:val="13"/>
+                <w:szCs w:val="13"/>
+              </w:rPr>
+              <w:t>total_flight</w:t>
+            </w:r>
+            <w:proofErr w:type="spellEnd"/>
+          </w:p>
+        </w:tc>
+        <w:tc>
+          <w:tcPr>
+            <w:tcW w:w="893" w:type="dxa"/>
+            <w:shd w:val="clear" w:color="auto" w:fill="D9D9D9" w:themeFill="background1" w:themeFillShade="D9"/>
+            <w:vAlign w:val="center"/>
+          </w:tcPr>
+          <w:p>
+            <w:pPr>
+              <w:jc w:val="center"/>
+              <w:rPr>
+                <w:rFonts w:hint="eastAsia"/>
+                <w:b/>
+                <w:bCs/>
+                <w:sz w:val="13"/>
+                <w:szCs w:val="13"/>
+              </w:rPr>
+            </w:pPr>
+            <w:proofErr w:type="spellStart"/>
+            <w:r>
+              <w:rPr>
+                <w:rFonts w:ascii="맑은 고딕" w:eastAsia="맑은 고딕" w:hAnsi="맑은 고딕" w:hint="eastAsia"/>
+                <w:b/>
+                <w:bCs/>
+                <w:color w:val="000000"/>
+                <w:sz w:val="13"/>
+                <w:szCs w:val="13"/>
+              </w:rPr>
+              <w:t>total_flight</w:t>
+            </w:r>
+            <w:proofErr w:type="spellEnd"/>
+          </w:p>
+        </w:tc>
+      </w:tr>
+      <w:tr>
+        <w:tc>
+          <w:tcPr>
+            <w:tcW w:w="1172" w:type="dxa"/>
+            <w:vAlign w:val="center"/>
+          </w:tcPr>
+          <w:p>
+            <w:pPr>
+              <w:jc w:val="center"/>
+              <w:rPr>
+                <w:rFonts w:hint="eastAsia"/>
+                <w:sz w:val="13"/>
+                <w:szCs w:val="13"/>
+              </w:rPr>
+            </w:pPr>
+            <w:r>
+              <w:rPr>
+                <w:rFonts w:ascii="맑은 고딕" w:eastAsia="맑은 고딕" w:hAnsi="맑은 고딕" w:hint="eastAsia"/>
+                <w:color w:val="000000"/>
+                <w:sz w:val="13"/>
+                <w:szCs w:val="13"/>
+              </w:rPr>
+              <w:t>23.60674 회</w:t>
+            </w:r>
+          </w:p>
+        </w:tc>
+        <w:tc>
+          <w:tcPr>
+            <w:tcW w:w="1091" w:type="dxa"/>
+            <w:vAlign w:val="center"/>
+          </w:tcPr>
+          <w:p>
+            <w:pPr>
+              <w:jc w:val="center"/>
+              <w:rPr>
+                <w:rFonts w:hint="eastAsia"/>
+                <w:sz w:val="13"/>
+                <w:szCs w:val="13"/>
+              </w:rPr>
+            </w:pPr>
+            <w:r>
+              <w:rPr>
+                <w:rFonts w:ascii="맑은 고딕" w:eastAsia="맑은 고딕" w:hAnsi="맑은 고딕" w:hint="eastAsia"/>
+                <w:color w:val="000000"/>
+                <w:sz w:val="13"/>
+                <w:szCs w:val="13"/>
+              </w:rPr>
+              <w:t>18.26404 명</w:t>
+            </w:r>
+          </w:p>
+        </w:tc>
+        <w:tc>
+          <w:tcPr>
+            <w:tcW w:w="1134" w:type="dxa"/>
+            <w:vAlign w:val="center"/>
+          </w:tcPr>
+          <w:p>
+            <w:pPr>
+              <w:jc w:val="center"/>
+              <w:rPr>
+                <w:rFonts w:hint="eastAsia"/>
+                <w:sz w:val="13"/>
+                <w:szCs w:val="13"/>
+              </w:rPr>
+            </w:pPr>
+            <w:r>
+              <w:rPr>
+                <w:rFonts w:ascii="맑은 고딕" w:eastAsia="맑은 고딕" w:hAnsi="맑은 고딕" w:hint="eastAsia"/>
+                <w:color w:val="000000"/>
+                <w:sz w:val="13"/>
+                <w:szCs w:val="13"/>
+              </w:rPr>
+              <w:t>224.3989 mins</w:t>
+            </w:r>
+          </w:p>
+        </w:tc>
+        <w:tc>
+          <w:tcPr>
+            <w:tcW w:w="893" w:type="dxa"/>
+            <w:vAlign w:val="center"/>
+          </w:tcPr>
+          <w:p>
+            <w:pPr>
+              <w:jc w:val="center"/>
+              <w:rPr>
+                <w:rFonts w:hint="eastAsia"/>
+                <w:sz w:val="13"/>
+                <w:szCs w:val="13"/>
+              </w:rPr>
+            </w:pPr>
+            <w:r>
+              <w:rPr>
+                <w:rFonts w:ascii="맑은 고딕" w:eastAsia="맑은 고딕" w:hAnsi="맑은 고딕" w:hint="eastAsia"/>
+                <w:color w:val="000000"/>
+                <w:sz w:val="13"/>
+                <w:szCs w:val="13"/>
+              </w:rPr>
+              <w:t>708.581 km</w:t>
+            </w:r>
+          </w:p>
+        </w:tc>
+      </w:tr>
+      <w:tr>
+        <w:trPr>
+          <w:trHeight w:val="527"/>
+        </w:trPr>
+        <w:tc>
+          <w:tcPr>
+            <w:tcW w:w="1172" w:type="dxa"/>
+            <w:shd w:val="clear" w:color="auto" w:fill="D9D9D9" w:themeFill="background1" w:themeFillShade="D9"/>
+            <w:vAlign w:val="center"/>
+          </w:tcPr>
+          <w:p>
+            <w:pPr>
+              <w:jc w:val="center"/>
+              <w:rPr>
+                <w:rFonts w:hint="eastAsia"/>
+                <w:b/>
+                <w:bCs/>
+                <w:sz w:val="13"/>
+                <w:szCs w:val="13"/>
+              </w:rPr>
+            </w:pPr>
+            <w:proofErr w:type="spellStart"/>
+            <w:r>
+              <w:rPr>
+                <w:rFonts w:ascii="맑은 고딕" w:eastAsia="맑은 고딕" w:hAnsi="맑은 고딕" w:hint="eastAsia"/>
+                <w:b/>
+                <w:bCs/>
+                <w:color w:val="000000"/>
+                <w:sz w:val="11"/>
+                <w:szCs w:val="11"/>
+              </w:rPr>
+              <w:t>passenger_flight</w:t>
+            </w:r>
+            <w:proofErr w:type="spellEnd"/>
+          </w:p>
+        </w:tc>
+        <w:tc>
+          <w:tcPr>
+            <w:tcW w:w="1091" w:type="dxa"/>
+            <w:shd w:val="clear" w:color="auto" w:fill="D9D9D9" w:themeFill="background1" w:themeFillShade="D9"/>
+            <w:vAlign w:val="center"/>
+          </w:tcPr>
+          <w:p>
+            <w:pPr>
+              <w:jc w:val="center"/>
+              <w:rPr>
+                <w:rFonts w:hint="eastAsia"/>
+                <w:b/>
+                <w:bCs/>
+                <w:sz w:val="13"/>
+                <w:szCs w:val="13"/>
+              </w:rPr>
+            </w:pPr>
+            <w:proofErr w:type="spellStart"/>
+            <w:r>
+              <w:rPr>
+                <w:rFonts w:ascii="맑은 고딕" w:eastAsia="맑은 고딕" w:hAnsi="맑은 고딕" w:hint="eastAsia"/>
+                <w:b/>
+                <w:bCs/>
+                <w:color w:val="000000"/>
+                <w:sz w:val="13"/>
+                <w:szCs w:val="13"/>
+              </w:rPr>
+              <w:t>empty_flight</w:t>
+            </w:r>
+            <w:proofErr w:type="spellEnd"/>
+          </w:p>
+        </w:tc>
+        <w:tc>
+          <w:tcPr>
+            <w:tcW w:w="1134" w:type="dxa"/>
+            <w:shd w:val="clear" w:color="auto" w:fill="D9D9D9" w:themeFill="background1" w:themeFillShade="D9"/>
+            <w:vAlign w:val="center"/>
+          </w:tcPr>
+          <w:p>
+            <w:pPr>
+              <w:jc w:val="center"/>
+              <w:rPr>
+                <w:rFonts w:hint="eastAsia"/>
+                <w:b/>
+                <w:bCs/>
+                <w:sz w:val="13"/>
+                <w:szCs w:val="13"/>
+              </w:rPr>
+            </w:pPr>
+            <w:proofErr w:type="spellStart"/>
+            <w:r>
+              <w:rPr>
+                <w:rFonts w:ascii="맑은 고딕" w:eastAsia="맑은 고딕" w:hAnsi="맑은 고딕" w:hint="eastAsia"/>
+                <w:b/>
+                <w:bCs/>
+                <w:color w:val="000000"/>
+                <w:sz w:val="13"/>
+                <w:szCs w:val="13"/>
+              </w:rPr>
+              <w:t>charging_time</w:t>
+            </w:r>
+            <w:proofErr w:type="spellEnd"/>
+          </w:p>
+        </w:tc>
+        <w:tc>
+          <w:tcPr>
+            <w:tcW w:w="893" w:type="dxa"/>
+            <w:shd w:val="clear" w:color="auto" w:fill="D9D9D9" w:themeFill="background1" w:themeFillShade="D9"/>
+          </w:tcPr>
+          <w:p>
+            <w:pPr>
+              <w:jc w:val="center"/>
+              <w:rPr>
+                <w:b/>
+                <w:bCs/>
+                <w:sz w:val="13"/>
+                <w:szCs w:val="13"/>
+              </w:rPr>
+            </w:pPr>
+            <w:proofErr w:type="spellStart"/>
+            <w:r>
+              <w:rPr>
+                <w:rFonts w:hint="eastAsia"/>
+                <w:b/>
+                <w:bCs/>
+                <w:sz w:val="13"/>
+                <w:szCs w:val="13"/>
+              </w:rPr>
+              <w:t>Passenger_per_</w:t>
+            </w:r>
+            <w:proofErr w:type="spellEnd"/>
+          </w:p>
+          <w:p>
+            <w:pPr>
+              <w:jc w:val="center"/>
+              <w:rPr>
+                <w:rFonts w:hint="eastAsia"/>
+                <w:b/>
+                <w:bCs/>
+                <w:sz w:val="13"/>
+                <w:szCs w:val="13"/>
+              </w:rPr>
+            </w:pPr>
+            <w:r>
+              <w:rPr>
+                <w:rFonts w:hint="eastAsia"/>
+                <w:b/>
+                <w:bCs/>
+                <w:sz w:val="13"/>
+                <w:szCs w:val="13"/>
+              </w:rPr>
+              <w:t>movement</w:t>
+            </w:r>
+          </w:p>
+        </w:tc>
+      </w:tr>
+      <w:tr>
+        <w:trPr>
+          <w:trHeight w:val="549"/>
+        </w:trPr>
+        <w:tc>
+          <w:tcPr>
+            <w:tcW w:w="1172" w:type="dxa"/>
+            <w:vAlign w:val="center"/>
+          </w:tcPr>
+          <w:p>
+            <w:pPr>
+              <w:jc w:val="center"/>
+              <w:rPr>
+                <w:rFonts w:hint="eastAsia"/>
+                <w:sz w:val="13"/>
+                <w:szCs w:val="13"/>
+              </w:rPr>
+            </w:pPr>
+            <w:r>
+              <w:rPr>
+                <w:rFonts w:ascii="맑은 고딕" w:eastAsia="맑은 고딕" w:hAnsi="맑은 고딕" w:hint="eastAsia"/>
+                <w:color w:val="000000"/>
+                <w:sz w:val="13"/>
+                <w:szCs w:val="13"/>
+              </w:rPr>
+              <w:t>598.2986</w:t>
+            </w:r>
+            <w:r>
+              <w:rPr>
+                <w:rFonts w:ascii="맑은 고딕" w:eastAsia="맑은 고딕" w:hAnsi="맑은 고딕" w:hint="eastAsia"/>
+                <w:color w:val="000000"/>
+                <w:sz w:val="13"/>
+                <w:szCs w:val="13"/>
+              </w:rPr>
+              <w:t xml:space="preserve"> km</w:t>
+            </w:r>
+          </w:p>
+        </w:tc>
+        <w:tc>
+          <w:tcPr>
+            <w:tcW w:w="1091" w:type="dxa"/>
+            <w:vAlign w:val="center"/>
+          </w:tcPr>
+          <w:p>
+            <w:pPr>
+              <w:jc w:val="center"/>
+              <w:rPr>
+                <w:rFonts w:hint="eastAsia"/>
+                <w:sz w:val="13"/>
+                <w:szCs w:val="13"/>
+              </w:rPr>
+            </w:pPr>
+            <w:r>
+              <w:rPr>
+                <w:rFonts w:ascii="맑은 고딕" w:eastAsia="맑은 고딕" w:hAnsi="맑은 고딕" w:hint="eastAsia"/>
+                <w:color w:val="000000"/>
+                <w:sz w:val="13"/>
+                <w:szCs w:val="13"/>
+              </w:rPr>
+              <w:t>110.2824</w:t>
+            </w:r>
+            <w:r>
+              <w:rPr>
+                <w:rFonts w:ascii="맑은 고딕" w:eastAsia="맑은 고딕" w:hAnsi="맑은 고딕" w:hint="eastAsia"/>
+                <w:color w:val="000000"/>
+                <w:sz w:val="13"/>
+                <w:szCs w:val="13"/>
+              </w:rPr>
+              <w:t xml:space="preserve"> km</w:t>
+            </w:r>
+          </w:p>
+        </w:tc>
+        <w:tc>
+          <w:tcPr>
+            <w:tcW w:w="1134" w:type="dxa"/>
+            <w:vAlign w:val="center"/>
+          </w:tcPr>
+          <w:p>
+            <w:pPr>
+              <w:jc w:val="center"/>
+              <w:rPr>
+                <w:rFonts w:hint="eastAsia"/>
+                <w:sz w:val="13"/>
+                <w:szCs w:val="13"/>
+              </w:rPr>
+            </w:pPr>
+            <w:r>
+              <w:rPr>
+                <w:rFonts w:ascii="맑은 고딕" w:eastAsia="맑은 고딕" w:hAnsi="맑은 고딕" w:hint="eastAsia"/>
+                <w:color w:val="000000"/>
+                <w:sz w:val="13"/>
+                <w:szCs w:val="13"/>
+              </w:rPr>
+              <w:t>687.2416</w:t>
+            </w:r>
+            <w:r>
+              <w:rPr>
+                <w:rFonts w:ascii="맑은 고딕" w:eastAsia="맑은 고딕" w:hAnsi="맑은 고딕" w:hint="eastAsia"/>
+                <w:color w:val="000000"/>
+                <w:sz w:val="13"/>
+                <w:szCs w:val="13"/>
+              </w:rPr>
+              <w:t xml:space="preserve"> mins</w:t>
+            </w:r>
+          </w:p>
+        </w:tc>
+        <w:tc>
+          <w:tcPr>
+            <w:tcW w:w="893" w:type="dxa"/>
+          </w:tcPr>
+          <w:p>
+            <w:pPr>
+              <w:jc w:val="center"/>
+              <w:rPr>
+                <w:rFonts w:hint="eastAsia"/>
+                <w:sz w:val="13"/>
+                <w:szCs w:val="13"/>
+              </w:rPr>
+            </w:pPr>
+            <w:r>
+              <w:rPr>
+                <w:rFonts w:hint="eastAsia"/>
+                <w:sz w:val="13"/>
+                <w:szCs w:val="13"/>
+              </w:rPr>
+              <w:t>0.773명</w:t>
+            </w:r>
+          </w:p>
+        </w:tc>
+      </w:tr>
+    </w:tbl>
+    <w:p>
+      <w:pPr>
+        <w:rPr>
+          <w:sz w:val="18"/>
+          <w:szCs w:val="18"/>
+        </w:rPr>
+      </w:pPr>
+      <w:r>
+        <w:rPr>
+          <w:rFonts w:hint="eastAsia"/>
+          <w:sz w:val="18"/>
+          <w:szCs w:val="18"/>
+        </w:rPr>
+        <w:t>- Movement: 각 구간 평균 이동횟수</w:t>
+      </w:r>
+    </w:p>
+    <w:p>
+      <w:pPr>
+        <w:rPr>
+          <w:sz w:val="18"/>
+          <w:szCs w:val="18"/>
+        </w:rPr>
+      </w:pPr>
+      <w:r>
+        <w:rPr>
+          <w:rFonts w:hint="eastAsia"/>
+          <w:sz w:val="18"/>
+          <w:szCs w:val="18"/>
+        </w:rPr>
+        <w:t>- Movement: 각 Vehicle 당 태운 평균 승객 수</w:t>
+      </w:r>
+    </w:p>
+    <w:p>
+      <w:pPr>
+        <w:rPr>
+          <w:sz w:val="18"/>
+          <w:szCs w:val="18"/>
+        </w:rPr>
+      </w:pPr>
+      <w:r>
+        <w:rPr>
+          <w:rFonts w:hint="eastAsia"/>
+          <w:sz w:val="18"/>
+          <w:szCs w:val="18"/>
+        </w:rPr>
+        <w:t xml:space="preserve">- </w:t>
+      </w:r>
+      <w:proofErr w:type="spellStart"/>
+      <w:r>
+        <w:rPr>
+          <w:rFonts w:hint="eastAsia"/>
+          <w:sz w:val="18"/>
+          <w:szCs w:val="18"/>
+        </w:rPr>
+        <w:t>total_flight_time</w:t>
+      </w:r>
+      <w:proofErr w:type="spellEnd"/>
+      <w:r>
+        <w:rPr>
+          <w:rFonts w:hint="eastAsia"/>
+          <w:sz w:val="18"/>
+          <w:szCs w:val="18"/>
+        </w:rPr>
+        <w:t>: 전체 평균 비행시간</w:t>
+      </w:r>
+    </w:p>
+    <w:p>
+      <w:pPr>
+        <w:rPr>
+          <w:rFonts w:hint="eastAsia"/>
+          <w:sz w:val="18"/>
+          <w:szCs w:val="18"/>
+        </w:rPr>
+      </w:pPr>
+      <w:r>
+        <w:rPr>
+          <w:rFonts w:hint="eastAsia"/>
+          <w:sz w:val="18"/>
+          <w:szCs w:val="18"/>
+        </w:rPr>
+        <w:t xml:space="preserve">- </w:t>
+      </w:r>
+      <w:proofErr w:type="spellStart"/>
+      <w:r>
+        <w:rPr>
+          <w:rFonts w:hint="eastAsia"/>
+          <w:sz w:val="18"/>
+          <w:szCs w:val="18"/>
+        </w:rPr>
+        <w:t>total_flight_km</w:t>
+      </w:r>
+      <w:proofErr w:type="spellEnd"/>
+      <w:r>
+        <w:rPr>
+          <w:rFonts w:hint="eastAsia"/>
+          <w:sz w:val="18"/>
+          <w:szCs w:val="18"/>
+        </w:rPr>
+        <w:t>: 전체 평균 비행거리</w:t>
+      </w:r>
+    </w:p>
+    <w:p>
+      <w:pPr>
+        <w:rPr>
+          <w:sz w:val="18"/>
+          <w:szCs w:val="18"/>
+        </w:rPr>
+      </w:pPr>
+      <w:r>
+        <w:rPr>
+          <w:rFonts w:hint="eastAsia"/>
+          <w:sz w:val="18"/>
+          <w:szCs w:val="18"/>
+        </w:rPr>
+        <w:t xml:space="preserve">- </w:t>
+      </w:r>
+      <w:proofErr w:type="spellStart"/>
+      <w:r>
+        <w:rPr>
+          <w:rFonts w:hint="eastAsia"/>
+          <w:sz w:val="18"/>
+          <w:szCs w:val="18"/>
+        </w:rPr>
+        <w:t>passenger_flight</w:t>
+      </w:r>
+      <w:proofErr w:type="spellEnd"/>
+      <w:r>
+        <w:rPr>
+          <w:rFonts w:hint="eastAsia"/>
+          <w:sz w:val="18"/>
+          <w:szCs w:val="18"/>
+        </w:rPr>
+        <w:t>: 승객을 태우고 비행한 평균 거리</w:t>
+      </w:r>
+    </w:p>
+    <w:p>
+      <w:pPr>
+        <w:rPr>
+          <w:sz w:val="18"/>
+          <w:szCs w:val="18"/>
+        </w:rPr>
+      </w:pPr>
+      <w:r>
+        <w:rPr>
+          <w:rFonts w:hint="eastAsia"/>
+          <w:sz w:val="18"/>
+          <w:szCs w:val="18"/>
+        </w:rPr>
+        <w:t xml:space="preserve">- </w:t>
+      </w:r>
+      <w:proofErr w:type="spellStart"/>
+      <w:r>
+        <w:rPr>
+          <w:rFonts w:hint="eastAsia"/>
+          <w:sz w:val="18"/>
+          <w:szCs w:val="18"/>
+        </w:rPr>
+        <w:t>empty_flight</w:t>
+      </w:r>
+      <w:proofErr w:type="spellEnd"/>
+      <w:r>
+        <w:rPr>
+          <w:rFonts w:hint="eastAsia"/>
+          <w:sz w:val="18"/>
+          <w:szCs w:val="18"/>
+        </w:rPr>
+        <w:t>: 공차로 비행한 평균 거리</w:t>
+      </w:r>
+    </w:p>
+    <w:p>
+      <w:pPr>
+        <w:rPr>
+          <w:sz w:val="18"/>
+          <w:szCs w:val="18"/>
+        </w:rPr>
+      </w:pPr>
+      <w:r>
+        <w:rPr>
+          <w:rFonts w:hint="eastAsia"/>
+          <w:sz w:val="18"/>
+          <w:szCs w:val="18"/>
+        </w:rPr>
+        <w:t xml:space="preserve">- </w:t>
+      </w:r>
+      <w:proofErr w:type="spellStart"/>
+      <w:r>
+        <w:rPr>
+          <w:rFonts w:hint="eastAsia"/>
+          <w:sz w:val="18"/>
+          <w:szCs w:val="18"/>
+        </w:rPr>
+        <w:t>charging_time</w:t>
+      </w:r>
+      <w:proofErr w:type="spellEnd"/>
+      <w:r>
+        <w:rPr>
+          <w:rFonts w:hint="eastAsia"/>
+          <w:sz w:val="18"/>
+          <w:szCs w:val="18"/>
+        </w:rPr>
+        <w:t>: Vehicle_평균 충전시간</w:t>
+      </w:r>
+    </w:p>
+    <w:p>
+      <w:pPr>
+        <w:rPr>
+          <w:rFonts w:hint="eastAsia"/>
+          <w:sz w:val="18"/>
+          <w:szCs w:val="18"/>
+        </w:rPr>
+      </w:pPr>
+      <w:r>
+        <w:rPr>
+          <w:rFonts w:hint="eastAsia"/>
+          <w:sz w:val="18"/>
+          <w:szCs w:val="18"/>
+        </w:rPr>
+        <w:t xml:space="preserve">- </w:t>
+      </w:r>
+      <w:proofErr w:type="spellStart"/>
+      <w:r>
+        <w:rPr>
+          <w:rFonts w:hint="eastAsia"/>
+          <w:sz w:val="18"/>
+          <w:szCs w:val="18"/>
+        </w:rPr>
+        <w:t>Passenger_Per_Movement</w:t>
+      </w:r>
+      <w:proofErr w:type="spellEnd"/>
+      <w:r>
+        <w:rPr>
+          <w:rFonts w:hint="eastAsia"/>
+          <w:sz w:val="18"/>
+          <w:szCs w:val="18"/>
+        </w:rPr>
+        <w:t>: 한 번 이동할 때 태운 평균 승객 수</w:t>
+      </w:r>
+    </w:p>
+    <w:p>
+      <w:pPr>
+        <w:rPr>
+          <w:sz w:val="20"/>
+          <w:szCs w:val="20"/>
+        </w:rPr>
+      </w:pPr>
+    </w:p>
+    <w:p>
+      <w:pPr>
+        <w:rPr>
+          <w:sz w:val="20"/>
+          <w:szCs w:val="20"/>
+        </w:rPr>
+      </w:pPr>
+    </w:p>
+    <w:p>
+      <w:pPr>
+        <w:rPr>
+          <w:sz w:val="20"/>
+          <w:szCs w:val="20"/>
+        </w:rPr>
+      </w:pPr>
+    </w:p>
+    <w:p>
+      <w:pPr>
+        <w:rPr>
+          <w:rFonts w:hint="eastAsia"/>
+          <w:sz w:val="20"/>
+          <w:szCs w:val="20"/>
+        </w:rPr>
+      </w:pPr>
+    </w:p>
+    <w:p>
+      <w:pPr>
+        <w:rPr>
+          <w:sz w:val="20"/>
+          <w:szCs w:val="20"/>
+        </w:rPr>
+      </w:pPr>
+      <w:r>
+        <w:rPr>
+          <w:rFonts w:hint="eastAsia"/>
+          <w:sz w:val="20"/>
+          <w:szCs w:val="20"/>
+        </w:rPr>
+        <w:t>- Depot 복귀 X, Pending 기능 X</w:t>
+      </w:r>
+    </w:p>
+    <w:tbl>
+      <w:tblPr>
+        <w:tblStyle w:val="af0"/>
+        <w:tblW w:w="0" w:type="auto"/>
+        <w:tblLayout w:type="fixed"/>
+        <w:tblLook w:val="04A0" w:firstRow="1" w:lastRow="0" w:firstColumn="1" w:lastColumn="0" w:noHBand="0" w:noVBand="1"/>
+      </w:tblPr>
+      <w:tblGrid>
+        <w:gridCol w:w="1172"/>
+        <w:gridCol w:w="1091"/>
+        <w:gridCol w:w="1134"/>
+        <w:gridCol w:w="893"/>
+      </w:tblGrid>
+      <w:tr>
+        <w:trPr>
+          <w:trHeight w:val="513"/>
+        </w:trPr>
+        <w:tc>
+          <w:tcPr>
+            <w:tcW w:w="1172" w:type="dxa"/>
+            <w:shd w:val="clear" w:color="auto" w:fill="D9D9D9" w:themeFill="background1" w:themeFillShade="D9"/>
+            <w:vAlign w:val="center"/>
+          </w:tcPr>
+          <w:p>
+            <w:pPr>
+              <w:jc w:val="center"/>
+              <w:rPr>
+                <w:rFonts w:hint="eastAsia"/>
+                <w:b/>
+                <w:bCs/>
+                <w:sz w:val="13"/>
+                <w:szCs w:val="13"/>
+              </w:rPr>
+            </w:pPr>
+            <w:r>
+              <w:rPr>
+                <w:rFonts w:ascii="맑은 고딕" w:eastAsia="맑은 고딕" w:hAnsi="맑은 고딕" w:hint="eastAsia"/>
+                <w:b/>
+                <w:bCs/>
+                <w:color w:val="000000"/>
+                <w:sz w:val="13"/>
+                <w:szCs w:val="13"/>
+              </w:rPr>
+              <w:t>Movement</w:t>
+            </w:r>
+          </w:p>
+        </w:tc>
+        <w:tc>
+          <w:tcPr>
+            <w:tcW w:w="1091" w:type="dxa"/>
+            <w:shd w:val="clear" w:color="auto" w:fill="D9D9D9" w:themeFill="background1" w:themeFillShade="D9"/>
+            <w:vAlign w:val="center"/>
+          </w:tcPr>
+          <w:p>
+            <w:pPr>
+              <w:jc w:val="center"/>
+              <w:rPr>
+                <w:rFonts w:hint="eastAsia"/>
+                <w:b/>
+                <w:bCs/>
+                <w:sz w:val="13"/>
+                <w:szCs w:val="13"/>
+              </w:rPr>
+            </w:pPr>
+            <w:r>
+              <w:rPr>
+                <w:rFonts w:ascii="맑은 고딕" w:eastAsia="맑은 고딕" w:hAnsi="맑은 고딕" w:hint="eastAsia"/>
+                <w:b/>
+                <w:bCs/>
+                <w:color w:val="000000"/>
+                <w:sz w:val="13"/>
+                <w:szCs w:val="13"/>
+              </w:rPr>
+              <w:t>Passenger</w:t>
+            </w:r>
+          </w:p>
+        </w:tc>
+        <w:tc>
+          <w:tcPr>
+            <w:tcW w:w="1134" w:type="dxa"/>
+            <w:shd w:val="clear" w:color="auto" w:fill="D9D9D9" w:themeFill="background1" w:themeFillShade="D9"/>
+            <w:vAlign w:val="center"/>
+          </w:tcPr>
+          <w:p>
+            <w:pPr>
+              <w:jc w:val="center"/>
+              <w:rPr>
+                <w:rFonts w:hint="eastAsia"/>
+                <w:b/>
+                <w:bCs/>
+                <w:sz w:val="11"/>
+                <w:szCs w:val="11"/>
+              </w:rPr>
+            </w:pPr>
+            <w:proofErr w:type="spellStart"/>
+            <w:r>
+              <w:rPr>
+                <w:rFonts w:ascii="맑은 고딕" w:eastAsia="맑은 고딕" w:hAnsi="맑은 고딕" w:hint="eastAsia"/>
+                <w:b/>
+                <w:bCs/>
+                <w:color w:val="000000"/>
+                <w:sz w:val="11"/>
+                <w:szCs w:val="11"/>
+              </w:rPr>
+              <w:t>total_flight</w:t>
+            </w:r>
+            <w:r>
+              <w:rPr>
+                <w:rFonts w:ascii="맑은 고딕" w:eastAsia="맑은 고딕" w:hAnsi="맑은 고딕" w:hint="eastAsia"/>
+                <w:b/>
+                <w:bCs/>
+                <w:color w:val="000000"/>
+                <w:sz w:val="11"/>
+                <w:szCs w:val="11"/>
+              </w:rPr>
+              <w:t>_time</w:t>
+            </w:r>
+            <w:proofErr w:type="spellEnd"/>
+          </w:p>
+        </w:tc>
+        <w:tc>
+          <w:tcPr>
+            <w:tcW w:w="893" w:type="dxa"/>
+            <w:shd w:val="clear" w:color="auto" w:fill="D9D9D9" w:themeFill="background1" w:themeFillShade="D9"/>
+            <w:vAlign w:val="center"/>
+          </w:tcPr>
+          <w:p>
+            <w:pPr>
+              <w:jc w:val="center"/>
+              <w:rPr>
+                <w:rFonts w:hint="eastAsia"/>
+                <w:b/>
+                <w:bCs/>
+                <w:sz w:val="11"/>
+                <w:szCs w:val="11"/>
+              </w:rPr>
+            </w:pPr>
+            <w:proofErr w:type="spellStart"/>
+            <w:r>
+              <w:rPr>
+                <w:rFonts w:ascii="맑은 고딕" w:eastAsia="맑은 고딕" w:hAnsi="맑은 고딕" w:hint="eastAsia"/>
+                <w:b/>
+                <w:bCs/>
+                <w:color w:val="000000"/>
+                <w:sz w:val="9"/>
+                <w:szCs w:val="9"/>
+              </w:rPr>
+              <w:t>total_flight</w:t>
+            </w:r>
+            <w:r>
+              <w:rPr>
+                <w:rFonts w:ascii="맑은 고딕" w:eastAsia="맑은 고딕" w:hAnsi="맑은 고딕" w:hint="eastAsia"/>
+                <w:b/>
+                <w:bCs/>
+                <w:color w:val="000000"/>
+                <w:sz w:val="9"/>
+                <w:szCs w:val="9"/>
+              </w:rPr>
+              <w:t>_km</w:t>
+            </w:r>
+            <w:proofErr w:type="spellEnd"/>
+          </w:p>
+        </w:tc>
+      </w:tr>
+      <w:tr>
+        <w:trPr>
+          <w:trHeight w:val="425"/>
+        </w:trPr>
+        <w:tc>
+          <w:tcPr>
+            <w:tcW w:w="1172" w:type="dxa"/>
+            <w:vAlign w:val="center"/>
+          </w:tcPr>
+          <w:p>
+            <w:pPr>
+              <w:jc w:val="center"/>
+              <w:rPr>
+                <w:rFonts w:hint="eastAsia"/>
+                <w:sz w:val="13"/>
+                <w:szCs w:val="13"/>
+              </w:rPr>
+            </w:pPr>
+            <w:r>
+              <w:rPr>
+                <w:rFonts w:ascii="맑은 고딕" w:eastAsia="맑은 고딕" w:hAnsi="맑은 고딕" w:hint="eastAsia"/>
+                <w:color w:val="000000"/>
+                <w:sz w:val="13"/>
+                <w:szCs w:val="13"/>
+              </w:rPr>
+              <w:t>22.27778회</w:t>
+            </w:r>
+          </w:p>
+        </w:tc>
+        <w:tc>
+          <w:tcPr>
+            <w:tcW w:w="1091" w:type="dxa"/>
+            <w:vAlign w:val="center"/>
+          </w:tcPr>
+          <w:p>
+            <w:pPr>
+              <w:jc w:val="center"/>
+              <w:rPr>
+                <w:rFonts w:hint="eastAsia"/>
+                <w:sz w:val="13"/>
+                <w:szCs w:val="13"/>
+              </w:rPr>
+            </w:pPr>
+            <w:r>
+              <w:rPr>
+                <w:rFonts w:ascii="맑은 고딕" w:eastAsia="맑은 고딕" w:hAnsi="맑은 고딕" w:hint="eastAsia"/>
+                <w:color w:val="000000"/>
+                <w:sz w:val="13"/>
+                <w:szCs w:val="13"/>
+              </w:rPr>
+              <w:t>17.98889명</w:t>
+            </w:r>
+          </w:p>
+        </w:tc>
+        <w:tc>
+          <w:tcPr>
+            <w:tcW w:w="1134" w:type="dxa"/>
+            <w:vAlign w:val="center"/>
+          </w:tcPr>
+          <w:p>
+            <w:pPr>
+              <w:jc w:val="center"/>
+              <w:rPr>
+                <w:rFonts w:hint="eastAsia"/>
+                <w:sz w:val="13"/>
+                <w:szCs w:val="13"/>
+              </w:rPr>
+            </w:pPr>
+            <w:r>
+              <w:rPr>
+                <w:rFonts w:ascii="맑은 고딕" w:eastAsia="맑은 고딕" w:hAnsi="맑은 고딕" w:hint="eastAsia"/>
+                <w:color w:val="000000"/>
+                <w:sz w:val="13"/>
+                <w:szCs w:val="13"/>
+              </w:rPr>
+              <w:t>209.7444 mins</w:t>
+            </w:r>
+          </w:p>
+        </w:tc>
+        <w:tc>
+          <w:tcPr>
+            <w:tcW w:w="893" w:type="dxa"/>
+            <w:vAlign w:val="center"/>
+          </w:tcPr>
+          <w:p>
+            <w:pPr>
+              <w:jc w:val="center"/>
+              <w:rPr>
+                <w:rFonts w:hint="eastAsia"/>
+                <w:sz w:val="13"/>
+                <w:szCs w:val="13"/>
+              </w:rPr>
+            </w:pPr>
+            <w:r>
+              <w:rPr>
+                <w:rFonts w:ascii="맑은 고딕" w:eastAsia="맑은 고딕" w:hAnsi="맑은 고딕" w:hint="eastAsia"/>
+                <w:color w:val="000000"/>
+                <w:sz w:val="13"/>
+                <w:szCs w:val="13"/>
+              </w:rPr>
+              <w:t>661.213km</w:t>
+            </w:r>
+          </w:p>
+        </w:tc>
+      </w:tr>
+      <w:tr>
+        <w:trPr>
+          <w:trHeight w:val="527"/>
+        </w:trPr>
+        <w:tc>
+          <w:tcPr>
+            <w:tcW w:w="1172" w:type="dxa"/>
+            <w:shd w:val="clear" w:color="auto" w:fill="D9D9D9" w:themeFill="background1" w:themeFillShade="D9"/>
+            <w:vAlign w:val="center"/>
+          </w:tcPr>
+          <w:p>
+            <w:pPr>
+              <w:jc w:val="center"/>
+              <w:rPr>
+                <w:rFonts w:hint="eastAsia"/>
+                <w:b/>
+                <w:bCs/>
+                <w:sz w:val="13"/>
+                <w:szCs w:val="13"/>
+              </w:rPr>
+            </w:pPr>
+            <w:proofErr w:type="spellStart"/>
+            <w:r>
+              <w:rPr>
+                <w:rFonts w:ascii="맑은 고딕" w:eastAsia="맑은 고딕" w:hAnsi="맑은 고딕" w:hint="eastAsia"/>
+                <w:b/>
+                <w:bCs/>
+                <w:color w:val="000000"/>
+                <w:sz w:val="11"/>
+                <w:szCs w:val="11"/>
+              </w:rPr>
+              <w:t>passenger_flight</w:t>
+            </w:r>
+            <w:proofErr w:type="spellEnd"/>
+          </w:p>
+        </w:tc>
+        <w:tc>
+          <w:tcPr>
+            <w:tcW w:w="1091" w:type="dxa"/>
+            <w:shd w:val="clear" w:color="auto" w:fill="D9D9D9" w:themeFill="background1" w:themeFillShade="D9"/>
+            <w:vAlign w:val="center"/>
+          </w:tcPr>
+          <w:p>
+            <w:pPr>
+              <w:jc w:val="center"/>
+              <w:rPr>
+                <w:rFonts w:hint="eastAsia"/>
+                <w:b/>
+                <w:bCs/>
+                <w:sz w:val="13"/>
+                <w:szCs w:val="13"/>
+              </w:rPr>
+            </w:pPr>
+            <w:proofErr w:type="spellStart"/>
+            <w:r>
+              <w:rPr>
+                <w:rFonts w:ascii="맑은 고딕" w:eastAsia="맑은 고딕" w:hAnsi="맑은 고딕" w:hint="eastAsia"/>
+                <w:b/>
+                <w:bCs/>
+                <w:color w:val="000000"/>
+                <w:sz w:val="13"/>
+                <w:szCs w:val="13"/>
+              </w:rPr>
+              <w:t>empty_flight</w:t>
+            </w:r>
+            <w:proofErr w:type="spellEnd"/>
+          </w:p>
+        </w:tc>
+        <w:tc>
+          <w:tcPr>
+            <w:tcW w:w="1134" w:type="dxa"/>
+            <w:shd w:val="clear" w:color="auto" w:fill="D9D9D9" w:themeFill="background1" w:themeFillShade="D9"/>
+            <w:vAlign w:val="center"/>
+          </w:tcPr>
+          <w:p>
+            <w:pPr>
+              <w:jc w:val="center"/>
+              <w:rPr>
+                <w:rFonts w:hint="eastAsia"/>
+                <w:b/>
+                <w:bCs/>
+                <w:sz w:val="13"/>
+                <w:szCs w:val="13"/>
+              </w:rPr>
+            </w:pPr>
+            <w:proofErr w:type="spellStart"/>
+            <w:r>
+              <w:rPr>
+                <w:rFonts w:ascii="맑은 고딕" w:eastAsia="맑은 고딕" w:hAnsi="맑은 고딕" w:hint="eastAsia"/>
+                <w:b/>
+                <w:bCs/>
+                <w:color w:val="000000"/>
+                <w:sz w:val="13"/>
+                <w:szCs w:val="13"/>
+              </w:rPr>
+              <w:t>charging_time</w:t>
+            </w:r>
+            <w:proofErr w:type="spellEnd"/>
+          </w:p>
+        </w:tc>
+        <w:tc>
+          <w:tcPr>
+            <w:tcW w:w="893" w:type="dxa"/>
+            <w:shd w:val="clear" w:color="auto" w:fill="D9D9D9" w:themeFill="background1" w:themeFillShade="D9"/>
+          </w:tcPr>
+          <w:p>
+            <w:pPr>
+              <w:jc w:val="center"/>
+              <w:rPr>
+                <w:b/>
+                <w:bCs/>
+                <w:sz w:val="13"/>
+                <w:szCs w:val="13"/>
+              </w:rPr>
+            </w:pPr>
+            <w:proofErr w:type="spellStart"/>
+            <w:r>
+              <w:rPr>
+                <w:rFonts w:hint="eastAsia"/>
+                <w:b/>
+                <w:bCs/>
+                <w:sz w:val="13"/>
+                <w:szCs w:val="13"/>
+              </w:rPr>
+              <w:t>Passenger_per</w:t>
+            </w:r>
+            <w:proofErr w:type="spellEnd"/>
+            <w:r>
+              <w:rPr>
+                <w:rFonts w:hint="eastAsia"/>
+                <w:b/>
+                <w:bCs/>
+                <w:sz w:val="13"/>
+                <w:szCs w:val="13"/>
+              </w:rPr>
+              <w:t>_</w:t>
+            </w:r>
+          </w:p>
+          <w:p>
+            <w:pPr>
+              <w:jc w:val="center"/>
+              <w:rPr>
+                <w:rFonts w:hint="eastAsia"/>
+                <w:b/>
+                <w:bCs/>
+                <w:sz w:val="13"/>
+                <w:szCs w:val="13"/>
+              </w:rPr>
+            </w:pPr>
+            <w:r>
+              <w:rPr>
+                <w:rFonts w:hint="eastAsia"/>
+                <w:b/>
+                <w:bCs/>
+                <w:sz w:val="13"/>
+                <w:szCs w:val="13"/>
+              </w:rPr>
+              <w:t>movement</w:t>
+            </w:r>
+          </w:p>
+        </w:tc>
+      </w:tr>
+      <w:tr>
+        <w:trPr>
+          <w:trHeight w:val="549"/>
+        </w:trPr>
+        <w:tc>
+          <w:tcPr>
+            <w:tcW w:w="1172" w:type="dxa"/>
+            <w:vAlign w:val="center"/>
+          </w:tcPr>
+          <w:p>
+            <w:pPr>
+              <w:jc w:val="center"/>
+              <w:rPr>
+                <w:rFonts w:hint="eastAsia"/>
+                <w:sz w:val="13"/>
+                <w:szCs w:val="13"/>
+              </w:rPr>
+            </w:pPr>
+            <w:r>
+              <w:rPr>
+                <w:rFonts w:ascii="맑은 고딕" w:eastAsia="맑은 고딕" w:hAnsi="맑은 고딕" w:hint="eastAsia"/>
+                <w:color w:val="000000"/>
+                <w:sz w:val="13"/>
+                <w:szCs w:val="13"/>
+              </w:rPr>
+              <w:t>593.1832</w:t>
+            </w:r>
+            <w:r>
+              <w:rPr>
+                <w:rFonts w:ascii="맑은 고딕" w:eastAsia="맑은 고딕" w:hAnsi="맑은 고딕" w:hint="eastAsia"/>
+                <w:color w:val="000000"/>
+                <w:sz w:val="13"/>
+                <w:szCs w:val="13"/>
+              </w:rPr>
+              <w:t>km</w:t>
+            </w:r>
+          </w:p>
+        </w:tc>
+        <w:tc>
+          <w:tcPr>
+            <w:tcW w:w="1091" w:type="dxa"/>
+            <w:vAlign w:val="center"/>
+          </w:tcPr>
+          <w:p>
+            <w:pPr>
+              <w:jc w:val="center"/>
+              <w:rPr>
+                <w:rFonts w:hint="eastAsia"/>
+                <w:sz w:val="13"/>
+                <w:szCs w:val="13"/>
+              </w:rPr>
+            </w:pPr>
+            <w:r>
+              <w:rPr>
+                <w:rFonts w:ascii="맑은 고딕" w:eastAsia="맑은 고딕" w:hAnsi="맑은 고딕" w:hint="eastAsia"/>
+                <w:color w:val="000000"/>
+                <w:sz w:val="13"/>
+                <w:szCs w:val="13"/>
+              </w:rPr>
+              <w:t>68.03006</w:t>
+            </w:r>
+            <w:r>
+              <w:rPr>
+                <w:rFonts w:ascii="맑은 고딕" w:eastAsia="맑은 고딕" w:hAnsi="맑은 고딕" w:hint="eastAsia"/>
+                <w:color w:val="000000"/>
+                <w:sz w:val="13"/>
+                <w:szCs w:val="13"/>
+              </w:rPr>
+              <w:t>km</w:t>
+            </w:r>
+          </w:p>
+        </w:tc>
+        <w:tc>
+          <w:tcPr>
+            <w:tcW w:w="1134" w:type="dxa"/>
+            <w:vAlign w:val="center"/>
+          </w:tcPr>
+          <w:p>
+            <w:pPr>
+              <w:jc w:val="center"/>
+              <w:rPr>
+                <w:rFonts w:hint="eastAsia"/>
+                <w:sz w:val="13"/>
+                <w:szCs w:val="13"/>
+              </w:rPr>
+            </w:pPr>
+            <w:r>
+              <w:rPr>
+                <w:rFonts w:ascii="맑은 고딕" w:eastAsia="맑은 고딕" w:hAnsi="맑은 고딕" w:hint="eastAsia"/>
+                <w:color w:val="000000"/>
+                <w:sz w:val="13"/>
+                <w:szCs w:val="13"/>
+              </w:rPr>
+              <w:t>690.3667</w:t>
+            </w:r>
+            <w:r>
+              <w:rPr>
+                <w:rFonts w:ascii="맑은 고딕" w:eastAsia="맑은 고딕" w:hAnsi="맑은 고딕" w:hint="eastAsia"/>
+                <w:color w:val="000000"/>
+                <w:sz w:val="13"/>
+                <w:szCs w:val="13"/>
+              </w:rPr>
+              <w:t xml:space="preserve"> mins</w:t>
+            </w:r>
+          </w:p>
+        </w:tc>
+        <w:tc>
+          <w:tcPr>
+            <w:tcW w:w="893" w:type="dxa"/>
+          </w:tcPr>
+          <w:p>
+            <w:pPr>
+              <w:jc w:val="center"/>
+              <w:rPr>
+                <w:rFonts w:hint="eastAsia"/>
+                <w:sz w:val="13"/>
+                <w:szCs w:val="13"/>
+              </w:rPr>
+            </w:pPr>
+            <w:r>
+              <w:rPr>
+                <w:rFonts w:hint="eastAsia"/>
+                <w:sz w:val="13"/>
+                <w:szCs w:val="13"/>
+              </w:rPr>
+              <w:t>0.807명</w:t>
+            </w:r>
+          </w:p>
+        </w:tc>
+      </w:tr>
+    </w:tbl>
+    <w:p>
+      <w:pPr>
+        <w:rPr>
+          <w:sz w:val="20"/>
+          <w:szCs w:val="20"/>
+        </w:rPr>
+      </w:pPr>
+    </w:p>
+    <w:p>
+      <w:pPr>
+        <w:rPr>
+          <w:sz w:val="20"/>
+          <w:szCs w:val="20"/>
+        </w:rPr>
+      </w:pPr>
+      <w:r>
+        <w:rPr>
+          <w:rFonts w:hint="eastAsia"/>
+          <w:sz w:val="20"/>
+          <w:szCs w:val="20"/>
+        </w:rPr>
+        <w:t>-</w:t>
+      </w:r>
+      <w:r>
+        <w:rPr>
+          <w:rFonts w:hint="eastAsia"/>
+          <w:sz w:val="20"/>
+          <w:szCs w:val="20"/>
+        </w:rPr>
+        <w:t xml:space="preserve"> </w:t>
+      </w:r>
+      <w:r>
+        <w:rPr>
+          <w:rFonts w:hint="eastAsia"/>
+          <w:sz w:val="20"/>
+          <w:szCs w:val="20"/>
+        </w:rPr>
+        <w:t xml:space="preserve">Depot 복귀 O, Pending 기능 </w:t>
+      </w:r>
+      <w:r>
+        <w:rPr>
+          <w:rFonts w:hint="eastAsia"/>
+          <w:sz w:val="20"/>
+          <w:szCs w:val="20"/>
+        </w:rPr>
+        <w:t>O</w:t>
+      </w:r>
+    </w:p>
+    <w:tbl>
+      <w:tblPr>
+        <w:tblStyle w:val="af0"/>
+        <w:tblW w:w="0" w:type="auto"/>
+        <w:tblLayout w:type="fixed"/>
+        <w:tblLook w:val="04A0" w:firstRow="1" w:lastRow="0" w:firstColumn="1" w:lastColumn="0" w:noHBand="0" w:noVBand="1"/>
+      </w:tblPr>
+      <w:tblGrid>
+        <w:gridCol w:w="1172"/>
+        <w:gridCol w:w="1091"/>
+        <w:gridCol w:w="1134"/>
+        <w:gridCol w:w="893"/>
+      </w:tblGrid>
+      <w:tr>
+        <w:trPr>
+          <w:trHeight w:val="513"/>
+        </w:trPr>
+        <w:tc>
+          <w:tcPr>
+            <w:tcW w:w="1172" w:type="dxa"/>
+            <w:shd w:val="clear" w:color="auto" w:fill="D9D9D9" w:themeFill="background1" w:themeFillShade="D9"/>
+            <w:vAlign w:val="center"/>
+          </w:tcPr>
+          <w:p>
+            <w:pPr>
+              <w:jc w:val="center"/>
+              <w:rPr>
+                <w:rFonts w:hint="eastAsia"/>
+                <w:b/>
+                <w:bCs/>
+                <w:sz w:val="13"/>
+                <w:szCs w:val="13"/>
+              </w:rPr>
+            </w:pPr>
+            <w:r>
+              <w:rPr>
+                <w:rFonts w:ascii="맑은 고딕" w:eastAsia="맑은 고딕" w:hAnsi="맑은 고딕" w:hint="eastAsia"/>
+                <w:b/>
+                <w:bCs/>
+                <w:color w:val="000000"/>
+                <w:sz w:val="13"/>
+                <w:szCs w:val="13"/>
+              </w:rPr>
+              <w:t>Movement</w:t>
+            </w:r>
+          </w:p>
+        </w:tc>
+        <w:tc>
+          <w:tcPr>
+            <w:tcW w:w="1091" w:type="dxa"/>
+            <w:shd w:val="clear" w:color="auto" w:fill="D9D9D9" w:themeFill="background1" w:themeFillShade="D9"/>
+            <w:vAlign w:val="center"/>
+          </w:tcPr>
+          <w:p>
+            <w:pPr>
+              <w:jc w:val="center"/>
+              <w:rPr>
+                <w:rFonts w:hint="eastAsia"/>
+                <w:b/>
+                <w:bCs/>
+                <w:sz w:val="13"/>
+                <w:szCs w:val="13"/>
+              </w:rPr>
+            </w:pPr>
+            <w:r>
+              <w:rPr>
+                <w:rFonts w:ascii="맑은 고딕" w:eastAsia="맑은 고딕" w:hAnsi="맑은 고딕" w:hint="eastAsia"/>
+                <w:b/>
+                <w:bCs/>
+                <w:color w:val="000000"/>
+                <w:sz w:val="13"/>
+                <w:szCs w:val="13"/>
+              </w:rPr>
+              <w:t>Passenger</w:t>
+            </w:r>
+          </w:p>
+        </w:tc>
+        <w:tc>
+          <w:tcPr>
+            <w:tcW w:w="1134" w:type="dxa"/>
+            <w:shd w:val="clear" w:color="auto" w:fill="D9D9D9" w:themeFill="background1" w:themeFillShade="D9"/>
+            <w:vAlign w:val="center"/>
+          </w:tcPr>
+          <w:p>
+            <w:pPr>
+              <w:jc w:val="center"/>
+              <w:rPr>
+                <w:rFonts w:hint="eastAsia"/>
+                <w:b/>
+                <w:bCs/>
+                <w:sz w:val="11"/>
+                <w:szCs w:val="11"/>
+              </w:rPr>
+            </w:pPr>
+            <w:proofErr w:type="spellStart"/>
+            <w:r>
+              <w:rPr>
+                <w:rFonts w:ascii="맑은 고딕" w:eastAsia="맑은 고딕" w:hAnsi="맑은 고딕" w:hint="eastAsia"/>
+                <w:b/>
+                <w:bCs/>
+                <w:color w:val="000000"/>
+                <w:sz w:val="11"/>
+                <w:szCs w:val="11"/>
+              </w:rPr>
+              <w:t>total_flight_time</w:t>
+            </w:r>
+            <w:proofErr w:type="spellEnd"/>
+          </w:p>
+        </w:tc>
+        <w:tc>
+          <w:tcPr>
+            <w:tcW w:w="893" w:type="dxa"/>
+            <w:shd w:val="clear" w:color="auto" w:fill="D9D9D9" w:themeFill="background1" w:themeFillShade="D9"/>
+            <w:vAlign w:val="center"/>
+          </w:tcPr>
+          <w:p>
+            <w:pPr>
+              <w:jc w:val="center"/>
+              <w:rPr>
+                <w:rFonts w:hint="eastAsia"/>
+                <w:b/>
+                <w:bCs/>
+                <w:sz w:val="11"/>
+                <w:szCs w:val="11"/>
+              </w:rPr>
+            </w:pPr>
+            <w:proofErr w:type="spellStart"/>
+            <w:r>
+              <w:rPr>
+                <w:rFonts w:ascii="맑은 고딕" w:eastAsia="맑은 고딕" w:hAnsi="맑은 고딕" w:hint="eastAsia"/>
+                <w:b/>
+                <w:bCs/>
+                <w:color w:val="000000"/>
+                <w:sz w:val="9"/>
+                <w:szCs w:val="9"/>
+              </w:rPr>
+              <w:t>total_flight_km</w:t>
+            </w:r>
+            <w:proofErr w:type="spellEnd"/>
+          </w:p>
+        </w:tc>
+      </w:tr>
+      <w:tr>
+        <w:trPr>
+          <w:trHeight w:val="425"/>
+        </w:trPr>
+        <w:tc>
+          <w:tcPr>
+            <w:tcW w:w="1172" w:type="dxa"/>
+            <w:vAlign w:val="center"/>
+          </w:tcPr>
+          <w:p>
+            <w:pPr>
+              <w:jc w:val="center"/>
+              <w:rPr>
+                <w:rFonts w:hint="eastAsia"/>
+                <w:sz w:val="18"/>
+                <w:szCs w:val="18"/>
+              </w:rPr>
+            </w:pPr>
+            <w:r>
+              <w:rPr>
+                <w:rFonts w:ascii="맑은 고딕" w:eastAsia="맑은 고딕" w:hAnsi="맑은 고딕" w:hint="eastAsia"/>
+                <w:color w:val="000000"/>
+                <w:sz w:val="18"/>
+                <w:szCs w:val="18"/>
+              </w:rPr>
+              <w:t>24.57059</w:t>
+            </w:r>
+            <w:r>
+              <w:rPr>
+                <w:rFonts w:ascii="맑은 고딕" w:eastAsia="맑은 고딕" w:hAnsi="맑은 고딕" w:hint="eastAsia"/>
+                <w:color w:val="000000"/>
+                <w:sz w:val="18"/>
+                <w:szCs w:val="18"/>
+              </w:rPr>
+              <w:t xml:space="preserve"> 회</w:t>
+            </w:r>
+          </w:p>
+        </w:tc>
+        <w:tc>
+          <w:tcPr>
+            <w:tcW w:w="1091" w:type="dxa"/>
+            <w:vAlign w:val="center"/>
+          </w:tcPr>
+          <w:p>
+            <w:pPr>
+              <w:jc w:val="center"/>
+              <w:rPr>
+                <w:rFonts w:hint="eastAsia"/>
+                <w:sz w:val="18"/>
+                <w:szCs w:val="18"/>
+              </w:rPr>
+            </w:pPr>
+            <w:r>
+              <w:rPr>
+                <w:rFonts w:ascii="맑은 고딕" w:eastAsia="맑은 고딕" w:hAnsi="맑은 고딕" w:hint="eastAsia"/>
+                <w:color w:val="000000"/>
+                <w:sz w:val="18"/>
+                <w:szCs w:val="18"/>
+              </w:rPr>
+              <w:t>19.08824</w:t>
+            </w:r>
+            <w:r>
+              <w:rPr>
+                <w:rFonts w:ascii="맑은 고딕" w:eastAsia="맑은 고딕" w:hAnsi="맑은 고딕" w:hint="eastAsia"/>
+                <w:color w:val="000000"/>
+                <w:sz w:val="18"/>
+                <w:szCs w:val="18"/>
+              </w:rPr>
+              <w:t xml:space="preserve"> 명</w:t>
+            </w:r>
+          </w:p>
+        </w:tc>
+        <w:tc>
+          <w:tcPr>
+            <w:tcW w:w="1134" w:type="dxa"/>
+            <w:vAlign w:val="center"/>
+          </w:tcPr>
+          <w:p>
+            <w:pPr>
+              <w:jc w:val="center"/>
+              <w:rPr>
+                <w:rFonts w:hint="eastAsia"/>
+                <w:sz w:val="18"/>
+                <w:szCs w:val="18"/>
+              </w:rPr>
+            </w:pPr>
+            <w:r>
+              <w:rPr>
+                <w:rFonts w:ascii="맑은 고딕" w:eastAsia="맑은 고딕" w:hAnsi="맑은 고딕" w:hint="eastAsia"/>
+                <w:color w:val="000000"/>
+                <w:sz w:val="18"/>
+                <w:szCs w:val="18"/>
+              </w:rPr>
+              <w:t>232.9882</w:t>
+            </w:r>
+            <w:r>
+              <w:rPr>
+                <w:rFonts w:ascii="맑은 고딕" w:eastAsia="맑은 고딕" w:hAnsi="맑은 고딕" w:hint="eastAsia"/>
+                <w:color w:val="000000"/>
+                <w:sz w:val="18"/>
+                <w:szCs w:val="18"/>
+              </w:rPr>
+              <w:t>분</w:t>
+            </w:r>
+          </w:p>
+        </w:tc>
+        <w:tc>
+          <w:tcPr>
+            <w:tcW w:w="893" w:type="dxa"/>
+            <w:vAlign w:val="center"/>
+          </w:tcPr>
+          <w:p>
+            <w:pPr>
+              <w:jc w:val="center"/>
+              <w:rPr>
+                <w:rFonts w:hint="eastAsia"/>
+                <w:sz w:val="18"/>
+                <w:szCs w:val="18"/>
+              </w:rPr>
+            </w:pPr>
+            <w:r>
+              <w:rPr>
+                <w:rFonts w:ascii="맑은 고딕" w:eastAsia="맑은 고딕" w:hAnsi="맑은 고딕" w:hint="eastAsia"/>
+                <w:color w:val="000000"/>
+                <w:sz w:val="18"/>
+                <w:szCs w:val="18"/>
+              </w:rPr>
+              <w:t>737.082</w:t>
+            </w:r>
+            <w:r>
+              <w:rPr>
+                <w:rFonts w:ascii="맑은 고딕" w:eastAsia="맑은 고딕" w:hAnsi="맑은 고딕" w:hint="eastAsia"/>
+                <w:color w:val="000000"/>
+                <w:sz w:val="18"/>
+                <w:szCs w:val="18"/>
+              </w:rPr>
+              <w:t xml:space="preserve"> km</w:t>
+            </w:r>
+          </w:p>
+        </w:tc>
+      </w:tr>
+      <w:tr>
+        <w:trPr>
+          <w:trHeight w:val="527"/>
+        </w:trPr>
+        <w:tc>
+          <w:tcPr>
+            <w:tcW w:w="1172" w:type="dxa"/>
+            <w:shd w:val="clear" w:color="auto" w:fill="D9D9D9" w:themeFill="background1" w:themeFillShade="D9"/>
+            <w:vAlign w:val="center"/>
+          </w:tcPr>
+          <w:p>
+            <w:pPr>
+              <w:jc w:val="center"/>
+              <w:rPr>
+                <w:rFonts w:hint="eastAsia"/>
+                <w:b/>
+                <w:bCs/>
+                <w:sz w:val="13"/>
+                <w:szCs w:val="13"/>
+              </w:rPr>
+            </w:pPr>
+            <w:proofErr w:type="spellStart"/>
+            <w:r>
+              <w:rPr>
+                <w:rFonts w:ascii="맑은 고딕" w:eastAsia="맑은 고딕" w:hAnsi="맑은 고딕" w:hint="eastAsia"/>
+                <w:b/>
+                <w:bCs/>
+                <w:color w:val="000000"/>
+                <w:sz w:val="11"/>
+                <w:szCs w:val="11"/>
+              </w:rPr>
+              <w:t>passenger_flight</w:t>
+            </w:r>
+            <w:proofErr w:type="spellEnd"/>
+          </w:p>
+        </w:tc>
+        <w:tc>
+          <w:tcPr>
+            <w:tcW w:w="1091" w:type="dxa"/>
+            <w:shd w:val="clear" w:color="auto" w:fill="D9D9D9" w:themeFill="background1" w:themeFillShade="D9"/>
+            <w:vAlign w:val="center"/>
+          </w:tcPr>
+          <w:p>
+            <w:pPr>
+              <w:jc w:val="center"/>
+              <w:rPr>
+                <w:rFonts w:hint="eastAsia"/>
+                <w:b/>
+                <w:bCs/>
+                <w:sz w:val="13"/>
+                <w:szCs w:val="13"/>
+              </w:rPr>
+            </w:pPr>
+            <w:proofErr w:type="spellStart"/>
+            <w:r>
+              <w:rPr>
+                <w:rFonts w:ascii="맑은 고딕" w:eastAsia="맑은 고딕" w:hAnsi="맑은 고딕" w:hint="eastAsia"/>
+                <w:b/>
+                <w:bCs/>
+                <w:color w:val="000000"/>
+                <w:sz w:val="13"/>
+                <w:szCs w:val="13"/>
+              </w:rPr>
+              <w:t>empty_flight</w:t>
+            </w:r>
+            <w:proofErr w:type="spellEnd"/>
+          </w:p>
+        </w:tc>
+        <w:tc>
+          <w:tcPr>
+            <w:tcW w:w="1134" w:type="dxa"/>
+            <w:shd w:val="clear" w:color="auto" w:fill="D9D9D9" w:themeFill="background1" w:themeFillShade="D9"/>
+            <w:vAlign w:val="center"/>
+          </w:tcPr>
+          <w:p>
+            <w:pPr>
+              <w:jc w:val="center"/>
+              <w:rPr>
+                <w:rFonts w:hint="eastAsia"/>
+                <w:b/>
+                <w:bCs/>
+                <w:sz w:val="13"/>
+                <w:szCs w:val="13"/>
+              </w:rPr>
+            </w:pPr>
+            <w:proofErr w:type="spellStart"/>
+            <w:r>
+              <w:rPr>
+                <w:rFonts w:ascii="맑은 고딕" w:eastAsia="맑은 고딕" w:hAnsi="맑은 고딕" w:hint="eastAsia"/>
+                <w:b/>
+                <w:bCs/>
+                <w:color w:val="000000"/>
+                <w:sz w:val="13"/>
+                <w:szCs w:val="13"/>
+              </w:rPr>
+              <w:t>charging_time</w:t>
+            </w:r>
+            <w:proofErr w:type="spellEnd"/>
+          </w:p>
+        </w:tc>
+        <w:tc>
+          <w:tcPr>
+            <w:tcW w:w="893" w:type="dxa"/>
+            <w:shd w:val="clear" w:color="auto" w:fill="D9D9D9" w:themeFill="background1" w:themeFillShade="D9"/>
+          </w:tcPr>
+          <w:p>
+            <w:pPr>
+              <w:jc w:val="center"/>
+              <w:rPr>
+                <w:b/>
+                <w:bCs/>
+                <w:sz w:val="13"/>
+                <w:szCs w:val="13"/>
+              </w:rPr>
+            </w:pPr>
+            <w:proofErr w:type="spellStart"/>
+            <w:r>
+              <w:rPr>
+                <w:rFonts w:hint="eastAsia"/>
+                <w:b/>
+                <w:bCs/>
+                <w:sz w:val="13"/>
+                <w:szCs w:val="13"/>
+              </w:rPr>
+              <w:t>Passenger_per</w:t>
+            </w:r>
+            <w:proofErr w:type="spellEnd"/>
+            <w:r>
+              <w:rPr>
+                <w:rFonts w:hint="eastAsia"/>
+                <w:b/>
+                <w:bCs/>
+                <w:sz w:val="13"/>
+                <w:szCs w:val="13"/>
+              </w:rPr>
+              <w:t>_</w:t>
+            </w:r>
+          </w:p>
+          <w:p>
+            <w:pPr>
+              <w:jc w:val="center"/>
+              <w:rPr>
+                <w:rFonts w:hint="eastAsia"/>
+                <w:b/>
+                <w:bCs/>
+                <w:sz w:val="13"/>
+                <w:szCs w:val="13"/>
+              </w:rPr>
+            </w:pPr>
+            <w:r>
+              <w:rPr>
+                <w:rFonts w:hint="eastAsia"/>
+                <w:b/>
+                <w:bCs/>
+                <w:sz w:val="13"/>
+                <w:szCs w:val="13"/>
+              </w:rPr>
+              <w:t>movement</w:t>
+            </w:r>
+          </w:p>
+        </w:tc>
+      </w:tr>
+      <w:tr>
+        <w:trPr>
+          <w:trHeight w:val="549"/>
+        </w:trPr>
+        <w:tc>
+          <w:tcPr>
+            <w:tcW w:w="1172" w:type="dxa"/>
+            <w:vAlign w:val="center"/>
+          </w:tcPr>
+          <w:p>
+            <w:pPr>
+              <w:jc w:val="center"/>
+              <w:rPr>
+                <w:rFonts w:hint="eastAsia"/>
+                <w:sz w:val="18"/>
+                <w:szCs w:val="18"/>
+              </w:rPr>
+            </w:pPr>
+            <w:r>
+              <w:rPr>
+                <w:rFonts w:ascii="맑은 고딕" w:eastAsia="맑은 고딕" w:hAnsi="맑은 고딕" w:hint="eastAsia"/>
+                <w:color w:val="000000"/>
+                <w:sz w:val="18"/>
+                <w:szCs w:val="18"/>
+              </w:rPr>
+              <w:t>625.9521</w:t>
+            </w:r>
+            <w:r>
+              <w:rPr>
+                <w:rFonts w:ascii="맑은 고딕" w:eastAsia="맑은 고딕" w:hAnsi="맑은 고딕" w:hint="eastAsia"/>
+                <w:color w:val="000000"/>
+                <w:sz w:val="18"/>
+                <w:szCs w:val="18"/>
+              </w:rPr>
+              <w:t xml:space="preserve"> km</w:t>
+            </w:r>
+          </w:p>
+        </w:tc>
+        <w:tc>
+          <w:tcPr>
+            <w:tcW w:w="1091" w:type="dxa"/>
+            <w:vAlign w:val="center"/>
+          </w:tcPr>
+          <w:p>
+            <w:pPr>
+              <w:jc w:val="center"/>
+              <w:rPr>
+                <w:rFonts w:hint="eastAsia"/>
+                <w:sz w:val="18"/>
+                <w:szCs w:val="18"/>
+              </w:rPr>
+            </w:pPr>
+            <w:r>
+              <w:rPr>
+                <w:rFonts w:ascii="맑은 고딕" w:eastAsia="맑은 고딕" w:hAnsi="맑은 고딕" w:hint="eastAsia"/>
+                <w:color w:val="000000"/>
+                <w:sz w:val="18"/>
+                <w:szCs w:val="18"/>
+              </w:rPr>
+              <w:t>111.1299</w:t>
+            </w:r>
+            <w:r>
+              <w:rPr>
+                <w:rFonts w:ascii="맑은 고딕" w:eastAsia="맑은 고딕" w:hAnsi="맑은 고딕" w:hint="eastAsia"/>
+                <w:color w:val="000000"/>
+                <w:sz w:val="18"/>
+                <w:szCs w:val="18"/>
+              </w:rPr>
+              <w:t xml:space="preserve"> km</w:t>
+            </w:r>
+          </w:p>
+        </w:tc>
+        <w:tc>
+          <w:tcPr>
+            <w:tcW w:w="1134" w:type="dxa"/>
+            <w:vAlign w:val="center"/>
+          </w:tcPr>
+          <w:p>
+            <w:pPr>
+              <w:jc w:val="center"/>
+              <w:rPr>
+                <w:rFonts w:hint="eastAsia"/>
+                <w:sz w:val="18"/>
+                <w:szCs w:val="18"/>
+              </w:rPr>
+            </w:pPr>
+            <w:r>
+              <w:rPr>
+                <w:rFonts w:ascii="맑은 고딕" w:eastAsia="맑은 고딕" w:hAnsi="맑은 고딕" w:hint="eastAsia"/>
+                <w:color w:val="000000"/>
+                <w:sz w:val="18"/>
+                <w:szCs w:val="18"/>
+              </w:rPr>
+              <w:t>672.5235</w:t>
+            </w:r>
+            <w:r>
+              <w:rPr>
+                <w:rFonts w:ascii="맑은 고딕" w:eastAsia="맑은 고딕" w:hAnsi="맑은 고딕" w:hint="eastAsia"/>
+                <w:color w:val="000000"/>
+                <w:sz w:val="18"/>
+                <w:szCs w:val="18"/>
+              </w:rPr>
+              <w:t xml:space="preserve"> km</w:t>
+            </w:r>
+          </w:p>
+        </w:tc>
+        <w:tc>
+          <w:tcPr>
+            <w:tcW w:w="893" w:type="dxa"/>
+          </w:tcPr>
+          <w:p>
+            <w:pPr>
+              <w:jc w:val="center"/>
+              <w:rPr>
+                <w:rFonts w:hint="eastAsia"/>
+                <w:sz w:val="13"/>
+                <w:szCs w:val="13"/>
+              </w:rPr>
+            </w:pPr>
+            <w:r>
+              <w:rPr>
+                <w:rFonts w:hint="eastAsia"/>
+                <w:sz w:val="13"/>
+                <w:szCs w:val="13"/>
+              </w:rPr>
+              <w:t>0.777명</w:t>
+            </w:r>
+          </w:p>
+        </w:tc>
+      </w:tr>
+    </w:tbl>
+    <w:p>
+      <w:pPr>
+        <w:rPr>
+          <w:sz w:val="20"/>
+          <w:szCs w:val="20"/>
+        </w:rPr>
+      </w:pPr>
+    </w:p>
+    <w:p>
+      <w:pPr>
+        <w:rPr>
+          <w:sz w:val="20"/>
+          <w:szCs w:val="20"/>
+        </w:rPr>
+      </w:pPr>
+      <w:r>
+        <w:rPr>
+          <w:rFonts w:hint="eastAsia"/>
+          <w:sz w:val="20"/>
+          <w:szCs w:val="20"/>
+        </w:rPr>
+        <w:t xml:space="preserve">- </w:t>
+      </w:r>
+      <w:r>
+        <w:rPr>
+          <w:rFonts w:hint="eastAsia"/>
+          <w:sz w:val="20"/>
+          <w:szCs w:val="20"/>
+        </w:rPr>
+        <w:t xml:space="preserve">Depot 복귀 </w:t>
+      </w:r>
+      <w:r>
+        <w:rPr>
+          <w:rFonts w:hint="eastAsia"/>
+          <w:sz w:val="20"/>
+          <w:szCs w:val="20"/>
+        </w:rPr>
+        <w:t>X</w:t>
+      </w:r>
+      <w:r>
+        <w:rPr>
+          <w:rFonts w:hint="eastAsia"/>
+          <w:sz w:val="20"/>
+          <w:szCs w:val="20"/>
+        </w:rPr>
+        <w:t>, Pending 기능 O</w:t>
+      </w:r>
+    </w:p>
+    <w:tbl>
+      <w:tblPr>
+        <w:tblStyle w:val="af0"/>
+        <w:tblW w:w="0" w:type="auto"/>
+        <w:tblLayout w:type="fixed"/>
+        <w:tblLook w:val="04A0" w:firstRow="1" w:lastRow="0" w:firstColumn="1" w:lastColumn="0" w:noHBand="0" w:noVBand="1"/>
+      </w:tblPr>
+      <w:tblGrid>
+        <w:gridCol w:w="1172"/>
+        <w:gridCol w:w="1091"/>
+        <w:gridCol w:w="1134"/>
+        <w:gridCol w:w="893"/>
+      </w:tblGrid>
+      <w:tr>
+        <w:trPr>
+          <w:trHeight w:val="513"/>
+        </w:trPr>
+        <w:tc>
+          <w:tcPr>
+            <w:tcW w:w="1172" w:type="dxa"/>
+            <w:shd w:val="clear" w:color="auto" w:fill="D9D9D9" w:themeFill="background1" w:themeFillShade="D9"/>
+            <w:vAlign w:val="center"/>
+          </w:tcPr>
+          <w:p>
+            <w:pPr>
+              <w:jc w:val="center"/>
+              <w:rPr>
+                <w:rFonts w:hint="eastAsia"/>
+                <w:b/>
+                <w:bCs/>
+                <w:sz w:val="13"/>
+                <w:szCs w:val="13"/>
+              </w:rPr>
+            </w:pPr>
+            <w:r>
+              <w:rPr>
+                <w:rFonts w:ascii="맑은 고딕" w:eastAsia="맑은 고딕" w:hAnsi="맑은 고딕" w:hint="eastAsia"/>
+                <w:b/>
+                <w:bCs/>
+                <w:color w:val="000000"/>
+                <w:sz w:val="13"/>
+                <w:szCs w:val="13"/>
+              </w:rPr>
+              <w:t>Movement</w:t>
+            </w:r>
+          </w:p>
+        </w:tc>
+        <w:tc>
+          <w:tcPr>
+            <w:tcW w:w="1091" w:type="dxa"/>
+            <w:shd w:val="clear" w:color="auto" w:fill="D9D9D9" w:themeFill="background1" w:themeFillShade="D9"/>
+            <w:vAlign w:val="center"/>
+          </w:tcPr>
+          <w:p>
+            <w:pPr>
+              <w:jc w:val="center"/>
+              <w:rPr>
+                <w:rFonts w:hint="eastAsia"/>
+                <w:b/>
+                <w:bCs/>
+                <w:sz w:val="13"/>
+                <w:szCs w:val="13"/>
+              </w:rPr>
+            </w:pPr>
+            <w:r>
+              <w:rPr>
+                <w:rFonts w:ascii="맑은 고딕" w:eastAsia="맑은 고딕" w:hAnsi="맑은 고딕" w:hint="eastAsia"/>
+                <w:b/>
+                <w:bCs/>
+                <w:color w:val="000000"/>
+                <w:sz w:val="13"/>
+                <w:szCs w:val="13"/>
+              </w:rPr>
+              <w:t>Passenger</w:t>
+            </w:r>
+          </w:p>
+        </w:tc>
+        <w:tc>
+          <w:tcPr>
+            <w:tcW w:w="1134" w:type="dxa"/>
+            <w:shd w:val="clear" w:color="auto" w:fill="D9D9D9" w:themeFill="background1" w:themeFillShade="D9"/>
+            <w:vAlign w:val="center"/>
+          </w:tcPr>
+          <w:p>
+            <w:pPr>
+              <w:jc w:val="center"/>
+              <w:rPr>
+                <w:rFonts w:hint="eastAsia"/>
+                <w:b/>
+                <w:bCs/>
+                <w:sz w:val="11"/>
+                <w:szCs w:val="11"/>
+              </w:rPr>
+            </w:pPr>
+            <w:proofErr w:type="spellStart"/>
+            <w:r>
+              <w:rPr>
+                <w:rFonts w:ascii="맑은 고딕" w:eastAsia="맑은 고딕" w:hAnsi="맑은 고딕" w:hint="eastAsia"/>
+                <w:b/>
+                <w:bCs/>
+                <w:color w:val="000000"/>
+                <w:sz w:val="11"/>
+                <w:szCs w:val="11"/>
+              </w:rPr>
+              <w:t>total_flight_time</w:t>
+            </w:r>
+            <w:proofErr w:type="spellEnd"/>
+          </w:p>
+        </w:tc>
+        <w:tc>
+          <w:tcPr>
+            <w:tcW w:w="893" w:type="dxa"/>
+            <w:shd w:val="clear" w:color="auto" w:fill="D9D9D9" w:themeFill="background1" w:themeFillShade="D9"/>
+            <w:vAlign w:val="center"/>
+          </w:tcPr>
+          <w:p>
+            <w:pPr>
+              <w:jc w:val="center"/>
+              <w:rPr>
+                <w:rFonts w:hint="eastAsia"/>
+                <w:b/>
+                <w:bCs/>
+                <w:sz w:val="11"/>
+                <w:szCs w:val="11"/>
+              </w:rPr>
+            </w:pPr>
+            <w:proofErr w:type="spellStart"/>
+            <w:r>
+              <w:rPr>
+                <w:rFonts w:ascii="맑은 고딕" w:eastAsia="맑은 고딕" w:hAnsi="맑은 고딕" w:hint="eastAsia"/>
+                <w:b/>
+                <w:bCs/>
+                <w:color w:val="000000"/>
+                <w:sz w:val="9"/>
+                <w:szCs w:val="9"/>
+              </w:rPr>
+              <w:t>total_flight_km</w:t>
+            </w:r>
+            <w:proofErr w:type="spellEnd"/>
+          </w:p>
+        </w:tc>
+      </w:tr>
+      <w:tr>
+        <w:trPr>
+          <w:trHeight w:val="425"/>
+        </w:trPr>
+        <w:tc>
+          <w:tcPr>
+            <w:tcW w:w="1172" w:type="dxa"/>
+            <w:vAlign w:val="center"/>
+          </w:tcPr>
+          <w:p>
+            <w:pPr>
+              <w:jc w:val="center"/>
+              <w:rPr>
+                <w:rFonts w:hint="eastAsia"/>
+                <w:sz w:val="13"/>
+                <w:szCs w:val="13"/>
+              </w:rPr>
+            </w:pPr>
+            <w:r>
+              <w:rPr>
+                <w:rFonts w:ascii="맑은 고딕" w:eastAsia="맑은 고딕" w:hAnsi="맑은 고딕" w:hint="eastAsia"/>
+                <w:color w:val="000000"/>
+                <w:sz w:val="13"/>
+                <w:szCs w:val="13"/>
+              </w:rPr>
+              <w:t>23.79412 회</w:t>
+            </w:r>
+          </w:p>
+        </w:tc>
+        <w:tc>
+          <w:tcPr>
+            <w:tcW w:w="1091" w:type="dxa"/>
+            <w:vAlign w:val="center"/>
+          </w:tcPr>
+          <w:p>
+            <w:pPr>
+              <w:jc w:val="center"/>
+              <w:rPr>
+                <w:rFonts w:hint="eastAsia"/>
+                <w:sz w:val="13"/>
+                <w:szCs w:val="13"/>
+              </w:rPr>
+            </w:pPr>
+            <w:r>
+              <w:rPr>
+                <w:rFonts w:ascii="맑은 고딕" w:eastAsia="맑은 고딕" w:hAnsi="맑은 고딕" w:hint="eastAsia"/>
+                <w:color w:val="000000"/>
+                <w:sz w:val="13"/>
+                <w:szCs w:val="13"/>
+              </w:rPr>
+              <w:t>19.18824 명</w:t>
+            </w:r>
+          </w:p>
+        </w:tc>
+        <w:tc>
+          <w:tcPr>
+            <w:tcW w:w="1134" w:type="dxa"/>
+            <w:vAlign w:val="center"/>
+          </w:tcPr>
+          <w:p>
+            <w:pPr>
+              <w:jc w:val="center"/>
+              <w:rPr>
+                <w:rFonts w:hint="eastAsia"/>
+                <w:sz w:val="13"/>
+                <w:szCs w:val="13"/>
+              </w:rPr>
+            </w:pPr>
+            <w:r>
+              <w:rPr>
+                <w:rFonts w:ascii="맑은 고딕" w:eastAsia="맑은 고딕" w:hAnsi="맑은 고딕" w:hint="eastAsia"/>
+                <w:color w:val="000000"/>
+                <w:sz w:val="13"/>
+                <w:szCs w:val="13"/>
+              </w:rPr>
+              <w:t>223.0647분</w:t>
+            </w:r>
+          </w:p>
+        </w:tc>
+        <w:tc>
+          <w:tcPr>
+            <w:tcW w:w="893" w:type="dxa"/>
+            <w:vAlign w:val="center"/>
+          </w:tcPr>
+          <w:p>
+            <w:pPr>
+              <w:jc w:val="center"/>
+              <w:rPr>
+                <w:rFonts w:hint="eastAsia"/>
+                <w:sz w:val="13"/>
+                <w:szCs w:val="13"/>
+              </w:rPr>
+            </w:pPr>
+            <w:r>
+              <w:rPr>
+                <w:rFonts w:ascii="맑은 고딕" w:eastAsia="맑은 고딕" w:hAnsi="맑은 고딕" w:hint="eastAsia"/>
+                <w:color w:val="000000"/>
+                <w:sz w:val="13"/>
+                <w:szCs w:val="13"/>
+              </w:rPr>
+              <w:t>702.7042km</w:t>
+            </w:r>
+          </w:p>
+        </w:tc>
+      </w:tr>
+      <w:tr>
+        <w:trPr>
+          <w:trHeight w:val="527"/>
+        </w:trPr>
+        <w:tc>
+          <w:tcPr>
+            <w:tcW w:w="1172" w:type="dxa"/>
+            <w:shd w:val="clear" w:color="auto" w:fill="D9D9D9" w:themeFill="background1" w:themeFillShade="D9"/>
+            <w:vAlign w:val="center"/>
+          </w:tcPr>
+          <w:p>
+            <w:pPr>
+              <w:jc w:val="center"/>
+              <w:rPr>
+                <w:rFonts w:hint="eastAsia"/>
+                <w:b/>
+                <w:bCs/>
+                <w:sz w:val="13"/>
+                <w:szCs w:val="13"/>
+              </w:rPr>
+            </w:pPr>
+            <w:proofErr w:type="spellStart"/>
+            <w:r>
+              <w:rPr>
+                <w:rFonts w:ascii="맑은 고딕" w:eastAsia="맑은 고딕" w:hAnsi="맑은 고딕" w:hint="eastAsia"/>
+                <w:b/>
+                <w:bCs/>
+                <w:color w:val="000000"/>
+                <w:sz w:val="11"/>
+                <w:szCs w:val="11"/>
+              </w:rPr>
+              <w:t>passenger_flight</w:t>
+            </w:r>
+            <w:proofErr w:type="spellEnd"/>
+          </w:p>
+        </w:tc>
+        <w:tc>
+          <w:tcPr>
+            <w:tcW w:w="1091" w:type="dxa"/>
+            <w:shd w:val="clear" w:color="auto" w:fill="D9D9D9" w:themeFill="background1" w:themeFillShade="D9"/>
+            <w:vAlign w:val="center"/>
+          </w:tcPr>
+          <w:p>
+            <w:pPr>
+              <w:jc w:val="center"/>
+              <w:rPr>
+                <w:rFonts w:hint="eastAsia"/>
+                <w:b/>
+                <w:bCs/>
+                <w:sz w:val="13"/>
+                <w:szCs w:val="13"/>
+              </w:rPr>
+            </w:pPr>
+            <w:proofErr w:type="spellStart"/>
+            <w:r>
+              <w:rPr>
+                <w:rFonts w:ascii="맑은 고딕" w:eastAsia="맑은 고딕" w:hAnsi="맑은 고딕" w:hint="eastAsia"/>
+                <w:b/>
+                <w:bCs/>
+                <w:color w:val="000000"/>
+                <w:sz w:val="13"/>
+                <w:szCs w:val="13"/>
+              </w:rPr>
+              <w:t>empty_flight</w:t>
+            </w:r>
+            <w:proofErr w:type="spellEnd"/>
+          </w:p>
+        </w:tc>
+        <w:tc>
+          <w:tcPr>
+            <w:tcW w:w="1134" w:type="dxa"/>
+            <w:shd w:val="clear" w:color="auto" w:fill="D9D9D9" w:themeFill="background1" w:themeFillShade="D9"/>
+            <w:vAlign w:val="center"/>
+          </w:tcPr>
+          <w:p>
+            <w:pPr>
+              <w:jc w:val="center"/>
+              <w:rPr>
+                <w:rFonts w:hint="eastAsia"/>
+                <w:b/>
+                <w:bCs/>
+                <w:sz w:val="13"/>
+                <w:szCs w:val="13"/>
+              </w:rPr>
+            </w:pPr>
+            <w:proofErr w:type="spellStart"/>
+            <w:r>
+              <w:rPr>
+                <w:rFonts w:ascii="맑은 고딕" w:eastAsia="맑은 고딕" w:hAnsi="맑은 고딕" w:hint="eastAsia"/>
+                <w:b/>
+                <w:bCs/>
+                <w:color w:val="000000"/>
+                <w:sz w:val="13"/>
+                <w:szCs w:val="13"/>
+              </w:rPr>
+              <w:t>charging_time</w:t>
+            </w:r>
+            <w:proofErr w:type="spellEnd"/>
+          </w:p>
+        </w:tc>
+        <w:tc>
+          <w:tcPr>
+            <w:tcW w:w="893" w:type="dxa"/>
+            <w:shd w:val="clear" w:color="auto" w:fill="D9D9D9" w:themeFill="background1" w:themeFillShade="D9"/>
+          </w:tcPr>
+          <w:p>
+            <w:pPr>
+              <w:jc w:val="center"/>
+              <w:rPr>
+                <w:b/>
+                <w:bCs/>
+                <w:sz w:val="13"/>
+                <w:szCs w:val="13"/>
+              </w:rPr>
+            </w:pPr>
+            <w:proofErr w:type="spellStart"/>
+            <w:r>
+              <w:rPr>
+                <w:rFonts w:hint="eastAsia"/>
+                <w:b/>
+                <w:bCs/>
+                <w:sz w:val="13"/>
+                <w:szCs w:val="13"/>
+              </w:rPr>
+              <w:t>Passenger_per</w:t>
+            </w:r>
+            <w:proofErr w:type="spellEnd"/>
+            <w:r>
+              <w:rPr>
+                <w:rFonts w:hint="eastAsia"/>
+                <w:b/>
+                <w:bCs/>
+                <w:sz w:val="13"/>
+                <w:szCs w:val="13"/>
+              </w:rPr>
+              <w:t>_</w:t>
+            </w:r>
+          </w:p>
+          <w:p>
+            <w:pPr>
+              <w:jc w:val="center"/>
+              <w:rPr>
+                <w:rFonts w:hint="eastAsia"/>
+                <w:b/>
+                <w:bCs/>
+                <w:sz w:val="13"/>
+                <w:szCs w:val="13"/>
+              </w:rPr>
+            </w:pPr>
+            <w:r>
+              <w:rPr>
+                <w:rFonts w:hint="eastAsia"/>
+                <w:b/>
+                <w:bCs/>
+                <w:sz w:val="13"/>
+                <w:szCs w:val="13"/>
+              </w:rPr>
+              <w:t>movement</w:t>
+            </w:r>
+          </w:p>
+        </w:tc>
+      </w:tr>
+      <w:tr>
+        <w:trPr>
+          <w:trHeight w:val="549"/>
+        </w:trPr>
+        <w:tc>
+          <w:tcPr>
+            <w:tcW w:w="1172" w:type="dxa"/>
+            <w:vAlign w:val="center"/>
+          </w:tcPr>
+          <w:p>
+            <w:pPr>
+              <w:jc w:val="center"/>
+              <w:rPr>
+                <w:rFonts w:hint="eastAsia"/>
+                <w:sz w:val="13"/>
+                <w:szCs w:val="13"/>
+              </w:rPr>
+            </w:pPr>
+            <w:r>
+              <w:rPr>
+                <w:rFonts w:ascii="맑은 고딕" w:eastAsia="맑은 고딕" w:hAnsi="맑은 고딕" w:hint="eastAsia"/>
+                <w:color w:val="000000"/>
+                <w:sz w:val="13"/>
+                <w:szCs w:val="13"/>
+              </w:rPr>
+              <w:t>630.3399km</w:t>
+            </w:r>
+          </w:p>
+        </w:tc>
+        <w:tc>
+          <w:tcPr>
+            <w:tcW w:w="1091" w:type="dxa"/>
+            <w:vAlign w:val="center"/>
+          </w:tcPr>
+          <w:p>
+            <w:pPr>
+              <w:jc w:val="center"/>
+              <w:rPr>
+                <w:rFonts w:hint="eastAsia"/>
+                <w:sz w:val="13"/>
+                <w:szCs w:val="13"/>
+              </w:rPr>
+            </w:pPr>
+            <w:r>
+              <w:rPr>
+                <w:rFonts w:ascii="맑은 고딕" w:eastAsia="맑은 고딕" w:hAnsi="맑은 고딕" w:hint="eastAsia"/>
+                <w:color w:val="000000"/>
+                <w:sz w:val="13"/>
+                <w:szCs w:val="13"/>
+              </w:rPr>
+              <w:t>72.36424km</w:t>
+            </w:r>
+          </w:p>
+        </w:tc>
+        <w:tc>
+          <w:tcPr>
+            <w:tcW w:w="1134" w:type="dxa"/>
+            <w:vAlign w:val="center"/>
+          </w:tcPr>
+          <w:p>
+            <w:pPr>
+              <w:jc w:val="center"/>
+              <w:rPr>
+                <w:rFonts w:hint="eastAsia"/>
+                <w:sz w:val="13"/>
+                <w:szCs w:val="13"/>
+              </w:rPr>
+            </w:pPr>
+            <w:r>
+              <w:rPr>
+                <w:rFonts w:ascii="맑은 고딕" w:eastAsia="맑은 고딕" w:hAnsi="맑은 고딕" w:hint="eastAsia"/>
+                <w:color w:val="000000"/>
+                <w:sz w:val="13"/>
+                <w:szCs w:val="13"/>
+              </w:rPr>
+              <w:t>673.0235분</w:t>
+            </w:r>
+          </w:p>
+        </w:tc>
+        <w:tc>
+          <w:tcPr>
+            <w:tcW w:w="893" w:type="dxa"/>
+          </w:tcPr>
+          <w:p>
+            <w:pPr>
+              <w:jc w:val="center"/>
+              <w:rPr>
+                <w:rFonts w:hint="eastAsia"/>
+                <w:sz w:val="13"/>
+                <w:szCs w:val="13"/>
+              </w:rPr>
+            </w:pPr>
+            <w:r>
+              <w:rPr>
+                <w:rFonts w:hint="eastAsia"/>
+                <w:sz w:val="13"/>
+                <w:szCs w:val="13"/>
+              </w:rPr>
+              <w:t>0.80</w:t>
+            </w:r>
+            <w:r>
+              <w:rPr>
+                <w:rFonts w:hint="eastAsia"/>
+                <w:sz w:val="13"/>
+                <w:szCs w:val="13"/>
+              </w:rPr>
+              <w:t>6</w:t>
+            </w:r>
+            <w:r>
+              <w:rPr>
+                <w:rFonts w:hint="eastAsia"/>
+                <w:sz w:val="13"/>
+                <w:szCs w:val="13"/>
+              </w:rPr>
+              <w:t>명</w:t>
+            </w:r>
+          </w:p>
+        </w:tc>
+      </w:tr>
+    </w:tbl>
+    <w:p>
+      <w:pPr>
+        <w:rPr>
+          <w:sz w:val="20"/>
+          <w:szCs w:val="20"/>
+        </w:rPr>
+      </w:pPr>
+    </w:p>
+    <w:p>
+      <w:pPr>
+        <w:rPr>
+          <w:sz w:val="20"/>
+          <w:szCs w:val="20"/>
+        </w:rPr>
+      </w:pPr>
+    </w:p>
+    <w:p>
+      <w:pPr>
+        <w:rPr>
+          <w:sz w:val="20"/>
+          <w:szCs w:val="20"/>
+        </w:rPr>
+      </w:pPr>
+    </w:p>
+    <w:p>
+      <w:pPr>
+        <w:rPr>
+          <w:sz w:val="20"/>
+          <w:szCs w:val="20"/>
+        </w:rPr>
+      </w:pPr>
+    </w:p>
+    <w:p>
+      <w:pPr>
+        <w:rPr>
+          <w:sz w:val="20"/>
+          <w:szCs w:val="20"/>
+        </w:rPr>
+      </w:pPr>
+    </w:p>
+    <w:p>
+      <w:pPr>
+        <w:rPr>
+          <w:sz w:val="20"/>
+          <w:szCs w:val="20"/>
+        </w:rPr>
+      </w:pPr>
+    </w:p>
+    <w:p>
+      <w:pPr>
+        <w:rPr>
+          <w:sz w:val="20"/>
+          <w:szCs w:val="20"/>
+        </w:rPr>
+      </w:pPr>
+    </w:p>
+    <w:p>
+      <w:pPr>
+        <w:rPr>
+          <w:rFonts w:hint="eastAsia"/>
+          <w:sz w:val="20"/>
+          <w:szCs w:val="20"/>
+        </w:rPr>
+      </w:pPr>
+    </w:p>
+    <w:p>
+      <w:pPr>
+        <w:rPr>
+          <w:sz w:val="20"/>
+          <w:szCs w:val="20"/>
+        </w:rPr>
+      </w:pPr>
+      <w:r>
+        <w:rPr>
+          <w:rFonts w:hint="eastAsia"/>
+          <w:sz w:val="20"/>
+          <w:szCs w:val="20"/>
+        </w:rPr>
+        <w:lastRenderedPageBreak/>
+        <w:t xml:space="preserve">- </w:t>
+      </w:r>
+      <w:r>
+        <w:rPr>
+          <w:rFonts w:hint="eastAsia"/>
+          <w:sz w:val="20"/>
+          <w:szCs w:val="20"/>
+        </w:rPr>
+        <w:t>시간대 별 비행기 대수</w:t>
+      </w:r>
+    </w:p>
+    <w:tbl>
+      <w:tblPr>
+        <w:tblStyle w:val="af0"/>
+        <w:tblW w:w="0" w:type="auto"/>
+        <w:tblLook w:val="04A0" w:firstRow="1" w:lastRow="0" w:firstColumn="1" w:lastColumn="0" w:noHBand="0" w:noVBand="1"/>
+      </w:tblPr>
+      <w:tblGrid>
+        <w:gridCol w:w="4290"/>
+      </w:tblGrid>
+      <w:tr>
+        <w:tc>
+          <w:tcPr>
+            <w:tcW w:w="4290" w:type="dxa"/>
+          </w:tcPr>
+          <w:p>
+            <w:pPr>
+              <w:jc w:val="center"/>
+              <w:rPr>
+                <w:rFonts w:hint="eastAsia"/>
+                <w:sz w:val="20"/>
+                <w:szCs w:val="20"/>
+              </w:rPr>
+            </w:pPr>
+            <w:r>
+              <w:rPr>
+                <w:rFonts w:hint="eastAsia"/>
+                <w:noProof/>
+                <w:sz w:val="20"/>
+                <w:szCs w:val="20"/>
+              </w:rPr>
+              <w:drawing>
+                <wp:inline distT="0" distB="0" distL="0" distR="0" wp14:anchorId="05AB057F" wp14:editId="59FA90A2">
+                  <wp:extent cx="2603500" cy="1247004"/>
+                  <wp:effectExtent l="0" t="0" r="6350" b="0"/>
+                  <wp:docPr id="1188145300" name="그림 4"/>
+                  <wp:cNvGraphicFramePr>
+                    <a:graphicFrameLocks xmlns:a="http://schemas.openxmlformats.org/drawingml/2006/main" noChangeAspect="1"/>
+                  </wp:cNvGraphicFramePr>
+                  <a:graphic xmlns:a="http://schemas.openxmlformats.org/drawingml/2006/main">
+                    <a:graphicData uri="http://schemas.openxmlformats.org/drawingml/2006/picture">
+                      <pic:pic xmlns:pic="http://schemas.openxmlformats.org/drawingml/2006/picture">
+                        <pic:nvPicPr>
+                          <pic:cNvPr id="0" name="Picture 4"/>
+                          <pic:cNvPicPr>
+                            <a:picLocks noChangeAspect="1" noChangeArrowheads="1"/>
+                          </pic:cNvPicPr>
+                        </pic:nvPicPr>
+                        <pic:blipFill>
+                          <a:blip r:embed="rId17" cstate="print">
+                            <a:extLst>
+                              <a:ext uri="{28A0092B-C50C-407E-A947-70E740481C1C}">
+                                <a14:useLocalDpi xmlns:a14="http://schemas.microsoft.com/office/drawing/2010/main" val="0"/>
+                              </a:ext>
+                            </a:extLst>
+                          </a:blip>
+                          <a:srcRect/>
+                          <a:stretch>
+                            <a:fillRect/>
+                          </a:stretch>
+                        </pic:blipFill>
+                        <pic:spPr bwMode="auto">
+                          <a:xfrm>
+                            <a:off x="0" y="0"/>
+                            <a:ext cx="2608387" cy="1249345"/>
+                          </a:xfrm>
+                          <a:prstGeom prst="rect">
+                            <a:avLst/>
+                          </a:prstGeom>
+                          <a:noFill/>
+                          <a:ln>
+                            <a:noFill/>
+                          </a:ln>
+                        </pic:spPr>
+                      </pic:pic>
+                    </a:graphicData>
+                  </a:graphic>
+                </wp:inline>
+              </w:drawing>
+            </w:r>
+          </w:p>
+        </w:tc>
+      </w:tr>
+      <w:tr>
+        <w:tc>
+          <w:tcPr>
+            <w:tcW w:w="4290" w:type="dxa"/>
+          </w:tcPr>
+          <w:p>
+            <w:pPr>
+              <w:jc w:val="center"/>
+              <w:rPr>
+                <w:rFonts w:hint="eastAsia"/>
+                <w:sz w:val="20"/>
+                <w:szCs w:val="20"/>
+              </w:rPr>
+            </w:pPr>
+            <w:r>
+              <w:rPr>
+                <w:rFonts w:hint="eastAsia"/>
+                <w:sz w:val="20"/>
+                <w:szCs w:val="20"/>
+              </w:rPr>
+              <w:t>Pending 有, Depot 복귀 有</w:t>
+            </w:r>
+          </w:p>
+        </w:tc>
+      </w:tr>
+      <w:tr>
+        <w:tc>
+          <w:tcPr>
+            <w:tcW w:w="4290" w:type="dxa"/>
+          </w:tcPr>
+          <w:p>
+            <w:pPr>
+              <w:jc w:val="center"/>
+              <w:rPr>
+                <w:rFonts w:hint="eastAsia"/>
+                <w:sz w:val="20"/>
+                <w:szCs w:val="20"/>
+              </w:rPr>
+            </w:pPr>
+            <w:r>
+              <w:rPr>
+                <w:rFonts w:hint="eastAsia"/>
+                <w:noProof/>
+                <w:sz w:val="20"/>
+                <w:szCs w:val="20"/>
+              </w:rPr>
+              <w:drawing>
+                <wp:inline distT="0" distB="0" distL="0" distR="0" wp14:anchorId="5598DDE3" wp14:editId="6F6A3EDD">
+                  <wp:extent cx="2540000" cy="1216589"/>
+                  <wp:effectExtent l="0" t="0" r="0" b="3175"/>
+                  <wp:docPr id="475925295" name="그림 6"/>
+                  <wp:cNvGraphicFramePr>
+                    <a:graphicFrameLocks xmlns:a="http://schemas.openxmlformats.org/drawingml/2006/main" noChangeAspect="1"/>
+                  </wp:cNvGraphicFramePr>
+                  <a:graphic xmlns:a="http://schemas.openxmlformats.org/drawingml/2006/main">
+                    <a:graphicData uri="http://schemas.openxmlformats.org/drawingml/2006/picture">
+                      <pic:pic xmlns:pic="http://schemas.openxmlformats.org/drawingml/2006/picture">
+                        <pic:nvPicPr>
+                          <pic:cNvPr id="0" name="Picture 6"/>
+                          <pic:cNvPicPr>
+                            <a:picLocks noChangeAspect="1" noChangeArrowheads="1"/>
+                          </pic:cNvPicPr>
+                        </pic:nvPicPr>
+                        <pic:blipFill>
+                          <a:blip r:embed="rId18" cstate="print">
+                            <a:extLst>
+                              <a:ext uri="{28A0092B-C50C-407E-A947-70E740481C1C}">
+                                <a14:useLocalDpi xmlns:a14="http://schemas.microsoft.com/office/drawing/2010/main" val="0"/>
+                              </a:ext>
+                            </a:extLst>
+                          </a:blip>
+                          <a:srcRect/>
+                          <a:stretch>
+                            <a:fillRect/>
+                          </a:stretch>
+                        </pic:blipFill>
+                        <pic:spPr bwMode="auto">
+                          <a:xfrm>
+                            <a:off x="0" y="0"/>
+                            <a:ext cx="2544998" cy="1218983"/>
+                          </a:xfrm>
+                          <a:prstGeom prst="rect">
+                            <a:avLst/>
+                          </a:prstGeom>
+                          <a:noFill/>
+                          <a:ln>
+                            <a:noFill/>
+                          </a:ln>
+                        </pic:spPr>
+                      </pic:pic>
+                    </a:graphicData>
+                  </a:graphic>
+                </wp:inline>
+              </w:drawing>
+            </w:r>
+          </w:p>
+        </w:tc>
+      </w:tr>
+      <w:tr>
+        <w:tc>
+          <w:tcPr>
+            <w:tcW w:w="4290" w:type="dxa"/>
+          </w:tcPr>
+          <w:p>
+            <w:pPr>
+              <w:jc w:val="center"/>
+              <w:rPr>
+                <w:rFonts w:hint="eastAsia"/>
+                <w:sz w:val="20"/>
+                <w:szCs w:val="20"/>
+              </w:rPr>
+            </w:pPr>
+            <w:r>
+              <w:rPr>
+                <w:rFonts w:hint="eastAsia"/>
+                <w:sz w:val="20"/>
+                <w:szCs w:val="20"/>
+              </w:rPr>
+              <w:t>Pending 有, Depot 복귀 無</w:t>
+            </w:r>
+          </w:p>
+        </w:tc>
+      </w:tr>
+      <w:tr>
+        <w:tc>
+          <w:tcPr>
+            <w:tcW w:w="4290" w:type="dxa"/>
+          </w:tcPr>
+          <w:p>
+            <w:pPr>
+              <w:jc w:val="center"/>
+              <w:rPr>
+                <w:rFonts w:hint="eastAsia"/>
+                <w:sz w:val="20"/>
+                <w:szCs w:val="20"/>
+              </w:rPr>
+            </w:pPr>
+            <w:r>
+              <w:rPr>
+                <w:rFonts w:hint="eastAsia"/>
+                <w:noProof/>
+                <w:sz w:val="20"/>
+                <w:szCs w:val="20"/>
+              </w:rPr>
+              <w:drawing>
+                <wp:inline distT="0" distB="0" distL="0" distR="0" wp14:anchorId="7046C9BA" wp14:editId="0030E913">
+                  <wp:extent cx="2532194" cy="1212850"/>
+                  <wp:effectExtent l="0" t="0" r="1905" b="6350"/>
+                  <wp:docPr id="1807783954" name="그림 7"/>
+                  <wp:cNvGraphicFramePr>
+                    <a:graphicFrameLocks xmlns:a="http://schemas.openxmlformats.org/drawingml/2006/main" noChangeAspect="1"/>
+                  </wp:cNvGraphicFramePr>
+                  <a:graphic xmlns:a="http://schemas.openxmlformats.org/drawingml/2006/main">
+                    <a:graphicData uri="http://schemas.openxmlformats.org/drawingml/2006/picture">
+                      <pic:pic xmlns:pic="http://schemas.openxmlformats.org/drawingml/2006/picture">
+                        <pic:nvPicPr>
+                          <pic:cNvPr id="0" name="Picture 7"/>
+                          <pic:cNvPicPr>
+                            <a:picLocks noChangeAspect="1" noChangeArrowheads="1"/>
+                          </pic:cNvPicPr>
+                        </pic:nvPicPr>
+                        <pic:blipFill>
+                          <a:blip r:embed="rId19" cstate="print">
+                            <a:extLst>
+                              <a:ext uri="{28A0092B-C50C-407E-A947-70E740481C1C}">
+                                <a14:useLocalDpi xmlns:a14="http://schemas.microsoft.com/office/drawing/2010/main" val="0"/>
+                              </a:ext>
+                            </a:extLst>
+                          </a:blip>
+                          <a:srcRect/>
+                          <a:stretch>
+                            <a:fillRect/>
+                          </a:stretch>
+                        </pic:blipFill>
+                        <pic:spPr bwMode="auto">
+                          <a:xfrm>
+                            <a:off x="0" y="0"/>
+                            <a:ext cx="2535058" cy="1214222"/>
+                          </a:xfrm>
+                          <a:prstGeom prst="rect">
+                            <a:avLst/>
+                          </a:prstGeom>
+                          <a:noFill/>
+                          <a:ln>
+                            <a:noFill/>
+                          </a:ln>
+                        </pic:spPr>
+                      </pic:pic>
+                    </a:graphicData>
+                  </a:graphic>
+                </wp:inline>
+              </w:drawing>
+            </w:r>
+          </w:p>
+        </w:tc>
+      </w:tr>
+      <w:tr>
+        <w:tc>
+          <w:tcPr>
+            <w:tcW w:w="4290" w:type="dxa"/>
+          </w:tcPr>
+          <w:p>
+            <w:pPr>
+              <w:jc w:val="center"/>
+              <w:rPr>
+                <w:rFonts w:hint="eastAsia"/>
+                <w:sz w:val="20"/>
+                <w:szCs w:val="20"/>
+              </w:rPr>
+            </w:pPr>
+            <w:r>
+              <w:rPr>
+                <w:rFonts w:hint="eastAsia"/>
+                <w:sz w:val="20"/>
+                <w:szCs w:val="20"/>
+              </w:rPr>
+              <w:t>Pending 無, Depot 복귀 有</w:t>
+            </w:r>
+          </w:p>
+        </w:tc>
+      </w:tr>
+      <w:tr>
+        <w:tc>
+          <w:tcPr>
+            <w:tcW w:w="4290" w:type="dxa"/>
+          </w:tcPr>
+          <w:p>
+            <w:pPr>
+              <w:jc w:val="center"/>
+              <w:rPr>
+                <w:rFonts w:hint="eastAsia"/>
+                <w:sz w:val="20"/>
+                <w:szCs w:val="20"/>
+              </w:rPr>
+            </w:pPr>
+            <w:r>
+              <w:rPr>
+                <w:rFonts w:hint="eastAsia"/>
+                <w:noProof/>
+                <w:sz w:val="20"/>
+                <w:szCs w:val="20"/>
+              </w:rPr>
+              <w:drawing>
+                <wp:inline distT="0" distB="0" distL="0" distR="0" wp14:anchorId="53C88BE4" wp14:editId="7FB28F50">
+                  <wp:extent cx="2546350" cy="1219630"/>
+                  <wp:effectExtent l="0" t="0" r="6350" b="0"/>
+                  <wp:docPr id="1073701456" name="그림 8"/>
+                  <wp:cNvGraphicFramePr>
+                    <a:graphicFrameLocks xmlns:a="http://schemas.openxmlformats.org/drawingml/2006/main" noChangeAspect="1"/>
+                  </wp:cNvGraphicFramePr>
+                  <a:graphic xmlns:a="http://schemas.openxmlformats.org/drawingml/2006/main">
+                    <a:graphicData uri="http://schemas.openxmlformats.org/drawingml/2006/picture">
+                      <pic:pic xmlns:pic="http://schemas.openxmlformats.org/drawingml/2006/picture">
+                        <pic:nvPicPr>
+                          <pic:cNvPr id="0" name="Picture 8"/>
+                          <pic:cNvPicPr>
+                            <a:picLocks noChangeAspect="1" noChangeArrowheads="1"/>
+                          </pic:cNvPicPr>
+                        </pic:nvPicPr>
+                        <pic:blipFill>
+                          <a:blip r:embed="rId20" cstate="print">
+                            <a:extLst>
+                              <a:ext uri="{28A0092B-C50C-407E-A947-70E740481C1C}">
+                                <a14:useLocalDpi xmlns:a14="http://schemas.microsoft.com/office/drawing/2010/main" val="0"/>
+                              </a:ext>
+                            </a:extLst>
+                          </a:blip>
+                          <a:srcRect/>
+                          <a:stretch>
+                            <a:fillRect/>
+                          </a:stretch>
+                        </pic:blipFill>
+                        <pic:spPr bwMode="auto">
+                          <a:xfrm>
+                            <a:off x="0" y="0"/>
+                            <a:ext cx="2548741" cy="1220775"/>
+                          </a:xfrm>
+                          <a:prstGeom prst="rect">
+                            <a:avLst/>
+                          </a:prstGeom>
+                          <a:noFill/>
+                          <a:ln>
+                            <a:noFill/>
+                          </a:ln>
+                        </pic:spPr>
+                      </pic:pic>
+                    </a:graphicData>
+                  </a:graphic>
+                </wp:inline>
+              </w:drawing>
+            </w:r>
+          </w:p>
+        </w:tc>
+      </w:tr>
+      <w:tr>
+        <w:tc>
+          <w:tcPr>
+            <w:tcW w:w="4290" w:type="dxa"/>
+          </w:tcPr>
+          <w:p>
+            <w:pPr>
+              <w:jc w:val="center"/>
+              <w:rPr>
+                <w:rFonts w:hint="eastAsia"/>
+                <w:sz w:val="20"/>
+                <w:szCs w:val="20"/>
+              </w:rPr>
+            </w:pPr>
+            <w:r>
+              <w:rPr>
+                <w:rFonts w:hint="eastAsia"/>
+                <w:sz w:val="20"/>
+                <w:szCs w:val="20"/>
+              </w:rPr>
+              <w:t>Pending 無, Depot 복귀 無</w:t>
+            </w:r>
+          </w:p>
+        </w:tc>
+      </w:tr>
+    </w:tbl>
+    <w:p>
+      <w:pPr>
+        <w:rPr>
+          <w:sz w:val="20"/>
+          <w:szCs w:val="20"/>
+        </w:rPr>
+      </w:pPr>
+    </w:p>
+    <w:p>
+      <w:pPr>
+        <w:ind w:firstLineChars="100" w:firstLine="200"/>
+        <w:rPr>
+          <w:rFonts w:hint="eastAsia"/>
+          <w:sz w:val="20"/>
+          <w:szCs w:val="20"/>
+        </w:rPr>
+      </w:pPr>
+      <w:r>
+        <w:rPr>
+          <w:rFonts w:hint="eastAsia"/>
+          <w:sz w:val="20"/>
+          <w:szCs w:val="20"/>
+        </w:rPr>
+        <w:t xml:space="preserve">위의 결과를 통해서 Depot 복귀 기능을 넣었을 때, 밀집되는 지역은 </w:t>
+      </w:r>
+      <w:r>
+        <w:rPr>
+          <w:rFonts w:hint="eastAsia"/>
+          <w:b/>
+          <w:bCs/>
+          <w:sz w:val="20"/>
+          <w:szCs w:val="20"/>
+        </w:rPr>
+        <w:t>서울역 한 곳</w:t>
+      </w:r>
+      <w:r>
+        <w:rPr>
+          <w:rFonts w:hint="eastAsia"/>
+          <w:sz w:val="20"/>
+          <w:szCs w:val="20"/>
+        </w:rPr>
+        <w:t xml:space="preserve">이고 Depot 복귀 기능을 넣지 않았을 경우, </w:t>
+      </w:r>
+      <w:r>
+        <w:rPr>
+          <w:rFonts w:hint="eastAsia"/>
+          <w:sz w:val="20"/>
+          <w:szCs w:val="20"/>
+        </w:rPr>
+        <w:t>밀집</w:t>
+      </w:r>
+      <w:r>
+        <w:rPr>
+          <w:sz w:val="20"/>
+          <w:szCs w:val="20"/>
+        </w:rPr>
+        <w:t>되는</w:t>
+      </w:r>
+      <w:r>
+        <w:rPr>
+          <w:rFonts w:hint="eastAsia"/>
+          <w:sz w:val="20"/>
+          <w:szCs w:val="20"/>
+        </w:rPr>
+        <w:t xml:space="preserve"> 지역은 서울역 이외에도 </w:t>
+      </w:r>
+      <w:r>
+        <w:rPr>
+          <w:rFonts w:hint="eastAsia"/>
+          <w:b/>
+          <w:bCs/>
+          <w:sz w:val="20"/>
+          <w:szCs w:val="20"/>
+        </w:rPr>
+        <w:t>일산, 평택, 인천공항</w:t>
+      </w:r>
+      <w:r>
+        <w:rPr>
+          <w:rFonts w:hint="eastAsia"/>
+          <w:sz w:val="20"/>
+          <w:szCs w:val="20"/>
+        </w:rPr>
+        <w:t>이 있었다.</w:t>
       </w:r>
     </w:p>
     <w:sectPr>
-      <w:headerReference w:type="default" r:id="rId17"/>
+      <w:headerReference w:type="default" r:id="rId21"/>
       <w:pgSz w:w="11906" w:h="16838"/>
       <w:pgMar w:top="1701" w:right="1440" w:bottom="1440" w:left="1440" w:header="851" w:footer="992" w:gutter="0"/>
       <w:cols w:num="2" w:space="425"/>
@@ -12644,7 +16246,7 @@
   <w:style w:type="paragraph" w:default="1" w:styleId="a">
     <w:name w:val="Normal"/>
     <w:qFormat/>
-    <w:rsid w:val="00BB000F"/>
+    <w:rsid w:val="00C1205E"/>
     <w:pPr>
       <w:widowControl w:val="0"/>
       <w:wordWrap w:val="0"/>
